--- a/Labs/Day 1/M2 H3-Healthcare Patient Tracker SharePoint Data.docx
+++ b/Labs/Day 1/M2 H3-Healthcare Patient Tracker SharePoint Data.docx
@@ -69,15 +69,7 @@
     </w:p>
     <w:p>
       <w:r>
-        <w:t xml:space="preserve">npx degit </w:t>
-      </w:r>
-      <w:proofErr w:type="gramStart"/>
-      <w:r>
-        <w:t>github:microsoft</w:t>
-      </w:r>
-      <w:proofErr w:type="gramEnd"/>
-      <w:r>
-        <w:t xml:space="preserve">/PowerAppsCodeApps/templates/vite </w:t>
+        <w:t xml:space="preserve">npx degit github:microsoft/PowerAppsCodeApps/templates/vite </w:t>
       </w:r>
       <w:r>
         <w:t>SharePoint-DataApp</w:t>
@@ -88,20 +80,14 @@
         <w:t>cd</w:t>
       </w:r>
       <w:r>
-        <w:t xml:space="preserve"> </w:t>
-      </w:r>
-      <w:r>
-        <w:t>SharePoint</w:t>
-      </w:r>
-      <w:r>
-        <w:t>-</w:t>
-      </w:r>
-      <w:r>
-        <w:t>DataApp</w:t>
-      </w:r>
-    </w:p>
-    <w:p>
-      <w:r>
+        <w:t xml:space="preserve"> SharePoint-DataApp</w:t>
+      </w:r>
+    </w:p>
+    <w:p>
+      <w:r>
+        <w:rPr>
+          <w:noProof/>
+        </w:rPr>
         <w:drawing>
           <wp:inline distT="0" distB="0" distL="0" distR="0" wp14:anchorId="6EA8409C" wp14:editId="6799CF3F">
             <wp:extent cx="5731510" cy="904875"/>
@@ -156,13 +142,7 @@
     </w:p>
     <w:p>
       <w:r>
-        <w:t>https://jpower4mvp.sharepoint.com</w:t>
-      </w:r>
-      <w:r>
-        <w:t xml:space="preserve"> </w:t>
-      </w:r>
-      <w:r>
-        <w:t>/_layouts/15/sharepoint.aspx/build</w:t>
+        <w:t>https://jpower4mvp.sharepoint.com /_layouts/15/sharepoint.aspx/build</w:t>
       </w:r>
       <w:r>
         <w:t xml:space="preserve"> </w:t>
@@ -242,13 +222,7 @@
         <w:t xml:space="preserve">SharePoint Site Created </w:t>
       </w:r>
       <w:r>
-        <w:t>https://jpower4mvp.sharepoint.com</w:t>
-      </w:r>
-      <w:r>
-        <w:t xml:space="preserve"> </w:t>
-      </w:r>
-      <w:r>
-        <w:t>/sites/CodeApp</w:t>
+        <w:t>https://jpower4mvp.sharepoint.com /sites/CodeApp</w:t>
       </w:r>
     </w:p>
     <w:p>
@@ -256,6 +230,9 @@
         <w:ind w:left="360"/>
       </w:pPr>
       <w:r>
+        <w:rPr>
+          <w:noProof/>
+        </w:rPr>
         <w:drawing>
           <wp:inline distT="0" distB="0" distL="0" distR="0" wp14:anchorId="41669336" wp14:editId="6480E735">
             <wp:extent cx="4740910" cy="2356273"/>
@@ -341,6 +318,9 @@
     </w:p>
     <w:p>
       <w:r>
+        <w:rPr>
+          <w:noProof/>
+        </w:rPr>
         <w:lastRenderedPageBreak/>
         <w:drawing>
           <wp:inline distT="0" distB="0" distL="0" distR="0" wp14:anchorId="16DD293F" wp14:editId="75B8A0A6">
@@ -391,6 +371,9 @@
     </w:p>
     <w:p>
       <w:r>
+        <w:rPr>
+          <w:noProof/>
+        </w:rPr>
         <w:drawing>
           <wp:inline distT="0" distB="0" distL="0" distR="0" wp14:anchorId="23AFC8A1" wp14:editId="67755FC8">
             <wp:extent cx="5731510" cy="5554980"/>
@@ -486,6 +469,9 @@
     </w:p>
     <w:p>
       <w:r>
+        <w:rPr>
+          <w:noProof/>
+        </w:rPr>
         <w:drawing>
           <wp:inline distT="0" distB="0" distL="0" distR="0" wp14:anchorId="713C1E69" wp14:editId="06766241">
             <wp:extent cx="5731510" cy="1254760"/>
@@ -599,6 +585,9 @@
     </w:p>
     <w:p>
       <w:r>
+        <w:rPr>
+          <w:noProof/>
+        </w:rPr>
         <w:drawing>
           <wp:inline distT="0" distB="0" distL="0" distR="0" wp14:anchorId="543888EB" wp14:editId="6ED1803A">
             <wp:extent cx="5731510" cy="1848485"/>
@@ -648,6 +637,9 @@
     </w:p>
     <w:p>
       <w:r>
+        <w:rPr>
+          <w:noProof/>
+        </w:rPr>
         <w:lastRenderedPageBreak/>
         <w:drawing>
           <wp:inline distT="0" distB="0" distL="0" distR="0" wp14:anchorId="2A752E31" wp14:editId="7CFC8C25">
@@ -917,6 +909,9 @@
     </w:p>
     <w:p>
       <w:r>
+        <w:rPr>
+          <w:noProof/>
+        </w:rPr>
         <w:lastRenderedPageBreak/>
         <w:drawing>
           <wp:inline distT="0" distB="0" distL="0" distR="0" wp14:anchorId="254F208A" wp14:editId="21204808">
@@ -967,6 +962,9 @@
     </w:p>
     <w:p>
       <w:r>
+        <w:rPr>
+          <w:noProof/>
+        </w:rPr>
         <w:drawing>
           <wp:inline distT="0" distB="0" distL="0" distR="0" wp14:anchorId="3E263385" wp14:editId="55729552">
             <wp:extent cx="3233738" cy="1928205"/>
@@ -1024,6 +1022,9 @@
     </w:p>
     <w:p>
       <w:r>
+        <w:rPr>
+          <w:noProof/>
+        </w:rPr>
         <w:drawing>
           <wp:inline distT="0" distB="0" distL="0" distR="0" wp14:anchorId="74C18402" wp14:editId="671BD06D">
             <wp:extent cx="4786313" cy="1818863"/>
@@ -1084,6 +1085,9 @@
     </w:p>
     <w:p>
       <w:r>
+        <w:rPr>
+          <w:noProof/>
+        </w:rPr>
         <w:drawing>
           <wp:inline distT="0" distB="0" distL="0" distR="0" wp14:anchorId="55E3FB67" wp14:editId="6E274AA8">
             <wp:extent cx="2251792" cy="2433638"/>
@@ -1123,6 +1127,9 @@
     </w:p>
     <w:p>
       <w:r>
+        <w:rPr>
+          <w:noProof/>
+        </w:rPr>
         <w:drawing>
           <wp:inline distT="0" distB="0" distL="0" distR="0" wp14:anchorId="3736000D" wp14:editId="48C75C50">
             <wp:extent cx="5731510" cy="3201035"/>
@@ -1225,6 +1232,9 @@
     </w:p>
     <w:p>
       <w:r>
+        <w:rPr>
+          <w:noProof/>
+        </w:rPr>
         <w:drawing>
           <wp:inline distT="0" distB="0" distL="0" distR="0" wp14:anchorId="6DB65F23" wp14:editId="1F65D2CC">
             <wp:extent cx="2424113" cy="3611461"/>
@@ -1303,6 +1313,9 @@
     </w:p>
     <w:p>
       <w:r>
+        <w:rPr>
+          <w:noProof/>
+        </w:rPr>
         <w:drawing>
           <wp:inline distT="0" distB="0" distL="0" distR="0" wp14:anchorId="0115BB85" wp14:editId="386C248F">
             <wp:extent cx="5731510" cy="3243580"/>
@@ -1342,30 +1355,17 @@
     </w:p>
     <w:p>
       <w:r>
-        <w:t xml:space="preserve">Sign in with your </w:t>
-      </w:r>
-      <w:proofErr w:type="gramStart"/>
-      <w:r>
-        <w:t xml:space="preserve">credentials </w:t>
-      </w:r>
-      <w:r>
-        <w:t>,</w:t>
-      </w:r>
-      <w:proofErr w:type="gramEnd"/>
-      <w:r>
-        <w:t xml:space="preserve"> it </w:t>
-      </w:r>
-      <w:proofErr w:type="gramStart"/>
-      <w:r>
-        <w:t>create</w:t>
-      </w:r>
-      <w:proofErr w:type="gramEnd"/>
-      <w:r>
-        <w:t xml:space="preserve"> new connection.</w:t>
-      </w:r>
-    </w:p>
-    <w:p>
-      <w:r>
+        <w:t xml:space="preserve">Sign in with your credentials </w:t>
+      </w:r>
+      <w:r>
+        <w:t>, it create new connection.</w:t>
+      </w:r>
+    </w:p>
+    <w:p>
+      <w:r>
+        <w:rPr>
+          <w:noProof/>
+        </w:rPr>
         <w:lastRenderedPageBreak/>
         <w:drawing>
           <wp:inline distT="0" distB="0" distL="0" distR="0" wp14:anchorId="2BF14E36" wp14:editId="292E087D">
@@ -1427,6 +1427,9 @@
     </w:p>
     <w:p>
       <w:r>
+        <w:rPr>
+          <w:noProof/>
+        </w:rPr>
         <w:drawing>
           <wp:inline distT="0" distB="0" distL="0" distR="0" wp14:anchorId="0CF6252E" wp14:editId="6DFEFA53">
             <wp:extent cx="5094364" cy="1152525"/>
@@ -1503,6 +1506,9 @@
     </w:p>
     <w:p>
       <w:r>
+        <w:rPr>
+          <w:noProof/>
+        </w:rPr>
         <w:drawing>
           <wp:inline distT="0" distB="0" distL="0" distR="0" wp14:anchorId="6C7C1A83" wp14:editId="741AD2E7">
             <wp:extent cx="5731510" cy="1153160"/>
@@ -1563,19 +1569,14 @@
     </w:p>
     <w:p>
       <w:r>
-        <w:t xml:space="preserve">pa </w:t>
-      </w:r>
-      <w:proofErr w:type="gramStart"/>
-      <w:r>
-        <w:t>app</w:t>
-      </w:r>
-      <w:proofErr w:type="gramEnd"/>
-      <w:r>
-        <w:t xml:space="preserve"> add data-source --connector "shared_sharepointonline" --connection-id "2be771a9a01147efabf95e5cf32206bb" --table "Patient%20Tracker" --dataset "https://jpower4mvp.sharepoint.com/sites/CodeApp"</w:t>
-      </w:r>
-    </w:p>
-    <w:p>
-      <w:r>
+        <w:t>pa app add data-source --connector "shared_sharepointonline" --connection-id "2be771a9a01147efabf95e5cf32206bb" --table "Patient%20Tracker" --dataset "https://jpower4mvp.sharepoint.com/sites/CodeApp"</w:t>
+      </w:r>
+    </w:p>
+    <w:p>
+      <w:r>
+        <w:rPr>
+          <w:noProof/>
+        </w:rPr>
         <w:drawing>
           <wp:inline distT="0" distB="0" distL="0" distR="0" wp14:anchorId="151385BA" wp14:editId="337A59F4">
             <wp:extent cx="5731510" cy="969010"/>
@@ -1705,58 +1706,34 @@
         <w:rPr>
           <w:highlight w:val="yellow"/>
         </w:rPr>
-        <w:t xml:space="preserve">  box-sizing: border-</w:t>
-      </w:r>
-      <w:proofErr w:type="gramStart"/>
-      <w:r>
-        <w:rPr>
-          <w:highlight w:val="yellow"/>
-        </w:rPr>
-        <w:t>box;</w:t>
-      </w:r>
-      <w:proofErr w:type="gramEnd"/>
-    </w:p>
-    <w:p>
-      <w:pPr>
-        <w:rPr>
-          <w:highlight w:val="yellow"/>
-        </w:rPr>
-      </w:pPr>
-      <w:r>
-        <w:rPr>
-          <w:highlight w:val="yellow"/>
-        </w:rPr>
-        <w:t xml:space="preserve">  margin: </w:t>
-      </w:r>
-      <w:proofErr w:type="gramStart"/>
-      <w:r>
-        <w:rPr>
-          <w:highlight w:val="yellow"/>
-        </w:rPr>
-        <w:t>0;</w:t>
-      </w:r>
-      <w:proofErr w:type="gramEnd"/>
-    </w:p>
-    <w:p>
-      <w:pPr>
-        <w:rPr>
-          <w:highlight w:val="yellow"/>
-        </w:rPr>
-      </w:pPr>
-      <w:r>
-        <w:rPr>
-          <w:highlight w:val="yellow"/>
-        </w:rPr>
-        <w:t xml:space="preserve">  padding: </w:t>
-      </w:r>
-      <w:proofErr w:type="gramStart"/>
-      <w:r>
-        <w:rPr>
-          <w:highlight w:val="yellow"/>
-        </w:rPr>
-        <w:t>0;</w:t>
-      </w:r>
-      <w:proofErr w:type="gramEnd"/>
+        <w:t xml:space="preserve">  box-sizing: border-box;</w:t>
+      </w:r>
+    </w:p>
+    <w:p>
+      <w:pPr>
+        <w:rPr>
+          <w:highlight w:val="yellow"/>
+        </w:rPr>
+      </w:pPr>
+      <w:r>
+        <w:rPr>
+          <w:highlight w:val="yellow"/>
+        </w:rPr>
+        <w:t xml:space="preserve">  margin: 0;</w:t>
+      </w:r>
+    </w:p>
+    <w:p>
+      <w:pPr>
+        <w:rPr>
+          <w:highlight w:val="yellow"/>
+        </w:rPr>
+      </w:pPr>
+      <w:r>
+        <w:rPr>
+          <w:highlight w:val="yellow"/>
+        </w:rPr>
+        <w:t xml:space="preserve">  padding: 0;</w:t>
+      </w:r>
     </w:p>
     <w:p>
       <w:pPr>
@@ -1801,58 +1778,34 @@
         <w:rPr>
           <w:highlight w:val="yellow"/>
         </w:rPr>
-        <w:t xml:space="preserve">  font-family: -apple-system, BlinkMacSystemFont, 'Segoe UI', Roboto, sans-</w:t>
-      </w:r>
-      <w:proofErr w:type="gramStart"/>
-      <w:r>
-        <w:rPr>
-          <w:highlight w:val="yellow"/>
-        </w:rPr>
-        <w:t>serif;</w:t>
-      </w:r>
-      <w:proofErr w:type="gramEnd"/>
-    </w:p>
-    <w:p>
-      <w:pPr>
-        <w:rPr>
-          <w:highlight w:val="yellow"/>
-        </w:rPr>
-      </w:pPr>
-      <w:r>
-        <w:rPr>
-          <w:highlight w:val="yellow"/>
-        </w:rPr>
-        <w:t xml:space="preserve">  background: #</w:t>
-      </w:r>
-      <w:proofErr w:type="gramStart"/>
-      <w:r>
-        <w:rPr>
-          <w:highlight w:val="yellow"/>
-        </w:rPr>
-        <w:t>f1f5f9;</w:t>
-      </w:r>
-      <w:proofErr w:type="gramEnd"/>
-    </w:p>
-    <w:p>
-      <w:pPr>
-        <w:rPr>
-          <w:highlight w:val="yellow"/>
-        </w:rPr>
-      </w:pPr>
-      <w:r>
-        <w:rPr>
-          <w:highlight w:val="yellow"/>
-        </w:rPr>
-        <w:t xml:space="preserve">  color: #</w:t>
-      </w:r>
-      <w:proofErr w:type="gramStart"/>
-      <w:r>
-        <w:rPr>
-          <w:highlight w:val="yellow"/>
-        </w:rPr>
-        <w:t>1e293b;</w:t>
-      </w:r>
-      <w:proofErr w:type="gramEnd"/>
+        <w:t xml:space="preserve">  font-family: -apple-system, BlinkMacSystemFont, 'Segoe UI', Roboto, sans-serif;</w:t>
+      </w:r>
+    </w:p>
+    <w:p>
+      <w:pPr>
+        <w:rPr>
+          <w:highlight w:val="yellow"/>
+        </w:rPr>
+      </w:pPr>
+      <w:r>
+        <w:rPr>
+          <w:highlight w:val="yellow"/>
+        </w:rPr>
+        <w:t xml:space="preserve">  background: #f1f5f9;</w:t>
+      </w:r>
+    </w:p>
+    <w:p>
+      <w:pPr>
+        <w:rPr>
+          <w:highlight w:val="yellow"/>
+        </w:rPr>
+      </w:pPr>
+      <w:r>
+        <w:rPr>
+          <w:highlight w:val="yellow"/>
+        </w:rPr>
+        <w:t xml:space="preserve">  color: #1e293b;</w:t>
+      </w:r>
     </w:p>
     <w:p>
       <w:pPr>
@@ -1897,72 +1850,34 @@
         <w:rPr>
           <w:highlight w:val="yellow"/>
         </w:rPr>
-        <w:t xml:space="preserve">  </w:t>
-      </w:r>
-      <w:proofErr w:type="gramStart"/>
-      <w:r>
-        <w:rPr>
-          <w:highlight w:val="yellow"/>
-        </w:rPr>
-        <w:t>max-width</w:t>
-      </w:r>
-      <w:proofErr w:type="gramEnd"/>
-      <w:r>
-        <w:rPr>
-          <w:highlight w:val="yellow"/>
-        </w:rPr>
-        <w:t xml:space="preserve">: </w:t>
-      </w:r>
-      <w:proofErr w:type="gramStart"/>
-      <w:r>
-        <w:rPr>
-          <w:highlight w:val="yellow"/>
-        </w:rPr>
-        <w:t>1280px;</w:t>
-      </w:r>
-      <w:proofErr w:type="gramEnd"/>
-    </w:p>
-    <w:p>
-      <w:pPr>
-        <w:rPr>
-          <w:highlight w:val="yellow"/>
-        </w:rPr>
-      </w:pPr>
-      <w:r>
-        <w:rPr>
-          <w:highlight w:val="yellow"/>
-        </w:rPr>
-        <w:t xml:space="preserve">  margin: 0 </w:t>
-      </w:r>
-      <w:proofErr w:type="gramStart"/>
-      <w:r>
-        <w:rPr>
-          <w:highlight w:val="yellow"/>
-        </w:rPr>
-        <w:t>auto;</w:t>
-      </w:r>
-      <w:proofErr w:type="gramEnd"/>
-    </w:p>
-    <w:p>
-      <w:pPr>
-        <w:rPr>
-          <w:highlight w:val="yellow"/>
-        </w:rPr>
-      </w:pPr>
-      <w:r>
-        <w:rPr>
-          <w:highlight w:val="yellow"/>
-        </w:rPr>
-        <w:t xml:space="preserve">  padding: </w:t>
-      </w:r>
-      <w:proofErr w:type="gramStart"/>
-      <w:r>
-        <w:rPr>
-          <w:highlight w:val="yellow"/>
-        </w:rPr>
-        <w:t>2rem;</w:t>
-      </w:r>
-      <w:proofErr w:type="gramEnd"/>
+        <w:t xml:space="preserve">  max-width: 1280px;</w:t>
+      </w:r>
+    </w:p>
+    <w:p>
+      <w:pPr>
+        <w:rPr>
+          <w:highlight w:val="yellow"/>
+        </w:rPr>
+      </w:pPr>
+      <w:r>
+        <w:rPr>
+          <w:highlight w:val="yellow"/>
+        </w:rPr>
+        <w:t xml:space="preserve">  margin: 0 auto;</w:t>
+      </w:r>
+    </w:p>
+    <w:p>
+      <w:pPr>
+        <w:rPr>
+          <w:highlight w:val="yellow"/>
+        </w:rPr>
+      </w:pPr>
+      <w:r>
+        <w:rPr>
+          <w:highlight w:val="yellow"/>
+        </w:rPr>
+        <w:t xml:space="preserve">  padding: 2rem;</w:t>
+      </w:r>
     </w:p>
     <w:p>
       <w:pPr>
@@ -2007,16 +1922,8 @@
         <w:rPr>
           <w:highlight w:val="yellow"/>
         </w:rPr>
-        <w:t xml:space="preserve">  margin-bottom: </w:t>
-      </w:r>
-      <w:proofErr w:type="gramStart"/>
-      <w:r>
-        <w:rPr>
-          <w:highlight w:val="yellow"/>
-        </w:rPr>
-        <w:t>2rem;</w:t>
-      </w:r>
-      <w:proofErr w:type="gramEnd"/>
+        <w:t xml:space="preserve">  margin-bottom: 2rem;</w:t>
+      </w:r>
     </w:p>
     <w:p>
       <w:pPr>
@@ -2062,58 +1969,34 @@
         <w:rPr>
           <w:highlight w:val="yellow"/>
         </w:rPr>
-        <w:t xml:space="preserve">  font-size: 1.</w:t>
-      </w:r>
-      <w:proofErr w:type="gramStart"/>
-      <w:r>
-        <w:rPr>
-          <w:highlight w:val="yellow"/>
-        </w:rPr>
-        <w:t>75rem;</w:t>
-      </w:r>
-      <w:proofErr w:type="gramEnd"/>
-    </w:p>
-    <w:p>
-      <w:pPr>
-        <w:rPr>
-          <w:highlight w:val="yellow"/>
-        </w:rPr>
-      </w:pPr>
-      <w:r>
-        <w:rPr>
-          <w:highlight w:val="yellow"/>
-        </w:rPr>
-        <w:t xml:space="preserve">  font-weight: </w:t>
-      </w:r>
-      <w:proofErr w:type="gramStart"/>
-      <w:r>
-        <w:rPr>
-          <w:highlight w:val="yellow"/>
-        </w:rPr>
-        <w:t>700;</w:t>
-      </w:r>
-      <w:proofErr w:type="gramEnd"/>
-    </w:p>
-    <w:p>
-      <w:pPr>
-        <w:rPr>
-          <w:highlight w:val="yellow"/>
-        </w:rPr>
-      </w:pPr>
-      <w:r>
-        <w:rPr>
-          <w:highlight w:val="yellow"/>
-        </w:rPr>
-        <w:t xml:space="preserve">  color: #</w:t>
-      </w:r>
-      <w:proofErr w:type="gramStart"/>
-      <w:r>
-        <w:rPr>
-          <w:highlight w:val="yellow"/>
-        </w:rPr>
-        <w:t>0f172a;</w:t>
-      </w:r>
-      <w:proofErr w:type="gramEnd"/>
+        <w:t xml:space="preserve">  font-size: 1.75rem;</w:t>
+      </w:r>
+    </w:p>
+    <w:p>
+      <w:pPr>
+        <w:rPr>
+          <w:highlight w:val="yellow"/>
+        </w:rPr>
+      </w:pPr>
+      <w:r>
+        <w:rPr>
+          <w:highlight w:val="yellow"/>
+        </w:rPr>
+        <w:t xml:space="preserve">  font-weight: 700;</w:t>
+      </w:r>
+    </w:p>
+    <w:p>
+      <w:pPr>
+        <w:rPr>
+          <w:highlight w:val="yellow"/>
+        </w:rPr>
+      </w:pPr>
+      <w:r>
+        <w:rPr>
+          <w:highlight w:val="yellow"/>
+        </w:rPr>
+        <w:t xml:space="preserve">  color: #0f172a;</w:t>
+      </w:r>
     </w:p>
     <w:p>
       <w:pPr>
@@ -2158,58 +2041,34 @@
         <w:rPr>
           <w:highlight w:val="yellow"/>
         </w:rPr>
-        <w:t xml:space="preserve">  margin-top: 0.</w:t>
-      </w:r>
-      <w:proofErr w:type="gramStart"/>
-      <w:r>
-        <w:rPr>
-          <w:highlight w:val="yellow"/>
-        </w:rPr>
-        <w:t>25rem;</w:t>
-      </w:r>
-      <w:proofErr w:type="gramEnd"/>
-    </w:p>
-    <w:p>
-      <w:pPr>
-        <w:rPr>
-          <w:highlight w:val="yellow"/>
-        </w:rPr>
-      </w:pPr>
-      <w:r>
-        <w:rPr>
-          <w:highlight w:val="yellow"/>
-        </w:rPr>
-        <w:t xml:space="preserve">  font-size: 0.</w:t>
-      </w:r>
-      <w:proofErr w:type="gramStart"/>
-      <w:r>
-        <w:rPr>
-          <w:highlight w:val="yellow"/>
-        </w:rPr>
-        <w:t>9rem;</w:t>
-      </w:r>
-      <w:proofErr w:type="gramEnd"/>
-    </w:p>
-    <w:p>
-      <w:pPr>
-        <w:rPr>
-          <w:highlight w:val="yellow"/>
-        </w:rPr>
-      </w:pPr>
-      <w:r>
-        <w:rPr>
-          <w:highlight w:val="yellow"/>
-        </w:rPr>
-        <w:t xml:space="preserve">  color: #</w:t>
-      </w:r>
-      <w:proofErr w:type="gramStart"/>
-      <w:r>
-        <w:rPr>
-          <w:highlight w:val="yellow"/>
-        </w:rPr>
-        <w:t>64748b;</w:t>
-      </w:r>
-      <w:proofErr w:type="gramEnd"/>
+        <w:t xml:space="preserve">  margin-top: 0.25rem;</w:t>
+      </w:r>
+    </w:p>
+    <w:p>
+      <w:pPr>
+        <w:rPr>
+          <w:highlight w:val="yellow"/>
+        </w:rPr>
+      </w:pPr>
+      <w:r>
+        <w:rPr>
+          <w:highlight w:val="yellow"/>
+        </w:rPr>
+        <w:t xml:space="preserve">  font-size: 0.9rem;</w:t>
+      </w:r>
+    </w:p>
+    <w:p>
+      <w:pPr>
+        <w:rPr>
+          <w:highlight w:val="yellow"/>
+        </w:rPr>
+      </w:pPr>
+      <w:r>
+        <w:rPr>
+          <w:highlight w:val="yellow"/>
+        </w:rPr>
+        <w:t xml:space="preserve">  color: #64748b;</w:t>
+      </w:r>
     </w:p>
     <w:p>
       <w:pPr>
@@ -2250,111 +2109,51 @@
           <w:highlight w:val="yellow"/>
         </w:rPr>
       </w:pPr>
-      <w:proofErr w:type="gramStart"/>
-      <w:r>
-        <w:rPr>
-          <w:highlight w:val="yellow"/>
-        </w:rPr>
-        <w:t>.cards</w:t>
-      </w:r>
-      <w:proofErr w:type="gramEnd"/>
-      <w:r>
-        <w:rPr>
-          <w:highlight w:val="yellow"/>
-        </w:rPr>
-        <w:t>-grid {</w:t>
-      </w:r>
-    </w:p>
-    <w:p>
-      <w:pPr>
-        <w:rPr>
-          <w:highlight w:val="yellow"/>
-        </w:rPr>
-      </w:pPr>
-      <w:r>
-        <w:rPr>
-          <w:highlight w:val="yellow"/>
-        </w:rPr>
-        <w:t xml:space="preserve">  display: </w:t>
-      </w:r>
-      <w:proofErr w:type="gramStart"/>
-      <w:r>
-        <w:rPr>
-          <w:highlight w:val="yellow"/>
-        </w:rPr>
-        <w:t>grid;</w:t>
-      </w:r>
-      <w:proofErr w:type="gramEnd"/>
-    </w:p>
-    <w:p>
-      <w:pPr>
-        <w:rPr>
-          <w:highlight w:val="yellow"/>
-        </w:rPr>
-      </w:pPr>
-      <w:r>
-        <w:rPr>
-          <w:highlight w:val="yellow"/>
-        </w:rPr>
-        <w:t xml:space="preserve">  grid-template-columns: </w:t>
-      </w:r>
-      <w:proofErr w:type="gramStart"/>
-      <w:r>
-        <w:rPr>
-          <w:highlight w:val="yellow"/>
-        </w:rPr>
-        <w:t>repeat(</w:t>
-      </w:r>
-      <w:proofErr w:type="gramEnd"/>
-      <w:r>
-        <w:rPr>
-          <w:highlight w:val="yellow"/>
-        </w:rPr>
-        <w:t xml:space="preserve">auto-fill, </w:t>
-      </w:r>
-      <w:proofErr w:type="gramStart"/>
-      <w:r>
-        <w:rPr>
-          <w:highlight w:val="yellow"/>
-        </w:rPr>
-        <w:t>minmax(</w:t>
-      </w:r>
-      <w:proofErr w:type="gramEnd"/>
-      <w:r>
-        <w:rPr>
-          <w:highlight w:val="yellow"/>
-        </w:rPr>
-        <w:t>320px, 1fr)</w:t>
-      </w:r>
-      <w:proofErr w:type="gramStart"/>
-      <w:r>
-        <w:rPr>
-          <w:highlight w:val="yellow"/>
-        </w:rPr>
-        <w:t>);</w:t>
-      </w:r>
-      <w:proofErr w:type="gramEnd"/>
-    </w:p>
-    <w:p>
-      <w:pPr>
-        <w:rPr>
-          <w:highlight w:val="yellow"/>
-        </w:rPr>
-      </w:pPr>
-      <w:r>
-        <w:rPr>
-          <w:highlight w:val="yellow"/>
-        </w:rPr>
-        <w:t xml:space="preserve">  gap: 1.</w:t>
-      </w:r>
-      <w:proofErr w:type="gramStart"/>
-      <w:r>
-        <w:rPr>
-          <w:highlight w:val="yellow"/>
-        </w:rPr>
-        <w:t>25rem;</w:t>
-      </w:r>
-      <w:proofErr w:type="gramEnd"/>
+      <w:r>
+        <w:rPr>
+          <w:highlight w:val="yellow"/>
+        </w:rPr>
+        <w:t>.cards-grid {</w:t>
+      </w:r>
+    </w:p>
+    <w:p>
+      <w:pPr>
+        <w:rPr>
+          <w:highlight w:val="yellow"/>
+        </w:rPr>
+      </w:pPr>
+      <w:r>
+        <w:rPr>
+          <w:highlight w:val="yellow"/>
+        </w:rPr>
+        <w:t xml:space="preserve">  display: grid;</w:t>
+      </w:r>
+    </w:p>
+    <w:p>
+      <w:pPr>
+        <w:rPr>
+          <w:highlight w:val="yellow"/>
+        </w:rPr>
+      </w:pPr>
+      <w:r>
+        <w:rPr>
+          <w:highlight w:val="yellow"/>
+        </w:rPr>
+        <w:t xml:space="preserve">  grid-template-columns: repeat(auto-fill, minmax(320px, 1fr));</w:t>
+      </w:r>
+    </w:p>
+    <w:p>
+      <w:pPr>
+        <w:rPr>
+          <w:highlight w:val="yellow"/>
+        </w:rPr>
+      </w:pPr>
+      <w:r>
+        <w:rPr>
+          <w:highlight w:val="yellow"/>
+        </w:rPr>
+        <w:t xml:space="preserve">  gap: 1.25rem;</w:t>
+      </w:r>
     </w:p>
     <w:p>
       <w:pPr>
@@ -2395,153 +2194,77 @@
           <w:highlight w:val="yellow"/>
         </w:rPr>
       </w:pPr>
-      <w:proofErr w:type="gramStart"/>
-      <w:r>
-        <w:rPr>
-          <w:highlight w:val="yellow"/>
-        </w:rPr>
-        <w:t>.patient</w:t>
-      </w:r>
-      <w:proofErr w:type="gramEnd"/>
-      <w:r>
-        <w:rPr>
-          <w:highlight w:val="yellow"/>
-        </w:rPr>
-        <w:t>-card {</w:t>
-      </w:r>
-    </w:p>
-    <w:p>
-      <w:pPr>
-        <w:rPr>
-          <w:highlight w:val="yellow"/>
-        </w:rPr>
-      </w:pPr>
-      <w:r>
-        <w:rPr>
-          <w:highlight w:val="yellow"/>
-        </w:rPr>
-        <w:t xml:space="preserve">  background: #</w:t>
-      </w:r>
-      <w:proofErr w:type="gramStart"/>
-      <w:r>
-        <w:rPr>
-          <w:highlight w:val="yellow"/>
-        </w:rPr>
-        <w:t>ffffff;</w:t>
-      </w:r>
-      <w:proofErr w:type="gramEnd"/>
-    </w:p>
-    <w:p>
-      <w:pPr>
-        <w:rPr>
-          <w:highlight w:val="yellow"/>
-        </w:rPr>
-      </w:pPr>
-      <w:r>
-        <w:rPr>
-          <w:highlight w:val="yellow"/>
-        </w:rPr>
-        <w:t xml:space="preserve">  border-radius: </w:t>
-      </w:r>
-      <w:proofErr w:type="gramStart"/>
-      <w:r>
-        <w:rPr>
-          <w:highlight w:val="yellow"/>
-        </w:rPr>
-        <w:t>12px;</w:t>
-      </w:r>
-      <w:proofErr w:type="gramEnd"/>
-    </w:p>
-    <w:p>
-      <w:pPr>
-        <w:rPr>
-          <w:highlight w:val="yellow"/>
-        </w:rPr>
-      </w:pPr>
-      <w:r>
-        <w:rPr>
-          <w:highlight w:val="yellow"/>
-        </w:rPr>
-        <w:t xml:space="preserve">  box-shadow: 0 1px 3px </w:t>
-      </w:r>
-      <w:proofErr w:type="gramStart"/>
-      <w:r>
-        <w:rPr>
-          <w:highlight w:val="yellow"/>
-        </w:rPr>
-        <w:t>rgba(</w:t>
-      </w:r>
-      <w:proofErr w:type="gramEnd"/>
-      <w:r>
-        <w:rPr>
-          <w:highlight w:val="yellow"/>
-        </w:rPr>
-        <w:t xml:space="preserve">0, 0, 0, 0.08), 0 1px 2px </w:t>
-      </w:r>
-      <w:proofErr w:type="gramStart"/>
-      <w:r>
-        <w:rPr>
-          <w:highlight w:val="yellow"/>
-        </w:rPr>
-        <w:t>rgba(</w:t>
-      </w:r>
-      <w:proofErr w:type="gramEnd"/>
-      <w:r>
-        <w:rPr>
-          <w:highlight w:val="yellow"/>
-        </w:rPr>
-        <w:t>0, 0, 0, 0.04</w:t>
-      </w:r>
-      <w:proofErr w:type="gramStart"/>
-      <w:r>
-        <w:rPr>
-          <w:highlight w:val="yellow"/>
-        </w:rPr>
-        <w:t>);</w:t>
-      </w:r>
-      <w:proofErr w:type="gramEnd"/>
-    </w:p>
-    <w:p>
-      <w:pPr>
-        <w:rPr>
-          <w:highlight w:val="yellow"/>
-        </w:rPr>
-      </w:pPr>
-      <w:r>
-        <w:rPr>
-          <w:highlight w:val="yellow"/>
-        </w:rPr>
-        <w:t xml:space="preserve">  overflow: </w:t>
-      </w:r>
-      <w:proofErr w:type="gramStart"/>
-      <w:r>
-        <w:rPr>
-          <w:highlight w:val="yellow"/>
-        </w:rPr>
-        <w:t>hidden;</w:t>
-      </w:r>
-      <w:proofErr w:type="gramEnd"/>
-    </w:p>
-    <w:p>
-      <w:pPr>
-        <w:rPr>
-          <w:highlight w:val="yellow"/>
-        </w:rPr>
-      </w:pPr>
-      <w:r>
-        <w:rPr>
-          <w:highlight w:val="yellow"/>
-        </w:rPr>
-        <w:t xml:space="preserve">  transition: box-shadow 0.</w:t>
-      </w:r>
-      <w:proofErr w:type="gramStart"/>
-      <w:r>
-        <w:rPr>
-          <w:highlight w:val="yellow"/>
-        </w:rPr>
-        <w:t>2s;</w:t>
-      </w:r>
-      <w:proofErr w:type="gramEnd"/>
+      <w:r>
+        <w:rPr>
+          <w:highlight w:val="yellow"/>
+        </w:rPr>
+        <w:t>.patient-card {</w:t>
+      </w:r>
+    </w:p>
+    <w:p>
+      <w:pPr>
+        <w:rPr>
+          <w:highlight w:val="yellow"/>
+        </w:rPr>
+      </w:pPr>
+      <w:r>
+        <w:rPr>
+          <w:highlight w:val="yellow"/>
+        </w:rPr>
+        <w:t xml:space="preserve">  background: #ffffff;</w:t>
+      </w:r>
+    </w:p>
+    <w:p>
+      <w:pPr>
+        <w:rPr>
+          <w:highlight w:val="yellow"/>
+        </w:rPr>
+      </w:pPr>
+      <w:r>
+        <w:rPr>
+          <w:highlight w:val="yellow"/>
+        </w:rPr>
+        <w:t xml:space="preserve">  border-radius: 12px;</w:t>
+      </w:r>
+    </w:p>
+    <w:p>
+      <w:pPr>
+        <w:rPr>
+          <w:highlight w:val="yellow"/>
+        </w:rPr>
+      </w:pPr>
+      <w:r>
+        <w:rPr>
+          <w:highlight w:val="yellow"/>
+        </w:rPr>
+        <w:t xml:space="preserve">  box-shadow: 0 1px 3px rgba(0, 0, 0, 0.08), 0 1px 2px rgba(0, 0, 0, 0.04);</w:t>
+      </w:r>
+    </w:p>
+    <w:p>
+      <w:pPr>
+        <w:rPr>
+          <w:highlight w:val="yellow"/>
+        </w:rPr>
+      </w:pPr>
+      <w:r>
+        <w:rPr>
+          <w:highlight w:val="yellow"/>
+        </w:rPr>
+        <w:t xml:space="preserve">  overflow: hidden;</w:t>
+      </w:r>
+    </w:p>
+    <w:p>
+      <w:pPr>
+        <w:rPr>
+          <w:highlight w:val="yellow"/>
+        </w:rPr>
+      </w:pPr>
+      <w:r>
+        <w:rPr>
+          <w:highlight w:val="yellow"/>
+        </w:rPr>
+        <w:t xml:space="preserve">  transition: box-shadow 0.2s;</w:t>
+      </w:r>
     </w:p>
     <w:p>
       <w:pPr>
@@ -2569,33 +2292,11 @@
           <w:highlight w:val="yellow"/>
         </w:rPr>
       </w:pPr>
-      <w:proofErr w:type="gramStart"/>
-      <w:r>
-        <w:rPr>
-          <w:highlight w:val="yellow"/>
-        </w:rPr>
-        <w:t>.patient</w:t>
-      </w:r>
-      <w:proofErr w:type="gramEnd"/>
-      <w:r>
-        <w:rPr>
-          <w:highlight w:val="yellow"/>
-        </w:rPr>
-        <w:t>-</w:t>
-      </w:r>
-      <w:proofErr w:type="gramStart"/>
-      <w:r>
-        <w:rPr>
-          <w:highlight w:val="yellow"/>
-        </w:rPr>
-        <w:t>card:hover</w:t>
-      </w:r>
-      <w:proofErr w:type="gramEnd"/>
-      <w:r>
-        <w:rPr>
-          <w:highlight w:val="yellow"/>
-        </w:rPr>
-        <w:t xml:space="preserve"> {</w:t>
+      <w:r>
+        <w:rPr>
+          <w:highlight w:val="yellow"/>
+        </w:rPr>
+        <w:t>.patient-card:hover {</w:t>
       </w:r>
     </w:p>
     <w:p>
@@ -2609,30 +2310,8 @@
           <w:highlight w:val="yellow"/>
         </w:rPr>
         <w:lastRenderedPageBreak/>
-        <w:t xml:space="preserve">  box-shadow: 0 4px 12px </w:t>
-      </w:r>
-      <w:proofErr w:type="gramStart"/>
-      <w:r>
-        <w:rPr>
-          <w:highlight w:val="yellow"/>
-        </w:rPr>
-        <w:t>rgba(</w:t>
-      </w:r>
-      <w:proofErr w:type="gramEnd"/>
-      <w:r>
-        <w:rPr>
-          <w:highlight w:val="yellow"/>
-        </w:rPr>
-        <w:t>0, 0, 0, 0.12</w:t>
-      </w:r>
-      <w:proofErr w:type="gramStart"/>
-      <w:r>
-        <w:rPr>
-          <w:highlight w:val="yellow"/>
-        </w:rPr>
-        <w:t>);</w:t>
-      </w:r>
-      <w:proofErr w:type="gramEnd"/>
+        <w:t xml:space="preserve">  box-shadow: 0 4px 12px rgba(0, 0, 0, 0.12);</w:t>
+      </w:r>
     </w:p>
     <w:p>
       <w:pPr>
@@ -2673,125 +2352,77 @@
           <w:highlight w:val="yellow"/>
         </w:rPr>
       </w:pPr>
-      <w:proofErr w:type="gramStart"/>
-      <w:r>
-        <w:rPr>
-          <w:highlight w:val="yellow"/>
-        </w:rPr>
-        <w:t>.card</w:t>
-      </w:r>
-      <w:proofErr w:type="gramEnd"/>
-      <w:r>
-        <w:rPr>
-          <w:highlight w:val="yellow"/>
-        </w:rPr>
-        <w:t>-header {</w:t>
-      </w:r>
-    </w:p>
-    <w:p>
-      <w:pPr>
-        <w:rPr>
-          <w:highlight w:val="yellow"/>
-        </w:rPr>
-      </w:pPr>
-      <w:r>
-        <w:rPr>
-          <w:highlight w:val="yellow"/>
-        </w:rPr>
-        <w:t xml:space="preserve">  display: </w:t>
-      </w:r>
-      <w:proofErr w:type="gramStart"/>
-      <w:r>
-        <w:rPr>
-          <w:highlight w:val="yellow"/>
-        </w:rPr>
-        <w:t>flex;</w:t>
-      </w:r>
-      <w:proofErr w:type="gramEnd"/>
-    </w:p>
-    <w:p>
-      <w:pPr>
-        <w:rPr>
-          <w:highlight w:val="yellow"/>
-        </w:rPr>
-      </w:pPr>
-      <w:r>
-        <w:rPr>
-          <w:highlight w:val="yellow"/>
-        </w:rPr>
-        <w:t xml:space="preserve">  align-items: </w:t>
-      </w:r>
-      <w:proofErr w:type="gramStart"/>
-      <w:r>
-        <w:rPr>
-          <w:highlight w:val="yellow"/>
-        </w:rPr>
-        <w:t>center;</w:t>
-      </w:r>
-      <w:proofErr w:type="gramEnd"/>
-    </w:p>
-    <w:p>
-      <w:pPr>
-        <w:rPr>
-          <w:highlight w:val="yellow"/>
-        </w:rPr>
-      </w:pPr>
-      <w:r>
-        <w:rPr>
-          <w:highlight w:val="yellow"/>
-        </w:rPr>
-        <w:t xml:space="preserve">  gap: 0.</w:t>
-      </w:r>
-      <w:proofErr w:type="gramStart"/>
-      <w:r>
-        <w:rPr>
-          <w:highlight w:val="yellow"/>
-        </w:rPr>
-        <w:t>75rem;</w:t>
-      </w:r>
-      <w:proofErr w:type="gramEnd"/>
-    </w:p>
-    <w:p>
-      <w:pPr>
-        <w:rPr>
-          <w:highlight w:val="yellow"/>
-        </w:rPr>
-      </w:pPr>
-      <w:r>
-        <w:rPr>
-          <w:highlight w:val="yellow"/>
-        </w:rPr>
-        <w:t xml:space="preserve">  padding: 1.25rem 1.25rem </w:t>
-      </w:r>
-      <w:proofErr w:type="gramStart"/>
-      <w:r>
-        <w:rPr>
-          <w:highlight w:val="yellow"/>
-        </w:rPr>
-        <w:t>1rem;</w:t>
-      </w:r>
-      <w:proofErr w:type="gramEnd"/>
-    </w:p>
-    <w:p>
-      <w:pPr>
-        <w:rPr>
-          <w:highlight w:val="yellow"/>
-        </w:rPr>
-      </w:pPr>
-      <w:r>
-        <w:rPr>
-          <w:highlight w:val="yellow"/>
-        </w:rPr>
-        <w:t xml:space="preserve">  border-bottom: 1px solid #</w:t>
-      </w:r>
-      <w:proofErr w:type="gramStart"/>
-      <w:r>
-        <w:rPr>
-          <w:highlight w:val="yellow"/>
-        </w:rPr>
-        <w:t>f1f5f9;</w:t>
-      </w:r>
-      <w:proofErr w:type="gramEnd"/>
+      <w:r>
+        <w:rPr>
+          <w:highlight w:val="yellow"/>
+        </w:rPr>
+        <w:t>.card-header {</w:t>
+      </w:r>
+    </w:p>
+    <w:p>
+      <w:pPr>
+        <w:rPr>
+          <w:highlight w:val="yellow"/>
+        </w:rPr>
+      </w:pPr>
+      <w:r>
+        <w:rPr>
+          <w:highlight w:val="yellow"/>
+        </w:rPr>
+        <w:t xml:space="preserve">  display: flex;</w:t>
+      </w:r>
+    </w:p>
+    <w:p>
+      <w:pPr>
+        <w:rPr>
+          <w:highlight w:val="yellow"/>
+        </w:rPr>
+      </w:pPr>
+      <w:r>
+        <w:rPr>
+          <w:highlight w:val="yellow"/>
+        </w:rPr>
+        <w:t xml:space="preserve">  align-items: center;</w:t>
+      </w:r>
+    </w:p>
+    <w:p>
+      <w:pPr>
+        <w:rPr>
+          <w:highlight w:val="yellow"/>
+        </w:rPr>
+      </w:pPr>
+      <w:r>
+        <w:rPr>
+          <w:highlight w:val="yellow"/>
+        </w:rPr>
+        <w:t xml:space="preserve">  gap: 0.75rem;</w:t>
+      </w:r>
+    </w:p>
+    <w:p>
+      <w:pPr>
+        <w:rPr>
+          <w:highlight w:val="yellow"/>
+        </w:rPr>
+      </w:pPr>
+      <w:r>
+        <w:rPr>
+          <w:highlight w:val="yellow"/>
+        </w:rPr>
+        <w:t xml:space="preserve">  padding: 1.25rem 1.25rem 1rem;</w:t>
+      </w:r>
+    </w:p>
+    <w:p>
+      <w:pPr>
+        <w:rPr>
+          <w:highlight w:val="yellow"/>
+        </w:rPr>
+      </w:pPr>
+      <w:r>
+        <w:rPr>
+          <w:highlight w:val="yellow"/>
+        </w:rPr>
+        <w:t xml:space="preserve">  border-bottom: 1px solid #f1f5f9;</w:t>
+      </w:r>
     </w:p>
     <w:p>
       <w:pPr>
@@ -2819,272 +2450,168 @@
           <w:highlight w:val="yellow"/>
         </w:rPr>
       </w:pPr>
-      <w:proofErr w:type="gramStart"/>
-      <w:r>
-        <w:rPr>
-          <w:highlight w:val="yellow"/>
-        </w:rPr>
-        <w:t>.patient</w:t>
-      </w:r>
-      <w:proofErr w:type="gramEnd"/>
-      <w:r>
-        <w:rPr>
-          <w:highlight w:val="yellow"/>
-        </w:rPr>
-        <w:t>-avatar {</w:t>
-      </w:r>
-    </w:p>
-    <w:p>
-      <w:pPr>
-        <w:rPr>
-          <w:highlight w:val="yellow"/>
-        </w:rPr>
-      </w:pPr>
-      <w:r>
-        <w:rPr>
-          <w:highlight w:val="yellow"/>
-        </w:rPr>
-        <w:t xml:space="preserve">  width: </w:t>
-      </w:r>
-      <w:proofErr w:type="gramStart"/>
-      <w:r>
-        <w:rPr>
-          <w:highlight w:val="yellow"/>
-        </w:rPr>
-        <w:t>42px;</w:t>
-      </w:r>
-      <w:proofErr w:type="gramEnd"/>
-    </w:p>
-    <w:p>
-      <w:pPr>
-        <w:rPr>
-          <w:highlight w:val="yellow"/>
-        </w:rPr>
-      </w:pPr>
-      <w:r>
-        <w:rPr>
-          <w:highlight w:val="yellow"/>
-        </w:rPr>
-        <w:t xml:space="preserve">  height: </w:t>
-      </w:r>
-      <w:proofErr w:type="gramStart"/>
-      <w:r>
-        <w:rPr>
-          <w:highlight w:val="yellow"/>
-        </w:rPr>
-        <w:t>42px;</w:t>
-      </w:r>
-      <w:proofErr w:type="gramEnd"/>
-    </w:p>
-    <w:p>
-      <w:pPr>
-        <w:rPr>
-          <w:highlight w:val="yellow"/>
-        </w:rPr>
-      </w:pPr>
-      <w:r>
-        <w:rPr>
-          <w:highlight w:val="yellow"/>
-        </w:rPr>
-        <w:t xml:space="preserve">  border-radius: </w:t>
-      </w:r>
-      <w:proofErr w:type="gramStart"/>
-      <w:r>
-        <w:rPr>
-          <w:highlight w:val="yellow"/>
-        </w:rPr>
-        <w:t>50%;</w:t>
-      </w:r>
-      <w:proofErr w:type="gramEnd"/>
-    </w:p>
-    <w:p>
-      <w:pPr>
-        <w:rPr>
-          <w:highlight w:val="yellow"/>
-        </w:rPr>
-      </w:pPr>
-      <w:r>
-        <w:rPr>
-          <w:highlight w:val="yellow"/>
-        </w:rPr>
-        <w:t xml:space="preserve">  background: #</w:t>
-      </w:r>
-      <w:proofErr w:type="gramStart"/>
-      <w:r>
-        <w:rPr>
-          <w:highlight w:val="yellow"/>
-        </w:rPr>
-        <w:t>3b82f6;</w:t>
-      </w:r>
-      <w:proofErr w:type="gramEnd"/>
-    </w:p>
-    <w:p>
-      <w:pPr>
-        <w:rPr>
-          <w:highlight w:val="yellow"/>
-        </w:rPr>
-      </w:pPr>
-      <w:r>
-        <w:rPr>
-          <w:highlight w:val="yellow"/>
-        </w:rPr>
-        <w:t xml:space="preserve">  color: #</w:t>
-      </w:r>
-      <w:proofErr w:type="gramStart"/>
-      <w:r>
-        <w:rPr>
-          <w:highlight w:val="yellow"/>
-        </w:rPr>
-        <w:t>fff;</w:t>
-      </w:r>
-      <w:proofErr w:type="gramEnd"/>
-    </w:p>
-    <w:p>
-      <w:pPr>
-        <w:rPr>
-          <w:highlight w:val="yellow"/>
-        </w:rPr>
-      </w:pPr>
-      <w:r>
-        <w:rPr>
-          <w:highlight w:val="yellow"/>
-        </w:rPr>
-        <w:t xml:space="preserve">  font-size: 1.</w:t>
-      </w:r>
-      <w:proofErr w:type="gramStart"/>
-      <w:r>
-        <w:rPr>
-          <w:highlight w:val="yellow"/>
-        </w:rPr>
-        <w:t>1rem;</w:t>
-      </w:r>
-      <w:proofErr w:type="gramEnd"/>
-    </w:p>
-    <w:p>
-      <w:pPr>
-        <w:rPr>
-          <w:highlight w:val="yellow"/>
-        </w:rPr>
-      </w:pPr>
-      <w:r>
-        <w:rPr>
-          <w:highlight w:val="yellow"/>
-        </w:rPr>
-        <w:t xml:space="preserve">  font-weight: </w:t>
-      </w:r>
-      <w:proofErr w:type="gramStart"/>
-      <w:r>
-        <w:rPr>
-          <w:highlight w:val="yellow"/>
-        </w:rPr>
-        <w:t>600;</w:t>
-      </w:r>
-      <w:proofErr w:type="gramEnd"/>
-    </w:p>
-    <w:p>
-      <w:pPr>
-        <w:rPr>
-          <w:highlight w:val="yellow"/>
-        </w:rPr>
-      </w:pPr>
-      <w:r>
-        <w:rPr>
-          <w:highlight w:val="yellow"/>
-        </w:rPr>
-        <w:t xml:space="preserve">  display: </w:t>
-      </w:r>
-      <w:proofErr w:type="gramStart"/>
-      <w:r>
-        <w:rPr>
-          <w:highlight w:val="yellow"/>
-        </w:rPr>
-        <w:t>flex;</w:t>
-      </w:r>
-      <w:proofErr w:type="gramEnd"/>
-    </w:p>
-    <w:p>
-      <w:pPr>
-        <w:rPr>
-          <w:highlight w:val="yellow"/>
-        </w:rPr>
-      </w:pPr>
-      <w:r>
-        <w:rPr>
-          <w:highlight w:val="yellow"/>
-        </w:rPr>
-        <w:t xml:space="preserve">  align-items: </w:t>
-      </w:r>
-      <w:proofErr w:type="gramStart"/>
-      <w:r>
-        <w:rPr>
-          <w:highlight w:val="yellow"/>
-        </w:rPr>
-        <w:t>center;</w:t>
-      </w:r>
-      <w:proofErr w:type="gramEnd"/>
-    </w:p>
-    <w:p>
-      <w:pPr>
-        <w:rPr>
-          <w:highlight w:val="yellow"/>
-        </w:rPr>
-      </w:pPr>
-      <w:r>
-        <w:rPr>
-          <w:highlight w:val="yellow"/>
-        </w:rPr>
-        <w:t xml:space="preserve">  justify-content: </w:t>
-      </w:r>
-      <w:proofErr w:type="gramStart"/>
-      <w:r>
-        <w:rPr>
-          <w:highlight w:val="yellow"/>
-        </w:rPr>
-        <w:t>center;</w:t>
-      </w:r>
-      <w:proofErr w:type="gramEnd"/>
-    </w:p>
-    <w:p>
-      <w:pPr>
-        <w:rPr>
-          <w:highlight w:val="yellow"/>
-        </w:rPr>
-      </w:pPr>
-      <w:r>
-        <w:rPr>
-          <w:highlight w:val="yellow"/>
-        </w:rPr>
-        <w:t xml:space="preserve">  flex-shrink: </w:t>
-      </w:r>
-      <w:proofErr w:type="gramStart"/>
-      <w:r>
-        <w:rPr>
-          <w:highlight w:val="yellow"/>
-        </w:rPr>
-        <w:t>0;</w:t>
-      </w:r>
-      <w:proofErr w:type="gramEnd"/>
-    </w:p>
-    <w:p>
-      <w:pPr>
-        <w:rPr>
-          <w:highlight w:val="yellow"/>
-        </w:rPr>
-      </w:pPr>
-      <w:r>
-        <w:rPr>
-          <w:highlight w:val="yellow"/>
-        </w:rPr>
-        <w:t xml:space="preserve">  text-transform: </w:t>
-      </w:r>
-      <w:proofErr w:type="gramStart"/>
-      <w:r>
-        <w:rPr>
-          <w:highlight w:val="yellow"/>
-        </w:rPr>
-        <w:t>uppercase;</w:t>
-      </w:r>
-      <w:proofErr w:type="gramEnd"/>
+      <w:r>
+        <w:rPr>
+          <w:highlight w:val="yellow"/>
+        </w:rPr>
+        <w:t>.patient-avatar {</w:t>
+      </w:r>
+    </w:p>
+    <w:p>
+      <w:pPr>
+        <w:rPr>
+          <w:highlight w:val="yellow"/>
+        </w:rPr>
+      </w:pPr>
+      <w:r>
+        <w:rPr>
+          <w:highlight w:val="yellow"/>
+        </w:rPr>
+        <w:t xml:space="preserve">  width: 42px;</w:t>
+      </w:r>
+    </w:p>
+    <w:p>
+      <w:pPr>
+        <w:rPr>
+          <w:highlight w:val="yellow"/>
+        </w:rPr>
+      </w:pPr>
+      <w:r>
+        <w:rPr>
+          <w:highlight w:val="yellow"/>
+        </w:rPr>
+        <w:t xml:space="preserve">  height: 42px;</w:t>
+      </w:r>
+    </w:p>
+    <w:p>
+      <w:pPr>
+        <w:rPr>
+          <w:highlight w:val="yellow"/>
+        </w:rPr>
+      </w:pPr>
+      <w:r>
+        <w:rPr>
+          <w:highlight w:val="yellow"/>
+        </w:rPr>
+        <w:t xml:space="preserve">  border-radius: 50%;</w:t>
+      </w:r>
+    </w:p>
+    <w:p>
+      <w:pPr>
+        <w:rPr>
+          <w:highlight w:val="yellow"/>
+        </w:rPr>
+      </w:pPr>
+      <w:r>
+        <w:rPr>
+          <w:highlight w:val="yellow"/>
+        </w:rPr>
+        <w:t xml:space="preserve">  background: #3b82f6;</w:t>
+      </w:r>
+    </w:p>
+    <w:p>
+      <w:pPr>
+        <w:rPr>
+          <w:highlight w:val="yellow"/>
+        </w:rPr>
+      </w:pPr>
+      <w:r>
+        <w:rPr>
+          <w:highlight w:val="yellow"/>
+        </w:rPr>
+        <w:t xml:space="preserve">  color: #fff;</w:t>
+      </w:r>
+    </w:p>
+    <w:p>
+      <w:pPr>
+        <w:rPr>
+          <w:highlight w:val="yellow"/>
+        </w:rPr>
+      </w:pPr>
+      <w:r>
+        <w:rPr>
+          <w:highlight w:val="yellow"/>
+        </w:rPr>
+        <w:t xml:space="preserve">  font-size: 1.1rem;</w:t>
+      </w:r>
+    </w:p>
+    <w:p>
+      <w:pPr>
+        <w:rPr>
+          <w:highlight w:val="yellow"/>
+        </w:rPr>
+      </w:pPr>
+      <w:r>
+        <w:rPr>
+          <w:highlight w:val="yellow"/>
+        </w:rPr>
+        <w:t xml:space="preserve">  font-weight: 600;</w:t>
+      </w:r>
+    </w:p>
+    <w:p>
+      <w:pPr>
+        <w:rPr>
+          <w:highlight w:val="yellow"/>
+        </w:rPr>
+      </w:pPr>
+      <w:r>
+        <w:rPr>
+          <w:highlight w:val="yellow"/>
+        </w:rPr>
+        <w:t xml:space="preserve">  display: flex;</w:t>
+      </w:r>
+    </w:p>
+    <w:p>
+      <w:pPr>
+        <w:rPr>
+          <w:highlight w:val="yellow"/>
+        </w:rPr>
+      </w:pPr>
+      <w:r>
+        <w:rPr>
+          <w:highlight w:val="yellow"/>
+        </w:rPr>
+        <w:t xml:space="preserve">  align-items: center;</w:t>
+      </w:r>
+    </w:p>
+    <w:p>
+      <w:pPr>
+        <w:rPr>
+          <w:highlight w:val="yellow"/>
+        </w:rPr>
+      </w:pPr>
+      <w:r>
+        <w:rPr>
+          <w:highlight w:val="yellow"/>
+        </w:rPr>
+        <w:t xml:space="preserve">  justify-content: center;</w:t>
+      </w:r>
+    </w:p>
+    <w:p>
+      <w:pPr>
+        <w:rPr>
+          <w:highlight w:val="yellow"/>
+        </w:rPr>
+      </w:pPr>
+      <w:r>
+        <w:rPr>
+          <w:highlight w:val="yellow"/>
+        </w:rPr>
+        <w:t xml:space="preserve">  flex-shrink: 0;</w:t>
+      </w:r>
+    </w:p>
+    <w:p>
+      <w:pPr>
+        <w:rPr>
+          <w:highlight w:val="yellow"/>
+        </w:rPr>
+      </w:pPr>
+      <w:r>
+        <w:rPr>
+          <w:highlight w:val="yellow"/>
+        </w:rPr>
+        <w:t xml:space="preserve">  text-transform: uppercase;</w:t>
+      </w:r>
     </w:p>
     <w:p>
       <w:pPr>
@@ -3112,62 +2639,38 @@
           <w:highlight w:val="yellow"/>
         </w:rPr>
       </w:pPr>
-      <w:proofErr w:type="gramStart"/>
-      <w:r>
-        <w:rPr>
-          <w:highlight w:val="yellow"/>
-        </w:rPr>
-        <w:t>.card</w:t>
-      </w:r>
-      <w:proofErr w:type="gramEnd"/>
-      <w:r>
-        <w:rPr>
-          <w:highlight w:val="yellow"/>
-        </w:rPr>
-        <w:t>-header-info {</w:t>
-      </w:r>
-    </w:p>
-    <w:p>
-      <w:pPr>
-        <w:rPr>
-          <w:highlight w:val="yellow"/>
-        </w:rPr>
-      </w:pPr>
-      <w:r>
-        <w:rPr>
-          <w:highlight w:val="yellow"/>
-        </w:rPr>
-        <w:t xml:space="preserve">  flex: </w:t>
-      </w:r>
-      <w:proofErr w:type="gramStart"/>
-      <w:r>
-        <w:rPr>
-          <w:highlight w:val="yellow"/>
-        </w:rPr>
-        <w:t>1;</w:t>
-      </w:r>
-      <w:proofErr w:type="gramEnd"/>
-    </w:p>
-    <w:p>
-      <w:pPr>
-        <w:rPr>
-          <w:highlight w:val="yellow"/>
-        </w:rPr>
-      </w:pPr>
-      <w:r>
-        <w:rPr>
-          <w:highlight w:val="yellow"/>
-        </w:rPr>
-        <w:t xml:space="preserve">  min-width: </w:t>
-      </w:r>
-      <w:proofErr w:type="gramStart"/>
-      <w:r>
-        <w:rPr>
-          <w:highlight w:val="yellow"/>
-        </w:rPr>
-        <w:t>0;</w:t>
-      </w:r>
-      <w:proofErr w:type="gramEnd"/>
+      <w:r>
+        <w:rPr>
+          <w:highlight w:val="yellow"/>
+        </w:rPr>
+        <w:t>.card-header-info {</w:t>
+      </w:r>
+    </w:p>
+    <w:p>
+      <w:pPr>
+        <w:rPr>
+          <w:highlight w:val="yellow"/>
+        </w:rPr>
+      </w:pPr>
+      <w:r>
+        <w:rPr>
+          <w:highlight w:val="yellow"/>
+        </w:rPr>
+        <w:t xml:space="preserve">  flex: 1;</w:t>
+      </w:r>
+    </w:p>
+    <w:p>
+      <w:pPr>
+        <w:rPr>
+          <w:highlight w:val="yellow"/>
+        </w:rPr>
+      </w:pPr>
+      <w:r>
+        <w:rPr>
+          <w:highlight w:val="yellow"/>
+        </w:rPr>
+        <w:t xml:space="preserve">  min-width: 0;</w:t>
+      </w:r>
     </w:p>
     <w:p>
       <w:pPr>
@@ -3195,160 +2698,90 @@
           <w:highlight w:val="yellow"/>
         </w:rPr>
       </w:pPr>
-      <w:proofErr w:type="gramStart"/>
-      <w:r>
-        <w:rPr>
-          <w:highlight w:val="yellow"/>
-        </w:rPr>
-        <w:t>.patient</w:t>
-      </w:r>
-      <w:proofErr w:type="gramEnd"/>
-      <w:r>
-        <w:rPr>
-          <w:highlight w:val="yellow"/>
-        </w:rPr>
-        <w:t>-name {</w:t>
-      </w:r>
-    </w:p>
-    <w:p>
-      <w:pPr>
-        <w:rPr>
-          <w:highlight w:val="yellow"/>
-        </w:rPr>
-      </w:pPr>
-      <w:r>
-        <w:rPr>
-          <w:highlight w:val="yellow"/>
-        </w:rPr>
-        <w:t xml:space="preserve">  font-size: </w:t>
-      </w:r>
-      <w:proofErr w:type="gramStart"/>
-      <w:r>
-        <w:rPr>
-          <w:highlight w:val="yellow"/>
-        </w:rPr>
-        <w:t>1rem;</w:t>
-      </w:r>
-      <w:proofErr w:type="gramEnd"/>
-    </w:p>
-    <w:p>
-      <w:pPr>
-        <w:rPr>
-          <w:highlight w:val="yellow"/>
-        </w:rPr>
-      </w:pPr>
-      <w:r>
-        <w:rPr>
-          <w:highlight w:val="yellow"/>
-        </w:rPr>
-        <w:t xml:space="preserve">  font-weight: </w:t>
-      </w:r>
-      <w:proofErr w:type="gramStart"/>
-      <w:r>
-        <w:rPr>
-          <w:highlight w:val="yellow"/>
-        </w:rPr>
-        <w:t>600;</w:t>
-      </w:r>
-      <w:proofErr w:type="gramEnd"/>
-    </w:p>
-    <w:p>
-      <w:pPr>
-        <w:rPr>
-          <w:highlight w:val="yellow"/>
-        </w:rPr>
-      </w:pPr>
-      <w:r>
-        <w:rPr>
-          <w:highlight w:val="yellow"/>
-        </w:rPr>
-        <w:t xml:space="preserve">  color: #</w:t>
-      </w:r>
-      <w:proofErr w:type="gramStart"/>
-      <w:r>
-        <w:rPr>
-          <w:highlight w:val="yellow"/>
-        </w:rPr>
-        <w:t>0f172a;</w:t>
-      </w:r>
-      <w:proofErr w:type="gramEnd"/>
-    </w:p>
-    <w:p>
-      <w:pPr>
-        <w:rPr>
-          <w:highlight w:val="yellow"/>
-        </w:rPr>
-      </w:pPr>
-      <w:r>
-        <w:rPr>
-          <w:highlight w:val="yellow"/>
-        </w:rPr>
-        <w:t xml:space="preserve">  </w:t>
-      </w:r>
-      <w:proofErr w:type="gramStart"/>
-      <w:r>
-        <w:rPr>
-          <w:highlight w:val="yellow"/>
-        </w:rPr>
-        <w:t>white-space</w:t>
-      </w:r>
-      <w:proofErr w:type="gramEnd"/>
-      <w:r>
-        <w:rPr>
-          <w:highlight w:val="yellow"/>
-        </w:rPr>
-        <w:t xml:space="preserve">: </w:t>
-      </w:r>
-      <w:proofErr w:type="gramStart"/>
-      <w:r>
-        <w:rPr>
-          <w:highlight w:val="yellow"/>
-        </w:rPr>
-        <w:t>nowrap;</w:t>
-      </w:r>
-      <w:proofErr w:type="gramEnd"/>
-    </w:p>
-    <w:p>
-      <w:pPr>
-        <w:rPr>
-          <w:highlight w:val="yellow"/>
-        </w:rPr>
-      </w:pPr>
-      <w:r>
-        <w:rPr>
-          <w:highlight w:val="yellow"/>
-        </w:rPr>
-        <w:t xml:space="preserve">  overflow: </w:t>
-      </w:r>
-      <w:proofErr w:type="gramStart"/>
-      <w:r>
-        <w:rPr>
-          <w:highlight w:val="yellow"/>
-        </w:rPr>
-        <w:t>hidden;</w:t>
-      </w:r>
-      <w:proofErr w:type="gramEnd"/>
-    </w:p>
-    <w:p>
-      <w:pPr>
-        <w:rPr>
-          <w:highlight w:val="yellow"/>
-        </w:rPr>
-      </w:pPr>
-      <w:r>
-        <w:rPr>
-          <w:highlight w:val="yellow"/>
-        </w:rPr>
-        <w:t xml:space="preserve">  text-overflow: </w:t>
-      </w:r>
-      <w:proofErr w:type="gramStart"/>
-      <w:r>
-        <w:rPr>
-          <w:highlight w:val="yellow"/>
-        </w:rPr>
-        <w:t>ellipsis;</w:t>
-      </w:r>
-      <w:proofErr w:type="gramEnd"/>
+      <w:r>
+        <w:rPr>
+          <w:highlight w:val="yellow"/>
+        </w:rPr>
+        <w:t>.patient-name {</w:t>
+      </w:r>
+    </w:p>
+    <w:p>
+      <w:pPr>
+        <w:rPr>
+          <w:highlight w:val="yellow"/>
+        </w:rPr>
+      </w:pPr>
+      <w:r>
+        <w:rPr>
+          <w:highlight w:val="yellow"/>
+        </w:rPr>
+        <w:t xml:space="preserve">  font-size: 1rem;</w:t>
+      </w:r>
+    </w:p>
+    <w:p>
+      <w:pPr>
+        <w:rPr>
+          <w:highlight w:val="yellow"/>
+        </w:rPr>
+      </w:pPr>
+      <w:r>
+        <w:rPr>
+          <w:highlight w:val="yellow"/>
+        </w:rPr>
+        <w:t xml:space="preserve">  font-weight: 600;</w:t>
+      </w:r>
+    </w:p>
+    <w:p>
+      <w:pPr>
+        <w:rPr>
+          <w:highlight w:val="yellow"/>
+        </w:rPr>
+      </w:pPr>
+      <w:r>
+        <w:rPr>
+          <w:highlight w:val="yellow"/>
+        </w:rPr>
+        <w:t xml:space="preserve">  color: #0f172a;</w:t>
+      </w:r>
+    </w:p>
+    <w:p>
+      <w:pPr>
+        <w:rPr>
+          <w:highlight w:val="yellow"/>
+        </w:rPr>
+      </w:pPr>
+      <w:r>
+        <w:rPr>
+          <w:highlight w:val="yellow"/>
+        </w:rPr>
+        <w:t xml:space="preserve">  white-space: nowrap;</w:t>
+      </w:r>
+    </w:p>
+    <w:p>
+      <w:pPr>
+        <w:rPr>
+          <w:highlight w:val="yellow"/>
+        </w:rPr>
+      </w:pPr>
+      <w:r>
+        <w:rPr>
+          <w:highlight w:val="yellow"/>
+        </w:rPr>
+        <w:t xml:space="preserve">  overflow: hidden;</w:t>
+      </w:r>
+    </w:p>
+    <w:p>
+      <w:pPr>
+        <w:rPr>
+          <w:highlight w:val="yellow"/>
+        </w:rPr>
+      </w:pPr>
+      <w:r>
+        <w:rPr>
+          <w:highlight w:val="yellow"/>
+        </w:rPr>
+        <w:t xml:space="preserve">  text-overflow: ellipsis;</w:t>
+      </w:r>
     </w:p>
     <w:p>
       <w:pPr>
@@ -3376,160 +2809,90 @@
           <w:highlight w:val="yellow"/>
         </w:rPr>
       </w:pPr>
-      <w:proofErr w:type="gramStart"/>
-      <w:r>
-        <w:rPr>
-          <w:highlight w:val="yellow"/>
-        </w:rPr>
-        <w:t>.patient</w:t>
-      </w:r>
-      <w:proofErr w:type="gramEnd"/>
-      <w:r>
-        <w:rPr>
-          <w:highlight w:val="yellow"/>
-        </w:rPr>
-        <w:t>-email {</w:t>
-      </w:r>
-    </w:p>
-    <w:p>
-      <w:pPr>
-        <w:rPr>
-          <w:highlight w:val="yellow"/>
-        </w:rPr>
-      </w:pPr>
-      <w:r>
-        <w:rPr>
-          <w:highlight w:val="yellow"/>
-        </w:rPr>
-        <w:t xml:space="preserve">  font-size: 0.</w:t>
-      </w:r>
-      <w:proofErr w:type="gramStart"/>
-      <w:r>
-        <w:rPr>
-          <w:highlight w:val="yellow"/>
-        </w:rPr>
-        <w:t>8rem;</w:t>
-      </w:r>
-      <w:proofErr w:type="gramEnd"/>
-    </w:p>
-    <w:p>
-      <w:pPr>
-        <w:rPr>
-          <w:highlight w:val="yellow"/>
-        </w:rPr>
-      </w:pPr>
-      <w:r>
-        <w:rPr>
-          <w:highlight w:val="yellow"/>
-        </w:rPr>
-        <w:t xml:space="preserve">  color: #</w:t>
-      </w:r>
-      <w:proofErr w:type="gramStart"/>
-      <w:r>
-        <w:rPr>
-          <w:highlight w:val="yellow"/>
-        </w:rPr>
-        <w:t>94a3b8;</w:t>
-      </w:r>
-      <w:proofErr w:type="gramEnd"/>
-    </w:p>
-    <w:p>
-      <w:pPr>
-        <w:rPr>
-          <w:highlight w:val="yellow"/>
-        </w:rPr>
-      </w:pPr>
-      <w:r>
-        <w:rPr>
-          <w:highlight w:val="yellow"/>
-        </w:rPr>
-        <w:t xml:space="preserve">  margin-top: </w:t>
-      </w:r>
-      <w:proofErr w:type="gramStart"/>
-      <w:r>
-        <w:rPr>
-          <w:highlight w:val="yellow"/>
-        </w:rPr>
-        <w:t>1px;</w:t>
-      </w:r>
-      <w:proofErr w:type="gramEnd"/>
-    </w:p>
-    <w:p>
-      <w:pPr>
-        <w:rPr>
-          <w:highlight w:val="yellow"/>
-        </w:rPr>
-      </w:pPr>
-      <w:r>
-        <w:rPr>
-          <w:highlight w:val="yellow"/>
-        </w:rPr>
-        <w:t xml:space="preserve">  </w:t>
-      </w:r>
-      <w:proofErr w:type="gramStart"/>
-      <w:r>
-        <w:rPr>
-          <w:highlight w:val="yellow"/>
-        </w:rPr>
-        <w:t>white-space</w:t>
-      </w:r>
-      <w:proofErr w:type="gramEnd"/>
-      <w:r>
-        <w:rPr>
-          <w:highlight w:val="yellow"/>
-        </w:rPr>
-        <w:t xml:space="preserve">: </w:t>
-      </w:r>
-      <w:proofErr w:type="gramStart"/>
-      <w:r>
-        <w:rPr>
-          <w:highlight w:val="yellow"/>
-        </w:rPr>
-        <w:t>nowrap;</w:t>
-      </w:r>
-      <w:proofErr w:type="gramEnd"/>
-    </w:p>
-    <w:p>
-      <w:pPr>
-        <w:rPr>
-          <w:highlight w:val="yellow"/>
-        </w:rPr>
-      </w:pPr>
-      <w:r>
-        <w:rPr>
-          <w:highlight w:val="yellow"/>
-        </w:rPr>
-        <w:t xml:space="preserve">  overflow: </w:t>
-      </w:r>
-      <w:proofErr w:type="gramStart"/>
-      <w:r>
-        <w:rPr>
-          <w:highlight w:val="yellow"/>
-        </w:rPr>
-        <w:t>hidden;</w:t>
-      </w:r>
-      <w:proofErr w:type="gramEnd"/>
-    </w:p>
-    <w:p>
-      <w:pPr>
-        <w:rPr>
-          <w:highlight w:val="yellow"/>
-        </w:rPr>
-      </w:pPr>
-      <w:r>
-        <w:rPr>
-          <w:highlight w:val="yellow"/>
-        </w:rPr>
-        <w:t xml:space="preserve">  text-overflow: </w:t>
-      </w:r>
-      <w:proofErr w:type="gramStart"/>
-      <w:r>
-        <w:rPr>
-          <w:highlight w:val="yellow"/>
-        </w:rPr>
-        <w:t>ellipsis;</w:t>
-      </w:r>
-      <w:proofErr w:type="gramEnd"/>
+      <w:r>
+        <w:rPr>
+          <w:highlight w:val="yellow"/>
+        </w:rPr>
+        <w:t>.patient-email {</w:t>
+      </w:r>
+    </w:p>
+    <w:p>
+      <w:pPr>
+        <w:rPr>
+          <w:highlight w:val="yellow"/>
+        </w:rPr>
+      </w:pPr>
+      <w:r>
+        <w:rPr>
+          <w:highlight w:val="yellow"/>
+        </w:rPr>
+        <w:t xml:space="preserve">  font-size: 0.8rem;</w:t>
+      </w:r>
+    </w:p>
+    <w:p>
+      <w:pPr>
+        <w:rPr>
+          <w:highlight w:val="yellow"/>
+        </w:rPr>
+      </w:pPr>
+      <w:r>
+        <w:rPr>
+          <w:highlight w:val="yellow"/>
+        </w:rPr>
+        <w:t xml:space="preserve">  color: #94a3b8;</w:t>
+      </w:r>
+    </w:p>
+    <w:p>
+      <w:pPr>
+        <w:rPr>
+          <w:highlight w:val="yellow"/>
+        </w:rPr>
+      </w:pPr>
+      <w:r>
+        <w:rPr>
+          <w:highlight w:val="yellow"/>
+        </w:rPr>
+        <w:t xml:space="preserve">  margin-top: 1px;</w:t>
+      </w:r>
+    </w:p>
+    <w:p>
+      <w:pPr>
+        <w:rPr>
+          <w:highlight w:val="yellow"/>
+        </w:rPr>
+      </w:pPr>
+      <w:r>
+        <w:rPr>
+          <w:highlight w:val="yellow"/>
+        </w:rPr>
+        <w:t xml:space="preserve">  white-space: nowrap;</w:t>
+      </w:r>
+    </w:p>
+    <w:p>
+      <w:pPr>
+        <w:rPr>
+          <w:highlight w:val="yellow"/>
+        </w:rPr>
+      </w:pPr>
+      <w:r>
+        <w:rPr>
+          <w:highlight w:val="yellow"/>
+        </w:rPr>
+        <w:t xml:space="preserve">  overflow: hidden;</w:t>
+      </w:r>
+    </w:p>
+    <w:p>
+      <w:pPr>
+        <w:rPr>
+          <w:highlight w:val="yellow"/>
+        </w:rPr>
+      </w:pPr>
+      <w:r>
+        <w:rPr>
+          <w:highlight w:val="yellow"/>
+        </w:rPr>
+        <w:t xml:space="preserve">  text-overflow: ellipsis;</w:t>
+      </w:r>
     </w:p>
     <w:p>
       <w:pPr>
@@ -3557,244 +2920,142 @@
           <w:highlight w:val="yellow"/>
         </w:rPr>
       </w:pPr>
-      <w:proofErr w:type="gramStart"/>
-      <w:r>
-        <w:rPr>
-          <w:highlight w:val="yellow"/>
-        </w:rPr>
-        <w:t>.status</w:t>
-      </w:r>
-      <w:proofErr w:type="gramEnd"/>
-      <w:r>
-        <w:rPr>
-          <w:highlight w:val="yellow"/>
-        </w:rPr>
-        <w:t>-badge {</w:t>
-      </w:r>
-    </w:p>
-    <w:p>
-      <w:pPr>
-        <w:rPr>
-          <w:highlight w:val="yellow"/>
-        </w:rPr>
-      </w:pPr>
-      <w:r>
-        <w:rPr>
-          <w:highlight w:val="yellow"/>
-        </w:rPr>
-        <w:t xml:space="preserve">  display: inline-</w:t>
-      </w:r>
-      <w:proofErr w:type="gramStart"/>
-      <w:r>
-        <w:rPr>
-          <w:highlight w:val="yellow"/>
-        </w:rPr>
-        <w:t>block;</w:t>
-      </w:r>
-      <w:proofErr w:type="gramEnd"/>
-    </w:p>
-    <w:p>
-      <w:pPr>
-        <w:rPr>
-          <w:highlight w:val="yellow"/>
-        </w:rPr>
-      </w:pPr>
-      <w:r>
-        <w:rPr>
-          <w:highlight w:val="yellow"/>
-        </w:rPr>
-        <w:t xml:space="preserve">  padding: 0.25rem 0.</w:t>
-      </w:r>
-      <w:proofErr w:type="gramStart"/>
-      <w:r>
-        <w:rPr>
-          <w:highlight w:val="yellow"/>
-        </w:rPr>
-        <w:t>65rem;</w:t>
-      </w:r>
-      <w:proofErr w:type="gramEnd"/>
-    </w:p>
-    <w:p>
-      <w:pPr>
-        <w:rPr>
-          <w:highlight w:val="yellow"/>
-        </w:rPr>
-      </w:pPr>
-      <w:r>
-        <w:rPr>
-          <w:highlight w:val="yellow"/>
-        </w:rPr>
-        <w:t xml:space="preserve">  border-radius: </w:t>
-      </w:r>
-      <w:proofErr w:type="gramStart"/>
-      <w:r>
-        <w:rPr>
-          <w:highlight w:val="yellow"/>
-        </w:rPr>
-        <w:t>9999px;</w:t>
-      </w:r>
-      <w:proofErr w:type="gramEnd"/>
-    </w:p>
-    <w:p>
-      <w:pPr>
-        <w:rPr>
-          <w:highlight w:val="yellow"/>
-        </w:rPr>
-      </w:pPr>
-      <w:r>
-        <w:rPr>
-          <w:highlight w:val="yellow"/>
-        </w:rPr>
-        <w:t xml:space="preserve">  font-size: 0.</w:t>
-      </w:r>
-      <w:proofErr w:type="gramStart"/>
-      <w:r>
-        <w:rPr>
-          <w:highlight w:val="yellow"/>
-        </w:rPr>
-        <w:t>7rem;</w:t>
-      </w:r>
-      <w:proofErr w:type="gramEnd"/>
-    </w:p>
-    <w:p>
-      <w:pPr>
-        <w:rPr>
-          <w:highlight w:val="yellow"/>
-        </w:rPr>
-      </w:pPr>
-      <w:r>
-        <w:rPr>
-          <w:highlight w:val="yellow"/>
-        </w:rPr>
-        <w:t xml:space="preserve">  font-weight: </w:t>
-      </w:r>
-      <w:proofErr w:type="gramStart"/>
-      <w:r>
-        <w:rPr>
-          <w:highlight w:val="yellow"/>
-        </w:rPr>
-        <w:t>600;</w:t>
-      </w:r>
-      <w:proofErr w:type="gramEnd"/>
-    </w:p>
-    <w:p>
-      <w:pPr>
-        <w:rPr>
-          <w:highlight w:val="yellow"/>
-        </w:rPr>
-      </w:pPr>
-      <w:r>
-        <w:rPr>
-          <w:highlight w:val="yellow"/>
-        </w:rPr>
-        <w:t xml:space="preserve">  color: #</w:t>
-      </w:r>
-      <w:proofErr w:type="gramStart"/>
-      <w:r>
-        <w:rPr>
-          <w:highlight w:val="yellow"/>
-        </w:rPr>
-        <w:t>fff;</w:t>
-      </w:r>
-      <w:proofErr w:type="gramEnd"/>
-    </w:p>
-    <w:p>
-      <w:pPr>
-        <w:rPr>
-          <w:highlight w:val="yellow"/>
-        </w:rPr>
-      </w:pPr>
-      <w:r>
-        <w:rPr>
-          <w:highlight w:val="yellow"/>
-        </w:rPr>
-        <w:t xml:space="preserve">  </w:t>
-      </w:r>
-      <w:proofErr w:type="gramStart"/>
-      <w:r>
-        <w:rPr>
-          <w:highlight w:val="yellow"/>
-        </w:rPr>
-        <w:t>white-space</w:t>
-      </w:r>
-      <w:proofErr w:type="gramEnd"/>
-      <w:r>
-        <w:rPr>
-          <w:highlight w:val="yellow"/>
-        </w:rPr>
-        <w:t xml:space="preserve">: </w:t>
-      </w:r>
-      <w:proofErr w:type="gramStart"/>
-      <w:r>
-        <w:rPr>
-          <w:highlight w:val="yellow"/>
-        </w:rPr>
-        <w:t>nowrap;</w:t>
-      </w:r>
-      <w:proofErr w:type="gramEnd"/>
-    </w:p>
-    <w:p>
-      <w:pPr>
-        <w:rPr>
-          <w:highlight w:val="yellow"/>
-        </w:rPr>
-      </w:pPr>
-      <w:r>
-        <w:rPr>
-          <w:highlight w:val="yellow"/>
-        </w:rPr>
-        <w:t xml:space="preserve">  flex-shrink: </w:t>
-      </w:r>
-      <w:proofErr w:type="gramStart"/>
-      <w:r>
-        <w:rPr>
-          <w:highlight w:val="yellow"/>
-        </w:rPr>
-        <w:t>0;</w:t>
-      </w:r>
-      <w:proofErr w:type="gramEnd"/>
-    </w:p>
-    <w:p>
-      <w:pPr>
-        <w:rPr>
-          <w:highlight w:val="yellow"/>
-        </w:rPr>
-      </w:pPr>
-      <w:r>
-        <w:rPr>
-          <w:highlight w:val="yellow"/>
-        </w:rPr>
-        <w:t xml:space="preserve">  text-transform: </w:t>
-      </w:r>
-      <w:proofErr w:type="gramStart"/>
-      <w:r>
-        <w:rPr>
-          <w:highlight w:val="yellow"/>
-        </w:rPr>
-        <w:t>uppercase;</w:t>
-      </w:r>
-      <w:proofErr w:type="gramEnd"/>
-    </w:p>
-    <w:p>
-      <w:pPr>
-        <w:rPr>
-          <w:highlight w:val="yellow"/>
-        </w:rPr>
-      </w:pPr>
-      <w:r>
-        <w:rPr>
-          <w:highlight w:val="yellow"/>
-        </w:rPr>
-        <w:t xml:space="preserve">  letter-spacing: 0.</w:t>
-      </w:r>
-      <w:proofErr w:type="gramStart"/>
-      <w:r>
-        <w:rPr>
-          <w:highlight w:val="yellow"/>
-        </w:rPr>
-        <w:t>03em;</w:t>
-      </w:r>
-      <w:proofErr w:type="gramEnd"/>
+      <w:r>
+        <w:rPr>
+          <w:highlight w:val="yellow"/>
+        </w:rPr>
+        <w:t>.status-badge {</w:t>
+      </w:r>
+    </w:p>
+    <w:p>
+      <w:pPr>
+        <w:rPr>
+          <w:highlight w:val="yellow"/>
+        </w:rPr>
+      </w:pPr>
+      <w:r>
+        <w:rPr>
+          <w:highlight w:val="yellow"/>
+        </w:rPr>
+        <w:t xml:space="preserve">  display: inline-block;</w:t>
+      </w:r>
+    </w:p>
+    <w:p>
+      <w:pPr>
+        <w:rPr>
+          <w:highlight w:val="yellow"/>
+        </w:rPr>
+      </w:pPr>
+      <w:r>
+        <w:rPr>
+          <w:highlight w:val="yellow"/>
+        </w:rPr>
+        <w:t xml:space="preserve">  padding: 0.25rem 0.65rem;</w:t>
+      </w:r>
+    </w:p>
+    <w:p>
+      <w:pPr>
+        <w:rPr>
+          <w:highlight w:val="yellow"/>
+        </w:rPr>
+      </w:pPr>
+      <w:r>
+        <w:rPr>
+          <w:highlight w:val="yellow"/>
+        </w:rPr>
+        <w:t xml:space="preserve">  border-radius: 9999px;</w:t>
+      </w:r>
+    </w:p>
+    <w:p>
+      <w:pPr>
+        <w:rPr>
+          <w:highlight w:val="yellow"/>
+        </w:rPr>
+      </w:pPr>
+      <w:r>
+        <w:rPr>
+          <w:highlight w:val="yellow"/>
+        </w:rPr>
+        <w:t xml:space="preserve">  font-size: 0.7rem;</w:t>
+      </w:r>
+    </w:p>
+    <w:p>
+      <w:pPr>
+        <w:rPr>
+          <w:highlight w:val="yellow"/>
+        </w:rPr>
+      </w:pPr>
+      <w:r>
+        <w:rPr>
+          <w:highlight w:val="yellow"/>
+        </w:rPr>
+        <w:t xml:space="preserve">  font-weight: 600;</w:t>
+      </w:r>
+    </w:p>
+    <w:p>
+      <w:pPr>
+        <w:rPr>
+          <w:highlight w:val="yellow"/>
+        </w:rPr>
+      </w:pPr>
+      <w:r>
+        <w:rPr>
+          <w:highlight w:val="yellow"/>
+        </w:rPr>
+        <w:t xml:space="preserve">  color: #fff;</w:t>
+      </w:r>
+    </w:p>
+    <w:p>
+      <w:pPr>
+        <w:rPr>
+          <w:highlight w:val="yellow"/>
+        </w:rPr>
+      </w:pPr>
+      <w:r>
+        <w:rPr>
+          <w:highlight w:val="yellow"/>
+        </w:rPr>
+        <w:t xml:space="preserve">  white-space: nowrap;</w:t>
+      </w:r>
+    </w:p>
+    <w:p>
+      <w:pPr>
+        <w:rPr>
+          <w:highlight w:val="yellow"/>
+        </w:rPr>
+      </w:pPr>
+      <w:r>
+        <w:rPr>
+          <w:highlight w:val="yellow"/>
+        </w:rPr>
+        <w:t xml:space="preserve">  flex-shrink: 0;</w:t>
+      </w:r>
+    </w:p>
+    <w:p>
+      <w:pPr>
+        <w:rPr>
+          <w:highlight w:val="yellow"/>
+        </w:rPr>
+      </w:pPr>
+      <w:r>
+        <w:rPr>
+          <w:highlight w:val="yellow"/>
+        </w:rPr>
+        <w:t xml:space="preserve">  text-transform: uppercase;</w:t>
+      </w:r>
+    </w:p>
+    <w:p>
+      <w:pPr>
+        <w:rPr>
+          <w:highlight w:val="yellow"/>
+        </w:rPr>
+      </w:pPr>
+      <w:r>
+        <w:rPr>
+          <w:highlight w:val="yellow"/>
+        </w:rPr>
+        <w:t xml:space="preserve">  letter-spacing: 0.03em;</w:t>
+      </w:r>
     </w:p>
     <w:p>
       <w:pPr>
@@ -3835,104 +3096,64 @@
           <w:highlight w:val="yellow"/>
         </w:rPr>
       </w:pPr>
-      <w:proofErr w:type="gramStart"/>
-      <w:r>
-        <w:rPr>
-          <w:highlight w:val="yellow"/>
-        </w:rPr>
-        <w:t>.card</w:t>
-      </w:r>
-      <w:proofErr w:type="gramEnd"/>
-      <w:r>
-        <w:rPr>
-          <w:highlight w:val="yellow"/>
-        </w:rPr>
-        <w:t>-body {</w:t>
-      </w:r>
-    </w:p>
-    <w:p>
-      <w:pPr>
-        <w:rPr>
-          <w:highlight w:val="yellow"/>
-        </w:rPr>
-      </w:pPr>
-      <w:r>
-        <w:rPr>
-          <w:highlight w:val="yellow"/>
-        </w:rPr>
-        <w:t xml:space="preserve">  padding: 1rem 1.25rem 1.</w:t>
-      </w:r>
-      <w:proofErr w:type="gramStart"/>
-      <w:r>
-        <w:rPr>
-          <w:highlight w:val="yellow"/>
-        </w:rPr>
-        <w:t>25rem;</w:t>
-      </w:r>
-      <w:proofErr w:type="gramEnd"/>
-    </w:p>
-    <w:p>
-      <w:pPr>
-        <w:rPr>
-          <w:highlight w:val="yellow"/>
-        </w:rPr>
-      </w:pPr>
-      <w:r>
-        <w:rPr>
-          <w:highlight w:val="yellow"/>
-        </w:rPr>
-        <w:t xml:space="preserve">  display: </w:t>
-      </w:r>
-      <w:proofErr w:type="gramStart"/>
-      <w:r>
-        <w:rPr>
-          <w:highlight w:val="yellow"/>
-        </w:rPr>
-        <w:t>flex;</w:t>
-      </w:r>
-      <w:proofErr w:type="gramEnd"/>
-    </w:p>
-    <w:p>
-      <w:pPr>
-        <w:rPr>
-          <w:highlight w:val="yellow"/>
-        </w:rPr>
-      </w:pPr>
-      <w:r>
-        <w:rPr>
-          <w:highlight w:val="yellow"/>
-        </w:rPr>
-        <w:t xml:space="preserve">  flex-direction: </w:t>
-      </w:r>
-      <w:proofErr w:type="gramStart"/>
-      <w:r>
-        <w:rPr>
-          <w:highlight w:val="yellow"/>
-        </w:rPr>
-        <w:t>column;</w:t>
-      </w:r>
-      <w:proofErr w:type="gramEnd"/>
-    </w:p>
-    <w:p>
-      <w:pPr>
-        <w:rPr>
-          <w:highlight w:val="yellow"/>
-        </w:rPr>
-      </w:pPr>
-      <w:r>
-        <w:rPr>
-          <w:highlight w:val="yellow"/>
-        </w:rPr>
-        <w:t xml:space="preserve">  gap: 0.</w:t>
-      </w:r>
-      <w:proofErr w:type="gramStart"/>
-      <w:r>
-        <w:rPr>
-          <w:highlight w:val="yellow"/>
-        </w:rPr>
-        <w:t>6rem;</w:t>
-      </w:r>
-      <w:proofErr w:type="gramEnd"/>
+      <w:r>
+        <w:rPr>
+          <w:highlight w:val="yellow"/>
+        </w:rPr>
+        <w:t>.card-body {</w:t>
+      </w:r>
+    </w:p>
+    <w:p>
+      <w:pPr>
+        <w:rPr>
+          <w:highlight w:val="yellow"/>
+        </w:rPr>
+      </w:pPr>
+      <w:r>
+        <w:rPr>
+          <w:highlight w:val="yellow"/>
+        </w:rPr>
+        <w:t xml:space="preserve">  padding: 1rem 1.25rem 1.25rem;</w:t>
+      </w:r>
+    </w:p>
+    <w:p>
+      <w:pPr>
+        <w:rPr>
+          <w:highlight w:val="yellow"/>
+        </w:rPr>
+      </w:pPr>
+      <w:r>
+        <w:rPr>
+          <w:highlight w:val="yellow"/>
+        </w:rPr>
+        <w:t xml:space="preserve">  display: flex;</w:t>
+      </w:r>
+    </w:p>
+    <w:p>
+      <w:pPr>
+        <w:rPr>
+          <w:highlight w:val="yellow"/>
+        </w:rPr>
+      </w:pPr>
+      <w:r>
+        <w:rPr>
+          <w:highlight w:val="yellow"/>
+        </w:rPr>
+        <w:t xml:space="preserve">  flex-direction: column;</w:t>
+      </w:r>
+    </w:p>
+    <w:p>
+      <w:pPr>
+        <w:rPr>
+          <w:highlight w:val="yellow"/>
+        </w:rPr>
+      </w:pPr>
+      <w:r>
+        <w:rPr>
+          <w:highlight w:val="yellow"/>
+        </w:rPr>
+        <w:t xml:space="preserve">  gap: 0.6rem;</w:t>
+      </w:r>
     </w:p>
     <w:p>
       <w:pPr>
@@ -3977,79 +3198,47 @@
         <w:rPr>
           <w:highlight w:val="yellow"/>
         </w:rPr>
-        <w:t xml:space="preserve">  display: </w:t>
-      </w:r>
-      <w:proofErr w:type="gramStart"/>
-      <w:r>
-        <w:rPr>
-          <w:highlight w:val="yellow"/>
-        </w:rPr>
-        <w:t>flex;</w:t>
-      </w:r>
-      <w:proofErr w:type="gramEnd"/>
-    </w:p>
-    <w:p>
-      <w:pPr>
-        <w:rPr>
-          <w:highlight w:val="yellow"/>
-        </w:rPr>
-      </w:pPr>
-      <w:r>
-        <w:rPr>
-          <w:highlight w:val="yellow"/>
-        </w:rPr>
-        <w:t xml:space="preserve">  justify-content: space-</w:t>
-      </w:r>
-      <w:proofErr w:type="gramStart"/>
-      <w:r>
-        <w:rPr>
-          <w:highlight w:val="yellow"/>
-        </w:rPr>
-        <w:t>between;</w:t>
-      </w:r>
-      <w:proofErr w:type="gramEnd"/>
-    </w:p>
-    <w:p>
-      <w:pPr>
-        <w:rPr>
-          <w:highlight w:val="yellow"/>
-        </w:rPr>
-      </w:pPr>
-      <w:r>
-        <w:rPr>
-          <w:highlight w:val="yellow"/>
-        </w:rPr>
-        <w:t xml:space="preserve">  align-items: </w:t>
-      </w:r>
-      <w:proofErr w:type="gramStart"/>
-      <w:r>
-        <w:rPr>
-          <w:highlight w:val="yellow"/>
-        </w:rPr>
-        <w:t>baseline;</w:t>
-      </w:r>
-      <w:proofErr w:type="gramEnd"/>
-    </w:p>
-    <w:p>
-      <w:pPr>
-        <w:rPr>
-          <w:highlight w:val="yellow"/>
-        </w:rPr>
-      </w:pPr>
-      <w:r>
-        <w:rPr>
-          <w:highlight w:val="yellow"/>
-        </w:rPr>
-        <w:t xml:space="preserve">  gap: 0.</w:t>
-      </w:r>
-      <w:proofErr w:type="gramStart"/>
-      <w:r>
-        <w:rPr>
-          <w:highlight w:val="yellow"/>
-        </w:rPr>
-        <w:t>5rem;</w:t>
-      </w:r>
-      <w:proofErr w:type="gramEnd"/>
+        <w:t xml:space="preserve">  display: flex;</w:t>
+      </w:r>
+    </w:p>
+    <w:p>
+      <w:pPr>
+        <w:rPr>
+          <w:highlight w:val="yellow"/>
+        </w:rPr>
+      </w:pPr>
+      <w:r>
+        <w:rPr>
+          <w:highlight w:val="yellow"/>
+        </w:rPr>
+        <w:t xml:space="preserve">  justify-content: space-between;</w:t>
+      </w:r>
+    </w:p>
+    <w:p>
+      <w:pPr>
+        <w:rPr>
+          <w:highlight w:val="yellow"/>
+        </w:rPr>
+      </w:pPr>
+      <w:r>
+        <w:rPr>
+          <w:highlight w:val="yellow"/>
+        </w:rPr>
+        <w:t xml:space="preserve">  align-items: baseline;</w:t>
+      </w:r>
+    </w:p>
+    <w:p>
+      <w:pPr>
+        <w:rPr>
+          <w:highlight w:val="yellow"/>
+        </w:rPr>
+      </w:pPr>
+      <w:r>
+        <w:rPr>
+          <w:highlight w:val="yellow"/>
+        </w:rPr>
+        <w:t xml:space="preserve">  gap: 0.5rem;</w:t>
+      </w:r>
     </w:p>
     <w:p>
       <w:pPr>
@@ -4094,114 +3283,60 @@
         <w:rPr>
           <w:highlight w:val="yellow"/>
         </w:rPr>
-        <w:t xml:space="preserve">  font-size: 0.</w:t>
-      </w:r>
-      <w:proofErr w:type="gramStart"/>
-      <w:r>
-        <w:rPr>
-          <w:highlight w:val="yellow"/>
-        </w:rPr>
-        <w:t>75rem;</w:t>
-      </w:r>
-      <w:proofErr w:type="gramEnd"/>
-    </w:p>
-    <w:p>
-      <w:pPr>
-        <w:rPr>
-          <w:highlight w:val="yellow"/>
-        </w:rPr>
-      </w:pPr>
-      <w:r>
-        <w:rPr>
-          <w:highlight w:val="yellow"/>
-        </w:rPr>
-        <w:t xml:space="preserve">  color: #</w:t>
-      </w:r>
-      <w:proofErr w:type="gramStart"/>
-      <w:r>
-        <w:rPr>
-          <w:highlight w:val="yellow"/>
-        </w:rPr>
-        <w:t>94a3b8;</w:t>
-      </w:r>
-      <w:proofErr w:type="gramEnd"/>
-    </w:p>
-    <w:p>
-      <w:pPr>
-        <w:rPr>
-          <w:highlight w:val="yellow"/>
-        </w:rPr>
-      </w:pPr>
-      <w:r>
-        <w:rPr>
-          <w:highlight w:val="yellow"/>
-        </w:rPr>
-        <w:t xml:space="preserve">  font-weight: </w:t>
-      </w:r>
-      <w:proofErr w:type="gramStart"/>
-      <w:r>
-        <w:rPr>
-          <w:highlight w:val="yellow"/>
-        </w:rPr>
-        <w:t>500;</w:t>
-      </w:r>
-      <w:proofErr w:type="gramEnd"/>
-    </w:p>
-    <w:p>
-      <w:pPr>
-        <w:rPr>
-          <w:highlight w:val="yellow"/>
-        </w:rPr>
-      </w:pPr>
-      <w:r>
-        <w:rPr>
-          <w:highlight w:val="yellow"/>
-        </w:rPr>
-        <w:t xml:space="preserve">  </w:t>
-      </w:r>
-      <w:proofErr w:type="gramStart"/>
-      <w:r>
-        <w:rPr>
-          <w:highlight w:val="yellow"/>
-        </w:rPr>
-        <w:t>white-space</w:t>
-      </w:r>
-      <w:proofErr w:type="gramEnd"/>
-      <w:r>
-        <w:rPr>
-          <w:highlight w:val="yellow"/>
-        </w:rPr>
-        <w:t xml:space="preserve">: </w:t>
-      </w:r>
-      <w:proofErr w:type="gramStart"/>
-      <w:r>
-        <w:rPr>
-          <w:highlight w:val="yellow"/>
-        </w:rPr>
-        <w:t>nowrap;</w:t>
-      </w:r>
-      <w:proofErr w:type="gramEnd"/>
-    </w:p>
-    <w:p>
-      <w:pPr>
-        <w:rPr>
-          <w:highlight w:val="yellow"/>
-        </w:rPr>
-      </w:pPr>
-      <w:r>
-        <w:rPr>
-          <w:highlight w:val="yellow"/>
-        </w:rPr>
-        <w:t xml:space="preserve">  flex-shrink: </w:t>
-      </w:r>
-      <w:proofErr w:type="gramStart"/>
-      <w:r>
-        <w:rPr>
-          <w:highlight w:val="yellow"/>
-        </w:rPr>
-        <w:t>0;</w:t>
-      </w:r>
-      <w:proofErr w:type="gramEnd"/>
+        <w:t xml:space="preserve">  font-size: 0.75rem;</w:t>
+      </w:r>
+    </w:p>
+    <w:p>
+      <w:pPr>
+        <w:rPr>
+          <w:highlight w:val="yellow"/>
+        </w:rPr>
+      </w:pPr>
+      <w:r>
+        <w:rPr>
+          <w:highlight w:val="yellow"/>
+        </w:rPr>
+        <w:t xml:space="preserve">  color: #94a3b8;</w:t>
+      </w:r>
+    </w:p>
+    <w:p>
+      <w:pPr>
+        <w:rPr>
+          <w:highlight w:val="yellow"/>
+        </w:rPr>
+      </w:pPr>
+      <w:r>
+        <w:rPr>
+          <w:highlight w:val="yellow"/>
+        </w:rPr>
+        <w:t xml:space="preserve">  font-weight: 500;</w:t>
+      </w:r>
+    </w:p>
+    <w:p>
+      <w:pPr>
+        <w:rPr>
+          <w:highlight w:val="yellow"/>
+        </w:rPr>
+      </w:pPr>
+      <w:r>
+        <w:rPr>
+          <w:highlight w:val="yellow"/>
+        </w:rPr>
+        <w:t xml:space="preserve">  white-space: nowrap;</w:t>
+      </w:r>
+    </w:p>
+    <w:p>
+      <w:pPr>
+        <w:rPr>
+          <w:highlight w:val="yellow"/>
+        </w:rPr>
+      </w:pPr>
+      <w:r>
+        <w:rPr>
+          <w:highlight w:val="yellow"/>
+        </w:rPr>
+        <w:t xml:space="preserve">  flex-shrink: 0;</w:t>
+      </w:r>
     </w:p>
     <w:p>
       <w:pPr>
@@ -4246,135 +3381,73 @@
         <w:rPr>
           <w:highlight w:val="yellow"/>
         </w:rPr>
-        <w:t xml:space="preserve">  font-size: 0.</w:t>
-      </w:r>
-      <w:proofErr w:type="gramStart"/>
-      <w:r>
-        <w:rPr>
-          <w:highlight w:val="yellow"/>
-        </w:rPr>
-        <w:t>85rem;</w:t>
-      </w:r>
-      <w:proofErr w:type="gramEnd"/>
-    </w:p>
-    <w:p>
-      <w:pPr>
-        <w:rPr>
-          <w:highlight w:val="yellow"/>
-        </w:rPr>
-      </w:pPr>
-      <w:r>
-        <w:rPr>
-          <w:highlight w:val="yellow"/>
-        </w:rPr>
-        <w:t xml:space="preserve">  color: </w:t>
-      </w:r>
-      <w:proofErr w:type="gramStart"/>
-      <w:r>
-        <w:rPr>
-          <w:highlight w:val="yellow"/>
-        </w:rPr>
-        <w:t>#334155;</w:t>
-      </w:r>
-      <w:proofErr w:type="gramEnd"/>
-    </w:p>
-    <w:p>
-      <w:pPr>
-        <w:rPr>
-          <w:highlight w:val="yellow"/>
-        </w:rPr>
-      </w:pPr>
-      <w:r>
-        <w:rPr>
-          <w:highlight w:val="yellow"/>
-        </w:rPr>
-        <w:t xml:space="preserve">  text-align: </w:t>
-      </w:r>
-      <w:proofErr w:type="gramStart"/>
-      <w:r>
-        <w:rPr>
-          <w:highlight w:val="yellow"/>
-        </w:rPr>
-        <w:t>right;</w:t>
-      </w:r>
-      <w:proofErr w:type="gramEnd"/>
-    </w:p>
-    <w:p>
-      <w:pPr>
-        <w:rPr>
-          <w:highlight w:val="yellow"/>
-        </w:rPr>
-      </w:pPr>
-      <w:r>
-        <w:rPr>
-          <w:highlight w:val="yellow"/>
-        </w:rPr>
-        <w:t xml:space="preserve">  overflow: </w:t>
-      </w:r>
-      <w:proofErr w:type="gramStart"/>
-      <w:r>
-        <w:rPr>
-          <w:highlight w:val="yellow"/>
-        </w:rPr>
-        <w:t>hidden;</w:t>
-      </w:r>
-      <w:proofErr w:type="gramEnd"/>
-    </w:p>
-    <w:p>
-      <w:pPr>
-        <w:rPr>
-          <w:highlight w:val="yellow"/>
-        </w:rPr>
-      </w:pPr>
-      <w:r>
-        <w:rPr>
-          <w:highlight w:val="yellow"/>
-        </w:rPr>
-        <w:t xml:space="preserve">  text-overflow: </w:t>
-      </w:r>
-      <w:proofErr w:type="gramStart"/>
-      <w:r>
-        <w:rPr>
-          <w:highlight w:val="yellow"/>
-        </w:rPr>
-        <w:t>ellipsis;</w:t>
-      </w:r>
-      <w:proofErr w:type="gramEnd"/>
-    </w:p>
-    <w:p>
-      <w:pPr>
-        <w:rPr>
-          <w:highlight w:val="yellow"/>
-        </w:rPr>
-      </w:pPr>
-      <w:r>
-        <w:rPr>
-          <w:highlight w:val="yellow"/>
-        </w:rPr>
-        <w:t xml:space="preserve">  </w:t>
-      </w:r>
-      <w:proofErr w:type="gramStart"/>
-      <w:r>
-        <w:rPr>
-          <w:highlight w:val="yellow"/>
-        </w:rPr>
-        <w:t>white-space</w:t>
-      </w:r>
-      <w:proofErr w:type="gramEnd"/>
-      <w:r>
-        <w:rPr>
-          <w:highlight w:val="yellow"/>
-        </w:rPr>
-        <w:t xml:space="preserve">: </w:t>
-      </w:r>
-      <w:proofErr w:type="gramStart"/>
-      <w:r>
-        <w:rPr>
-          <w:highlight w:val="yellow"/>
-        </w:rPr>
-        <w:t>nowrap;</w:t>
-      </w:r>
-      <w:proofErr w:type="gramEnd"/>
+        <w:t xml:space="preserve">  font-size: 0.85rem;</w:t>
+      </w:r>
+    </w:p>
+    <w:p>
+      <w:pPr>
+        <w:rPr>
+          <w:highlight w:val="yellow"/>
+        </w:rPr>
+      </w:pPr>
+      <w:r>
+        <w:rPr>
+          <w:highlight w:val="yellow"/>
+        </w:rPr>
+        <w:t xml:space="preserve">  color: #334155;</w:t>
+      </w:r>
+    </w:p>
+    <w:p>
+      <w:pPr>
+        <w:rPr>
+          <w:highlight w:val="yellow"/>
+        </w:rPr>
+      </w:pPr>
+      <w:r>
+        <w:rPr>
+          <w:highlight w:val="yellow"/>
+        </w:rPr>
+        <w:t xml:space="preserve">  text-align: right;</w:t>
+      </w:r>
+    </w:p>
+    <w:p>
+      <w:pPr>
+        <w:rPr>
+          <w:highlight w:val="yellow"/>
+        </w:rPr>
+      </w:pPr>
+      <w:r>
+        <w:rPr>
+          <w:highlight w:val="yellow"/>
+        </w:rPr>
+        <w:t xml:space="preserve">  overflow: hidden;</w:t>
+      </w:r>
+    </w:p>
+    <w:p>
+      <w:pPr>
+        <w:rPr>
+          <w:highlight w:val="yellow"/>
+        </w:rPr>
+      </w:pPr>
+      <w:r>
+        <w:rPr>
+          <w:highlight w:val="yellow"/>
+        </w:rPr>
+        <w:t xml:space="preserve">  text-overflow: ellipsis;</w:t>
+      </w:r>
+    </w:p>
+    <w:p>
+      <w:pPr>
+        <w:rPr>
+          <w:highlight w:val="yellow"/>
+        </w:rPr>
+      </w:pPr>
+      <w:r>
+        <w:rPr>
+          <w:highlight w:val="yellow"/>
+        </w:rPr>
+        <w:t xml:space="preserve">  white-space: nowrap;</w:t>
+      </w:r>
     </w:p>
     <w:p>
       <w:pPr>
@@ -4387,30 +3460,8 @@
           <w:highlight w:val="yellow"/>
         </w:rPr>
         <w:lastRenderedPageBreak/>
-        <w:t xml:space="preserve">  </w:t>
-      </w:r>
-      <w:proofErr w:type="gramStart"/>
-      <w:r>
-        <w:rPr>
-          <w:highlight w:val="yellow"/>
-        </w:rPr>
-        <w:t>max-width</w:t>
-      </w:r>
-      <w:proofErr w:type="gramEnd"/>
-      <w:r>
-        <w:rPr>
-          <w:highlight w:val="yellow"/>
-        </w:rPr>
-        <w:t xml:space="preserve">: </w:t>
-      </w:r>
-      <w:proofErr w:type="gramStart"/>
-      <w:r>
-        <w:rPr>
-          <w:highlight w:val="yellow"/>
-        </w:rPr>
-        <w:t>60%;</w:t>
-      </w:r>
-      <w:proofErr w:type="gramEnd"/>
+        <w:t xml:space="preserve">  max-width: 60%;</w:t>
+      </w:r>
     </w:p>
     <w:p>
       <w:pPr>
@@ -4438,146 +3489,90 @@
           <w:highlight w:val="yellow"/>
         </w:rPr>
       </w:pPr>
-      <w:proofErr w:type="gramStart"/>
-      <w:r>
-        <w:rPr>
-          <w:highlight w:val="yellow"/>
-        </w:rPr>
-        <w:t>.clinical</w:t>
-      </w:r>
-      <w:proofErr w:type="gramEnd"/>
-      <w:r>
-        <w:rPr>
-          <w:highlight w:val="yellow"/>
-        </w:rPr>
-        <w:t>-notes {</w:t>
-      </w:r>
-    </w:p>
-    <w:p>
-      <w:pPr>
-        <w:rPr>
-          <w:highlight w:val="yellow"/>
-        </w:rPr>
-      </w:pPr>
-      <w:r>
-        <w:rPr>
-          <w:highlight w:val="yellow"/>
-        </w:rPr>
-        <w:t xml:space="preserve">  margin-top: 0.</w:t>
-      </w:r>
-      <w:proofErr w:type="gramStart"/>
-      <w:r>
-        <w:rPr>
-          <w:highlight w:val="yellow"/>
-        </w:rPr>
-        <w:t>5rem;</w:t>
-      </w:r>
-      <w:proofErr w:type="gramEnd"/>
-    </w:p>
-    <w:p>
-      <w:pPr>
-        <w:rPr>
-          <w:highlight w:val="yellow"/>
-        </w:rPr>
-      </w:pPr>
-      <w:r>
-        <w:rPr>
-          <w:highlight w:val="yellow"/>
-        </w:rPr>
-        <w:t xml:space="preserve">  padding-top: 0.</w:t>
-      </w:r>
-      <w:proofErr w:type="gramStart"/>
-      <w:r>
-        <w:rPr>
-          <w:highlight w:val="yellow"/>
-        </w:rPr>
-        <w:t>75rem;</w:t>
-      </w:r>
-      <w:proofErr w:type="gramEnd"/>
-    </w:p>
-    <w:p>
-      <w:pPr>
-        <w:rPr>
-          <w:highlight w:val="yellow"/>
-        </w:rPr>
-      </w:pPr>
-      <w:r>
-        <w:rPr>
-          <w:highlight w:val="yellow"/>
-        </w:rPr>
-        <w:t xml:space="preserve">  border-top: 1px solid #</w:t>
-      </w:r>
-      <w:proofErr w:type="gramStart"/>
-      <w:r>
-        <w:rPr>
-          <w:highlight w:val="yellow"/>
-        </w:rPr>
-        <w:t>f1f5f9;</w:t>
-      </w:r>
-      <w:proofErr w:type="gramEnd"/>
-    </w:p>
-    <w:p>
-      <w:pPr>
-        <w:rPr>
-          <w:highlight w:val="yellow"/>
-        </w:rPr>
-      </w:pPr>
-      <w:r>
-        <w:rPr>
-          <w:highlight w:val="yellow"/>
-        </w:rPr>
-        <w:t xml:space="preserve">  display: </w:t>
-      </w:r>
-      <w:proofErr w:type="gramStart"/>
-      <w:r>
-        <w:rPr>
-          <w:highlight w:val="yellow"/>
-        </w:rPr>
-        <w:t>flex;</w:t>
-      </w:r>
-      <w:proofErr w:type="gramEnd"/>
-    </w:p>
-    <w:p>
-      <w:pPr>
-        <w:rPr>
-          <w:highlight w:val="yellow"/>
-        </w:rPr>
-      </w:pPr>
-      <w:r>
-        <w:rPr>
-          <w:highlight w:val="yellow"/>
-        </w:rPr>
-        <w:t xml:space="preserve">  flex-direction: </w:t>
-      </w:r>
-      <w:proofErr w:type="gramStart"/>
-      <w:r>
-        <w:rPr>
-          <w:highlight w:val="yellow"/>
-        </w:rPr>
-        <w:t>column;</w:t>
-      </w:r>
-      <w:proofErr w:type="gramEnd"/>
-    </w:p>
-    <w:p>
-      <w:pPr>
-        <w:rPr>
-          <w:highlight w:val="yellow"/>
-        </w:rPr>
-      </w:pPr>
-      <w:r>
-        <w:rPr>
-          <w:highlight w:val="yellow"/>
-        </w:rPr>
-        <w:t xml:space="preserve">  gap: 0.</w:t>
-      </w:r>
-      <w:proofErr w:type="gramStart"/>
-      <w:r>
-        <w:rPr>
-          <w:highlight w:val="yellow"/>
-        </w:rPr>
-        <w:t>3rem;</w:t>
-      </w:r>
-      <w:proofErr w:type="gramEnd"/>
+      <w:r>
+        <w:rPr>
+          <w:highlight w:val="yellow"/>
+        </w:rPr>
+        <w:t>.clinical-notes {</w:t>
+      </w:r>
+    </w:p>
+    <w:p>
+      <w:pPr>
+        <w:rPr>
+          <w:highlight w:val="yellow"/>
+        </w:rPr>
+      </w:pPr>
+      <w:r>
+        <w:rPr>
+          <w:highlight w:val="yellow"/>
+        </w:rPr>
+        <w:t xml:space="preserve">  margin-top: 0.5rem;</w:t>
+      </w:r>
+    </w:p>
+    <w:p>
+      <w:pPr>
+        <w:rPr>
+          <w:highlight w:val="yellow"/>
+        </w:rPr>
+      </w:pPr>
+      <w:r>
+        <w:rPr>
+          <w:highlight w:val="yellow"/>
+        </w:rPr>
+        <w:t xml:space="preserve">  padding-top: 0.75rem;</w:t>
+      </w:r>
+    </w:p>
+    <w:p>
+      <w:pPr>
+        <w:rPr>
+          <w:highlight w:val="yellow"/>
+        </w:rPr>
+      </w:pPr>
+      <w:r>
+        <w:rPr>
+          <w:highlight w:val="yellow"/>
+        </w:rPr>
+        <w:t xml:space="preserve">  border-top: 1px solid #f1f5f9;</w:t>
+      </w:r>
+    </w:p>
+    <w:p>
+      <w:pPr>
+        <w:rPr>
+          <w:highlight w:val="yellow"/>
+        </w:rPr>
+      </w:pPr>
+      <w:r>
+        <w:rPr>
+          <w:highlight w:val="yellow"/>
+        </w:rPr>
+        <w:t xml:space="preserve">  display: flex;</w:t>
+      </w:r>
+    </w:p>
+    <w:p>
+      <w:pPr>
+        <w:rPr>
+          <w:highlight w:val="yellow"/>
+        </w:rPr>
+      </w:pPr>
+      <w:r>
+        <w:rPr>
+          <w:highlight w:val="yellow"/>
+        </w:rPr>
+        <w:t xml:space="preserve">  flex-direction: column;</w:t>
+      </w:r>
+    </w:p>
+    <w:p>
+      <w:pPr>
+        <w:rPr>
+          <w:highlight w:val="yellow"/>
+        </w:rPr>
+      </w:pPr>
+      <w:r>
+        <w:rPr>
+          <w:highlight w:val="yellow"/>
+        </w:rPr>
+        <w:t xml:space="preserve">  gap: 0.3rem;</w:t>
+      </w:r>
     </w:p>
     <w:p>
       <w:pPr>
@@ -4605,167 +3600,103 @@
           <w:highlight w:val="yellow"/>
         </w:rPr>
       </w:pPr>
-      <w:proofErr w:type="gramStart"/>
-      <w:r>
-        <w:rPr>
-          <w:highlight w:val="yellow"/>
-        </w:rPr>
-        <w:t>.notes</w:t>
-      </w:r>
-      <w:proofErr w:type="gramEnd"/>
-      <w:r>
-        <w:rPr>
-          <w:highlight w:val="yellow"/>
-        </w:rPr>
-        <w:t>-text {</w:t>
-      </w:r>
-    </w:p>
-    <w:p>
-      <w:pPr>
-        <w:rPr>
-          <w:highlight w:val="yellow"/>
-        </w:rPr>
-      </w:pPr>
-      <w:r>
-        <w:rPr>
-          <w:highlight w:val="yellow"/>
-        </w:rPr>
-        <w:t xml:space="preserve">  font-size: 0.</w:t>
-      </w:r>
-      <w:proofErr w:type="gramStart"/>
-      <w:r>
-        <w:rPr>
-          <w:highlight w:val="yellow"/>
-        </w:rPr>
-        <w:t>8rem;</w:t>
-      </w:r>
-      <w:proofErr w:type="gramEnd"/>
-    </w:p>
-    <w:p>
-      <w:pPr>
-        <w:rPr>
-          <w:highlight w:val="yellow"/>
-        </w:rPr>
-      </w:pPr>
-      <w:r>
-        <w:rPr>
-          <w:highlight w:val="yellow"/>
-        </w:rPr>
-        <w:t xml:space="preserve">  color: #</w:t>
-      </w:r>
-      <w:proofErr w:type="gramStart"/>
-      <w:r>
-        <w:rPr>
-          <w:highlight w:val="yellow"/>
-        </w:rPr>
-        <w:t>64748b;</w:t>
-      </w:r>
-      <w:proofErr w:type="gramEnd"/>
-    </w:p>
-    <w:p>
-      <w:pPr>
-        <w:rPr>
-          <w:highlight w:val="yellow"/>
-        </w:rPr>
-      </w:pPr>
-      <w:r>
-        <w:rPr>
-          <w:highlight w:val="yellow"/>
-        </w:rPr>
-        <w:t xml:space="preserve">  line-height: </w:t>
-      </w:r>
-      <w:proofErr w:type="gramStart"/>
-      <w:r>
-        <w:rPr>
-          <w:highlight w:val="yellow"/>
-        </w:rPr>
-        <w:t>1.5;</w:t>
-      </w:r>
-      <w:proofErr w:type="gramEnd"/>
-    </w:p>
-    <w:p>
-      <w:pPr>
-        <w:rPr>
-          <w:highlight w:val="yellow"/>
-        </w:rPr>
-      </w:pPr>
-      <w:r>
-        <w:rPr>
-          <w:highlight w:val="yellow"/>
-        </w:rPr>
-        <w:t xml:space="preserve">  display: -webkit-</w:t>
-      </w:r>
-      <w:proofErr w:type="gramStart"/>
-      <w:r>
-        <w:rPr>
-          <w:highlight w:val="yellow"/>
-        </w:rPr>
-        <w:t>box;</w:t>
-      </w:r>
-      <w:proofErr w:type="gramEnd"/>
-    </w:p>
-    <w:p>
-      <w:pPr>
-        <w:rPr>
-          <w:highlight w:val="yellow"/>
-        </w:rPr>
-      </w:pPr>
-      <w:r>
-        <w:rPr>
-          <w:highlight w:val="yellow"/>
-        </w:rPr>
-        <w:t xml:space="preserve">  -webkit-line-clamp: </w:t>
-      </w:r>
-      <w:proofErr w:type="gramStart"/>
-      <w:r>
-        <w:rPr>
-          <w:highlight w:val="yellow"/>
-        </w:rPr>
-        <w:t>3;</w:t>
-      </w:r>
-      <w:proofErr w:type="gramEnd"/>
-    </w:p>
-    <w:p>
-      <w:pPr>
-        <w:rPr>
-          <w:highlight w:val="yellow"/>
-        </w:rPr>
-      </w:pPr>
-      <w:r>
-        <w:rPr>
-          <w:highlight w:val="yellow"/>
-        </w:rPr>
-        <w:t xml:space="preserve">  -webkit-box-orient: </w:t>
-      </w:r>
-      <w:proofErr w:type="gramStart"/>
-      <w:r>
-        <w:rPr>
-          <w:highlight w:val="yellow"/>
-        </w:rPr>
-        <w:t>vertical;</w:t>
-      </w:r>
-      <w:proofErr w:type="gramEnd"/>
-    </w:p>
-    <w:p>
-      <w:pPr>
-        <w:rPr>
-          <w:highlight w:val="yellow"/>
-        </w:rPr>
-      </w:pPr>
-      <w:r>
-        <w:rPr>
-          <w:highlight w:val="yellow"/>
-        </w:rPr>
-        <w:t xml:space="preserve">  overflow: </w:t>
-      </w:r>
-      <w:proofErr w:type="gramStart"/>
-      <w:r>
-        <w:rPr>
-          <w:highlight w:val="yellow"/>
-        </w:rPr>
-        <w:t>hidden;</w:t>
-      </w:r>
-      <w:proofErr w:type="gramEnd"/>
+      <w:r>
+        <w:rPr>
+          <w:highlight w:val="yellow"/>
+        </w:rPr>
+        <w:t>.notes-text {</w:t>
+      </w:r>
+    </w:p>
+    <w:p>
+      <w:pPr>
+        <w:rPr>
+          <w:highlight w:val="yellow"/>
+        </w:rPr>
+      </w:pPr>
+      <w:r>
+        <w:rPr>
+          <w:highlight w:val="yellow"/>
+        </w:rPr>
+        <w:t xml:space="preserve">  font-size: 0.8rem;</w:t>
+      </w:r>
+    </w:p>
+    <w:p>
+      <w:pPr>
+        <w:rPr>
+          <w:highlight w:val="yellow"/>
+        </w:rPr>
+      </w:pPr>
+      <w:r>
+        <w:rPr>
+          <w:highlight w:val="yellow"/>
+        </w:rPr>
+        <w:t xml:space="preserve">  color: #64748b;</w:t>
+      </w:r>
+    </w:p>
+    <w:p>
+      <w:pPr>
+        <w:rPr>
+          <w:highlight w:val="yellow"/>
+        </w:rPr>
+      </w:pPr>
+      <w:r>
+        <w:rPr>
+          <w:highlight w:val="yellow"/>
+        </w:rPr>
+        <w:t xml:space="preserve">  line-height: 1.5;</w:t>
+      </w:r>
+    </w:p>
+    <w:p>
+      <w:pPr>
+        <w:rPr>
+          <w:highlight w:val="yellow"/>
+        </w:rPr>
+      </w:pPr>
+      <w:r>
+        <w:rPr>
+          <w:highlight w:val="yellow"/>
+        </w:rPr>
+        <w:t xml:space="preserve">  display: -webkit-box;</w:t>
+      </w:r>
+    </w:p>
+    <w:p>
+      <w:pPr>
+        <w:rPr>
+          <w:highlight w:val="yellow"/>
+        </w:rPr>
+      </w:pPr>
+      <w:r>
+        <w:rPr>
+          <w:highlight w:val="yellow"/>
+        </w:rPr>
+        <w:t xml:space="preserve">  -webkit-line-clamp: 3;</w:t>
+      </w:r>
+    </w:p>
+    <w:p>
+      <w:pPr>
+        <w:rPr>
+          <w:highlight w:val="yellow"/>
+        </w:rPr>
+      </w:pPr>
+      <w:r>
+        <w:rPr>
+          <w:highlight w:val="yellow"/>
+        </w:rPr>
+        <w:t xml:space="preserve">  -webkit-box-orient: vertical;</w:t>
+      </w:r>
+    </w:p>
+    <w:p>
+      <w:pPr>
+        <w:rPr>
+          <w:highlight w:val="yellow"/>
+        </w:rPr>
+      </w:pPr>
+      <w:r>
+        <w:rPr>
+          <w:highlight w:val="yellow"/>
+        </w:rPr>
+        <w:t xml:space="preserve">  overflow: hidden;</w:t>
+      </w:r>
     </w:p>
     <w:p>
       <w:pPr>
@@ -4806,167 +3737,103 @@
           <w:highlight w:val="yellow"/>
         </w:rPr>
       </w:pPr>
-      <w:proofErr w:type="gramStart"/>
-      <w:r>
-        <w:rPr>
-          <w:highlight w:val="yellow"/>
-        </w:rPr>
-        <w:t>.state</w:t>
-      </w:r>
-      <w:proofErr w:type="gramEnd"/>
-      <w:r>
-        <w:rPr>
-          <w:highlight w:val="yellow"/>
-        </w:rPr>
-        <w:t>-message {</w:t>
-      </w:r>
-    </w:p>
-    <w:p>
-      <w:pPr>
-        <w:rPr>
-          <w:highlight w:val="yellow"/>
-        </w:rPr>
-      </w:pPr>
-      <w:r>
-        <w:rPr>
-          <w:highlight w:val="yellow"/>
-        </w:rPr>
-        <w:t xml:space="preserve">  display: </w:t>
-      </w:r>
-      <w:proofErr w:type="gramStart"/>
-      <w:r>
-        <w:rPr>
-          <w:highlight w:val="yellow"/>
-        </w:rPr>
-        <w:t>flex;</w:t>
-      </w:r>
-      <w:proofErr w:type="gramEnd"/>
-    </w:p>
-    <w:p>
-      <w:pPr>
-        <w:rPr>
-          <w:highlight w:val="yellow"/>
-        </w:rPr>
-      </w:pPr>
-      <w:r>
-        <w:rPr>
-          <w:highlight w:val="yellow"/>
-        </w:rPr>
-        <w:t xml:space="preserve">  flex-direction: </w:t>
-      </w:r>
-      <w:proofErr w:type="gramStart"/>
-      <w:r>
-        <w:rPr>
-          <w:highlight w:val="yellow"/>
-        </w:rPr>
-        <w:t>column;</w:t>
-      </w:r>
-      <w:proofErr w:type="gramEnd"/>
-    </w:p>
-    <w:p>
-      <w:pPr>
-        <w:rPr>
-          <w:highlight w:val="yellow"/>
-        </w:rPr>
-      </w:pPr>
-      <w:r>
-        <w:rPr>
-          <w:highlight w:val="yellow"/>
-        </w:rPr>
-        <w:t xml:space="preserve">  align-items: </w:t>
-      </w:r>
-      <w:proofErr w:type="gramStart"/>
-      <w:r>
-        <w:rPr>
-          <w:highlight w:val="yellow"/>
-        </w:rPr>
-        <w:t>center;</w:t>
-      </w:r>
-      <w:proofErr w:type="gramEnd"/>
-    </w:p>
-    <w:p>
-      <w:pPr>
-        <w:rPr>
-          <w:highlight w:val="yellow"/>
-        </w:rPr>
-      </w:pPr>
-      <w:r>
-        <w:rPr>
-          <w:highlight w:val="yellow"/>
-        </w:rPr>
-        <w:t xml:space="preserve">  justify-content: </w:t>
-      </w:r>
-      <w:proofErr w:type="gramStart"/>
-      <w:r>
-        <w:rPr>
-          <w:highlight w:val="yellow"/>
-        </w:rPr>
-        <w:t>center;</w:t>
-      </w:r>
-      <w:proofErr w:type="gramEnd"/>
-    </w:p>
-    <w:p>
-      <w:pPr>
-        <w:rPr>
-          <w:highlight w:val="yellow"/>
-        </w:rPr>
-      </w:pPr>
-      <w:r>
-        <w:rPr>
-          <w:highlight w:val="yellow"/>
-        </w:rPr>
-        <w:t xml:space="preserve">  padding: 4rem </w:t>
-      </w:r>
-      <w:proofErr w:type="gramStart"/>
-      <w:r>
-        <w:rPr>
-          <w:highlight w:val="yellow"/>
-        </w:rPr>
-        <w:t>2rem;</w:t>
-      </w:r>
-      <w:proofErr w:type="gramEnd"/>
-    </w:p>
-    <w:p>
-      <w:pPr>
-        <w:rPr>
-          <w:highlight w:val="yellow"/>
-        </w:rPr>
-      </w:pPr>
-      <w:r>
-        <w:rPr>
-          <w:highlight w:val="yellow"/>
-        </w:rPr>
-        <w:t xml:space="preserve">  gap: </w:t>
-      </w:r>
-      <w:proofErr w:type="gramStart"/>
-      <w:r>
-        <w:rPr>
-          <w:highlight w:val="yellow"/>
-        </w:rPr>
-        <w:t>1rem;</w:t>
-      </w:r>
-      <w:proofErr w:type="gramEnd"/>
-    </w:p>
-    <w:p>
-      <w:pPr>
-        <w:rPr>
-          <w:highlight w:val="yellow"/>
-        </w:rPr>
-      </w:pPr>
-      <w:r>
-        <w:rPr>
-          <w:highlight w:val="yellow"/>
-        </w:rPr>
-        <w:t xml:space="preserve">  color: #</w:t>
-      </w:r>
-      <w:proofErr w:type="gramStart"/>
-      <w:r>
-        <w:rPr>
-          <w:highlight w:val="yellow"/>
-        </w:rPr>
-        <w:t>64748b;</w:t>
-      </w:r>
-      <w:proofErr w:type="gramEnd"/>
+      <w:r>
+        <w:rPr>
+          <w:highlight w:val="yellow"/>
+        </w:rPr>
+        <w:t>.state-message {</w:t>
+      </w:r>
+    </w:p>
+    <w:p>
+      <w:pPr>
+        <w:rPr>
+          <w:highlight w:val="yellow"/>
+        </w:rPr>
+      </w:pPr>
+      <w:r>
+        <w:rPr>
+          <w:highlight w:val="yellow"/>
+        </w:rPr>
+        <w:t xml:space="preserve">  display: flex;</w:t>
+      </w:r>
+    </w:p>
+    <w:p>
+      <w:pPr>
+        <w:rPr>
+          <w:highlight w:val="yellow"/>
+        </w:rPr>
+      </w:pPr>
+      <w:r>
+        <w:rPr>
+          <w:highlight w:val="yellow"/>
+        </w:rPr>
+        <w:t xml:space="preserve">  flex-direction: column;</w:t>
+      </w:r>
+    </w:p>
+    <w:p>
+      <w:pPr>
+        <w:rPr>
+          <w:highlight w:val="yellow"/>
+        </w:rPr>
+      </w:pPr>
+      <w:r>
+        <w:rPr>
+          <w:highlight w:val="yellow"/>
+        </w:rPr>
+        <w:t xml:space="preserve">  align-items: center;</w:t>
+      </w:r>
+    </w:p>
+    <w:p>
+      <w:pPr>
+        <w:rPr>
+          <w:highlight w:val="yellow"/>
+        </w:rPr>
+      </w:pPr>
+      <w:r>
+        <w:rPr>
+          <w:highlight w:val="yellow"/>
+        </w:rPr>
+        <w:t xml:space="preserve">  justify-content: center;</w:t>
+      </w:r>
+    </w:p>
+    <w:p>
+      <w:pPr>
+        <w:rPr>
+          <w:highlight w:val="yellow"/>
+        </w:rPr>
+      </w:pPr>
+      <w:r>
+        <w:rPr>
+          <w:highlight w:val="yellow"/>
+        </w:rPr>
+        <w:t xml:space="preserve">  padding: 4rem 2rem;</w:t>
+      </w:r>
+    </w:p>
+    <w:p>
+      <w:pPr>
+        <w:rPr>
+          <w:highlight w:val="yellow"/>
+        </w:rPr>
+      </w:pPr>
+      <w:r>
+        <w:rPr>
+          <w:highlight w:val="yellow"/>
+        </w:rPr>
+        <w:t xml:space="preserve">  gap: 1rem;</w:t>
+      </w:r>
+    </w:p>
+    <w:p>
+      <w:pPr>
+        <w:rPr>
+          <w:highlight w:val="yellow"/>
+        </w:rPr>
+      </w:pPr>
+      <w:r>
+        <w:rPr>
+          <w:highlight w:val="yellow"/>
+        </w:rPr>
+        <w:t xml:space="preserve">  color: #64748b;</w:t>
+      </w:r>
     </w:p>
     <w:p>
       <w:pPr>
@@ -4979,16 +3846,8 @@
           <w:highlight w:val="yellow"/>
         </w:rPr>
         <w:lastRenderedPageBreak/>
-        <w:t xml:space="preserve">  font-size: 0.</w:t>
-      </w:r>
-      <w:proofErr w:type="gramStart"/>
-      <w:r>
-        <w:rPr>
-          <w:highlight w:val="yellow"/>
-        </w:rPr>
-        <w:t>95rem;</w:t>
-      </w:r>
-      <w:proofErr w:type="gramEnd"/>
+        <w:t xml:space="preserve">  font-size: 0.95rem;</w:t>
+      </w:r>
     </w:p>
     <w:p>
       <w:pPr>
@@ -5016,55 +3875,25 @@
           <w:highlight w:val="yellow"/>
         </w:rPr>
       </w:pPr>
-      <w:proofErr w:type="gramStart"/>
-      <w:r>
-        <w:rPr>
-          <w:highlight w:val="yellow"/>
-        </w:rPr>
-        <w:t>.state</w:t>
-      </w:r>
-      <w:proofErr w:type="gramEnd"/>
-      <w:r>
-        <w:rPr>
-          <w:highlight w:val="yellow"/>
-        </w:rPr>
-        <w:t>-</w:t>
-      </w:r>
-      <w:proofErr w:type="gramStart"/>
-      <w:r>
-        <w:rPr>
-          <w:highlight w:val="yellow"/>
-        </w:rPr>
-        <w:t>message.error</w:t>
-      </w:r>
-      <w:proofErr w:type="gramEnd"/>
-      <w:r>
-        <w:rPr>
-          <w:highlight w:val="yellow"/>
-        </w:rPr>
-        <w:t xml:space="preserve"> {</w:t>
-      </w:r>
-    </w:p>
-    <w:p>
-      <w:pPr>
-        <w:rPr>
-          <w:highlight w:val="yellow"/>
-        </w:rPr>
-      </w:pPr>
-      <w:r>
-        <w:rPr>
-          <w:highlight w:val="yellow"/>
-        </w:rPr>
-        <w:t xml:space="preserve">  color: #</w:t>
-      </w:r>
-      <w:proofErr w:type="gramStart"/>
-      <w:r>
-        <w:rPr>
-          <w:highlight w:val="yellow"/>
-        </w:rPr>
-        <w:t>dc2626;</w:t>
-      </w:r>
-      <w:proofErr w:type="gramEnd"/>
+      <w:r>
+        <w:rPr>
+          <w:highlight w:val="yellow"/>
+        </w:rPr>
+        <w:t>.state-message.error {</w:t>
+      </w:r>
+    </w:p>
+    <w:p>
+      <w:pPr>
+        <w:rPr>
+          <w:highlight w:val="yellow"/>
+        </w:rPr>
+      </w:pPr>
+      <w:r>
+        <w:rPr>
+          <w:highlight w:val="yellow"/>
+        </w:rPr>
+        <w:t xml:space="preserve">  color: #dc2626;</w:t>
+      </w:r>
     </w:p>
     <w:p>
       <w:pPr>
@@ -5092,146 +3921,90 @@
           <w:highlight w:val="yellow"/>
         </w:rPr>
       </w:pPr>
-      <w:proofErr w:type="gramStart"/>
-      <w:r>
-        <w:rPr>
-          <w:highlight w:val="yellow"/>
-        </w:rPr>
-        <w:t>.spinner</w:t>
-      </w:r>
-      <w:proofErr w:type="gramEnd"/>
-      <w:r>
-        <w:rPr>
-          <w:highlight w:val="yellow"/>
-        </w:rPr>
-        <w:t xml:space="preserve"> {</w:t>
-      </w:r>
-    </w:p>
-    <w:p>
-      <w:pPr>
-        <w:rPr>
-          <w:highlight w:val="yellow"/>
-        </w:rPr>
-      </w:pPr>
-      <w:r>
-        <w:rPr>
-          <w:highlight w:val="yellow"/>
-        </w:rPr>
-        <w:t xml:space="preserve">  width: </w:t>
-      </w:r>
-      <w:proofErr w:type="gramStart"/>
-      <w:r>
-        <w:rPr>
-          <w:highlight w:val="yellow"/>
-        </w:rPr>
-        <w:t>36px;</w:t>
-      </w:r>
-      <w:proofErr w:type="gramEnd"/>
-    </w:p>
-    <w:p>
-      <w:pPr>
-        <w:rPr>
-          <w:highlight w:val="yellow"/>
-        </w:rPr>
-      </w:pPr>
-      <w:r>
-        <w:rPr>
-          <w:highlight w:val="yellow"/>
-        </w:rPr>
-        <w:t xml:space="preserve">  height: </w:t>
-      </w:r>
-      <w:proofErr w:type="gramStart"/>
-      <w:r>
-        <w:rPr>
-          <w:highlight w:val="yellow"/>
-        </w:rPr>
-        <w:t>36px;</w:t>
-      </w:r>
-      <w:proofErr w:type="gramEnd"/>
-    </w:p>
-    <w:p>
-      <w:pPr>
-        <w:rPr>
-          <w:highlight w:val="yellow"/>
-        </w:rPr>
-      </w:pPr>
-      <w:r>
-        <w:rPr>
-          <w:highlight w:val="yellow"/>
-        </w:rPr>
-        <w:t xml:space="preserve">  border: 3px solid #</w:t>
-      </w:r>
-      <w:proofErr w:type="gramStart"/>
-      <w:r>
-        <w:rPr>
-          <w:highlight w:val="yellow"/>
-        </w:rPr>
-        <w:t>e2e8f0;</w:t>
-      </w:r>
-      <w:proofErr w:type="gramEnd"/>
-    </w:p>
-    <w:p>
-      <w:pPr>
-        <w:rPr>
-          <w:highlight w:val="yellow"/>
-        </w:rPr>
-      </w:pPr>
-      <w:r>
-        <w:rPr>
-          <w:highlight w:val="yellow"/>
-        </w:rPr>
-        <w:t xml:space="preserve">  border-top-color: #</w:t>
-      </w:r>
-      <w:proofErr w:type="gramStart"/>
-      <w:r>
-        <w:rPr>
-          <w:highlight w:val="yellow"/>
-        </w:rPr>
-        <w:t>3b82f6;</w:t>
-      </w:r>
-      <w:proofErr w:type="gramEnd"/>
-    </w:p>
-    <w:p>
-      <w:pPr>
-        <w:rPr>
-          <w:highlight w:val="yellow"/>
-        </w:rPr>
-      </w:pPr>
-      <w:r>
-        <w:rPr>
-          <w:highlight w:val="yellow"/>
-        </w:rPr>
-        <w:t xml:space="preserve">  border-radius: </w:t>
-      </w:r>
-      <w:proofErr w:type="gramStart"/>
-      <w:r>
-        <w:rPr>
-          <w:highlight w:val="yellow"/>
-        </w:rPr>
-        <w:t>50%;</w:t>
-      </w:r>
-      <w:proofErr w:type="gramEnd"/>
-    </w:p>
-    <w:p>
-      <w:pPr>
-        <w:rPr>
-          <w:highlight w:val="yellow"/>
-        </w:rPr>
-      </w:pPr>
-      <w:r>
-        <w:rPr>
-          <w:highlight w:val="yellow"/>
-        </w:rPr>
-        <w:t xml:space="preserve">  animation: spin 0.8s linear </w:t>
-      </w:r>
-      <w:proofErr w:type="gramStart"/>
-      <w:r>
-        <w:rPr>
-          <w:highlight w:val="yellow"/>
-        </w:rPr>
-        <w:t>infinite;</w:t>
-      </w:r>
-      <w:proofErr w:type="gramEnd"/>
+      <w:r>
+        <w:rPr>
+          <w:highlight w:val="yellow"/>
+        </w:rPr>
+        <w:t>.spinner {</w:t>
+      </w:r>
+    </w:p>
+    <w:p>
+      <w:pPr>
+        <w:rPr>
+          <w:highlight w:val="yellow"/>
+        </w:rPr>
+      </w:pPr>
+      <w:r>
+        <w:rPr>
+          <w:highlight w:val="yellow"/>
+        </w:rPr>
+        <w:t xml:space="preserve">  width: 36px;</w:t>
+      </w:r>
+    </w:p>
+    <w:p>
+      <w:pPr>
+        <w:rPr>
+          <w:highlight w:val="yellow"/>
+        </w:rPr>
+      </w:pPr>
+      <w:r>
+        <w:rPr>
+          <w:highlight w:val="yellow"/>
+        </w:rPr>
+        <w:t xml:space="preserve">  height: 36px;</w:t>
+      </w:r>
+    </w:p>
+    <w:p>
+      <w:pPr>
+        <w:rPr>
+          <w:highlight w:val="yellow"/>
+        </w:rPr>
+      </w:pPr>
+      <w:r>
+        <w:rPr>
+          <w:highlight w:val="yellow"/>
+        </w:rPr>
+        <w:t xml:space="preserve">  border: 3px solid #e2e8f0;</w:t>
+      </w:r>
+    </w:p>
+    <w:p>
+      <w:pPr>
+        <w:rPr>
+          <w:highlight w:val="yellow"/>
+        </w:rPr>
+      </w:pPr>
+      <w:r>
+        <w:rPr>
+          <w:highlight w:val="yellow"/>
+        </w:rPr>
+        <w:t xml:space="preserve">  border-top-color: #3b82f6;</w:t>
+      </w:r>
+    </w:p>
+    <w:p>
+      <w:pPr>
+        <w:rPr>
+          <w:highlight w:val="yellow"/>
+        </w:rPr>
+      </w:pPr>
+      <w:r>
+        <w:rPr>
+          <w:highlight w:val="yellow"/>
+        </w:rPr>
+        <w:t xml:space="preserve">  border-radius: 50%;</w:t>
+      </w:r>
+    </w:p>
+    <w:p>
+      <w:pPr>
+        <w:rPr>
+          <w:highlight w:val="yellow"/>
+        </w:rPr>
+      </w:pPr>
+      <w:r>
+        <w:rPr>
+          <w:highlight w:val="yellow"/>
+        </w:rPr>
+        <w:t xml:space="preserve">  animation: spin 0.8s linear infinite;</w:t>
+      </w:r>
     </w:p>
     <w:p>
       <w:pPr>
@@ -5276,30 +4049,8 @@
         <w:rPr>
           <w:highlight w:val="yellow"/>
         </w:rPr>
-        <w:t xml:space="preserve">  to </w:t>
-      </w:r>
-      <w:proofErr w:type="gramStart"/>
-      <w:r>
-        <w:rPr>
-          <w:highlight w:val="yellow"/>
-        </w:rPr>
-        <w:t>{ transform</w:t>
-      </w:r>
-      <w:proofErr w:type="gramEnd"/>
-      <w:r>
-        <w:rPr>
-          <w:highlight w:val="yellow"/>
-        </w:rPr>
-        <w:t>: rotate(360deg)</w:t>
-      </w:r>
-      <w:proofErr w:type="gramStart"/>
-      <w:r>
-        <w:rPr>
-          <w:highlight w:val="yellow"/>
-        </w:rPr>
-        <w:t>; }</w:t>
-      </w:r>
-      <w:proofErr w:type="gramEnd"/>
+        <w:t xml:space="preserve">  to { transform: rotate(360deg); }</w:t>
+      </w:r>
     </w:p>
     <w:p>
       <w:r>
@@ -5343,117 +4094,33 @@
         <w:rPr>
           <w:highlight w:val="green"/>
         </w:rPr>
-        <w:t xml:space="preserve">import </w:t>
-      </w:r>
-      <w:proofErr w:type="gramStart"/>
-      <w:r>
-        <w:rPr>
-          <w:highlight w:val="green"/>
-        </w:rPr>
-        <w:t>{ useState</w:t>
-      </w:r>
-      <w:proofErr w:type="gramEnd"/>
-      <w:r>
-        <w:rPr>
-          <w:highlight w:val="green"/>
-        </w:rPr>
-        <w:t xml:space="preserve">, </w:t>
-      </w:r>
-      <w:proofErr w:type="gramStart"/>
-      <w:r>
-        <w:rPr>
-          <w:highlight w:val="green"/>
-        </w:rPr>
-        <w:t>useEffect }</w:t>
-      </w:r>
-      <w:proofErr w:type="gramEnd"/>
-      <w:r>
-        <w:rPr>
-          <w:highlight w:val="green"/>
-        </w:rPr>
-        <w:t xml:space="preserve"> from 'react'</w:t>
-      </w:r>
-    </w:p>
-    <w:p>
-      <w:pPr>
-        <w:rPr>
-          <w:highlight w:val="green"/>
-        </w:rPr>
-      </w:pPr>
-      <w:r>
-        <w:rPr>
-          <w:highlight w:val="green"/>
-        </w:rPr>
-        <w:t xml:space="preserve">import </w:t>
-      </w:r>
-      <w:proofErr w:type="gramStart"/>
-      <w:r>
-        <w:rPr>
-          <w:highlight w:val="green"/>
-        </w:rPr>
-        <w:t>{ PatientTrackerService</w:t>
-      </w:r>
-      <w:proofErr w:type="gramEnd"/>
-      <w:r>
-        <w:rPr>
-          <w:highlight w:val="green"/>
-        </w:rPr>
-        <w:t xml:space="preserve"> } from </w:t>
-      </w:r>
-      <w:proofErr w:type="gramStart"/>
-      <w:r>
-        <w:rPr>
-          <w:highlight w:val="green"/>
-        </w:rPr>
-        <w:t>'./</w:t>
-      </w:r>
-      <w:proofErr w:type="gramEnd"/>
-      <w:r>
-        <w:rPr>
-          <w:highlight w:val="green"/>
-        </w:rPr>
-        <w:t>generated/services/PatientTrackerService'</w:t>
-      </w:r>
-    </w:p>
-    <w:p>
-      <w:pPr>
-        <w:rPr>
-          <w:highlight w:val="green"/>
-        </w:rPr>
-      </w:pPr>
-      <w:r>
-        <w:rPr>
-          <w:highlight w:val="green"/>
-        </w:rPr>
-        <w:t xml:space="preserve">import type </w:t>
-      </w:r>
-      <w:proofErr w:type="gramStart"/>
-      <w:r>
-        <w:rPr>
-          <w:highlight w:val="green"/>
-        </w:rPr>
-        <w:t>{ PatientTrackerRead</w:t>
-      </w:r>
-      <w:proofErr w:type="gramEnd"/>
-      <w:r>
-        <w:rPr>
-          <w:highlight w:val="green"/>
-        </w:rPr>
-        <w:t xml:space="preserve"> } from </w:t>
-      </w:r>
-      <w:proofErr w:type="gramStart"/>
-      <w:r>
-        <w:rPr>
-          <w:highlight w:val="green"/>
-        </w:rPr>
-        <w:t>'./</w:t>
-      </w:r>
-      <w:proofErr w:type="gramEnd"/>
-      <w:r>
-        <w:rPr>
-          <w:highlight w:val="green"/>
-        </w:rPr>
-        <w:t>generated/models/PatientTrackerModel'</w:t>
+        <w:t>import { useState, useEffect } from 'react'</w:t>
+      </w:r>
+    </w:p>
+    <w:p>
+      <w:pPr>
+        <w:rPr>
+          <w:highlight w:val="green"/>
+        </w:rPr>
+      </w:pPr>
+      <w:r>
+        <w:rPr>
+          <w:highlight w:val="green"/>
+        </w:rPr>
+        <w:t>import { PatientTrackerService } from './generated/services/PatientTrackerService'</w:t>
+      </w:r>
+    </w:p>
+    <w:p>
+      <w:pPr>
+        <w:rPr>
+          <w:highlight w:val="green"/>
+        </w:rPr>
+      </w:pPr>
+      <w:r>
+        <w:rPr>
+          <w:highlight w:val="green"/>
+        </w:rPr>
+        <w:t>import type { PatientTrackerRead } from './generated/models/PatientTrackerModel'</w:t>
       </w:r>
     </w:p>
     <w:p>
@@ -5486,48 +4153,20 @@
         <w:rPr>
           <w:highlight w:val="green"/>
         </w:rPr>
-        <w:t xml:space="preserve">function </w:t>
-      </w:r>
-      <w:proofErr w:type="gramStart"/>
-      <w:r>
-        <w:rPr>
-          <w:highlight w:val="green"/>
-        </w:rPr>
-        <w:t>statusColor(status?:</w:t>
-      </w:r>
-      <w:proofErr w:type="gramEnd"/>
-      <w:r>
-        <w:rPr>
-          <w:highlight w:val="green"/>
-        </w:rPr>
-        <w:t xml:space="preserve"> string): string {</w:t>
-      </w:r>
-    </w:p>
-    <w:p>
-      <w:pPr>
-        <w:rPr>
-          <w:highlight w:val="green"/>
-        </w:rPr>
-      </w:pPr>
-      <w:r>
-        <w:rPr>
-          <w:highlight w:val="green"/>
-        </w:rPr>
-        <w:t>  switch (</w:t>
-      </w:r>
-      <w:proofErr w:type="gramStart"/>
-      <w:r>
-        <w:rPr>
-          <w:highlight w:val="green"/>
-        </w:rPr>
-        <w:t>status?.toLowerCase(</w:t>
-      </w:r>
-      <w:proofErr w:type="gramEnd"/>
-      <w:r>
-        <w:rPr>
-          <w:highlight w:val="green"/>
-        </w:rPr>
-        <w:t>)) {</w:t>
+        <w:t>function statusColor(status?: string): string {</w:t>
+      </w:r>
+    </w:p>
+    <w:p>
+      <w:pPr>
+        <w:rPr>
+          <w:highlight w:val="green"/>
+        </w:rPr>
+      </w:pPr>
+      <w:r>
+        <w:rPr>
+          <w:highlight w:val="green"/>
+        </w:rPr>
+        <w:t>  switch (status?.toLowerCase()) {</w:t>
       </w:r>
     </w:p>
     <w:p>
@@ -5639,103 +4278,33 @@
         <w:rPr>
           <w:highlight w:val="green"/>
         </w:rPr>
-        <w:t xml:space="preserve">function </w:t>
-      </w:r>
-      <w:proofErr w:type="gramStart"/>
-      <w:r>
-        <w:rPr>
-          <w:highlight w:val="green"/>
-        </w:rPr>
-        <w:t>formatDate(dateStr?:</w:t>
-      </w:r>
-      <w:proofErr w:type="gramEnd"/>
-      <w:r>
-        <w:rPr>
-          <w:highlight w:val="green"/>
-        </w:rPr>
-        <w:t xml:space="preserve"> string): string {</w:t>
-      </w:r>
-    </w:p>
-    <w:p>
-      <w:pPr>
-        <w:rPr>
-          <w:highlight w:val="green"/>
-        </w:rPr>
-      </w:pPr>
-      <w:r>
-        <w:rPr>
-          <w:highlight w:val="green"/>
-        </w:rPr>
-        <w:t xml:space="preserve">  if </w:t>
-      </w:r>
-      <w:proofErr w:type="gramStart"/>
-      <w:r>
-        <w:rPr>
-          <w:highlight w:val="green"/>
-        </w:rPr>
-        <w:t>(!dateStr</w:t>
-      </w:r>
-      <w:proofErr w:type="gramEnd"/>
-      <w:r>
-        <w:rPr>
-          <w:highlight w:val="green"/>
-        </w:rPr>
-        <w:t>) return '—'</w:t>
-      </w:r>
-    </w:p>
-    <w:p>
-      <w:pPr>
-        <w:rPr>
-          <w:highlight w:val="green"/>
-        </w:rPr>
-      </w:pPr>
-      <w:r>
-        <w:rPr>
-          <w:highlight w:val="green"/>
-        </w:rPr>
-        <w:t>  return new Date(dateStr</w:t>
-      </w:r>
-      <w:proofErr w:type="gramStart"/>
-      <w:r>
-        <w:rPr>
-          <w:highlight w:val="green"/>
-        </w:rPr>
-        <w:t>).toLocaleDateString</w:t>
-      </w:r>
-      <w:proofErr w:type="gramEnd"/>
-      <w:r>
-        <w:rPr>
-          <w:highlight w:val="green"/>
-        </w:rPr>
-        <w:t xml:space="preserve">('en-US', </w:t>
-      </w:r>
-      <w:proofErr w:type="gramStart"/>
-      <w:r>
-        <w:rPr>
-          <w:highlight w:val="green"/>
-        </w:rPr>
-        <w:t>{ year</w:t>
-      </w:r>
-      <w:proofErr w:type="gramEnd"/>
-      <w:r>
-        <w:rPr>
-          <w:highlight w:val="green"/>
-        </w:rPr>
-        <w:t>: 'numeric', month: 'short', day: 'numeric</w:t>
-      </w:r>
-      <w:proofErr w:type="gramStart"/>
-      <w:r>
-        <w:rPr>
-          <w:highlight w:val="green"/>
-        </w:rPr>
-        <w:t>' }</w:t>
-      </w:r>
-      <w:proofErr w:type="gramEnd"/>
-      <w:r>
-        <w:rPr>
-          <w:highlight w:val="green"/>
-        </w:rPr>
-        <w:t>)</w:t>
+        <w:t>function formatDate(dateStr?: string): string {</w:t>
+      </w:r>
+    </w:p>
+    <w:p>
+      <w:pPr>
+        <w:rPr>
+          <w:highlight w:val="green"/>
+        </w:rPr>
+      </w:pPr>
+      <w:r>
+        <w:rPr>
+          <w:highlight w:val="green"/>
+        </w:rPr>
+        <w:t>  if (!dateStr) return '—'</w:t>
+      </w:r>
+    </w:p>
+    <w:p>
+      <w:pPr>
+        <w:rPr>
+          <w:highlight w:val="green"/>
+        </w:rPr>
+      </w:pPr>
+      <w:r>
+        <w:rPr>
+          <w:highlight w:val="green"/>
+        </w:rPr>
+        <w:t>  return new Date(dateStr).toLocaleDateString('en-US', { year: 'numeric', month: 'short', day: 'numeric' })</w:t>
       </w:r>
     </w:p>
     <w:p>
@@ -5768,131 +4337,33 @@
         <w:rPr>
           <w:highlight w:val="green"/>
         </w:rPr>
-        <w:t xml:space="preserve">function </w:t>
-      </w:r>
-      <w:proofErr w:type="gramStart"/>
-      <w:r>
-        <w:rPr>
-          <w:highlight w:val="green"/>
-        </w:rPr>
-        <w:t>PatientCard({ patient</w:t>
-      </w:r>
-      <w:proofErr w:type="gramEnd"/>
-      <w:r>
-        <w:rPr>
-          <w:highlight w:val="green"/>
-        </w:rPr>
-        <w:t xml:space="preserve"> }: </w:t>
-      </w:r>
-      <w:proofErr w:type="gramStart"/>
-      <w:r>
-        <w:rPr>
-          <w:highlight w:val="green"/>
-        </w:rPr>
-        <w:t>{ patient</w:t>
-      </w:r>
-      <w:proofErr w:type="gramEnd"/>
-      <w:r>
-        <w:rPr>
-          <w:highlight w:val="green"/>
-        </w:rPr>
-        <w:t xml:space="preserve">: </w:t>
-      </w:r>
-      <w:proofErr w:type="gramStart"/>
-      <w:r>
-        <w:rPr>
-          <w:highlight w:val="green"/>
-        </w:rPr>
-        <w:t>PatientTrackerRead }</w:t>
-      </w:r>
-      <w:proofErr w:type="gramEnd"/>
-      <w:r>
-        <w:rPr>
-          <w:highlight w:val="green"/>
-        </w:rPr>
-        <w:t>) {</w:t>
-      </w:r>
-    </w:p>
-    <w:p>
-      <w:pPr>
-        <w:rPr>
-          <w:highlight w:val="green"/>
-        </w:rPr>
-      </w:pPr>
-      <w:r>
-        <w:rPr>
-          <w:highlight w:val="green"/>
-        </w:rPr>
-        <w:t xml:space="preserve">  const status = </w:t>
-      </w:r>
-      <w:proofErr w:type="gramStart"/>
-      <w:r>
-        <w:rPr>
-          <w:highlight w:val="green"/>
-        </w:rPr>
-        <w:t>patient.Visit</w:t>
-      </w:r>
-      <w:proofErr w:type="gramEnd"/>
-      <w:r>
-        <w:rPr>
-          <w:highlight w:val="green"/>
-        </w:rPr>
-        <w:t>_x0020_</w:t>
-      </w:r>
-      <w:proofErr w:type="gramStart"/>
-      <w:r>
-        <w:rPr>
-          <w:highlight w:val="green"/>
-        </w:rPr>
-        <w:t>Type?.</w:t>
-      </w:r>
-      <w:proofErr w:type="gramEnd"/>
-      <w:r>
-        <w:rPr>
-          <w:highlight w:val="green"/>
-        </w:rPr>
-        <w:t>Value</w:t>
-      </w:r>
-    </w:p>
-    <w:p>
-      <w:pPr>
-        <w:rPr>
-          <w:highlight w:val="green"/>
-        </w:rPr>
-      </w:pPr>
-      <w:r>
-        <w:rPr>
-          <w:highlight w:val="green"/>
-        </w:rPr>
-        <w:t xml:space="preserve">  const doctor = </w:t>
-      </w:r>
-      <w:proofErr w:type="gramStart"/>
-      <w:r>
-        <w:rPr>
-          <w:highlight w:val="green"/>
-        </w:rPr>
-        <w:t>patient.Doctor</w:t>
-      </w:r>
-      <w:proofErr w:type="gramEnd"/>
-      <w:r>
-        <w:rPr>
-          <w:highlight w:val="green"/>
-        </w:rPr>
-        <w:t>_x0020_</w:t>
-      </w:r>
-      <w:proofErr w:type="gramStart"/>
-      <w:r>
-        <w:rPr>
-          <w:highlight w:val="green"/>
-        </w:rPr>
-        <w:t>Assigned?.</w:t>
-      </w:r>
-      <w:proofErr w:type="gramEnd"/>
-      <w:r>
-        <w:rPr>
-          <w:highlight w:val="green"/>
-        </w:rPr>
-        <w:t>DisplayName</w:t>
+        <w:t>function PatientCard({ patient }: { patient: PatientTrackerRead }) {</w:t>
+      </w:r>
+    </w:p>
+    <w:p>
+      <w:pPr>
+        <w:rPr>
+          <w:highlight w:val="green"/>
+        </w:rPr>
+      </w:pPr>
+      <w:r>
+        <w:rPr>
+          <w:highlight w:val="green"/>
+        </w:rPr>
+        <w:t>  const status = patient.Visit_x0020_Type?.Value</w:t>
+      </w:r>
+    </w:p>
+    <w:p>
+      <w:pPr>
+        <w:rPr>
+          <w:highlight w:val="green"/>
+        </w:rPr>
+      </w:pPr>
+      <w:r>
+        <w:rPr>
+          <w:highlight w:val="green"/>
+        </w:rPr>
+        <w:t>  const doctor = patient.Doctor_x0020_Assigned?.DisplayName</w:t>
       </w:r>
     </w:p>
     <w:p>
@@ -5951,49 +4422,7 @@
         <w:rPr>
           <w:highlight w:val="green"/>
         </w:rPr>
-        <w:t>        &lt;div className="patient-avatar"&gt;{</w:t>
-      </w:r>
-      <w:proofErr w:type="gramStart"/>
-      <w:r>
-        <w:rPr>
-          <w:highlight w:val="green"/>
-        </w:rPr>
-        <w:t>patient.Title?.charAt</w:t>
-      </w:r>
-      <w:proofErr w:type="gramEnd"/>
-      <w:r>
-        <w:rPr>
-          <w:highlight w:val="green"/>
-        </w:rPr>
-        <w:t>(0</w:t>
-      </w:r>
-      <w:proofErr w:type="gramStart"/>
-      <w:r>
-        <w:rPr>
-          <w:highlight w:val="green"/>
-        </w:rPr>
-        <w:t>) ??</w:t>
-      </w:r>
-      <w:proofErr w:type="gramEnd"/>
-      <w:r>
-        <w:rPr>
-          <w:highlight w:val="green"/>
-        </w:rPr>
-        <w:t xml:space="preserve"> </w:t>
-      </w:r>
-      <w:proofErr w:type="gramStart"/>
-      <w:r>
-        <w:rPr>
-          <w:highlight w:val="green"/>
-        </w:rPr>
-        <w:t>'?'}&lt;</w:t>
-      </w:r>
-      <w:proofErr w:type="gramEnd"/>
-      <w:r>
-        <w:rPr>
-          <w:highlight w:val="green"/>
-        </w:rPr>
-        <w:t>/div&gt;</w:t>
+        <w:t>        &lt;div className="patient-avatar"&gt;{patient.Title?.charAt(0) ?? '?'}&lt;/div&gt;</w:t>
       </w:r>
     </w:p>
     <w:p>
@@ -6019,76 +4448,20 @@
         <w:rPr>
           <w:highlight w:val="green"/>
         </w:rPr>
-        <w:t>          &lt;h3 className="patient-name"</w:t>
-      </w:r>
-      <w:proofErr w:type="gramStart"/>
-      <w:r>
-        <w:rPr>
-          <w:highlight w:val="green"/>
-        </w:rPr>
-        <w:t>&gt;{patient.Title</w:t>
-      </w:r>
-      <w:proofErr w:type="gramEnd"/>
-      <w:r>
-        <w:rPr>
-          <w:highlight w:val="green"/>
-        </w:rPr>
-        <w:t xml:space="preserve"> ?? 'Unknown Patient</w:t>
-      </w:r>
-      <w:proofErr w:type="gramStart"/>
-      <w:r>
-        <w:rPr>
-          <w:highlight w:val="green"/>
-        </w:rPr>
-        <w:t>'}&lt;</w:t>
-      </w:r>
-      <w:proofErr w:type="gramEnd"/>
-      <w:r>
-        <w:rPr>
-          <w:highlight w:val="green"/>
-        </w:rPr>
-        <w:t>/h3&gt;</w:t>
-      </w:r>
-    </w:p>
-    <w:p>
-      <w:pPr>
-        <w:rPr>
-          <w:highlight w:val="green"/>
-        </w:rPr>
-      </w:pPr>
-      <w:r>
-        <w:rPr>
-          <w:highlight w:val="green"/>
-        </w:rPr>
-        <w:t>          &lt;p className="patient-email"</w:t>
-      </w:r>
-      <w:proofErr w:type="gramStart"/>
-      <w:r>
-        <w:rPr>
-          <w:highlight w:val="green"/>
-        </w:rPr>
-        <w:t>&gt;{patient.Email</w:t>
-      </w:r>
-      <w:proofErr w:type="gramEnd"/>
-      <w:r>
-        <w:rPr>
-          <w:highlight w:val="green"/>
-        </w:rPr>
-        <w:t xml:space="preserve"> ?? '—</w:t>
-      </w:r>
-      <w:proofErr w:type="gramStart"/>
-      <w:r>
-        <w:rPr>
-          <w:highlight w:val="green"/>
-        </w:rPr>
-        <w:t>'}&lt;</w:t>
-      </w:r>
-      <w:proofErr w:type="gramEnd"/>
-      <w:r>
-        <w:rPr>
-          <w:highlight w:val="green"/>
-        </w:rPr>
-        <w:t>/p&gt;</w:t>
+        <w:t>          &lt;h3 className="patient-name"&gt;{patient.Title ?? 'Unknown Patient'}&lt;/h3&gt;</w:t>
+      </w:r>
+    </w:p>
+    <w:p>
+      <w:pPr>
+        <w:rPr>
+          <w:highlight w:val="green"/>
+        </w:rPr>
+      </w:pPr>
+      <w:r>
+        <w:rPr>
+          <w:highlight w:val="green"/>
+        </w:rPr>
+        <w:t>          &lt;p className="patient-email"&gt;{patient.Email ?? '—'}&lt;/p&gt;</w:t>
       </w:r>
     </w:p>
     <w:p>
@@ -6127,30 +4500,8 @@
         <w:rPr>
           <w:highlight w:val="green"/>
         </w:rPr>
-        <w:t>          &lt;span className="status-badge" style</w:t>
-      </w:r>
-      <w:proofErr w:type="gramStart"/>
-      <w:r>
-        <w:rPr>
-          <w:highlight w:val="green"/>
-        </w:rPr>
-        <w:t>={{ backgroundColor</w:t>
-      </w:r>
-      <w:proofErr w:type="gramEnd"/>
-      <w:r>
-        <w:rPr>
-          <w:highlight w:val="green"/>
-        </w:rPr>
-        <w:t>: statusColor(status</w:t>
-      </w:r>
-      <w:proofErr w:type="gramStart"/>
-      <w:r>
-        <w:rPr>
-          <w:highlight w:val="green"/>
-        </w:rPr>
-        <w:t>) }}&gt;</w:t>
-      </w:r>
-      <w:proofErr w:type="gramEnd"/>
+        <w:t>          &lt;span className="status-badge" style={{ backgroundColor: statusColor(status) }}&gt;</w:t>
+      </w:r>
     </w:p>
     <w:p>
       <w:pPr>
@@ -6261,35 +4612,7 @@
         <w:rPr>
           <w:highlight w:val="green"/>
         </w:rPr>
-        <w:t>          &lt;span className="info-value"&gt;{formatDate(</w:t>
-      </w:r>
-      <w:proofErr w:type="gramStart"/>
-      <w:r>
-        <w:rPr>
-          <w:highlight w:val="green"/>
-        </w:rPr>
-        <w:t>patient.Date</w:t>
-      </w:r>
-      <w:proofErr w:type="gramEnd"/>
-      <w:r>
-        <w:rPr>
-          <w:highlight w:val="green"/>
-        </w:rPr>
-        <w:t>_x0020_of_x0020_Birth</w:t>
-      </w:r>
-      <w:proofErr w:type="gramStart"/>
-      <w:r>
-        <w:rPr>
-          <w:highlight w:val="green"/>
-        </w:rPr>
-        <w:t>)}&lt;</w:t>
-      </w:r>
-      <w:proofErr w:type="gramEnd"/>
-      <w:r>
-        <w:rPr>
-          <w:highlight w:val="green"/>
-        </w:rPr>
-        <w:t>/span&gt;</w:t>
+        <w:t>          &lt;span className="info-value"&gt;{formatDate(patient.Date_x0020_of_x0020_Birth)}&lt;/span&gt;</w:t>
       </w:r>
     </w:p>
     <w:p>
@@ -6341,35 +4664,7 @@
         <w:rPr>
           <w:highlight w:val="green"/>
         </w:rPr>
-        <w:t>          &lt;span className="info-value"</w:t>
-      </w:r>
-      <w:proofErr w:type="gramStart"/>
-      <w:r>
-        <w:rPr>
-          <w:highlight w:val="green"/>
-        </w:rPr>
-        <w:t>&gt;{patient.Gender?.Value ??</w:t>
-      </w:r>
-      <w:proofErr w:type="gramEnd"/>
-      <w:r>
-        <w:rPr>
-          <w:highlight w:val="green"/>
-        </w:rPr>
-        <w:t xml:space="preserve"> '—</w:t>
-      </w:r>
-      <w:proofErr w:type="gramStart"/>
-      <w:r>
-        <w:rPr>
-          <w:highlight w:val="green"/>
-        </w:rPr>
-        <w:t>'}&lt;</w:t>
-      </w:r>
-      <w:proofErr w:type="gramEnd"/>
-      <w:r>
-        <w:rPr>
-          <w:highlight w:val="green"/>
-        </w:rPr>
-        <w:t>/span&gt;</w:t>
+        <w:t>          &lt;span className="info-value"&gt;{patient.Gender?.Value ?? '—'}&lt;/span&gt;</w:t>
       </w:r>
     </w:p>
     <w:p>
@@ -6421,35 +4716,7 @@
         <w:rPr>
           <w:highlight w:val="green"/>
         </w:rPr>
-        <w:t>          &lt;span className="info-value"</w:t>
-      </w:r>
-      <w:proofErr w:type="gramStart"/>
-      <w:r>
-        <w:rPr>
-          <w:highlight w:val="green"/>
-        </w:rPr>
-        <w:t>&gt;{doctor ??</w:t>
-      </w:r>
-      <w:proofErr w:type="gramEnd"/>
-      <w:r>
-        <w:rPr>
-          <w:highlight w:val="green"/>
-        </w:rPr>
-        <w:t xml:space="preserve"> '—</w:t>
-      </w:r>
-      <w:proofErr w:type="gramStart"/>
-      <w:r>
-        <w:rPr>
-          <w:highlight w:val="green"/>
-        </w:rPr>
-        <w:t>'}&lt;</w:t>
-      </w:r>
-      <w:proofErr w:type="gramEnd"/>
-      <w:r>
-        <w:rPr>
-          <w:highlight w:val="green"/>
-        </w:rPr>
-        <w:t>/span&gt;</w:t>
+        <w:t>          &lt;span className="info-value"&gt;{doctor ?? '—'}&lt;/span&gt;</w:t>
       </w:r>
     </w:p>
     <w:p>
@@ -6501,35 +4768,7 @@
         <w:rPr>
           <w:highlight w:val="green"/>
         </w:rPr>
-        <w:t>          &lt;span className="info-value"</w:t>
-      </w:r>
-      <w:proofErr w:type="gramStart"/>
-      <w:r>
-        <w:rPr>
-          <w:highlight w:val="green"/>
-        </w:rPr>
-        <w:t>&gt;{patient.Notes</w:t>
-      </w:r>
-      <w:proofErr w:type="gramEnd"/>
-      <w:r>
-        <w:rPr>
-          <w:highlight w:val="green"/>
-        </w:rPr>
-        <w:t xml:space="preserve"> ?? '—</w:t>
-      </w:r>
-      <w:proofErr w:type="gramStart"/>
-      <w:r>
-        <w:rPr>
-          <w:highlight w:val="green"/>
-        </w:rPr>
-        <w:t>'}&lt;</w:t>
-      </w:r>
-      <w:proofErr w:type="gramEnd"/>
-      <w:r>
-        <w:rPr>
-          <w:highlight w:val="green"/>
-        </w:rPr>
-        <w:t>/span&gt;</w:t>
+        <w:t>          &lt;span className="info-value"&gt;{patient.Notes ?? '—'}&lt;/span&gt;</w:t>
       </w:r>
     </w:p>
     <w:p>
@@ -6581,21 +4820,7 @@
         <w:rPr>
           <w:highlight w:val="green"/>
         </w:rPr>
-        <w:t>          &lt;span className="info-value"&gt;{formatDate(</w:t>
-      </w:r>
-      <w:proofErr w:type="gramStart"/>
-      <w:r>
-        <w:rPr>
-          <w:highlight w:val="green"/>
-        </w:rPr>
-        <w:t>patient.Date)}&lt;</w:t>
-      </w:r>
-      <w:proofErr w:type="gramEnd"/>
-      <w:r>
-        <w:rPr>
-          <w:highlight w:val="green"/>
-        </w:rPr>
-        <w:t>/span&gt;</w:t>
+        <w:t>          &lt;span className="info-value"&gt;{formatDate(patient.Date)}&lt;/span&gt;</w:t>
       </w:r>
     </w:p>
     <w:p>
@@ -6647,35 +4872,7 @@
         <w:rPr>
           <w:highlight w:val="green"/>
         </w:rPr>
-        <w:t>          &lt;span className="info-value"&gt;{formatDate(</w:t>
-      </w:r>
-      <w:proofErr w:type="gramStart"/>
-      <w:r>
-        <w:rPr>
-          <w:highlight w:val="green"/>
-        </w:rPr>
-        <w:t>patient.Discharge</w:t>
-      </w:r>
-      <w:proofErr w:type="gramEnd"/>
-      <w:r>
-        <w:rPr>
-          <w:highlight w:val="green"/>
-        </w:rPr>
-        <w:t>_x0020_Date</w:t>
-      </w:r>
-      <w:proofErr w:type="gramStart"/>
-      <w:r>
-        <w:rPr>
-          <w:highlight w:val="green"/>
-        </w:rPr>
-        <w:t>)}&lt;</w:t>
-      </w:r>
-      <w:proofErr w:type="gramEnd"/>
-      <w:r>
-        <w:rPr>
-          <w:highlight w:val="green"/>
-        </w:rPr>
-        <w:t>/span&gt;</w:t>
+        <w:t>          &lt;span className="info-value"&gt;{formatDate(patient.Discharge_x0020_Date)}&lt;/span&gt;</w:t>
       </w:r>
     </w:p>
     <w:p>
@@ -6701,48 +4898,20 @@
         <w:rPr>
           <w:highlight w:val="green"/>
         </w:rPr>
-        <w:t>        {</w:t>
-      </w:r>
-      <w:proofErr w:type="gramStart"/>
-      <w:r>
-        <w:rPr>
-          <w:highlight w:val="green"/>
-        </w:rPr>
-        <w:t>patient.Notes</w:t>
-      </w:r>
-      <w:proofErr w:type="gramEnd"/>
-      <w:r>
-        <w:rPr>
-          <w:highlight w:val="green"/>
-        </w:rPr>
-        <w:t xml:space="preserve"> &amp;&amp; (</w:t>
-      </w:r>
-    </w:p>
-    <w:p>
-      <w:pPr>
-        <w:rPr>
-          <w:highlight w:val="green"/>
-        </w:rPr>
-      </w:pPr>
-      <w:r>
-        <w:rPr>
-          <w:highlight w:val="green"/>
-        </w:rPr>
-        <w:t>          &lt;div className="</w:t>
-      </w:r>
-      <w:proofErr w:type="gramStart"/>
-      <w:r>
-        <w:rPr>
-          <w:highlight w:val="green"/>
-        </w:rPr>
-        <w:t>clinical-notes</w:t>
-      </w:r>
-      <w:proofErr w:type="gramEnd"/>
-      <w:r>
-        <w:rPr>
-          <w:highlight w:val="green"/>
-        </w:rPr>
-        <w:t>"&gt;</w:t>
+        <w:t>        {patient.Notes &amp;&amp; (</w:t>
+      </w:r>
+    </w:p>
+    <w:p>
+      <w:pPr>
+        <w:rPr>
+          <w:highlight w:val="green"/>
+        </w:rPr>
+      </w:pPr>
+      <w:r>
+        <w:rPr>
+          <w:highlight w:val="green"/>
+        </w:rPr>
+        <w:t>          &lt;div className="clinical-notes"&gt;</w:t>
       </w:r>
     </w:p>
     <w:p>
@@ -6768,21 +4937,7 @@
         <w:rPr>
           <w:highlight w:val="green"/>
         </w:rPr>
-        <w:t>            &lt;p className="notes-text"&gt;{</w:t>
-      </w:r>
-      <w:proofErr w:type="gramStart"/>
-      <w:r>
-        <w:rPr>
-          <w:highlight w:val="green"/>
-        </w:rPr>
-        <w:t>patient.ClinicalNotes</w:t>
-      </w:r>
-      <w:proofErr w:type="gramEnd"/>
-      <w:r>
-        <w:rPr>
-          <w:highlight w:val="green"/>
-        </w:rPr>
-        <w:t>}&lt;/p&gt;</w:t>
+        <w:t>            &lt;p className="notes-text"&gt;{patient.Notes}&lt;/p&gt;</w:t>
       </w:r>
     </w:p>
     <w:p>
@@ -6881,62 +5036,20 @@
         <w:rPr>
           <w:highlight w:val="green"/>
         </w:rPr>
-        <w:t xml:space="preserve">function </w:t>
-      </w:r>
-      <w:proofErr w:type="gramStart"/>
-      <w:r>
-        <w:rPr>
-          <w:highlight w:val="green"/>
-        </w:rPr>
-        <w:t>App(</w:t>
-      </w:r>
-      <w:proofErr w:type="gramEnd"/>
-      <w:r>
-        <w:rPr>
-          <w:highlight w:val="green"/>
-        </w:rPr>
-        <w:t>) {</w:t>
-      </w:r>
-    </w:p>
-    <w:p>
-      <w:pPr>
-        <w:rPr>
-          <w:highlight w:val="green"/>
-        </w:rPr>
-      </w:pPr>
-      <w:r>
-        <w:rPr>
-          <w:highlight w:val="green"/>
-        </w:rPr>
-        <w:t>  const [patients, setPatients] = useState&lt;</w:t>
-      </w:r>
-      <w:proofErr w:type="gramStart"/>
-      <w:r>
-        <w:rPr>
-          <w:highlight w:val="green"/>
-        </w:rPr>
-        <w:t>PatientTrackerRead[</w:t>
-      </w:r>
-      <w:proofErr w:type="gramEnd"/>
-      <w:r>
-        <w:rPr>
-          <w:highlight w:val="green"/>
-        </w:rPr>
-        <w:t>]</w:t>
-      </w:r>
-      <w:proofErr w:type="gramStart"/>
-      <w:r>
-        <w:rPr>
-          <w:highlight w:val="green"/>
-        </w:rPr>
-        <w:t>&gt;(</w:t>
-      </w:r>
-      <w:proofErr w:type="gramEnd"/>
-      <w:r>
-        <w:rPr>
-          <w:highlight w:val="green"/>
-        </w:rPr>
-        <w:t>[])</w:t>
+        <w:t>function App() {</w:t>
+      </w:r>
+    </w:p>
+    <w:p>
+      <w:pPr>
+        <w:rPr>
+          <w:highlight w:val="green"/>
+        </w:rPr>
+      </w:pPr>
+      <w:r>
+        <w:rPr>
+          <w:highlight w:val="green"/>
+        </w:rPr>
+        <w:t>  const [patients, setPatients] = useState&lt;PatientTrackerRead[]&gt;([])</w:t>
       </w:r>
     </w:p>
     <w:p>
@@ -6982,21 +5095,7 @@
         <w:rPr>
           <w:highlight w:val="green"/>
         </w:rPr>
-        <w:t xml:space="preserve">  </w:t>
-      </w:r>
-      <w:proofErr w:type="gramStart"/>
-      <w:r>
-        <w:rPr>
-          <w:highlight w:val="green"/>
-        </w:rPr>
-        <w:t>useEffect(</w:t>
-      </w:r>
-      <w:proofErr w:type="gramEnd"/>
-      <w:r>
-        <w:rPr>
-          <w:highlight w:val="green"/>
-        </w:rPr>
-        <w:t>() =&gt; {</w:t>
+        <w:t>  useEffect(() =&gt; {</w:t>
       </w:r>
     </w:p>
     <w:p>
@@ -7022,62 +5121,20 @@
         <w:rPr>
           <w:highlight w:val="green"/>
         </w:rPr>
-        <w:t xml:space="preserve">      </w:t>
-      </w:r>
-      <w:proofErr w:type="gramStart"/>
-      <w:r>
-        <w:rPr>
-          <w:highlight w:val="green"/>
-        </w:rPr>
-        <w:t>.then</w:t>
-      </w:r>
-      <w:proofErr w:type="gramEnd"/>
-      <w:r>
-        <w:rPr>
-          <w:highlight w:val="green"/>
-        </w:rPr>
-        <w:t>((result) =&gt; {</w:t>
-      </w:r>
-    </w:p>
-    <w:p>
-      <w:pPr>
-        <w:rPr>
-          <w:highlight w:val="green"/>
-        </w:rPr>
-      </w:pPr>
-      <w:r>
-        <w:rPr>
-          <w:highlight w:val="green"/>
-        </w:rPr>
-        <w:t xml:space="preserve">        </w:t>
-      </w:r>
-      <w:proofErr w:type="gramStart"/>
-      <w:r>
-        <w:rPr>
-          <w:highlight w:val="green"/>
-        </w:rPr>
-        <w:t>setPatients(</w:t>
-      </w:r>
-      <w:proofErr w:type="gramEnd"/>
-      <w:r>
-        <w:rPr>
-          <w:highlight w:val="green"/>
-        </w:rPr>
-        <w:t>result.</w:t>
-      </w:r>
-      <w:proofErr w:type="gramStart"/>
-      <w:r>
-        <w:rPr>
-          <w:highlight w:val="green"/>
-        </w:rPr>
-        <w:t>data ??</w:t>
-      </w:r>
-      <w:proofErr w:type="gramEnd"/>
-      <w:r>
-        <w:rPr>
-          <w:highlight w:val="green"/>
-        </w:rPr>
-        <w:t xml:space="preserve"> [])</w:t>
+        <w:t>      .then((result) =&gt; {</w:t>
+      </w:r>
+    </w:p>
+    <w:p>
+      <w:pPr>
+        <w:rPr>
+          <w:highlight w:val="green"/>
+        </w:rPr>
+      </w:pPr>
+      <w:r>
+        <w:rPr>
+          <w:highlight w:val="green"/>
+        </w:rPr>
+        <w:t>        setPatients(result.data ?? [])</w:t>
       </w:r>
     </w:p>
     <w:p>
@@ -7103,48 +5160,20 @@
         <w:rPr>
           <w:highlight w:val="green"/>
         </w:rPr>
-        <w:t xml:space="preserve">      </w:t>
-      </w:r>
-      <w:proofErr w:type="gramStart"/>
-      <w:r>
-        <w:rPr>
-          <w:highlight w:val="green"/>
-        </w:rPr>
-        <w:t>.catch</w:t>
-      </w:r>
-      <w:proofErr w:type="gramEnd"/>
-      <w:r>
-        <w:rPr>
-          <w:highlight w:val="green"/>
-        </w:rPr>
-        <w:t>((err) =&gt; {</w:t>
-      </w:r>
-    </w:p>
-    <w:p>
-      <w:pPr>
-        <w:rPr>
-          <w:highlight w:val="green"/>
-        </w:rPr>
-      </w:pPr>
-      <w:r>
-        <w:rPr>
-          <w:highlight w:val="green"/>
-        </w:rPr>
-        <w:t xml:space="preserve">        </w:t>
-      </w:r>
-      <w:proofErr w:type="gramStart"/>
-      <w:r>
-        <w:rPr>
-          <w:highlight w:val="green"/>
-        </w:rPr>
-        <w:t>setError(err?.message ??</w:t>
-      </w:r>
-      <w:proofErr w:type="gramEnd"/>
-      <w:r>
-        <w:rPr>
-          <w:highlight w:val="green"/>
-        </w:rPr>
-        <w:t xml:space="preserve"> 'Failed to load patient data.')</w:t>
+        <w:t>      .catch((err) =&gt; {</w:t>
+      </w:r>
+    </w:p>
+    <w:p>
+      <w:pPr>
+        <w:rPr>
+          <w:highlight w:val="green"/>
+        </w:rPr>
+      </w:pPr>
+      <w:r>
+        <w:rPr>
+          <w:highlight w:val="green"/>
+        </w:rPr>
+        <w:t>        setError(err?.message ?? 'Failed to load patient data.')</w:t>
       </w:r>
     </w:p>
     <w:p>
@@ -7170,21 +5199,7 @@
         <w:rPr>
           <w:highlight w:val="green"/>
         </w:rPr>
-        <w:t xml:space="preserve">      </w:t>
-      </w:r>
-      <w:proofErr w:type="gramStart"/>
-      <w:r>
-        <w:rPr>
-          <w:highlight w:val="green"/>
-        </w:rPr>
-        <w:t>.finally</w:t>
-      </w:r>
-      <w:proofErr w:type="gramEnd"/>
-      <w:r>
-        <w:rPr>
-          <w:highlight w:val="green"/>
-        </w:rPr>
-        <w:t>(() =&gt; {</w:t>
+        <w:t>      .finally(() =&gt; {</w:t>
       </w:r>
     </w:p>
     <w:p>
@@ -7295,119 +5310,7 @@
         <w:rPr>
           <w:highlight w:val="green"/>
         </w:rPr>
-        <w:t>        &lt;p className="app-subtitle"</w:t>
-      </w:r>
-      <w:proofErr w:type="gramStart"/>
-      <w:r>
-        <w:rPr>
-          <w:highlight w:val="green"/>
-        </w:rPr>
-        <w:t>&gt;{</w:t>
-      </w:r>
-      <w:proofErr w:type="gramEnd"/>
-      <w:r>
-        <w:rPr>
-          <w:highlight w:val="green"/>
-        </w:rPr>
-        <w:t>!loading &amp;</w:t>
-      </w:r>
-      <w:proofErr w:type="gramStart"/>
-      <w:r>
-        <w:rPr>
-          <w:highlight w:val="green"/>
-        </w:rPr>
-        <w:t>&amp; !error</w:t>
-      </w:r>
-      <w:proofErr w:type="gramEnd"/>
-      <w:r>
-        <w:rPr>
-          <w:highlight w:val="green"/>
-        </w:rPr>
-        <w:t xml:space="preserve"> ? `${</w:t>
-      </w:r>
-      <w:proofErr w:type="gramStart"/>
-      <w:r>
-        <w:rPr>
-          <w:highlight w:val="green"/>
-        </w:rPr>
-        <w:t>patients.length</w:t>
-      </w:r>
-      <w:proofErr w:type="gramEnd"/>
-      <w:r>
-        <w:rPr>
-          <w:highlight w:val="green"/>
-        </w:rPr>
-        <w:t>} patient${</w:t>
-      </w:r>
-      <w:proofErr w:type="gramStart"/>
-      <w:r>
-        <w:rPr>
-          <w:highlight w:val="green"/>
-        </w:rPr>
-        <w:t>patients.length !=</w:t>
-      </w:r>
-      <w:proofErr w:type="gramEnd"/>
-      <w:r>
-        <w:rPr>
-          <w:highlight w:val="green"/>
-        </w:rPr>
-        <w:t xml:space="preserve">= </w:t>
-      </w:r>
-      <w:proofErr w:type="gramStart"/>
-      <w:r>
-        <w:rPr>
-          <w:highlight w:val="green"/>
-        </w:rPr>
-        <w:t>1 ?</w:t>
-      </w:r>
-      <w:proofErr w:type="gramEnd"/>
-      <w:r>
-        <w:rPr>
-          <w:highlight w:val="green"/>
-        </w:rPr>
-        <w:t xml:space="preserve"> 's</w:t>
-      </w:r>
-      <w:proofErr w:type="gramStart"/>
-      <w:r>
-        <w:rPr>
-          <w:highlight w:val="green"/>
-        </w:rPr>
-        <w:t>' :</w:t>
-      </w:r>
-      <w:proofErr w:type="gramEnd"/>
-      <w:r>
-        <w:rPr>
-          <w:highlight w:val="green"/>
-        </w:rPr>
-        <w:t xml:space="preserve"> '</w:t>
-      </w:r>
-      <w:proofErr w:type="gramStart"/>
-      <w:r>
-        <w:rPr>
-          <w:highlight w:val="green"/>
-        </w:rPr>
-        <w:t>'}`</w:t>
-      </w:r>
-      <w:proofErr w:type="gramEnd"/>
-      <w:r>
-        <w:rPr>
-          <w:highlight w:val="green"/>
-        </w:rPr>
-        <w:t xml:space="preserve"> : '</w:t>
-      </w:r>
-      <w:proofErr w:type="gramStart"/>
-      <w:r>
-        <w:rPr>
-          <w:highlight w:val="green"/>
-        </w:rPr>
-        <w:t>'}&lt;</w:t>
-      </w:r>
-      <w:proofErr w:type="gramEnd"/>
-      <w:r>
-        <w:rPr>
-          <w:highlight w:val="green"/>
-        </w:rPr>
-        <w:t>/p&gt;</w:t>
+        <w:t>        &lt;p className="app-subtitle"&gt;{!loading &amp;&amp; !error ? `${patients.length} patient${patients.length !== 1 ? 's' : ''}` : ''}&lt;/p&gt;</w:t>
       </w:r>
     </w:p>
     <w:p>
@@ -7598,49 +5501,7 @@
         <w:rPr>
           <w:highlight w:val="green"/>
         </w:rPr>
-        <w:t xml:space="preserve">      </w:t>
-      </w:r>
-      <w:proofErr w:type="gramStart"/>
-      <w:r>
-        <w:rPr>
-          <w:highlight w:val="green"/>
-        </w:rPr>
-        <w:t>{!loading</w:t>
-      </w:r>
-      <w:proofErr w:type="gramEnd"/>
-      <w:r>
-        <w:rPr>
-          <w:highlight w:val="green"/>
-        </w:rPr>
-        <w:t xml:space="preserve"> &amp;</w:t>
-      </w:r>
-      <w:proofErr w:type="gramStart"/>
-      <w:r>
-        <w:rPr>
-          <w:highlight w:val="green"/>
-        </w:rPr>
-        <w:t>&amp; !error</w:t>
-      </w:r>
-      <w:proofErr w:type="gramEnd"/>
-      <w:r>
-        <w:rPr>
-          <w:highlight w:val="green"/>
-        </w:rPr>
-        <w:t xml:space="preserve"> &amp;&amp; </w:t>
-      </w:r>
-      <w:proofErr w:type="gramStart"/>
-      <w:r>
-        <w:rPr>
-          <w:highlight w:val="green"/>
-        </w:rPr>
-        <w:t>patients.length</w:t>
-      </w:r>
-      <w:proofErr w:type="gramEnd"/>
-      <w:r>
-        <w:rPr>
-          <w:highlight w:val="green"/>
-        </w:rPr>
-        <w:t xml:space="preserve"> === 0 &amp;&amp; (</w:t>
+        <w:t>      {!loading &amp;&amp; !error &amp;&amp; patients.length === 0 &amp;&amp; (</w:t>
       </w:r>
     </w:p>
     <w:p>
@@ -7666,21 +5527,7 @@
         <w:rPr>
           <w:highlight w:val="green"/>
         </w:rPr>
-        <w:t xml:space="preserve">          &lt;p&gt;No patients </w:t>
-      </w:r>
-      <w:proofErr w:type="gramStart"/>
-      <w:r>
-        <w:rPr>
-          <w:highlight w:val="green"/>
-        </w:rPr>
-        <w:t>found.&lt;</w:t>
-      </w:r>
-      <w:proofErr w:type="gramEnd"/>
-      <w:r>
-        <w:rPr>
-          <w:highlight w:val="green"/>
-        </w:rPr>
-        <w:t>/p&gt;</w:t>
+        <w:t>          &lt;p&gt;No patients found.&lt;/p&gt;</w:t>
       </w:r>
     </w:p>
     <w:p>
@@ -7726,49 +5573,7 @@
         <w:rPr>
           <w:highlight w:val="green"/>
         </w:rPr>
-        <w:t xml:space="preserve">      </w:t>
-      </w:r>
-      <w:proofErr w:type="gramStart"/>
-      <w:r>
-        <w:rPr>
-          <w:highlight w:val="green"/>
-        </w:rPr>
-        <w:t>{!loading</w:t>
-      </w:r>
-      <w:proofErr w:type="gramEnd"/>
-      <w:r>
-        <w:rPr>
-          <w:highlight w:val="green"/>
-        </w:rPr>
-        <w:t xml:space="preserve"> &amp;</w:t>
-      </w:r>
-      <w:proofErr w:type="gramStart"/>
-      <w:r>
-        <w:rPr>
-          <w:highlight w:val="green"/>
-        </w:rPr>
-        <w:t>&amp; !error</w:t>
-      </w:r>
-      <w:proofErr w:type="gramEnd"/>
-      <w:r>
-        <w:rPr>
-          <w:highlight w:val="green"/>
-        </w:rPr>
-        <w:t xml:space="preserve"> &amp;&amp; </w:t>
-      </w:r>
-      <w:proofErr w:type="gramStart"/>
-      <w:r>
-        <w:rPr>
-          <w:highlight w:val="green"/>
-        </w:rPr>
-        <w:t>patients.length</w:t>
-      </w:r>
-      <w:proofErr w:type="gramEnd"/>
-      <w:r>
-        <w:rPr>
-          <w:highlight w:val="green"/>
-        </w:rPr>
-        <w:t xml:space="preserve"> &gt; 0 &amp;&amp; (</w:t>
+        <w:t>      {!loading &amp;&amp; !error &amp;&amp; patients.length &gt; 0 &amp;&amp; (</w:t>
       </w:r>
     </w:p>
     <w:p>
@@ -7807,21 +5612,7 @@
         <w:rPr>
           <w:highlight w:val="green"/>
         </w:rPr>
-        <w:t>            &lt;PatientCard key</w:t>
-      </w:r>
-      <w:proofErr w:type="gramStart"/>
-      <w:r>
-        <w:rPr>
-          <w:highlight w:val="green"/>
-        </w:rPr>
-        <w:t>={</w:t>
-      </w:r>
-      <w:proofErr w:type="gramEnd"/>
-      <w:r>
-        <w:rPr>
-          <w:highlight w:val="green"/>
-        </w:rPr>
-        <w:t>patient.ID ?? patient['{Identifier}']} patient={patient} /&gt;</w:t>
+        <w:t>            &lt;PatientCard key={patient.ID ?? patient['{Identifier}']} patient={patient} /&gt;</w:t>
       </w:r>
     </w:p>
     <w:p>
@@ -7951,19 +5742,14 @@
         <w:t xml:space="preserve"> </w:t>
       </w:r>
       <w:r>
-        <w:t xml:space="preserve">in new browser and </w:t>
-      </w:r>
-      <w:proofErr w:type="gramStart"/>
-      <w:r>
-        <w:t>list</w:t>
-      </w:r>
-      <w:proofErr w:type="gramEnd"/>
-      <w:r>
-        <w:t xml:space="preserve"> all patient information.</w:t>
-      </w:r>
-    </w:p>
-    <w:p>
-      <w:r>
+        <w:t>in new browser and list all patient information.</w:t>
+      </w:r>
+    </w:p>
+    <w:p>
+      <w:r>
+        <w:rPr>
+          <w:noProof/>
+        </w:rPr>
         <w:drawing>
           <wp:inline distT="0" distB="0" distL="0" distR="0" wp14:anchorId="165D5CF3" wp14:editId="300623D0">
             <wp:extent cx="5731510" cy="3393440"/>
@@ -7999,6 +5785,14 @@
             </a:graphic>
           </wp:inline>
         </w:drawing>
+      </w:r>
+    </w:p>
+    <w:p>
+      <w:r>
+        <w:t xml:space="preserve">Add new record in SharePoint and </w:t>
+      </w:r>
+      <w:r>
+        <w:t>refresh and see the result</w:t>
       </w:r>
     </w:p>
     <w:sectPr>
@@ -8734,6 +6528,7 @@
   <w:style w:type="character" w:default="1" w:styleId="DefaultParagraphFont">
     <w:name w:val="Default Paragraph Font"/>
     <w:uiPriority w:val="1"/>
+    <w:semiHidden/>
     <w:unhideWhenUsed/>
   </w:style>
   <w:style w:type="table" w:default="1" w:styleId="TableNormal">

--- a/Labs/Day 1/M2 H3-Healthcare Patient Tracker SharePoint Data.docx
+++ b/Labs/Day 1/M2 H3-Healthcare Patient Tracker SharePoint Data.docx
@@ -68,20 +68,69 @@
       </w:r>
     </w:p>
     <w:p>
-      <w:r>
-        <w:t xml:space="preserve">npx degit github:microsoft/PowerAppsCodeApps/templates/vite </w:t>
-      </w:r>
-      <w:r>
-        <w:t>SharePoint-DataApp</w:t>
-      </w:r>
+      <w:proofErr w:type="spellStart"/>
+      <w:r>
+        <w:t>npx</w:t>
+      </w:r>
+      <w:proofErr w:type="spellEnd"/>
+      <w:r>
+        <w:t xml:space="preserve"> </w:t>
+      </w:r>
+      <w:proofErr w:type="spellStart"/>
+      <w:r>
+        <w:t>degit</w:t>
+      </w:r>
+      <w:proofErr w:type="spellEnd"/>
+      <w:r>
+        <w:t xml:space="preserve"> </w:t>
+      </w:r>
+      <w:proofErr w:type="spellStart"/>
+      <w:proofErr w:type="gramStart"/>
+      <w:r>
+        <w:t>github:microsoft</w:t>
+      </w:r>
+      <w:proofErr w:type="spellEnd"/>
+      <w:proofErr w:type="gramEnd"/>
+      <w:r>
+        <w:t>/</w:t>
+      </w:r>
+      <w:proofErr w:type="spellStart"/>
+      <w:r>
+        <w:t>PowerAppsCodeApps</w:t>
+      </w:r>
+      <w:proofErr w:type="spellEnd"/>
+      <w:r>
+        <w:t>/templates/</w:t>
+      </w:r>
+      <w:proofErr w:type="spellStart"/>
+      <w:r>
+        <w:t>vite</w:t>
+      </w:r>
+      <w:proofErr w:type="spellEnd"/>
+      <w:r>
+        <w:t xml:space="preserve"> </w:t>
+      </w:r>
+      <w:r>
+        <w:t>SharePoint-</w:t>
+      </w:r>
+      <w:proofErr w:type="spellStart"/>
+      <w:r>
+        <w:t>DataApp</w:t>
+      </w:r>
+      <w:proofErr w:type="spellEnd"/>
     </w:p>
     <w:p>
       <w:r>
         <w:t>cd</w:t>
       </w:r>
       <w:r>
-        <w:t xml:space="preserve"> SharePoint-DataApp</w:t>
-      </w:r>
+        <w:t xml:space="preserve"> SharePoint-</w:t>
+      </w:r>
+      <w:proofErr w:type="spellStart"/>
+      <w:r>
+        <w:t>DataApp</w:t>
+      </w:r>
+      <w:proofErr w:type="spellEnd"/>
     </w:p>
     <w:p>
       <w:r>
@@ -207,8 +256,17 @@
           <w:b/>
           <w:bCs/>
         </w:rPr>
-        <w:t xml:space="preserve"> -&gt; CodeApp</w:t>
-      </w:r>
+        <w:t xml:space="preserve"> -&gt; </w:t>
+      </w:r>
+      <w:proofErr w:type="spellStart"/>
+      <w:r>
+        <w:rPr>
+          <w:b/>
+          <w:bCs/>
+        </w:rPr>
+        <w:t>CodeApp</w:t>
+      </w:r>
+      <w:proofErr w:type="spellEnd"/>
     </w:p>
     <w:p>
       <w:pPr>
@@ -222,8 +280,13 @@
         <w:t xml:space="preserve">SharePoint Site Created </w:t>
       </w:r>
       <w:r>
-        <w:t>https://jpower4mvp.sharepoint.com /sites/CodeApp</w:t>
-      </w:r>
+        <w:t>https://jpower4mvp.sharepoint.com /sites/</w:t>
+      </w:r>
+      <w:proofErr w:type="spellStart"/>
+      <w:r>
+        <w:t>CodeApp</w:t>
+      </w:r>
+      <w:proofErr w:type="spellEnd"/>
     </w:p>
     <w:p>
       <w:pPr>
@@ -302,18 +365,33 @@
       </w:r>
     </w:p>
     <w:p>
-      <w:r>
-        <w:t>npm install --global @microsoft/power-apps-cli</w:t>
-      </w:r>
-    </w:p>
-    <w:p>
-      <w:r>
-        <w:t>npm install --global @microsoft/power-apps</w:t>
-      </w:r>
-    </w:p>
-    <w:p>
-      <w:r>
-        <w:t>npm install</w:t>
+      <w:proofErr w:type="spellStart"/>
+      <w:r>
+        <w:t>npm</w:t>
+      </w:r>
+      <w:proofErr w:type="spellEnd"/>
+      <w:r>
+        <w:t xml:space="preserve"> install --global @microsoft/power-apps-cli</w:t>
+      </w:r>
+    </w:p>
+    <w:p>
+      <w:proofErr w:type="spellStart"/>
+      <w:r>
+        <w:t>npm</w:t>
+      </w:r>
+      <w:proofErr w:type="spellEnd"/>
+      <w:r>
+        <w:t xml:space="preserve"> install --global @microsoft/power-apps</w:t>
+      </w:r>
+    </w:p>
+    <w:p>
+      <w:proofErr w:type="spellStart"/>
+      <w:r>
+        <w:t>npm</w:t>
+      </w:r>
+      <w:proofErr w:type="spellEnd"/>
+      <w:r>
+        <w:t xml:space="preserve"> install</w:t>
       </w:r>
     </w:p>
     <w:p>
@@ -448,7 +526,15 @@
     </w:p>
     <w:p>
       <w:r>
-        <w:t xml:space="preserve">To to menu Terminal </w:t>
+        <w:t xml:space="preserve">To </w:t>
+      </w:r>
+      <w:proofErr w:type="spellStart"/>
+      <w:r>
+        <w:t>to</w:t>
+      </w:r>
+      <w:proofErr w:type="spellEnd"/>
+      <w:r>
+        <w:t xml:space="preserve"> menu Terminal </w:t>
       </w:r>
       <w:r>
         <w:sym w:font="Wingdings" w:char="F0E0"/>
@@ -459,8 +545,13 @@
     </w:p>
     <w:p>
       <w:r>
-        <w:t>pa app init</w:t>
-      </w:r>
+        <w:t xml:space="preserve">pa app </w:t>
+      </w:r>
+      <w:proofErr w:type="spellStart"/>
+      <w:r>
+        <w:t>init</w:t>
+      </w:r>
+      <w:proofErr w:type="spellEnd"/>
     </w:p>
     <w:p>
       <w:r>
@@ -684,6 +775,11 @@
       </w:r>
     </w:p>
     <w:p>
+      <w:r>
+        <w:t>Buik</w:t>
+      </w:r>
+    </w:p>
+    <w:p>
       <w:pPr>
         <w:rPr>
           <w:b/>
@@ -702,7 +798,23 @@
           <w:b/>
           <w:bCs/>
         </w:rPr>
-        <w:t>SharePoint list using Github Copilot</w:t>
+        <w:t xml:space="preserve">SharePoint list using </w:t>
+      </w:r>
+      <w:proofErr w:type="spellStart"/>
+      <w:r>
+        <w:rPr>
+          <w:b/>
+          <w:bCs/>
+        </w:rPr>
+        <w:t>Github</w:t>
+      </w:r>
+      <w:proofErr w:type="spellEnd"/>
+      <w:r>
+        <w:rPr>
+          <w:b/>
+          <w:bCs/>
+        </w:rPr>
+        <w:t xml:space="preserve"> Copilot</w:t>
       </w:r>
     </w:p>
     <w:p>
@@ -1355,10 +1467,26 @@
     </w:p>
     <w:p>
       <w:r>
-        <w:t xml:space="preserve">Sign in with your credentials </w:t>
-      </w:r>
-      <w:r>
-        <w:t>, it create new connection.</w:t>
+        <w:t xml:space="preserve">Sign in with your </w:t>
+      </w:r>
+      <w:proofErr w:type="gramStart"/>
+      <w:r>
+        <w:t xml:space="preserve">credentials </w:t>
+      </w:r>
+      <w:r>
+        <w:t>,</w:t>
+      </w:r>
+      <w:proofErr w:type="gramEnd"/>
+      <w:r>
+        <w:t xml:space="preserve"> it </w:t>
+      </w:r>
+      <w:proofErr w:type="gramStart"/>
+      <w:r>
+        <w:t>create</w:t>
+      </w:r>
+      <w:proofErr w:type="gramEnd"/>
+      <w:r>
+        <w:t xml:space="preserve"> new connection.</w:t>
       </w:r>
     </w:p>
     <w:p>
@@ -1418,9 +1546,11 @@
       <w:r>
         <w:t>… and rename it “</w:t>
       </w:r>
+      <w:proofErr w:type="spellStart"/>
       <w:r>
         <w:t>PatientTrackerSPConnector</w:t>
       </w:r>
+      <w:proofErr w:type="spellEnd"/>
       <w:r>
         <w:t>”</w:t>
       </w:r>
@@ -1498,8 +1628,13 @@
     </w:p>
     <w:p>
       <w:r>
-        <w:t>pa connection list --search PatientTrackerSPConnector</w:t>
-      </w:r>
+        <w:t xml:space="preserve">pa connection list --search </w:t>
+      </w:r>
+      <w:proofErr w:type="spellStart"/>
+      <w:r>
+        <w:t>PatientTrackerSPConnector</w:t>
+      </w:r>
+      <w:proofErr w:type="spellEnd"/>
       <w:r>
         <w:t xml:space="preserve"> </w:t>
       </w:r>
@@ -1569,7 +1704,31 @@
     </w:p>
     <w:p>
       <w:r>
-        <w:t>pa app add data-source --connector "shared_sharepointonline" --connection-id "2be771a9a01147efabf95e5cf32206bb" --table "Patient%20Tracker" --dataset "https://jpower4mvp.sharepoint.com/sites/CodeApp"</w:t>
+        <w:t xml:space="preserve">pa </w:t>
+      </w:r>
+      <w:proofErr w:type="gramStart"/>
+      <w:r>
+        <w:t>app</w:t>
+      </w:r>
+      <w:proofErr w:type="gramEnd"/>
+      <w:r>
+        <w:t xml:space="preserve"> add data-source --connector "</w:t>
+      </w:r>
+      <w:proofErr w:type="spellStart"/>
+      <w:r>
+        <w:t>shared_sharepointonline</w:t>
+      </w:r>
+      <w:proofErr w:type="spellEnd"/>
+      <w:r>
+        <w:t>" --connection-id "2be771a9a01147efabf95e5cf32206bb" --table "Patient%20Tracker" --dataset "https://jpower4mvp.sharepoint.com/sites/</w:t>
+      </w:r>
+      <w:proofErr w:type="spellStart"/>
+      <w:r>
+        <w:t>CodeApp</w:t>
+      </w:r>
+      <w:proofErr w:type="spellEnd"/>
+      <w:r>
+        <w:t>"</w:t>
       </w:r>
     </w:p>
     <w:p>
@@ -1706,34 +1865,58 @@
         <w:rPr>
           <w:highlight w:val="yellow"/>
         </w:rPr>
-        <w:t xml:space="preserve">  box-sizing: border-box;</w:t>
-      </w:r>
-    </w:p>
-    <w:p>
-      <w:pPr>
-        <w:rPr>
-          <w:highlight w:val="yellow"/>
-        </w:rPr>
-      </w:pPr>
-      <w:r>
-        <w:rPr>
-          <w:highlight w:val="yellow"/>
-        </w:rPr>
-        <w:t xml:space="preserve">  margin: 0;</w:t>
-      </w:r>
-    </w:p>
-    <w:p>
-      <w:pPr>
-        <w:rPr>
-          <w:highlight w:val="yellow"/>
-        </w:rPr>
-      </w:pPr>
-      <w:r>
-        <w:rPr>
-          <w:highlight w:val="yellow"/>
-        </w:rPr>
-        <w:t xml:space="preserve">  padding: 0;</w:t>
-      </w:r>
+        <w:t xml:space="preserve">  box-sizing: border-</w:t>
+      </w:r>
+      <w:proofErr w:type="gramStart"/>
+      <w:r>
+        <w:rPr>
+          <w:highlight w:val="yellow"/>
+        </w:rPr>
+        <w:t>box;</w:t>
+      </w:r>
+      <w:proofErr w:type="gramEnd"/>
+    </w:p>
+    <w:p>
+      <w:pPr>
+        <w:rPr>
+          <w:highlight w:val="yellow"/>
+        </w:rPr>
+      </w:pPr>
+      <w:r>
+        <w:rPr>
+          <w:highlight w:val="yellow"/>
+        </w:rPr>
+        <w:t xml:space="preserve">  margin: </w:t>
+      </w:r>
+      <w:proofErr w:type="gramStart"/>
+      <w:r>
+        <w:rPr>
+          <w:highlight w:val="yellow"/>
+        </w:rPr>
+        <w:t>0;</w:t>
+      </w:r>
+      <w:proofErr w:type="gramEnd"/>
+    </w:p>
+    <w:p>
+      <w:pPr>
+        <w:rPr>
+          <w:highlight w:val="yellow"/>
+        </w:rPr>
+      </w:pPr>
+      <w:r>
+        <w:rPr>
+          <w:highlight w:val="yellow"/>
+        </w:rPr>
+        <w:t xml:space="preserve">  padding: </w:t>
+      </w:r>
+      <w:proofErr w:type="gramStart"/>
+      <w:r>
+        <w:rPr>
+          <w:highlight w:val="yellow"/>
+        </w:rPr>
+        <w:t>0;</w:t>
+      </w:r>
+      <w:proofErr w:type="gramEnd"/>
     </w:p>
     <w:p>
       <w:pPr>
@@ -1778,34 +1961,86 @@
         <w:rPr>
           <w:highlight w:val="yellow"/>
         </w:rPr>
-        <w:t xml:space="preserve">  font-family: -apple-system, BlinkMacSystemFont, 'Segoe UI', Roboto, sans-serif;</w:t>
-      </w:r>
-    </w:p>
-    <w:p>
-      <w:pPr>
-        <w:rPr>
-          <w:highlight w:val="yellow"/>
-        </w:rPr>
-      </w:pPr>
-      <w:r>
-        <w:rPr>
-          <w:highlight w:val="yellow"/>
-        </w:rPr>
-        <w:t xml:space="preserve">  background: #f1f5f9;</w:t>
-      </w:r>
-    </w:p>
-    <w:p>
-      <w:pPr>
-        <w:rPr>
-          <w:highlight w:val="yellow"/>
-        </w:rPr>
-      </w:pPr>
-      <w:r>
-        <w:rPr>
-          <w:highlight w:val="yellow"/>
-        </w:rPr>
-        <w:t xml:space="preserve">  color: #1e293b;</w:t>
-      </w:r>
+        <w:t xml:space="preserve">  font-family: -apple-system, </w:t>
+      </w:r>
+      <w:proofErr w:type="spellStart"/>
+      <w:r>
+        <w:rPr>
+          <w:highlight w:val="yellow"/>
+        </w:rPr>
+        <w:t>BlinkMacSystemFont</w:t>
+      </w:r>
+      <w:proofErr w:type="spellEnd"/>
+      <w:r>
+        <w:rPr>
+          <w:highlight w:val="yellow"/>
+        </w:rPr>
+        <w:t>, 'Segoe UI', Roboto, sans-</w:t>
+      </w:r>
+      <w:proofErr w:type="gramStart"/>
+      <w:r>
+        <w:rPr>
+          <w:highlight w:val="yellow"/>
+        </w:rPr>
+        <w:t>serif;</w:t>
+      </w:r>
+      <w:proofErr w:type="gramEnd"/>
+    </w:p>
+    <w:p>
+      <w:pPr>
+        <w:rPr>
+          <w:highlight w:val="yellow"/>
+        </w:rPr>
+      </w:pPr>
+      <w:r>
+        <w:rPr>
+          <w:highlight w:val="yellow"/>
+        </w:rPr>
+        <w:t xml:space="preserve">  background: #</w:t>
+      </w:r>
+      <w:proofErr w:type="gramStart"/>
+      <w:r>
+        <w:rPr>
+          <w:highlight w:val="yellow"/>
+        </w:rPr>
+        <w:t>f1f5f9;</w:t>
+      </w:r>
+      <w:proofErr w:type="gramEnd"/>
+    </w:p>
+    <w:p>
+      <w:pPr>
+        <w:rPr>
+          <w:highlight w:val="yellow"/>
+        </w:rPr>
+      </w:pPr>
+      <w:r>
+        <w:rPr>
+          <w:highlight w:val="yellow"/>
+        </w:rPr>
+        <w:t xml:space="preserve">  </w:t>
+      </w:r>
+      <w:proofErr w:type="spellStart"/>
+      <w:r>
+        <w:rPr>
+          <w:highlight w:val="yellow"/>
+        </w:rPr>
+        <w:t>color</w:t>
+      </w:r>
+      <w:proofErr w:type="spellEnd"/>
+      <w:r>
+        <w:rPr>
+          <w:highlight w:val="yellow"/>
+        </w:rPr>
+        <w:t>: #</w:t>
+      </w:r>
+      <w:proofErr w:type="gramStart"/>
+      <w:r>
+        <w:rPr>
+          <w:highlight w:val="yellow"/>
+        </w:rPr>
+        <w:t>1e293b;</w:t>
+      </w:r>
+      <w:proofErr w:type="gramEnd"/>
     </w:p>
     <w:p>
       <w:pPr>
@@ -1850,34 +2085,72 @@
         <w:rPr>
           <w:highlight w:val="yellow"/>
         </w:rPr>
-        <w:t xml:space="preserve">  max-width: 1280px;</w:t>
-      </w:r>
-    </w:p>
-    <w:p>
-      <w:pPr>
-        <w:rPr>
-          <w:highlight w:val="yellow"/>
-        </w:rPr>
-      </w:pPr>
-      <w:r>
-        <w:rPr>
-          <w:highlight w:val="yellow"/>
-        </w:rPr>
-        <w:t xml:space="preserve">  margin: 0 auto;</w:t>
-      </w:r>
-    </w:p>
-    <w:p>
-      <w:pPr>
-        <w:rPr>
-          <w:highlight w:val="yellow"/>
-        </w:rPr>
-      </w:pPr>
-      <w:r>
-        <w:rPr>
-          <w:highlight w:val="yellow"/>
-        </w:rPr>
-        <w:t xml:space="preserve">  padding: 2rem;</w:t>
-      </w:r>
+        <w:t xml:space="preserve">  </w:t>
+      </w:r>
+      <w:proofErr w:type="gramStart"/>
+      <w:r>
+        <w:rPr>
+          <w:highlight w:val="yellow"/>
+        </w:rPr>
+        <w:t>max-width</w:t>
+      </w:r>
+      <w:proofErr w:type="gramEnd"/>
+      <w:r>
+        <w:rPr>
+          <w:highlight w:val="yellow"/>
+        </w:rPr>
+        <w:t xml:space="preserve">: </w:t>
+      </w:r>
+      <w:proofErr w:type="gramStart"/>
+      <w:r>
+        <w:rPr>
+          <w:highlight w:val="yellow"/>
+        </w:rPr>
+        <w:t>1280px;</w:t>
+      </w:r>
+      <w:proofErr w:type="gramEnd"/>
+    </w:p>
+    <w:p>
+      <w:pPr>
+        <w:rPr>
+          <w:highlight w:val="yellow"/>
+        </w:rPr>
+      </w:pPr>
+      <w:r>
+        <w:rPr>
+          <w:highlight w:val="yellow"/>
+        </w:rPr>
+        <w:t xml:space="preserve">  margin: 0 </w:t>
+      </w:r>
+      <w:proofErr w:type="gramStart"/>
+      <w:r>
+        <w:rPr>
+          <w:highlight w:val="yellow"/>
+        </w:rPr>
+        <w:t>auto;</w:t>
+      </w:r>
+      <w:proofErr w:type="gramEnd"/>
+    </w:p>
+    <w:p>
+      <w:pPr>
+        <w:rPr>
+          <w:highlight w:val="yellow"/>
+        </w:rPr>
+      </w:pPr>
+      <w:r>
+        <w:rPr>
+          <w:highlight w:val="yellow"/>
+        </w:rPr>
+        <w:t xml:space="preserve">  padding: </w:t>
+      </w:r>
+      <w:proofErr w:type="gramStart"/>
+      <w:r>
+        <w:rPr>
+          <w:highlight w:val="yellow"/>
+        </w:rPr>
+        <w:t>2rem;</w:t>
+      </w:r>
+      <w:proofErr w:type="gramEnd"/>
     </w:p>
     <w:p>
       <w:pPr>
@@ -1922,8 +2195,16 @@
         <w:rPr>
           <w:highlight w:val="yellow"/>
         </w:rPr>
-        <w:t xml:space="preserve">  margin-bottom: 2rem;</w:t>
-      </w:r>
+        <w:t xml:space="preserve">  margin-bottom: </w:t>
+      </w:r>
+      <w:proofErr w:type="gramStart"/>
+      <w:r>
+        <w:rPr>
+          <w:highlight w:val="yellow"/>
+        </w:rPr>
+        <w:t>2rem;</w:t>
+      </w:r>
+      <w:proofErr w:type="gramEnd"/>
     </w:p>
     <w:p>
       <w:pPr>
@@ -1969,34 +2250,72 @@
         <w:rPr>
           <w:highlight w:val="yellow"/>
         </w:rPr>
-        <w:t xml:space="preserve">  font-size: 1.75rem;</w:t>
-      </w:r>
-    </w:p>
-    <w:p>
-      <w:pPr>
-        <w:rPr>
-          <w:highlight w:val="yellow"/>
-        </w:rPr>
-      </w:pPr>
-      <w:r>
-        <w:rPr>
-          <w:highlight w:val="yellow"/>
-        </w:rPr>
-        <w:t xml:space="preserve">  font-weight: 700;</w:t>
-      </w:r>
-    </w:p>
-    <w:p>
-      <w:pPr>
-        <w:rPr>
-          <w:highlight w:val="yellow"/>
-        </w:rPr>
-      </w:pPr>
-      <w:r>
-        <w:rPr>
-          <w:highlight w:val="yellow"/>
-        </w:rPr>
-        <w:t xml:space="preserve">  color: #0f172a;</w:t>
-      </w:r>
+        <w:t xml:space="preserve">  font-size: 1.</w:t>
+      </w:r>
+      <w:proofErr w:type="gramStart"/>
+      <w:r>
+        <w:rPr>
+          <w:highlight w:val="yellow"/>
+        </w:rPr>
+        <w:t>75rem;</w:t>
+      </w:r>
+      <w:proofErr w:type="gramEnd"/>
+    </w:p>
+    <w:p>
+      <w:pPr>
+        <w:rPr>
+          <w:highlight w:val="yellow"/>
+        </w:rPr>
+      </w:pPr>
+      <w:r>
+        <w:rPr>
+          <w:highlight w:val="yellow"/>
+        </w:rPr>
+        <w:t xml:space="preserve">  font-weight: </w:t>
+      </w:r>
+      <w:proofErr w:type="gramStart"/>
+      <w:r>
+        <w:rPr>
+          <w:highlight w:val="yellow"/>
+        </w:rPr>
+        <w:t>700;</w:t>
+      </w:r>
+      <w:proofErr w:type="gramEnd"/>
+    </w:p>
+    <w:p>
+      <w:pPr>
+        <w:rPr>
+          <w:highlight w:val="yellow"/>
+        </w:rPr>
+      </w:pPr>
+      <w:r>
+        <w:rPr>
+          <w:highlight w:val="yellow"/>
+        </w:rPr>
+        <w:t xml:space="preserve">  </w:t>
+      </w:r>
+      <w:proofErr w:type="spellStart"/>
+      <w:r>
+        <w:rPr>
+          <w:highlight w:val="yellow"/>
+        </w:rPr>
+        <w:t>color</w:t>
+      </w:r>
+      <w:proofErr w:type="spellEnd"/>
+      <w:r>
+        <w:rPr>
+          <w:highlight w:val="yellow"/>
+        </w:rPr>
+        <w:t>: #</w:t>
+      </w:r>
+      <w:proofErr w:type="gramStart"/>
+      <w:r>
+        <w:rPr>
+          <w:highlight w:val="yellow"/>
+        </w:rPr>
+        <w:t>0f172a;</w:t>
+      </w:r>
+      <w:proofErr w:type="gramEnd"/>
     </w:p>
     <w:p>
       <w:pPr>
@@ -2041,34 +2360,72 @@
         <w:rPr>
           <w:highlight w:val="yellow"/>
         </w:rPr>
-        <w:t xml:space="preserve">  margin-top: 0.25rem;</w:t>
-      </w:r>
-    </w:p>
-    <w:p>
-      <w:pPr>
-        <w:rPr>
-          <w:highlight w:val="yellow"/>
-        </w:rPr>
-      </w:pPr>
-      <w:r>
-        <w:rPr>
-          <w:highlight w:val="yellow"/>
-        </w:rPr>
-        <w:t xml:space="preserve">  font-size: 0.9rem;</w:t>
-      </w:r>
-    </w:p>
-    <w:p>
-      <w:pPr>
-        <w:rPr>
-          <w:highlight w:val="yellow"/>
-        </w:rPr>
-      </w:pPr>
-      <w:r>
-        <w:rPr>
-          <w:highlight w:val="yellow"/>
-        </w:rPr>
-        <w:t xml:space="preserve">  color: #64748b;</w:t>
-      </w:r>
+        <w:t xml:space="preserve">  margin-top: 0.</w:t>
+      </w:r>
+      <w:proofErr w:type="gramStart"/>
+      <w:r>
+        <w:rPr>
+          <w:highlight w:val="yellow"/>
+        </w:rPr>
+        <w:t>25rem;</w:t>
+      </w:r>
+      <w:proofErr w:type="gramEnd"/>
+    </w:p>
+    <w:p>
+      <w:pPr>
+        <w:rPr>
+          <w:highlight w:val="yellow"/>
+        </w:rPr>
+      </w:pPr>
+      <w:r>
+        <w:rPr>
+          <w:highlight w:val="yellow"/>
+        </w:rPr>
+        <w:t xml:space="preserve">  font-size: 0.</w:t>
+      </w:r>
+      <w:proofErr w:type="gramStart"/>
+      <w:r>
+        <w:rPr>
+          <w:highlight w:val="yellow"/>
+        </w:rPr>
+        <w:t>9rem;</w:t>
+      </w:r>
+      <w:proofErr w:type="gramEnd"/>
+    </w:p>
+    <w:p>
+      <w:pPr>
+        <w:rPr>
+          <w:highlight w:val="yellow"/>
+        </w:rPr>
+      </w:pPr>
+      <w:r>
+        <w:rPr>
+          <w:highlight w:val="yellow"/>
+        </w:rPr>
+        <w:t xml:space="preserve">  </w:t>
+      </w:r>
+      <w:proofErr w:type="spellStart"/>
+      <w:r>
+        <w:rPr>
+          <w:highlight w:val="yellow"/>
+        </w:rPr>
+        <w:t>color</w:t>
+      </w:r>
+      <w:proofErr w:type="spellEnd"/>
+      <w:r>
+        <w:rPr>
+          <w:highlight w:val="yellow"/>
+        </w:rPr>
+        <w:t>: #</w:t>
+      </w:r>
+      <w:proofErr w:type="gramStart"/>
+      <w:r>
+        <w:rPr>
+          <w:highlight w:val="yellow"/>
+        </w:rPr>
+        <w:t>64748b;</w:t>
+      </w:r>
+      <w:proofErr w:type="gramEnd"/>
     </w:p>
     <w:p>
       <w:pPr>
@@ -2109,51 +2466,111 @@
           <w:highlight w:val="yellow"/>
         </w:rPr>
       </w:pPr>
-      <w:r>
-        <w:rPr>
-          <w:highlight w:val="yellow"/>
-        </w:rPr>
-        <w:t>.cards-grid {</w:t>
-      </w:r>
-    </w:p>
-    <w:p>
-      <w:pPr>
-        <w:rPr>
-          <w:highlight w:val="yellow"/>
-        </w:rPr>
-      </w:pPr>
-      <w:r>
-        <w:rPr>
-          <w:highlight w:val="yellow"/>
-        </w:rPr>
-        <w:t xml:space="preserve">  display: grid;</w:t>
-      </w:r>
-    </w:p>
-    <w:p>
-      <w:pPr>
-        <w:rPr>
-          <w:highlight w:val="yellow"/>
-        </w:rPr>
-      </w:pPr>
-      <w:r>
-        <w:rPr>
-          <w:highlight w:val="yellow"/>
-        </w:rPr>
-        <w:t xml:space="preserve">  grid-template-columns: repeat(auto-fill, minmax(320px, 1fr));</w:t>
-      </w:r>
-    </w:p>
-    <w:p>
-      <w:pPr>
-        <w:rPr>
-          <w:highlight w:val="yellow"/>
-        </w:rPr>
-      </w:pPr>
-      <w:r>
-        <w:rPr>
-          <w:highlight w:val="yellow"/>
-        </w:rPr>
-        <w:t xml:space="preserve">  gap: 1.25rem;</w:t>
-      </w:r>
+      <w:proofErr w:type="gramStart"/>
+      <w:r>
+        <w:rPr>
+          <w:highlight w:val="yellow"/>
+        </w:rPr>
+        <w:t>.cards</w:t>
+      </w:r>
+      <w:proofErr w:type="gramEnd"/>
+      <w:r>
+        <w:rPr>
+          <w:highlight w:val="yellow"/>
+        </w:rPr>
+        <w:t>-grid {</w:t>
+      </w:r>
+    </w:p>
+    <w:p>
+      <w:pPr>
+        <w:rPr>
+          <w:highlight w:val="yellow"/>
+        </w:rPr>
+      </w:pPr>
+      <w:r>
+        <w:rPr>
+          <w:highlight w:val="yellow"/>
+        </w:rPr>
+        <w:t xml:space="preserve">  display: </w:t>
+      </w:r>
+      <w:proofErr w:type="gramStart"/>
+      <w:r>
+        <w:rPr>
+          <w:highlight w:val="yellow"/>
+        </w:rPr>
+        <w:t>grid;</w:t>
+      </w:r>
+      <w:proofErr w:type="gramEnd"/>
+    </w:p>
+    <w:p>
+      <w:pPr>
+        <w:rPr>
+          <w:highlight w:val="yellow"/>
+        </w:rPr>
+      </w:pPr>
+      <w:r>
+        <w:rPr>
+          <w:highlight w:val="yellow"/>
+        </w:rPr>
+        <w:t xml:space="preserve">  grid-template-columns: </w:t>
+      </w:r>
+      <w:proofErr w:type="gramStart"/>
+      <w:r>
+        <w:rPr>
+          <w:highlight w:val="yellow"/>
+        </w:rPr>
+        <w:t>repeat(</w:t>
+      </w:r>
+      <w:proofErr w:type="gramEnd"/>
+      <w:r>
+        <w:rPr>
+          <w:highlight w:val="yellow"/>
+        </w:rPr>
+        <w:t xml:space="preserve">auto-fill, </w:t>
+      </w:r>
+      <w:proofErr w:type="gramStart"/>
+      <w:r>
+        <w:rPr>
+          <w:highlight w:val="yellow"/>
+        </w:rPr>
+        <w:t>minmax(</w:t>
+      </w:r>
+      <w:proofErr w:type="gramEnd"/>
+      <w:r>
+        <w:rPr>
+          <w:highlight w:val="yellow"/>
+        </w:rPr>
+        <w:t>320px, 1fr)</w:t>
+      </w:r>
+      <w:proofErr w:type="gramStart"/>
+      <w:r>
+        <w:rPr>
+          <w:highlight w:val="yellow"/>
+        </w:rPr>
+        <w:t>);</w:t>
+      </w:r>
+      <w:proofErr w:type="gramEnd"/>
+    </w:p>
+    <w:p>
+      <w:pPr>
+        <w:rPr>
+          <w:highlight w:val="yellow"/>
+        </w:rPr>
+      </w:pPr>
+      <w:r>
+        <w:rPr>
+          <w:highlight w:val="yellow"/>
+        </w:rPr>
+        <w:t xml:space="preserve">  gap: 1.</w:t>
+      </w:r>
+      <w:proofErr w:type="gramStart"/>
+      <w:r>
+        <w:rPr>
+          <w:highlight w:val="yellow"/>
+        </w:rPr>
+        <w:t>25rem;</w:t>
+      </w:r>
+      <w:proofErr w:type="gramEnd"/>
     </w:p>
     <w:p>
       <w:pPr>
@@ -2194,77 +2611,169 @@
           <w:highlight w:val="yellow"/>
         </w:rPr>
       </w:pPr>
-      <w:r>
-        <w:rPr>
-          <w:highlight w:val="yellow"/>
-        </w:rPr>
-        <w:t>.patient-card {</w:t>
-      </w:r>
-    </w:p>
-    <w:p>
-      <w:pPr>
-        <w:rPr>
-          <w:highlight w:val="yellow"/>
-        </w:rPr>
-      </w:pPr>
-      <w:r>
-        <w:rPr>
-          <w:highlight w:val="yellow"/>
-        </w:rPr>
-        <w:t xml:space="preserve">  background: #ffffff;</w:t>
-      </w:r>
-    </w:p>
-    <w:p>
-      <w:pPr>
-        <w:rPr>
-          <w:highlight w:val="yellow"/>
-        </w:rPr>
-      </w:pPr>
-      <w:r>
-        <w:rPr>
-          <w:highlight w:val="yellow"/>
-        </w:rPr>
-        <w:t xml:space="preserve">  border-radius: 12px;</w:t>
-      </w:r>
-    </w:p>
-    <w:p>
-      <w:pPr>
-        <w:rPr>
-          <w:highlight w:val="yellow"/>
-        </w:rPr>
-      </w:pPr>
-      <w:r>
-        <w:rPr>
-          <w:highlight w:val="yellow"/>
-        </w:rPr>
-        <w:t xml:space="preserve">  box-shadow: 0 1px 3px rgba(0, 0, 0, 0.08), 0 1px 2px rgba(0, 0, 0, 0.04);</w:t>
-      </w:r>
-    </w:p>
-    <w:p>
-      <w:pPr>
-        <w:rPr>
-          <w:highlight w:val="yellow"/>
-        </w:rPr>
-      </w:pPr>
-      <w:r>
-        <w:rPr>
-          <w:highlight w:val="yellow"/>
-        </w:rPr>
-        <w:t xml:space="preserve">  overflow: hidden;</w:t>
-      </w:r>
-    </w:p>
-    <w:p>
-      <w:pPr>
-        <w:rPr>
-          <w:highlight w:val="yellow"/>
-        </w:rPr>
-      </w:pPr>
-      <w:r>
-        <w:rPr>
-          <w:highlight w:val="yellow"/>
-        </w:rPr>
-        <w:t xml:space="preserve">  transition: box-shadow 0.2s;</w:t>
-      </w:r>
+      <w:proofErr w:type="gramStart"/>
+      <w:r>
+        <w:rPr>
+          <w:highlight w:val="yellow"/>
+        </w:rPr>
+        <w:t>.patient</w:t>
+      </w:r>
+      <w:proofErr w:type="gramEnd"/>
+      <w:r>
+        <w:rPr>
+          <w:highlight w:val="yellow"/>
+        </w:rPr>
+        <w:t>-card {</w:t>
+      </w:r>
+    </w:p>
+    <w:p>
+      <w:pPr>
+        <w:rPr>
+          <w:highlight w:val="yellow"/>
+        </w:rPr>
+      </w:pPr>
+      <w:r>
+        <w:rPr>
+          <w:highlight w:val="yellow"/>
+        </w:rPr>
+        <w:t xml:space="preserve">  background: #</w:t>
+      </w:r>
+      <w:proofErr w:type="gramStart"/>
+      <w:r>
+        <w:rPr>
+          <w:highlight w:val="yellow"/>
+        </w:rPr>
+        <w:t>ffffff;</w:t>
+      </w:r>
+      <w:proofErr w:type="gramEnd"/>
+    </w:p>
+    <w:p>
+      <w:pPr>
+        <w:rPr>
+          <w:highlight w:val="yellow"/>
+        </w:rPr>
+      </w:pPr>
+      <w:r>
+        <w:rPr>
+          <w:highlight w:val="yellow"/>
+        </w:rPr>
+        <w:t xml:space="preserve">  border-radius: </w:t>
+      </w:r>
+      <w:proofErr w:type="gramStart"/>
+      <w:r>
+        <w:rPr>
+          <w:highlight w:val="yellow"/>
+        </w:rPr>
+        <w:t>12px;</w:t>
+      </w:r>
+      <w:proofErr w:type="gramEnd"/>
+    </w:p>
+    <w:p>
+      <w:pPr>
+        <w:rPr>
+          <w:highlight w:val="yellow"/>
+        </w:rPr>
+      </w:pPr>
+      <w:r>
+        <w:rPr>
+          <w:highlight w:val="yellow"/>
+        </w:rPr>
+        <w:t xml:space="preserve">  box-shadow: 0 1px 3px </w:t>
+      </w:r>
+      <w:proofErr w:type="spellStart"/>
+      <w:proofErr w:type="gramStart"/>
+      <w:r>
+        <w:rPr>
+          <w:highlight w:val="yellow"/>
+        </w:rPr>
+        <w:t>rgba</w:t>
+      </w:r>
+      <w:proofErr w:type="spellEnd"/>
+      <w:r>
+        <w:rPr>
+          <w:highlight w:val="yellow"/>
+        </w:rPr>
+        <w:t>(</w:t>
+      </w:r>
+      <w:proofErr w:type="gramEnd"/>
+      <w:r>
+        <w:rPr>
+          <w:highlight w:val="yellow"/>
+        </w:rPr>
+        <w:t xml:space="preserve">0, 0, 0, 0.08), 0 1px 2px </w:t>
+      </w:r>
+      <w:proofErr w:type="spellStart"/>
+      <w:proofErr w:type="gramStart"/>
+      <w:r>
+        <w:rPr>
+          <w:highlight w:val="yellow"/>
+        </w:rPr>
+        <w:t>rgba</w:t>
+      </w:r>
+      <w:proofErr w:type="spellEnd"/>
+      <w:r>
+        <w:rPr>
+          <w:highlight w:val="yellow"/>
+        </w:rPr>
+        <w:t>(</w:t>
+      </w:r>
+      <w:proofErr w:type="gramEnd"/>
+      <w:r>
+        <w:rPr>
+          <w:highlight w:val="yellow"/>
+        </w:rPr>
+        <w:t>0, 0, 0, 0.04</w:t>
+      </w:r>
+      <w:proofErr w:type="gramStart"/>
+      <w:r>
+        <w:rPr>
+          <w:highlight w:val="yellow"/>
+        </w:rPr>
+        <w:t>);</w:t>
+      </w:r>
+      <w:proofErr w:type="gramEnd"/>
+    </w:p>
+    <w:p>
+      <w:pPr>
+        <w:rPr>
+          <w:highlight w:val="yellow"/>
+        </w:rPr>
+      </w:pPr>
+      <w:r>
+        <w:rPr>
+          <w:highlight w:val="yellow"/>
+        </w:rPr>
+        <w:t xml:space="preserve">  overflow: </w:t>
+      </w:r>
+      <w:proofErr w:type="gramStart"/>
+      <w:r>
+        <w:rPr>
+          <w:highlight w:val="yellow"/>
+        </w:rPr>
+        <w:t>hidden;</w:t>
+      </w:r>
+      <w:proofErr w:type="gramEnd"/>
+    </w:p>
+    <w:p>
+      <w:pPr>
+        <w:rPr>
+          <w:highlight w:val="yellow"/>
+        </w:rPr>
+      </w:pPr>
+      <w:r>
+        <w:rPr>
+          <w:highlight w:val="yellow"/>
+        </w:rPr>
+        <w:t xml:space="preserve">  transition: box-shadow 0.</w:t>
+      </w:r>
+      <w:proofErr w:type="gramStart"/>
+      <w:r>
+        <w:rPr>
+          <w:highlight w:val="yellow"/>
+        </w:rPr>
+        <w:t>2s;</w:t>
+      </w:r>
+      <w:proofErr w:type="gramEnd"/>
     </w:p>
     <w:p>
       <w:pPr>
@@ -2292,11 +2801,41 @@
           <w:highlight w:val="yellow"/>
         </w:rPr>
       </w:pPr>
-      <w:r>
-        <w:rPr>
-          <w:highlight w:val="yellow"/>
-        </w:rPr>
-        <w:t>.patient-card:hover {</w:t>
+      <w:proofErr w:type="gramStart"/>
+      <w:r>
+        <w:rPr>
+          <w:highlight w:val="yellow"/>
+        </w:rPr>
+        <w:t>.</w:t>
+      </w:r>
+      <w:proofErr w:type="spellStart"/>
+      <w:r>
+        <w:rPr>
+          <w:highlight w:val="yellow"/>
+        </w:rPr>
+        <w:t>patient</w:t>
+      </w:r>
+      <w:proofErr w:type="gramEnd"/>
+      <w:r>
+        <w:rPr>
+          <w:highlight w:val="yellow"/>
+        </w:rPr>
+        <w:t>-</w:t>
+      </w:r>
+      <w:proofErr w:type="gramStart"/>
+      <w:r>
+        <w:rPr>
+          <w:highlight w:val="yellow"/>
+        </w:rPr>
+        <w:t>card:hover</w:t>
+      </w:r>
+      <w:proofErr w:type="spellEnd"/>
+      <w:proofErr w:type="gramEnd"/>
+      <w:r>
+        <w:rPr>
+          <w:highlight w:val="yellow"/>
+        </w:rPr>
+        <w:t xml:space="preserve"> {</w:t>
       </w:r>
     </w:p>
     <w:p>
@@ -2310,8 +2849,38 @@
           <w:highlight w:val="yellow"/>
         </w:rPr>
         <w:lastRenderedPageBreak/>
-        <w:t xml:space="preserve">  box-shadow: 0 4px 12px rgba(0, 0, 0, 0.12);</w:t>
-      </w:r>
+        <w:t xml:space="preserve">  box-shadow: 0 4px 12px </w:t>
+      </w:r>
+      <w:proofErr w:type="spellStart"/>
+      <w:proofErr w:type="gramStart"/>
+      <w:r>
+        <w:rPr>
+          <w:highlight w:val="yellow"/>
+        </w:rPr>
+        <w:t>rgba</w:t>
+      </w:r>
+      <w:proofErr w:type="spellEnd"/>
+      <w:r>
+        <w:rPr>
+          <w:highlight w:val="yellow"/>
+        </w:rPr>
+        <w:t>(</w:t>
+      </w:r>
+      <w:proofErr w:type="gramEnd"/>
+      <w:r>
+        <w:rPr>
+          <w:highlight w:val="yellow"/>
+        </w:rPr>
+        <w:t>0, 0, 0, 0.12</w:t>
+      </w:r>
+      <w:proofErr w:type="gramStart"/>
+      <w:r>
+        <w:rPr>
+          <w:highlight w:val="yellow"/>
+        </w:rPr>
+        <w:t>);</w:t>
+      </w:r>
+      <w:proofErr w:type="gramEnd"/>
     </w:p>
     <w:p>
       <w:pPr>
@@ -2352,77 +2921,147 @@
           <w:highlight w:val="yellow"/>
         </w:rPr>
       </w:pPr>
-      <w:r>
-        <w:rPr>
-          <w:highlight w:val="yellow"/>
-        </w:rPr>
-        <w:t>.card-header {</w:t>
-      </w:r>
-    </w:p>
-    <w:p>
-      <w:pPr>
-        <w:rPr>
-          <w:highlight w:val="yellow"/>
-        </w:rPr>
-      </w:pPr>
-      <w:r>
-        <w:rPr>
-          <w:highlight w:val="yellow"/>
-        </w:rPr>
-        <w:t xml:space="preserve">  display: flex;</w:t>
-      </w:r>
-    </w:p>
-    <w:p>
-      <w:pPr>
-        <w:rPr>
-          <w:highlight w:val="yellow"/>
-        </w:rPr>
-      </w:pPr>
-      <w:r>
-        <w:rPr>
-          <w:highlight w:val="yellow"/>
-        </w:rPr>
-        <w:t xml:space="preserve">  align-items: center;</w:t>
-      </w:r>
-    </w:p>
-    <w:p>
-      <w:pPr>
-        <w:rPr>
-          <w:highlight w:val="yellow"/>
-        </w:rPr>
-      </w:pPr>
-      <w:r>
-        <w:rPr>
-          <w:highlight w:val="yellow"/>
-        </w:rPr>
-        <w:t xml:space="preserve">  gap: 0.75rem;</w:t>
-      </w:r>
-    </w:p>
-    <w:p>
-      <w:pPr>
-        <w:rPr>
-          <w:highlight w:val="yellow"/>
-        </w:rPr>
-      </w:pPr>
-      <w:r>
-        <w:rPr>
-          <w:highlight w:val="yellow"/>
-        </w:rPr>
-        <w:t xml:space="preserve">  padding: 1.25rem 1.25rem 1rem;</w:t>
-      </w:r>
-    </w:p>
-    <w:p>
-      <w:pPr>
-        <w:rPr>
-          <w:highlight w:val="yellow"/>
-        </w:rPr>
-      </w:pPr>
-      <w:r>
-        <w:rPr>
-          <w:highlight w:val="yellow"/>
-        </w:rPr>
-        <w:t xml:space="preserve">  border-bottom: 1px solid #f1f5f9;</w:t>
-      </w:r>
+      <w:proofErr w:type="gramStart"/>
+      <w:r>
+        <w:rPr>
+          <w:highlight w:val="yellow"/>
+        </w:rPr>
+        <w:t>.card</w:t>
+      </w:r>
+      <w:proofErr w:type="gramEnd"/>
+      <w:r>
+        <w:rPr>
+          <w:highlight w:val="yellow"/>
+        </w:rPr>
+        <w:t>-header {</w:t>
+      </w:r>
+    </w:p>
+    <w:p>
+      <w:pPr>
+        <w:rPr>
+          <w:highlight w:val="yellow"/>
+        </w:rPr>
+      </w:pPr>
+      <w:r>
+        <w:rPr>
+          <w:highlight w:val="yellow"/>
+        </w:rPr>
+        <w:t xml:space="preserve">  display: </w:t>
+      </w:r>
+      <w:proofErr w:type="gramStart"/>
+      <w:r>
+        <w:rPr>
+          <w:highlight w:val="yellow"/>
+        </w:rPr>
+        <w:t>flex;</w:t>
+      </w:r>
+      <w:proofErr w:type="gramEnd"/>
+    </w:p>
+    <w:p>
+      <w:pPr>
+        <w:rPr>
+          <w:highlight w:val="yellow"/>
+        </w:rPr>
+      </w:pPr>
+      <w:r>
+        <w:rPr>
+          <w:highlight w:val="yellow"/>
+        </w:rPr>
+        <w:t xml:space="preserve">  align-items: </w:t>
+      </w:r>
+      <w:proofErr w:type="spellStart"/>
+      <w:proofErr w:type="gramStart"/>
+      <w:r>
+        <w:rPr>
+          <w:highlight w:val="yellow"/>
+        </w:rPr>
+        <w:t>center</w:t>
+      </w:r>
+      <w:proofErr w:type="spellEnd"/>
+      <w:r>
+        <w:rPr>
+          <w:highlight w:val="yellow"/>
+        </w:rPr>
+        <w:t>;</w:t>
+      </w:r>
+      <w:proofErr w:type="gramEnd"/>
+    </w:p>
+    <w:p>
+      <w:pPr>
+        <w:rPr>
+          <w:highlight w:val="yellow"/>
+        </w:rPr>
+      </w:pPr>
+      <w:r>
+        <w:rPr>
+          <w:highlight w:val="yellow"/>
+        </w:rPr>
+        <w:t xml:space="preserve">  gap: 0.</w:t>
+      </w:r>
+      <w:proofErr w:type="gramStart"/>
+      <w:r>
+        <w:rPr>
+          <w:highlight w:val="yellow"/>
+        </w:rPr>
+        <w:t>75rem;</w:t>
+      </w:r>
+      <w:proofErr w:type="gramEnd"/>
+    </w:p>
+    <w:p>
+      <w:pPr>
+        <w:rPr>
+          <w:highlight w:val="yellow"/>
+        </w:rPr>
+      </w:pPr>
+      <w:r>
+        <w:rPr>
+          <w:highlight w:val="yellow"/>
+        </w:rPr>
+        <w:t xml:space="preserve">  padding: 1.25rem </w:t>
+      </w:r>
+      <w:proofErr w:type="spellStart"/>
+      <w:r>
+        <w:rPr>
+          <w:highlight w:val="yellow"/>
+        </w:rPr>
+        <w:t>1.25rem</w:t>
+      </w:r>
+      <w:proofErr w:type="spellEnd"/>
+      <w:r>
+        <w:rPr>
+          <w:highlight w:val="yellow"/>
+        </w:rPr>
+        <w:t xml:space="preserve"> </w:t>
+      </w:r>
+      <w:proofErr w:type="gramStart"/>
+      <w:r>
+        <w:rPr>
+          <w:highlight w:val="yellow"/>
+        </w:rPr>
+        <w:t>1rem;</w:t>
+      </w:r>
+      <w:proofErr w:type="gramEnd"/>
+    </w:p>
+    <w:p>
+      <w:pPr>
+        <w:rPr>
+          <w:highlight w:val="yellow"/>
+        </w:rPr>
+      </w:pPr>
+      <w:r>
+        <w:rPr>
+          <w:highlight w:val="yellow"/>
+        </w:rPr>
+        <w:t xml:space="preserve">  border-bottom: 1px solid #</w:t>
+      </w:r>
+      <w:proofErr w:type="gramStart"/>
+      <w:r>
+        <w:rPr>
+          <w:highlight w:val="yellow"/>
+        </w:rPr>
+        <w:t>f1f5f9;</w:t>
+      </w:r>
+      <w:proofErr w:type="gramEnd"/>
     </w:p>
     <w:p>
       <w:pPr>
@@ -2450,168 +3089,302 @@
           <w:highlight w:val="yellow"/>
         </w:rPr>
       </w:pPr>
-      <w:r>
-        <w:rPr>
-          <w:highlight w:val="yellow"/>
-        </w:rPr>
-        <w:t>.patient-avatar {</w:t>
-      </w:r>
-    </w:p>
-    <w:p>
-      <w:pPr>
-        <w:rPr>
-          <w:highlight w:val="yellow"/>
-        </w:rPr>
-      </w:pPr>
-      <w:r>
-        <w:rPr>
-          <w:highlight w:val="yellow"/>
-        </w:rPr>
-        <w:t xml:space="preserve">  width: 42px;</w:t>
-      </w:r>
-    </w:p>
-    <w:p>
-      <w:pPr>
-        <w:rPr>
-          <w:highlight w:val="yellow"/>
-        </w:rPr>
-      </w:pPr>
-      <w:r>
-        <w:rPr>
-          <w:highlight w:val="yellow"/>
-        </w:rPr>
-        <w:t xml:space="preserve">  height: 42px;</w:t>
-      </w:r>
-    </w:p>
-    <w:p>
-      <w:pPr>
-        <w:rPr>
-          <w:highlight w:val="yellow"/>
-        </w:rPr>
-      </w:pPr>
-      <w:r>
-        <w:rPr>
-          <w:highlight w:val="yellow"/>
-        </w:rPr>
-        <w:t xml:space="preserve">  border-radius: 50%;</w:t>
-      </w:r>
-    </w:p>
-    <w:p>
-      <w:pPr>
-        <w:rPr>
-          <w:highlight w:val="yellow"/>
-        </w:rPr>
-      </w:pPr>
-      <w:r>
-        <w:rPr>
-          <w:highlight w:val="yellow"/>
-        </w:rPr>
-        <w:t xml:space="preserve">  background: #3b82f6;</w:t>
-      </w:r>
-    </w:p>
-    <w:p>
-      <w:pPr>
-        <w:rPr>
-          <w:highlight w:val="yellow"/>
-        </w:rPr>
-      </w:pPr>
-      <w:r>
-        <w:rPr>
-          <w:highlight w:val="yellow"/>
-        </w:rPr>
-        <w:t xml:space="preserve">  color: #fff;</w:t>
-      </w:r>
-    </w:p>
-    <w:p>
-      <w:pPr>
-        <w:rPr>
-          <w:highlight w:val="yellow"/>
-        </w:rPr>
-      </w:pPr>
-      <w:r>
-        <w:rPr>
-          <w:highlight w:val="yellow"/>
-        </w:rPr>
-        <w:t xml:space="preserve">  font-size: 1.1rem;</w:t>
-      </w:r>
-    </w:p>
-    <w:p>
-      <w:pPr>
-        <w:rPr>
-          <w:highlight w:val="yellow"/>
-        </w:rPr>
-      </w:pPr>
-      <w:r>
-        <w:rPr>
-          <w:highlight w:val="yellow"/>
-        </w:rPr>
-        <w:t xml:space="preserve">  font-weight: 600;</w:t>
-      </w:r>
-    </w:p>
-    <w:p>
-      <w:pPr>
-        <w:rPr>
-          <w:highlight w:val="yellow"/>
-        </w:rPr>
-      </w:pPr>
-      <w:r>
-        <w:rPr>
-          <w:highlight w:val="yellow"/>
-        </w:rPr>
-        <w:t xml:space="preserve">  display: flex;</w:t>
-      </w:r>
-    </w:p>
-    <w:p>
-      <w:pPr>
-        <w:rPr>
-          <w:highlight w:val="yellow"/>
-        </w:rPr>
-      </w:pPr>
-      <w:r>
-        <w:rPr>
-          <w:highlight w:val="yellow"/>
-        </w:rPr>
-        <w:t xml:space="preserve">  align-items: center;</w:t>
-      </w:r>
-    </w:p>
-    <w:p>
-      <w:pPr>
-        <w:rPr>
-          <w:highlight w:val="yellow"/>
-        </w:rPr>
-      </w:pPr>
-      <w:r>
-        <w:rPr>
-          <w:highlight w:val="yellow"/>
-        </w:rPr>
-        <w:t xml:space="preserve">  justify-content: center;</w:t>
-      </w:r>
-    </w:p>
-    <w:p>
-      <w:pPr>
-        <w:rPr>
-          <w:highlight w:val="yellow"/>
-        </w:rPr>
-      </w:pPr>
-      <w:r>
-        <w:rPr>
-          <w:highlight w:val="yellow"/>
-        </w:rPr>
-        <w:t xml:space="preserve">  flex-shrink: 0;</w:t>
-      </w:r>
-    </w:p>
-    <w:p>
-      <w:pPr>
-        <w:rPr>
-          <w:highlight w:val="yellow"/>
-        </w:rPr>
-      </w:pPr>
-      <w:r>
-        <w:rPr>
-          <w:highlight w:val="yellow"/>
-        </w:rPr>
-        <w:t xml:space="preserve">  text-transform: uppercase;</w:t>
-      </w:r>
+      <w:proofErr w:type="gramStart"/>
+      <w:r>
+        <w:rPr>
+          <w:highlight w:val="yellow"/>
+        </w:rPr>
+        <w:t>.patient</w:t>
+      </w:r>
+      <w:proofErr w:type="gramEnd"/>
+      <w:r>
+        <w:rPr>
+          <w:highlight w:val="yellow"/>
+        </w:rPr>
+        <w:t>-avatar {</w:t>
+      </w:r>
+    </w:p>
+    <w:p>
+      <w:pPr>
+        <w:rPr>
+          <w:highlight w:val="yellow"/>
+        </w:rPr>
+      </w:pPr>
+      <w:r>
+        <w:rPr>
+          <w:highlight w:val="yellow"/>
+        </w:rPr>
+        <w:t xml:space="preserve">  width: </w:t>
+      </w:r>
+      <w:proofErr w:type="gramStart"/>
+      <w:r>
+        <w:rPr>
+          <w:highlight w:val="yellow"/>
+        </w:rPr>
+        <w:t>42px;</w:t>
+      </w:r>
+      <w:proofErr w:type="gramEnd"/>
+    </w:p>
+    <w:p>
+      <w:pPr>
+        <w:rPr>
+          <w:highlight w:val="yellow"/>
+        </w:rPr>
+      </w:pPr>
+      <w:r>
+        <w:rPr>
+          <w:highlight w:val="yellow"/>
+        </w:rPr>
+        <w:t xml:space="preserve">  height: </w:t>
+      </w:r>
+      <w:proofErr w:type="gramStart"/>
+      <w:r>
+        <w:rPr>
+          <w:highlight w:val="yellow"/>
+        </w:rPr>
+        <w:t>42px;</w:t>
+      </w:r>
+      <w:proofErr w:type="gramEnd"/>
+    </w:p>
+    <w:p>
+      <w:pPr>
+        <w:rPr>
+          <w:highlight w:val="yellow"/>
+        </w:rPr>
+      </w:pPr>
+      <w:r>
+        <w:rPr>
+          <w:highlight w:val="yellow"/>
+        </w:rPr>
+        <w:t xml:space="preserve">  border-radius: </w:t>
+      </w:r>
+      <w:proofErr w:type="gramStart"/>
+      <w:r>
+        <w:rPr>
+          <w:highlight w:val="yellow"/>
+        </w:rPr>
+        <w:t>50%;</w:t>
+      </w:r>
+      <w:proofErr w:type="gramEnd"/>
+    </w:p>
+    <w:p>
+      <w:pPr>
+        <w:rPr>
+          <w:highlight w:val="yellow"/>
+        </w:rPr>
+      </w:pPr>
+      <w:r>
+        <w:rPr>
+          <w:highlight w:val="yellow"/>
+        </w:rPr>
+        <w:t xml:space="preserve">  background: #</w:t>
+      </w:r>
+      <w:proofErr w:type="gramStart"/>
+      <w:r>
+        <w:rPr>
+          <w:highlight w:val="yellow"/>
+        </w:rPr>
+        <w:t>3b82f6;</w:t>
+      </w:r>
+      <w:proofErr w:type="gramEnd"/>
+    </w:p>
+    <w:p>
+      <w:pPr>
+        <w:rPr>
+          <w:highlight w:val="yellow"/>
+        </w:rPr>
+      </w:pPr>
+      <w:r>
+        <w:rPr>
+          <w:highlight w:val="yellow"/>
+        </w:rPr>
+        <w:t xml:space="preserve">  </w:t>
+      </w:r>
+      <w:proofErr w:type="spellStart"/>
+      <w:r>
+        <w:rPr>
+          <w:highlight w:val="yellow"/>
+        </w:rPr>
+        <w:t>color</w:t>
+      </w:r>
+      <w:proofErr w:type="spellEnd"/>
+      <w:r>
+        <w:rPr>
+          <w:highlight w:val="yellow"/>
+        </w:rPr>
+        <w:t>: #</w:t>
+      </w:r>
+      <w:proofErr w:type="gramStart"/>
+      <w:r>
+        <w:rPr>
+          <w:highlight w:val="yellow"/>
+        </w:rPr>
+        <w:t>fff;</w:t>
+      </w:r>
+      <w:proofErr w:type="gramEnd"/>
+    </w:p>
+    <w:p>
+      <w:pPr>
+        <w:rPr>
+          <w:highlight w:val="yellow"/>
+        </w:rPr>
+      </w:pPr>
+      <w:r>
+        <w:rPr>
+          <w:highlight w:val="yellow"/>
+        </w:rPr>
+        <w:t xml:space="preserve">  font-size: 1.</w:t>
+      </w:r>
+      <w:proofErr w:type="gramStart"/>
+      <w:r>
+        <w:rPr>
+          <w:highlight w:val="yellow"/>
+        </w:rPr>
+        <w:t>1rem;</w:t>
+      </w:r>
+      <w:proofErr w:type="gramEnd"/>
+    </w:p>
+    <w:p>
+      <w:pPr>
+        <w:rPr>
+          <w:highlight w:val="yellow"/>
+        </w:rPr>
+      </w:pPr>
+      <w:r>
+        <w:rPr>
+          <w:highlight w:val="yellow"/>
+        </w:rPr>
+        <w:t xml:space="preserve">  font-weight: </w:t>
+      </w:r>
+      <w:proofErr w:type="gramStart"/>
+      <w:r>
+        <w:rPr>
+          <w:highlight w:val="yellow"/>
+        </w:rPr>
+        <w:t>600;</w:t>
+      </w:r>
+      <w:proofErr w:type="gramEnd"/>
+    </w:p>
+    <w:p>
+      <w:pPr>
+        <w:rPr>
+          <w:highlight w:val="yellow"/>
+        </w:rPr>
+      </w:pPr>
+      <w:r>
+        <w:rPr>
+          <w:highlight w:val="yellow"/>
+        </w:rPr>
+        <w:t xml:space="preserve">  display: </w:t>
+      </w:r>
+      <w:proofErr w:type="gramStart"/>
+      <w:r>
+        <w:rPr>
+          <w:highlight w:val="yellow"/>
+        </w:rPr>
+        <w:t>flex;</w:t>
+      </w:r>
+      <w:proofErr w:type="gramEnd"/>
+    </w:p>
+    <w:p>
+      <w:pPr>
+        <w:rPr>
+          <w:highlight w:val="yellow"/>
+        </w:rPr>
+      </w:pPr>
+      <w:r>
+        <w:rPr>
+          <w:highlight w:val="yellow"/>
+        </w:rPr>
+        <w:t xml:space="preserve">  align-items: </w:t>
+      </w:r>
+      <w:proofErr w:type="spellStart"/>
+      <w:proofErr w:type="gramStart"/>
+      <w:r>
+        <w:rPr>
+          <w:highlight w:val="yellow"/>
+        </w:rPr>
+        <w:t>center</w:t>
+      </w:r>
+      <w:proofErr w:type="spellEnd"/>
+      <w:r>
+        <w:rPr>
+          <w:highlight w:val="yellow"/>
+        </w:rPr>
+        <w:t>;</w:t>
+      </w:r>
+      <w:proofErr w:type="gramEnd"/>
+    </w:p>
+    <w:p>
+      <w:pPr>
+        <w:rPr>
+          <w:highlight w:val="yellow"/>
+        </w:rPr>
+      </w:pPr>
+      <w:r>
+        <w:rPr>
+          <w:highlight w:val="yellow"/>
+        </w:rPr>
+        <w:t xml:space="preserve">  justify-content: </w:t>
+      </w:r>
+      <w:proofErr w:type="spellStart"/>
+      <w:proofErr w:type="gramStart"/>
+      <w:r>
+        <w:rPr>
+          <w:highlight w:val="yellow"/>
+        </w:rPr>
+        <w:t>center</w:t>
+      </w:r>
+      <w:proofErr w:type="spellEnd"/>
+      <w:r>
+        <w:rPr>
+          <w:highlight w:val="yellow"/>
+        </w:rPr>
+        <w:t>;</w:t>
+      </w:r>
+      <w:proofErr w:type="gramEnd"/>
+    </w:p>
+    <w:p>
+      <w:pPr>
+        <w:rPr>
+          <w:highlight w:val="yellow"/>
+        </w:rPr>
+      </w:pPr>
+      <w:r>
+        <w:rPr>
+          <w:highlight w:val="yellow"/>
+        </w:rPr>
+        <w:t xml:space="preserve">  flex-shrink: </w:t>
+      </w:r>
+      <w:proofErr w:type="gramStart"/>
+      <w:r>
+        <w:rPr>
+          <w:highlight w:val="yellow"/>
+        </w:rPr>
+        <w:t>0;</w:t>
+      </w:r>
+      <w:proofErr w:type="gramEnd"/>
+    </w:p>
+    <w:p>
+      <w:pPr>
+        <w:rPr>
+          <w:highlight w:val="yellow"/>
+        </w:rPr>
+      </w:pPr>
+      <w:r>
+        <w:rPr>
+          <w:highlight w:val="yellow"/>
+        </w:rPr>
+        <w:t xml:space="preserve">  text-transform: </w:t>
+      </w:r>
+      <w:proofErr w:type="gramStart"/>
+      <w:r>
+        <w:rPr>
+          <w:highlight w:val="yellow"/>
+        </w:rPr>
+        <w:t>uppercase;</w:t>
+      </w:r>
+      <w:proofErr w:type="gramEnd"/>
     </w:p>
     <w:p>
       <w:pPr>
@@ -2639,38 +3412,62 @@
           <w:highlight w:val="yellow"/>
         </w:rPr>
       </w:pPr>
-      <w:r>
-        <w:rPr>
-          <w:highlight w:val="yellow"/>
-        </w:rPr>
-        <w:t>.card-header-info {</w:t>
-      </w:r>
-    </w:p>
-    <w:p>
-      <w:pPr>
-        <w:rPr>
-          <w:highlight w:val="yellow"/>
-        </w:rPr>
-      </w:pPr>
-      <w:r>
-        <w:rPr>
-          <w:highlight w:val="yellow"/>
-        </w:rPr>
-        <w:t xml:space="preserve">  flex: 1;</w:t>
-      </w:r>
-    </w:p>
-    <w:p>
-      <w:pPr>
-        <w:rPr>
-          <w:highlight w:val="yellow"/>
-        </w:rPr>
-      </w:pPr>
-      <w:r>
-        <w:rPr>
-          <w:highlight w:val="yellow"/>
-        </w:rPr>
-        <w:t xml:space="preserve">  min-width: 0;</w:t>
-      </w:r>
+      <w:proofErr w:type="gramStart"/>
+      <w:r>
+        <w:rPr>
+          <w:highlight w:val="yellow"/>
+        </w:rPr>
+        <w:t>.card</w:t>
+      </w:r>
+      <w:proofErr w:type="gramEnd"/>
+      <w:r>
+        <w:rPr>
+          <w:highlight w:val="yellow"/>
+        </w:rPr>
+        <w:t>-header-info {</w:t>
+      </w:r>
+    </w:p>
+    <w:p>
+      <w:pPr>
+        <w:rPr>
+          <w:highlight w:val="yellow"/>
+        </w:rPr>
+      </w:pPr>
+      <w:r>
+        <w:rPr>
+          <w:highlight w:val="yellow"/>
+        </w:rPr>
+        <w:t xml:space="preserve">  flex: </w:t>
+      </w:r>
+      <w:proofErr w:type="gramStart"/>
+      <w:r>
+        <w:rPr>
+          <w:highlight w:val="yellow"/>
+        </w:rPr>
+        <w:t>1;</w:t>
+      </w:r>
+      <w:proofErr w:type="gramEnd"/>
+    </w:p>
+    <w:p>
+      <w:pPr>
+        <w:rPr>
+          <w:highlight w:val="yellow"/>
+        </w:rPr>
+      </w:pPr>
+      <w:r>
+        <w:rPr>
+          <w:highlight w:val="yellow"/>
+        </w:rPr>
+        <w:t xml:space="preserve">  min-width: </w:t>
+      </w:r>
+      <w:proofErr w:type="gramStart"/>
+      <w:r>
+        <w:rPr>
+          <w:highlight w:val="yellow"/>
+        </w:rPr>
+        <w:t>0;</w:t>
+      </w:r>
+      <w:proofErr w:type="gramEnd"/>
     </w:p>
     <w:p>
       <w:pPr>
@@ -2698,90 +3495,182 @@
           <w:highlight w:val="yellow"/>
         </w:rPr>
       </w:pPr>
-      <w:r>
-        <w:rPr>
-          <w:highlight w:val="yellow"/>
-        </w:rPr>
-        <w:t>.patient-name {</w:t>
-      </w:r>
-    </w:p>
-    <w:p>
-      <w:pPr>
-        <w:rPr>
-          <w:highlight w:val="yellow"/>
-        </w:rPr>
-      </w:pPr>
-      <w:r>
-        <w:rPr>
-          <w:highlight w:val="yellow"/>
-        </w:rPr>
-        <w:t xml:space="preserve">  font-size: 1rem;</w:t>
-      </w:r>
-    </w:p>
-    <w:p>
-      <w:pPr>
-        <w:rPr>
-          <w:highlight w:val="yellow"/>
-        </w:rPr>
-      </w:pPr>
-      <w:r>
-        <w:rPr>
-          <w:highlight w:val="yellow"/>
-        </w:rPr>
-        <w:t xml:space="preserve">  font-weight: 600;</w:t>
-      </w:r>
-    </w:p>
-    <w:p>
-      <w:pPr>
-        <w:rPr>
-          <w:highlight w:val="yellow"/>
-        </w:rPr>
-      </w:pPr>
-      <w:r>
-        <w:rPr>
-          <w:highlight w:val="yellow"/>
-        </w:rPr>
-        <w:t xml:space="preserve">  color: #0f172a;</w:t>
-      </w:r>
-    </w:p>
-    <w:p>
-      <w:pPr>
-        <w:rPr>
-          <w:highlight w:val="yellow"/>
-        </w:rPr>
-      </w:pPr>
-      <w:r>
-        <w:rPr>
-          <w:highlight w:val="yellow"/>
-        </w:rPr>
-        <w:t xml:space="preserve">  white-space: nowrap;</w:t>
-      </w:r>
-    </w:p>
-    <w:p>
-      <w:pPr>
-        <w:rPr>
-          <w:highlight w:val="yellow"/>
-        </w:rPr>
-      </w:pPr>
-      <w:r>
-        <w:rPr>
-          <w:highlight w:val="yellow"/>
-        </w:rPr>
-        <w:t xml:space="preserve">  overflow: hidden;</w:t>
-      </w:r>
-    </w:p>
-    <w:p>
-      <w:pPr>
-        <w:rPr>
-          <w:highlight w:val="yellow"/>
-        </w:rPr>
-      </w:pPr>
-      <w:r>
-        <w:rPr>
-          <w:highlight w:val="yellow"/>
-        </w:rPr>
-        <w:t xml:space="preserve">  text-overflow: ellipsis;</w:t>
-      </w:r>
+      <w:proofErr w:type="gramStart"/>
+      <w:r>
+        <w:rPr>
+          <w:highlight w:val="yellow"/>
+        </w:rPr>
+        <w:t>.patient</w:t>
+      </w:r>
+      <w:proofErr w:type="gramEnd"/>
+      <w:r>
+        <w:rPr>
+          <w:highlight w:val="yellow"/>
+        </w:rPr>
+        <w:t>-name {</w:t>
+      </w:r>
+    </w:p>
+    <w:p>
+      <w:pPr>
+        <w:rPr>
+          <w:highlight w:val="yellow"/>
+        </w:rPr>
+      </w:pPr>
+      <w:r>
+        <w:rPr>
+          <w:highlight w:val="yellow"/>
+        </w:rPr>
+        <w:t xml:space="preserve">  font-size: </w:t>
+      </w:r>
+      <w:proofErr w:type="gramStart"/>
+      <w:r>
+        <w:rPr>
+          <w:highlight w:val="yellow"/>
+        </w:rPr>
+        <w:t>1rem;</w:t>
+      </w:r>
+      <w:proofErr w:type="gramEnd"/>
+    </w:p>
+    <w:p>
+      <w:pPr>
+        <w:rPr>
+          <w:highlight w:val="yellow"/>
+        </w:rPr>
+      </w:pPr>
+      <w:r>
+        <w:rPr>
+          <w:highlight w:val="yellow"/>
+        </w:rPr>
+        <w:t xml:space="preserve">  font-weight: </w:t>
+      </w:r>
+      <w:proofErr w:type="gramStart"/>
+      <w:r>
+        <w:rPr>
+          <w:highlight w:val="yellow"/>
+        </w:rPr>
+        <w:t>600;</w:t>
+      </w:r>
+      <w:proofErr w:type="gramEnd"/>
+    </w:p>
+    <w:p>
+      <w:pPr>
+        <w:rPr>
+          <w:highlight w:val="yellow"/>
+        </w:rPr>
+      </w:pPr>
+      <w:r>
+        <w:rPr>
+          <w:highlight w:val="yellow"/>
+        </w:rPr>
+        <w:t xml:space="preserve">  </w:t>
+      </w:r>
+      <w:proofErr w:type="spellStart"/>
+      <w:r>
+        <w:rPr>
+          <w:highlight w:val="yellow"/>
+        </w:rPr>
+        <w:t>color</w:t>
+      </w:r>
+      <w:proofErr w:type="spellEnd"/>
+      <w:r>
+        <w:rPr>
+          <w:highlight w:val="yellow"/>
+        </w:rPr>
+        <w:t>: #</w:t>
+      </w:r>
+      <w:proofErr w:type="gramStart"/>
+      <w:r>
+        <w:rPr>
+          <w:highlight w:val="yellow"/>
+        </w:rPr>
+        <w:t>0f172a;</w:t>
+      </w:r>
+      <w:proofErr w:type="gramEnd"/>
+    </w:p>
+    <w:p>
+      <w:pPr>
+        <w:rPr>
+          <w:highlight w:val="yellow"/>
+        </w:rPr>
+      </w:pPr>
+      <w:r>
+        <w:rPr>
+          <w:highlight w:val="yellow"/>
+        </w:rPr>
+        <w:t xml:space="preserve">  </w:t>
+      </w:r>
+      <w:proofErr w:type="gramStart"/>
+      <w:r>
+        <w:rPr>
+          <w:highlight w:val="yellow"/>
+        </w:rPr>
+        <w:t>white-space</w:t>
+      </w:r>
+      <w:proofErr w:type="gramEnd"/>
+      <w:r>
+        <w:rPr>
+          <w:highlight w:val="yellow"/>
+        </w:rPr>
+        <w:t xml:space="preserve">: </w:t>
+      </w:r>
+      <w:proofErr w:type="spellStart"/>
+      <w:proofErr w:type="gramStart"/>
+      <w:r>
+        <w:rPr>
+          <w:highlight w:val="yellow"/>
+        </w:rPr>
+        <w:t>nowrap</w:t>
+      </w:r>
+      <w:proofErr w:type="spellEnd"/>
+      <w:r>
+        <w:rPr>
+          <w:highlight w:val="yellow"/>
+        </w:rPr>
+        <w:t>;</w:t>
+      </w:r>
+      <w:proofErr w:type="gramEnd"/>
+    </w:p>
+    <w:p>
+      <w:pPr>
+        <w:rPr>
+          <w:highlight w:val="yellow"/>
+        </w:rPr>
+      </w:pPr>
+      <w:r>
+        <w:rPr>
+          <w:highlight w:val="yellow"/>
+        </w:rPr>
+        <w:t xml:space="preserve">  overflow: </w:t>
+      </w:r>
+      <w:proofErr w:type="gramStart"/>
+      <w:r>
+        <w:rPr>
+          <w:highlight w:val="yellow"/>
+        </w:rPr>
+        <w:t>hidden;</w:t>
+      </w:r>
+      <w:proofErr w:type="gramEnd"/>
+    </w:p>
+    <w:p>
+      <w:pPr>
+        <w:rPr>
+          <w:highlight w:val="yellow"/>
+        </w:rPr>
+      </w:pPr>
+      <w:r>
+        <w:rPr>
+          <w:highlight w:val="yellow"/>
+        </w:rPr>
+        <w:t xml:space="preserve">  text-overflow: </w:t>
+      </w:r>
+      <w:proofErr w:type="gramStart"/>
+      <w:r>
+        <w:rPr>
+          <w:highlight w:val="yellow"/>
+        </w:rPr>
+        <w:t>ellipsis;</w:t>
+      </w:r>
+      <w:proofErr w:type="gramEnd"/>
     </w:p>
     <w:p>
       <w:pPr>
@@ -2809,90 +3698,182 @@
           <w:highlight w:val="yellow"/>
         </w:rPr>
       </w:pPr>
-      <w:r>
-        <w:rPr>
-          <w:highlight w:val="yellow"/>
-        </w:rPr>
-        <w:t>.patient-email {</w:t>
-      </w:r>
-    </w:p>
-    <w:p>
-      <w:pPr>
-        <w:rPr>
-          <w:highlight w:val="yellow"/>
-        </w:rPr>
-      </w:pPr>
-      <w:r>
-        <w:rPr>
-          <w:highlight w:val="yellow"/>
-        </w:rPr>
-        <w:t xml:space="preserve">  font-size: 0.8rem;</w:t>
-      </w:r>
-    </w:p>
-    <w:p>
-      <w:pPr>
-        <w:rPr>
-          <w:highlight w:val="yellow"/>
-        </w:rPr>
-      </w:pPr>
-      <w:r>
-        <w:rPr>
-          <w:highlight w:val="yellow"/>
-        </w:rPr>
-        <w:t xml:space="preserve">  color: #94a3b8;</w:t>
-      </w:r>
-    </w:p>
-    <w:p>
-      <w:pPr>
-        <w:rPr>
-          <w:highlight w:val="yellow"/>
-        </w:rPr>
-      </w:pPr>
-      <w:r>
-        <w:rPr>
-          <w:highlight w:val="yellow"/>
-        </w:rPr>
-        <w:t xml:space="preserve">  margin-top: 1px;</w:t>
-      </w:r>
-    </w:p>
-    <w:p>
-      <w:pPr>
-        <w:rPr>
-          <w:highlight w:val="yellow"/>
-        </w:rPr>
-      </w:pPr>
-      <w:r>
-        <w:rPr>
-          <w:highlight w:val="yellow"/>
-        </w:rPr>
-        <w:t xml:space="preserve">  white-space: nowrap;</w:t>
-      </w:r>
-    </w:p>
-    <w:p>
-      <w:pPr>
-        <w:rPr>
-          <w:highlight w:val="yellow"/>
-        </w:rPr>
-      </w:pPr>
-      <w:r>
-        <w:rPr>
-          <w:highlight w:val="yellow"/>
-        </w:rPr>
-        <w:t xml:space="preserve">  overflow: hidden;</w:t>
-      </w:r>
-    </w:p>
-    <w:p>
-      <w:pPr>
-        <w:rPr>
-          <w:highlight w:val="yellow"/>
-        </w:rPr>
-      </w:pPr>
-      <w:r>
-        <w:rPr>
-          <w:highlight w:val="yellow"/>
-        </w:rPr>
-        <w:t xml:space="preserve">  text-overflow: ellipsis;</w:t>
-      </w:r>
+      <w:proofErr w:type="gramStart"/>
+      <w:r>
+        <w:rPr>
+          <w:highlight w:val="yellow"/>
+        </w:rPr>
+        <w:t>.patient</w:t>
+      </w:r>
+      <w:proofErr w:type="gramEnd"/>
+      <w:r>
+        <w:rPr>
+          <w:highlight w:val="yellow"/>
+        </w:rPr>
+        <w:t>-email {</w:t>
+      </w:r>
+    </w:p>
+    <w:p>
+      <w:pPr>
+        <w:rPr>
+          <w:highlight w:val="yellow"/>
+        </w:rPr>
+      </w:pPr>
+      <w:r>
+        <w:rPr>
+          <w:highlight w:val="yellow"/>
+        </w:rPr>
+        <w:t xml:space="preserve">  font-size: 0.</w:t>
+      </w:r>
+      <w:proofErr w:type="gramStart"/>
+      <w:r>
+        <w:rPr>
+          <w:highlight w:val="yellow"/>
+        </w:rPr>
+        <w:t>8rem;</w:t>
+      </w:r>
+      <w:proofErr w:type="gramEnd"/>
+    </w:p>
+    <w:p>
+      <w:pPr>
+        <w:rPr>
+          <w:highlight w:val="yellow"/>
+        </w:rPr>
+      </w:pPr>
+      <w:r>
+        <w:rPr>
+          <w:highlight w:val="yellow"/>
+        </w:rPr>
+        <w:t xml:space="preserve">  </w:t>
+      </w:r>
+      <w:proofErr w:type="spellStart"/>
+      <w:r>
+        <w:rPr>
+          <w:highlight w:val="yellow"/>
+        </w:rPr>
+        <w:t>color</w:t>
+      </w:r>
+      <w:proofErr w:type="spellEnd"/>
+      <w:r>
+        <w:rPr>
+          <w:highlight w:val="yellow"/>
+        </w:rPr>
+        <w:t>: #</w:t>
+      </w:r>
+      <w:proofErr w:type="gramStart"/>
+      <w:r>
+        <w:rPr>
+          <w:highlight w:val="yellow"/>
+        </w:rPr>
+        <w:t>94a3b8;</w:t>
+      </w:r>
+      <w:proofErr w:type="gramEnd"/>
+    </w:p>
+    <w:p>
+      <w:pPr>
+        <w:rPr>
+          <w:highlight w:val="yellow"/>
+        </w:rPr>
+      </w:pPr>
+      <w:r>
+        <w:rPr>
+          <w:highlight w:val="yellow"/>
+        </w:rPr>
+        <w:t xml:space="preserve">  margin-top: </w:t>
+      </w:r>
+      <w:proofErr w:type="gramStart"/>
+      <w:r>
+        <w:rPr>
+          <w:highlight w:val="yellow"/>
+        </w:rPr>
+        <w:t>1px;</w:t>
+      </w:r>
+      <w:proofErr w:type="gramEnd"/>
+    </w:p>
+    <w:p>
+      <w:pPr>
+        <w:rPr>
+          <w:highlight w:val="yellow"/>
+        </w:rPr>
+      </w:pPr>
+      <w:r>
+        <w:rPr>
+          <w:highlight w:val="yellow"/>
+        </w:rPr>
+        <w:t xml:space="preserve">  </w:t>
+      </w:r>
+      <w:proofErr w:type="gramStart"/>
+      <w:r>
+        <w:rPr>
+          <w:highlight w:val="yellow"/>
+        </w:rPr>
+        <w:t>white-space</w:t>
+      </w:r>
+      <w:proofErr w:type="gramEnd"/>
+      <w:r>
+        <w:rPr>
+          <w:highlight w:val="yellow"/>
+        </w:rPr>
+        <w:t xml:space="preserve">: </w:t>
+      </w:r>
+      <w:proofErr w:type="spellStart"/>
+      <w:proofErr w:type="gramStart"/>
+      <w:r>
+        <w:rPr>
+          <w:highlight w:val="yellow"/>
+        </w:rPr>
+        <w:t>nowrap</w:t>
+      </w:r>
+      <w:proofErr w:type="spellEnd"/>
+      <w:r>
+        <w:rPr>
+          <w:highlight w:val="yellow"/>
+        </w:rPr>
+        <w:t>;</w:t>
+      </w:r>
+      <w:proofErr w:type="gramEnd"/>
+    </w:p>
+    <w:p>
+      <w:pPr>
+        <w:rPr>
+          <w:highlight w:val="yellow"/>
+        </w:rPr>
+      </w:pPr>
+      <w:r>
+        <w:rPr>
+          <w:highlight w:val="yellow"/>
+        </w:rPr>
+        <w:t xml:space="preserve">  overflow: </w:t>
+      </w:r>
+      <w:proofErr w:type="gramStart"/>
+      <w:r>
+        <w:rPr>
+          <w:highlight w:val="yellow"/>
+        </w:rPr>
+        <w:t>hidden;</w:t>
+      </w:r>
+      <w:proofErr w:type="gramEnd"/>
+    </w:p>
+    <w:p>
+      <w:pPr>
+        <w:rPr>
+          <w:highlight w:val="yellow"/>
+        </w:rPr>
+      </w:pPr>
+      <w:r>
+        <w:rPr>
+          <w:highlight w:val="yellow"/>
+        </w:rPr>
+        <w:t xml:space="preserve">  text-overflow: </w:t>
+      </w:r>
+      <w:proofErr w:type="gramStart"/>
+      <w:r>
+        <w:rPr>
+          <w:highlight w:val="yellow"/>
+        </w:rPr>
+        <w:t>ellipsis;</w:t>
+      </w:r>
+      <w:proofErr w:type="gramEnd"/>
     </w:p>
     <w:p>
       <w:pPr>
@@ -2920,142 +3901,266 @@
           <w:highlight w:val="yellow"/>
         </w:rPr>
       </w:pPr>
-      <w:r>
-        <w:rPr>
-          <w:highlight w:val="yellow"/>
-        </w:rPr>
-        <w:t>.status-badge {</w:t>
-      </w:r>
-    </w:p>
-    <w:p>
-      <w:pPr>
-        <w:rPr>
-          <w:highlight w:val="yellow"/>
-        </w:rPr>
-      </w:pPr>
-      <w:r>
-        <w:rPr>
-          <w:highlight w:val="yellow"/>
-        </w:rPr>
-        <w:t xml:space="preserve">  display: inline-block;</w:t>
-      </w:r>
-    </w:p>
-    <w:p>
-      <w:pPr>
-        <w:rPr>
-          <w:highlight w:val="yellow"/>
-        </w:rPr>
-      </w:pPr>
-      <w:r>
-        <w:rPr>
-          <w:highlight w:val="yellow"/>
-        </w:rPr>
-        <w:t xml:space="preserve">  padding: 0.25rem 0.65rem;</w:t>
-      </w:r>
-    </w:p>
-    <w:p>
-      <w:pPr>
-        <w:rPr>
-          <w:highlight w:val="yellow"/>
-        </w:rPr>
-      </w:pPr>
-      <w:r>
-        <w:rPr>
-          <w:highlight w:val="yellow"/>
-        </w:rPr>
-        <w:t xml:space="preserve">  border-radius: 9999px;</w:t>
-      </w:r>
-    </w:p>
-    <w:p>
-      <w:pPr>
-        <w:rPr>
-          <w:highlight w:val="yellow"/>
-        </w:rPr>
-      </w:pPr>
-      <w:r>
-        <w:rPr>
-          <w:highlight w:val="yellow"/>
-        </w:rPr>
-        <w:t xml:space="preserve">  font-size: 0.7rem;</w:t>
-      </w:r>
-    </w:p>
-    <w:p>
-      <w:pPr>
-        <w:rPr>
-          <w:highlight w:val="yellow"/>
-        </w:rPr>
-      </w:pPr>
-      <w:r>
-        <w:rPr>
-          <w:highlight w:val="yellow"/>
-        </w:rPr>
-        <w:t xml:space="preserve">  font-weight: 600;</w:t>
-      </w:r>
-    </w:p>
-    <w:p>
-      <w:pPr>
-        <w:rPr>
-          <w:highlight w:val="yellow"/>
-        </w:rPr>
-      </w:pPr>
-      <w:r>
-        <w:rPr>
-          <w:highlight w:val="yellow"/>
-        </w:rPr>
-        <w:t xml:space="preserve">  color: #fff;</w:t>
-      </w:r>
-    </w:p>
-    <w:p>
-      <w:pPr>
-        <w:rPr>
-          <w:highlight w:val="yellow"/>
-        </w:rPr>
-      </w:pPr>
-      <w:r>
-        <w:rPr>
-          <w:highlight w:val="yellow"/>
-        </w:rPr>
-        <w:t xml:space="preserve">  white-space: nowrap;</w:t>
-      </w:r>
-    </w:p>
-    <w:p>
-      <w:pPr>
-        <w:rPr>
-          <w:highlight w:val="yellow"/>
-        </w:rPr>
-      </w:pPr>
-      <w:r>
-        <w:rPr>
-          <w:highlight w:val="yellow"/>
-        </w:rPr>
-        <w:t xml:space="preserve">  flex-shrink: 0;</w:t>
-      </w:r>
-    </w:p>
-    <w:p>
-      <w:pPr>
-        <w:rPr>
-          <w:highlight w:val="yellow"/>
-        </w:rPr>
-      </w:pPr>
-      <w:r>
-        <w:rPr>
-          <w:highlight w:val="yellow"/>
-        </w:rPr>
-        <w:t xml:space="preserve">  text-transform: uppercase;</w:t>
-      </w:r>
-    </w:p>
-    <w:p>
-      <w:pPr>
-        <w:rPr>
-          <w:highlight w:val="yellow"/>
-        </w:rPr>
-      </w:pPr>
-      <w:r>
-        <w:rPr>
-          <w:highlight w:val="yellow"/>
-        </w:rPr>
-        <w:t xml:space="preserve">  letter-spacing: 0.03em;</w:t>
-      </w:r>
+      <w:proofErr w:type="gramStart"/>
+      <w:r>
+        <w:rPr>
+          <w:highlight w:val="yellow"/>
+        </w:rPr>
+        <w:t>.status</w:t>
+      </w:r>
+      <w:proofErr w:type="gramEnd"/>
+      <w:r>
+        <w:rPr>
+          <w:highlight w:val="yellow"/>
+        </w:rPr>
+        <w:t>-badge {</w:t>
+      </w:r>
+    </w:p>
+    <w:p>
+      <w:pPr>
+        <w:rPr>
+          <w:highlight w:val="yellow"/>
+        </w:rPr>
+      </w:pPr>
+      <w:r>
+        <w:rPr>
+          <w:highlight w:val="yellow"/>
+        </w:rPr>
+        <w:t xml:space="preserve">  display: inline-</w:t>
+      </w:r>
+      <w:proofErr w:type="gramStart"/>
+      <w:r>
+        <w:rPr>
+          <w:highlight w:val="yellow"/>
+        </w:rPr>
+        <w:t>block;</w:t>
+      </w:r>
+      <w:proofErr w:type="gramEnd"/>
+    </w:p>
+    <w:p>
+      <w:pPr>
+        <w:rPr>
+          <w:highlight w:val="yellow"/>
+        </w:rPr>
+      </w:pPr>
+      <w:r>
+        <w:rPr>
+          <w:highlight w:val="yellow"/>
+        </w:rPr>
+        <w:t xml:space="preserve">  padding: 0.25rem 0.</w:t>
+      </w:r>
+      <w:proofErr w:type="gramStart"/>
+      <w:r>
+        <w:rPr>
+          <w:highlight w:val="yellow"/>
+        </w:rPr>
+        <w:t>65rem;</w:t>
+      </w:r>
+      <w:proofErr w:type="gramEnd"/>
+    </w:p>
+    <w:p>
+      <w:pPr>
+        <w:rPr>
+          <w:highlight w:val="yellow"/>
+        </w:rPr>
+      </w:pPr>
+      <w:r>
+        <w:rPr>
+          <w:highlight w:val="yellow"/>
+        </w:rPr>
+        <w:t xml:space="preserve">  border-radius: </w:t>
+      </w:r>
+      <w:proofErr w:type="gramStart"/>
+      <w:r>
+        <w:rPr>
+          <w:highlight w:val="yellow"/>
+        </w:rPr>
+        <w:t>9999px;</w:t>
+      </w:r>
+      <w:proofErr w:type="gramEnd"/>
+    </w:p>
+    <w:p>
+      <w:pPr>
+        <w:rPr>
+          <w:highlight w:val="yellow"/>
+        </w:rPr>
+      </w:pPr>
+      <w:r>
+        <w:rPr>
+          <w:highlight w:val="yellow"/>
+        </w:rPr>
+        <w:t xml:space="preserve">  font-size: 0.</w:t>
+      </w:r>
+      <w:proofErr w:type="gramStart"/>
+      <w:r>
+        <w:rPr>
+          <w:highlight w:val="yellow"/>
+        </w:rPr>
+        <w:t>7rem;</w:t>
+      </w:r>
+      <w:proofErr w:type="gramEnd"/>
+    </w:p>
+    <w:p>
+      <w:pPr>
+        <w:rPr>
+          <w:highlight w:val="yellow"/>
+        </w:rPr>
+      </w:pPr>
+      <w:r>
+        <w:rPr>
+          <w:highlight w:val="yellow"/>
+        </w:rPr>
+        <w:t xml:space="preserve">  font-weight: </w:t>
+      </w:r>
+      <w:proofErr w:type="gramStart"/>
+      <w:r>
+        <w:rPr>
+          <w:highlight w:val="yellow"/>
+        </w:rPr>
+        <w:t>600;</w:t>
+      </w:r>
+      <w:proofErr w:type="gramEnd"/>
+    </w:p>
+    <w:p>
+      <w:pPr>
+        <w:rPr>
+          <w:highlight w:val="yellow"/>
+        </w:rPr>
+      </w:pPr>
+      <w:r>
+        <w:rPr>
+          <w:highlight w:val="yellow"/>
+        </w:rPr>
+        <w:t xml:space="preserve">  </w:t>
+      </w:r>
+      <w:proofErr w:type="spellStart"/>
+      <w:r>
+        <w:rPr>
+          <w:highlight w:val="yellow"/>
+        </w:rPr>
+        <w:t>color</w:t>
+      </w:r>
+      <w:proofErr w:type="spellEnd"/>
+      <w:r>
+        <w:rPr>
+          <w:highlight w:val="yellow"/>
+        </w:rPr>
+        <w:t>: #</w:t>
+      </w:r>
+      <w:proofErr w:type="gramStart"/>
+      <w:r>
+        <w:rPr>
+          <w:highlight w:val="yellow"/>
+        </w:rPr>
+        <w:t>fff;</w:t>
+      </w:r>
+      <w:proofErr w:type="gramEnd"/>
+    </w:p>
+    <w:p>
+      <w:pPr>
+        <w:rPr>
+          <w:highlight w:val="yellow"/>
+        </w:rPr>
+      </w:pPr>
+      <w:r>
+        <w:rPr>
+          <w:highlight w:val="yellow"/>
+        </w:rPr>
+        <w:t xml:space="preserve">  </w:t>
+      </w:r>
+      <w:proofErr w:type="gramStart"/>
+      <w:r>
+        <w:rPr>
+          <w:highlight w:val="yellow"/>
+        </w:rPr>
+        <w:t>white-space</w:t>
+      </w:r>
+      <w:proofErr w:type="gramEnd"/>
+      <w:r>
+        <w:rPr>
+          <w:highlight w:val="yellow"/>
+        </w:rPr>
+        <w:t xml:space="preserve">: </w:t>
+      </w:r>
+      <w:proofErr w:type="spellStart"/>
+      <w:proofErr w:type="gramStart"/>
+      <w:r>
+        <w:rPr>
+          <w:highlight w:val="yellow"/>
+        </w:rPr>
+        <w:t>nowrap</w:t>
+      </w:r>
+      <w:proofErr w:type="spellEnd"/>
+      <w:r>
+        <w:rPr>
+          <w:highlight w:val="yellow"/>
+        </w:rPr>
+        <w:t>;</w:t>
+      </w:r>
+      <w:proofErr w:type="gramEnd"/>
+    </w:p>
+    <w:p>
+      <w:pPr>
+        <w:rPr>
+          <w:highlight w:val="yellow"/>
+        </w:rPr>
+      </w:pPr>
+      <w:r>
+        <w:rPr>
+          <w:highlight w:val="yellow"/>
+        </w:rPr>
+        <w:t xml:space="preserve">  flex-shrink: </w:t>
+      </w:r>
+      <w:proofErr w:type="gramStart"/>
+      <w:r>
+        <w:rPr>
+          <w:highlight w:val="yellow"/>
+        </w:rPr>
+        <w:t>0;</w:t>
+      </w:r>
+      <w:proofErr w:type="gramEnd"/>
+    </w:p>
+    <w:p>
+      <w:pPr>
+        <w:rPr>
+          <w:highlight w:val="yellow"/>
+        </w:rPr>
+      </w:pPr>
+      <w:r>
+        <w:rPr>
+          <w:highlight w:val="yellow"/>
+        </w:rPr>
+        <w:t xml:space="preserve">  text-transform: </w:t>
+      </w:r>
+      <w:proofErr w:type="gramStart"/>
+      <w:r>
+        <w:rPr>
+          <w:highlight w:val="yellow"/>
+        </w:rPr>
+        <w:t>uppercase;</w:t>
+      </w:r>
+      <w:proofErr w:type="gramEnd"/>
+    </w:p>
+    <w:p>
+      <w:pPr>
+        <w:rPr>
+          <w:highlight w:val="yellow"/>
+        </w:rPr>
+      </w:pPr>
+      <w:r>
+        <w:rPr>
+          <w:highlight w:val="yellow"/>
+        </w:rPr>
+        <w:t xml:space="preserve">  letter-spacing: 0.</w:t>
+      </w:r>
+      <w:proofErr w:type="gramStart"/>
+      <w:r>
+        <w:rPr>
+          <w:highlight w:val="yellow"/>
+        </w:rPr>
+        <w:t>03em;</w:t>
+      </w:r>
+      <w:proofErr w:type="gramEnd"/>
     </w:p>
     <w:p>
       <w:pPr>
@@ -3096,64 +4201,118 @@
           <w:highlight w:val="yellow"/>
         </w:rPr>
       </w:pPr>
-      <w:r>
-        <w:rPr>
-          <w:highlight w:val="yellow"/>
-        </w:rPr>
-        <w:t>.card-body {</w:t>
-      </w:r>
-    </w:p>
-    <w:p>
-      <w:pPr>
-        <w:rPr>
-          <w:highlight w:val="yellow"/>
-        </w:rPr>
-      </w:pPr>
-      <w:r>
-        <w:rPr>
-          <w:highlight w:val="yellow"/>
-        </w:rPr>
-        <w:t xml:space="preserve">  padding: 1rem 1.25rem 1.25rem;</w:t>
-      </w:r>
-    </w:p>
-    <w:p>
-      <w:pPr>
-        <w:rPr>
-          <w:highlight w:val="yellow"/>
-        </w:rPr>
-      </w:pPr>
-      <w:r>
-        <w:rPr>
-          <w:highlight w:val="yellow"/>
-        </w:rPr>
-        <w:t xml:space="preserve">  display: flex;</w:t>
-      </w:r>
-    </w:p>
-    <w:p>
-      <w:pPr>
-        <w:rPr>
-          <w:highlight w:val="yellow"/>
-        </w:rPr>
-      </w:pPr>
-      <w:r>
-        <w:rPr>
-          <w:highlight w:val="yellow"/>
-        </w:rPr>
-        <w:t xml:space="preserve">  flex-direction: column;</w:t>
-      </w:r>
-    </w:p>
-    <w:p>
-      <w:pPr>
-        <w:rPr>
-          <w:highlight w:val="yellow"/>
-        </w:rPr>
-      </w:pPr>
-      <w:r>
-        <w:rPr>
-          <w:highlight w:val="yellow"/>
-        </w:rPr>
-        <w:t xml:space="preserve">  gap: 0.6rem;</w:t>
-      </w:r>
+      <w:proofErr w:type="gramStart"/>
+      <w:r>
+        <w:rPr>
+          <w:highlight w:val="yellow"/>
+        </w:rPr>
+        <w:t>.card</w:t>
+      </w:r>
+      <w:proofErr w:type="gramEnd"/>
+      <w:r>
+        <w:rPr>
+          <w:highlight w:val="yellow"/>
+        </w:rPr>
+        <w:t>-body {</w:t>
+      </w:r>
+    </w:p>
+    <w:p>
+      <w:pPr>
+        <w:rPr>
+          <w:highlight w:val="yellow"/>
+        </w:rPr>
+      </w:pPr>
+      <w:r>
+        <w:rPr>
+          <w:highlight w:val="yellow"/>
+        </w:rPr>
+        <w:t xml:space="preserve">  padding: 1rem 1.25rem </w:t>
+      </w:r>
+      <w:proofErr w:type="spellStart"/>
+      <w:r>
+        <w:rPr>
+          <w:highlight w:val="yellow"/>
+        </w:rPr>
+        <w:t>1.</w:t>
+      </w:r>
+      <w:proofErr w:type="gramStart"/>
+      <w:r>
+        <w:rPr>
+          <w:highlight w:val="yellow"/>
+        </w:rPr>
+        <w:t>25rem</w:t>
+      </w:r>
+      <w:proofErr w:type="spellEnd"/>
+      <w:r>
+        <w:rPr>
+          <w:highlight w:val="yellow"/>
+        </w:rPr>
+        <w:t>;</w:t>
+      </w:r>
+      <w:proofErr w:type="gramEnd"/>
+    </w:p>
+    <w:p>
+      <w:pPr>
+        <w:rPr>
+          <w:highlight w:val="yellow"/>
+        </w:rPr>
+      </w:pPr>
+      <w:r>
+        <w:rPr>
+          <w:highlight w:val="yellow"/>
+        </w:rPr>
+        <w:t xml:space="preserve">  display: </w:t>
+      </w:r>
+      <w:proofErr w:type="gramStart"/>
+      <w:r>
+        <w:rPr>
+          <w:highlight w:val="yellow"/>
+        </w:rPr>
+        <w:t>flex;</w:t>
+      </w:r>
+      <w:proofErr w:type="gramEnd"/>
+    </w:p>
+    <w:p>
+      <w:pPr>
+        <w:rPr>
+          <w:highlight w:val="yellow"/>
+        </w:rPr>
+      </w:pPr>
+      <w:r>
+        <w:rPr>
+          <w:highlight w:val="yellow"/>
+        </w:rPr>
+        <w:t xml:space="preserve">  flex-direction: </w:t>
+      </w:r>
+      <w:proofErr w:type="gramStart"/>
+      <w:r>
+        <w:rPr>
+          <w:highlight w:val="yellow"/>
+        </w:rPr>
+        <w:t>column;</w:t>
+      </w:r>
+      <w:proofErr w:type="gramEnd"/>
+    </w:p>
+    <w:p>
+      <w:pPr>
+        <w:rPr>
+          <w:highlight w:val="yellow"/>
+        </w:rPr>
+      </w:pPr>
+      <w:r>
+        <w:rPr>
+          <w:highlight w:val="yellow"/>
+        </w:rPr>
+        <w:t xml:space="preserve">  gap: 0.</w:t>
+      </w:r>
+      <w:proofErr w:type="gramStart"/>
+      <w:r>
+        <w:rPr>
+          <w:highlight w:val="yellow"/>
+        </w:rPr>
+        <w:t>6rem;</w:t>
+      </w:r>
+      <w:proofErr w:type="gramEnd"/>
     </w:p>
     <w:p>
       <w:pPr>
@@ -3198,47 +4357,79 @@
         <w:rPr>
           <w:highlight w:val="yellow"/>
         </w:rPr>
-        <w:t xml:space="preserve">  display: flex;</w:t>
-      </w:r>
-    </w:p>
-    <w:p>
-      <w:pPr>
-        <w:rPr>
-          <w:highlight w:val="yellow"/>
-        </w:rPr>
-      </w:pPr>
-      <w:r>
-        <w:rPr>
-          <w:highlight w:val="yellow"/>
-        </w:rPr>
-        <w:t xml:space="preserve">  justify-content: space-between;</w:t>
-      </w:r>
-    </w:p>
-    <w:p>
-      <w:pPr>
-        <w:rPr>
-          <w:highlight w:val="yellow"/>
-        </w:rPr>
-      </w:pPr>
-      <w:r>
-        <w:rPr>
-          <w:highlight w:val="yellow"/>
-        </w:rPr>
-        <w:t xml:space="preserve">  align-items: baseline;</w:t>
-      </w:r>
-    </w:p>
-    <w:p>
-      <w:pPr>
-        <w:rPr>
-          <w:highlight w:val="yellow"/>
-        </w:rPr>
-      </w:pPr>
-      <w:r>
-        <w:rPr>
-          <w:highlight w:val="yellow"/>
-        </w:rPr>
-        <w:t xml:space="preserve">  gap: 0.5rem;</w:t>
-      </w:r>
+        <w:t xml:space="preserve">  display: </w:t>
+      </w:r>
+      <w:proofErr w:type="gramStart"/>
+      <w:r>
+        <w:rPr>
+          <w:highlight w:val="yellow"/>
+        </w:rPr>
+        <w:t>flex;</w:t>
+      </w:r>
+      <w:proofErr w:type="gramEnd"/>
+    </w:p>
+    <w:p>
+      <w:pPr>
+        <w:rPr>
+          <w:highlight w:val="yellow"/>
+        </w:rPr>
+      </w:pPr>
+      <w:r>
+        <w:rPr>
+          <w:highlight w:val="yellow"/>
+        </w:rPr>
+        <w:t xml:space="preserve">  justify-content: space-</w:t>
+      </w:r>
+      <w:proofErr w:type="gramStart"/>
+      <w:r>
+        <w:rPr>
+          <w:highlight w:val="yellow"/>
+        </w:rPr>
+        <w:t>between;</w:t>
+      </w:r>
+      <w:proofErr w:type="gramEnd"/>
+    </w:p>
+    <w:p>
+      <w:pPr>
+        <w:rPr>
+          <w:highlight w:val="yellow"/>
+        </w:rPr>
+      </w:pPr>
+      <w:r>
+        <w:rPr>
+          <w:highlight w:val="yellow"/>
+        </w:rPr>
+        <w:t xml:space="preserve">  align-items: </w:t>
+      </w:r>
+      <w:proofErr w:type="gramStart"/>
+      <w:r>
+        <w:rPr>
+          <w:highlight w:val="yellow"/>
+        </w:rPr>
+        <w:t>baseline;</w:t>
+      </w:r>
+      <w:proofErr w:type="gramEnd"/>
+    </w:p>
+    <w:p>
+      <w:pPr>
+        <w:rPr>
+          <w:highlight w:val="yellow"/>
+        </w:rPr>
+      </w:pPr>
+      <w:r>
+        <w:rPr>
+          <w:highlight w:val="yellow"/>
+        </w:rPr>
+        <w:t xml:space="preserve">  gap: 0.</w:t>
+      </w:r>
+      <w:proofErr w:type="gramStart"/>
+      <w:r>
+        <w:rPr>
+          <w:highlight w:val="yellow"/>
+        </w:rPr>
+        <w:t>5rem;</w:t>
+      </w:r>
+      <w:proofErr w:type="gramEnd"/>
     </w:p>
     <w:p>
       <w:pPr>
@@ -3283,60 +4474,136 @@
         <w:rPr>
           <w:highlight w:val="yellow"/>
         </w:rPr>
-        <w:t xml:space="preserve">  font-size: 0.75rem;</w:t>
-      </w:r>
-    </w:p>
-    <w:p>
-      <w:pPr>
-        <w:rPr>
-          <w:highlight w:val="yellow"/>
-        </w:rPr>
-      </w:pPr>
-      <w:r>
-        <w:rPr>
-          <w:highlight w:val="yellow"/>
-        </w:rPr>
-        <w:t xml:space="preserve">  color: #94a3b8;</w:t>
-      </w:r>
-    </w:p>
-    <w:p>
-      <w:pPr>
-        <w:rPr>
-          <w:highlight w:val="yellow"/>
-        </w:rPr>
-      </w:pPr>
-      <w:r>
-        <w:rPr>
-          <w:highlight w:val="yellow"/>
-        </w:rPr>
-        <w:t xml:space="preserve">  font-weight: 500;</w:t>
-      </w:r>
-    </w:p>
-    <w:p>
-      <w:pPr>
-        <w:rPr>
-          <w:highlight w:val="yellow"/>
-        </w:rPr>
-      </w:pPr>
-      <w:r>
-        <w:rPr>
-          <w:highlight w:val="yellow"/>
-        </w:rPr>
-        <w:t xml:space="preserve">  white-space: nowrap;</w:t>
-      </w:r>
-    </w:p>
-    <w:p>
-      <w:pPr>
-        <w:rPr>
-          <w:highlight w:val="yellow"/>
-        </w:rPr>
-      </w:pPr>
-      <w:r>
-        <w:rPr>
-          <w:highlight w:val="yellow"/>
-        </w:rPr>
-        <w:t xml:space="preserve">  flex-shrink: 0;</w:t>
-      </w:r>
+        <w:t xml:space="preserve">  font-size: 0.</w:t>
+      </w:r>
+      <w:proofErr w:type="gramStart"/>
+      <w:r>
+        <w:rPr>
+          <w:highlight w:val="yellow"/>
+        </w:rPr>
+        <w:t>75rem;</w:t>
+      </w:r>
+      <w:proofErr w:type="gramEnd"/>
+    </w:p>
+    <w:p>
+      <w:pPr>
+        <w:rPr>
+          <w:highlight w:val="yellow"/>
+        </w:rPr>
+      </w:pPr>
+      <w:r>
+        <w:rPr>
+          <w:highlight w:val="yellow"/>
+        </w:rPr>
+        <w:t xml:space="preserve">  </w:t>
+      </w:r>
+      <w:proofErr w:type="spellStart"/>
+      <w:r>
+        <w:rPr>
+          <w:highlight w:val="yellow"/>
+        </w:rPr>
+        <w:t>color</w:t>
+      </w:r>
+      <w:proofErr w:type="spellEnd"/>
+      <w:r>
+        <w:rPr>
+          <w:highlight w:val="yellow"/>
+        </w:rPr>
+        <w:t>: #</w:t>
+      </w:r>
+      <w:proofErr w:type="gramStart"/>
+      <w:r>
+        <w:rPr>
+          <w:highlight w:val="yellow"/>
+        </w:rPr>
+        <w:t>94a3b8;</w:t>
+      </w:r>
+      <w:proofErr w:type="gramEnd"/>
+    </w:p>
+    <w:p>
+      <w:pPr>
+        <w:rPr>
+          <w:highlight w:val="yellow"/>
+        </w:rPr>
+      </w:pPr>
+      <w:r>
+        <w:rPr>
+          <w:highlight w:val="yellow"/>
+        </w:rPr>
+        <w:t xml:space="preserve">  font-weight: </w:t>
+      </w:r>
+      <w:proofErr w:type="gramStart"/>
+      <w:r>
+        <w:rPr>
+          <w:highlight w:val="yellow"/>
+        </w:rPr>
+        <w:t>500;</w:t>
+      </w:r>
+      <w:proofErr w:type="gramEnd"/>
+    </w:p>
+    <w:p>
+      <w:pPr>
+        <w:rPr>
+          <w:highlight w:val="yellow"/>
+        </w:rPr>
+      </w:pPr>
+      <w:r>
+        <w:rPr>
+          <w:highlight w:val="yellow"/>
+        </w:rPr>
+        <w:t xml:space="preserve">  </w:t>
+      </w:r>
+      <w:proofErr w:type="gramStart"/>
+      <w:r>
+        <w:rPr>
+          <w:highlight w:val="yellow"/>
+        </w:rPr>
+        <w:t>white-space</w:t>
+      </w:r>
+      <w:proofErr w:type="gramEnd"/>
+      <w:r>
+        <w:rPr>
+          <w:highlight w:val="yellow"/>
+        </w:rPr>
+        <w:t xml:space="preserve">: </w:t>
+      </w:r>
+      <w:proofErr w:type="spellStart"/>
+      <w:proofErr w:type="gramStart"/>
+      <w:r>
+        <w:rPr>
+          <w:highlight w:val="yellow"/>
+        </w:rPr>
+        <w:t>nowrap</w:t>
+      </w:r>
+      <w:proofErr w:type="spellEnd"/>
+      <w:r>
+        <w:rPr>
+          <w:highlight w:val="yellow"/>
+        </w:rPr>
+        <w:t>;</w:t>
+      </w:r>
+      <w:proofErr w:type="gramEnd"/>
+    </w:p>
+    <w:p>
+      <w:pPr>
+        <w:rPr>
+          <w:highlight w:val="yellow"/>
+        </w:rPr>
+      </w:pPr>
+      <w:r>
+        <w:rPr>
+          <w:highlight w:val="yellow"/>
+        </w:rPr>
+        <w:t xml:space="preserve">  flex-shrink: </w:t>
+      </w:r>
+      <w:proofErr w:type="gramStart"/>
+      <w:r>
+        <w:rPr>
+          <w:highlight w:val="yellow"/>
+        </w:rPr>
+        <w:t>0;</w:t>
+      </w:r>
+      <w:proofErr w:type="gramEnd"/>
     </w:p>
     <w:p>
       <w:pPr>
@@ -3381,73 +4648,157 @@
         <w:rPr>
           <w:highlight w:val="yellow"/>
         </w:rPr>
-        <w:t xml:space="preserve">  font-size: 0.85rem;</w:t>
-      </w:r>
-    </w:p>
-    <w:p>
-      <w:pPr>
-        <w:rPr>
-          <w:highlight w:val="yellow"/>
-        </w:rPr>
-      </w:pPr>
-      <w:r>
-        <w:rPr>
-          <w:highlight w:val="yellow"/>
-        </w:rPr>
-        <w:t xml:space="preserve">  color: #334155;</w:t>
-      </w:r>
-    </w:p>
-    <w:p>
-      <w:pPr>
-        <w:rPr>
-          <w:highlight w:val="yellow"/>
-        </w:rPr>
-      </w:pPr>
-      <w:r>
-        <w:rPr>
-          <w:highlight w:val="yellow"/>
-        </w:rPr>
-        <w:t xml:space="preserve">  text-align: right;</w:t>
-      </w:r>
-    </w:p>
-    <w:p>
-      <w:pPr>
-        <w:rPr>
-          <w:highlight w:val="yellow"/>
-        </w:rPr>
-      </w:pPr>
-      <w:r>
-        <w:rPr>
-          <w:highlight w:val="yellow"/>
-        </w:rPr>
-        <w:t xml:space="preserve">  overflow: hidden;</w:t>
-      </w:r>
-    </w:p>
-    <w:p>
-      <w:pPr>
-        <w:rPr>
-          <w:highlight w:val="yellow"/>
-        </w:rPr>
-      </w:pPr>
-      <w:r>
-        <w:rPr>
-          <w:highlight w:val="yellow"/>
-        </w:rPr>
-        <w:t xml:space="preserve">  text-overflow: ellipsis;</w:t>
-      </w:r>
-    </w:p>
-    <w:p>
-      <w:pPr>
-        <w:rPr>
-          <w:highlight w:val="yellow"/>
-        </w:rPr>
-      </w:pPr>
-      <w:r>
-        <w:rPr>
-          <w:highlight w:val="yellow"/>
-        </w:rPr>
-        <w:t xml:space="preserve">  white-space: nowrap;</w:t>
-      </w:r>
+        <w:t xml:space="preserve">  font-size: 0.</w:t>
+      </w:r>
+      <w:proofErr w:type="gramStart"/>
+      <w:r>
+        <w:rPr>
+          <w:highlight w:val="yellow"/>
+        </w:rPr>
+        <w:t>85rem;</w:t>
+      </w:r>
+      <w:proofErr w:type="gramEnd"/>
+    </w:p>
+    <w:p>
+      <w:pPr>
+        <w:rPr>
+          <w:highlight w:val="yellow"/>
+        </w:rPr>
+      </w:pPr>
+      <w:r>
+        <w:rPr>
+          <w:highlight w:val="yellow"/>
+        </w:rPr>
+        <w:t xml:space="preserve">  </w:t>
+      </w:r>
+      <w:proofErr w:type="spellStart"/>
+      <w:r>
+        <w:rPr>
+          <w:highlight w:val="yellow"/>
+        </w:rPr>
+        <w:t>color</w:t>
+      </w:r>
+      <w:proofErr w:type="spellEnd"/>
+      <w:r>
+        <w:rPr>
+          <w:highlight w:val="yellow"/>
+        </w:rPr>
+        <w:t xml:space="preserve">: </w:t>
+      </w:r>
+      <w:proofErr w:type="gramStart"/>
+      <w:r>
+        <w:rPr>
+          <w:highlight w:val="yellow"/>
+        </w:rPr>
+        <w:t>#334155;</w:t>
+      </w:r>
+      <w:proofErr w:type="gramEnd"/>
+    </w:p>
+    <w:p>
+      <w:pPr>
+        <w:rPr>
+          <w:highlight w:val="yellow"/>
+        </w:rPr>
+      </w:pPr>
+      <w:r>
+        <w:rPr>
+          <w:highlight w:val="yellow"/>
+        </w:rPr>
+        <w:t xml:space="preserve">  text-align: </w:t>
+      </w:r>
+      <w:proofErr w:type="gramStart"/>
+      <w:r>
+        <w:rPr>
+          <w:highlight w:val="yellow"/>
+        </w:rPr>
+        <w:t>right;</w:t>
+      </w:r>
+      <w:proofErr w:type="gramEnd"/>
+    </w:p>
+    <w:p>
+      <w:pPr>
+        <w:rPr>
+          <w:highlight w:val="yellow"/>
+        </w:rPr>
+      </w:pPr>
+      <w:r>
+        <w:rPr>
+          <w:highlight w:val="yellow"/>
+        </w:rPr>
+        <w:t xml:space="preserve">  overflow: </w:t>
+      </w:r>
+      <w:proofErr w:type="gramStart"/>
+      <w:r>
+        <w:rPr>
+          <w:highlight w:val="yellow"/>
+        </w:rPr>
+        <w:t>hidden;</w:t>
+      </w:r>
+      <w:proofErr w:type="gramEnd"/>
+    </w:p>
+    <w:p>
+      <w:pPr>
+        <w:rPr>
+          <w:highlight w:val="yellow"/>
+        </w:rPr>
+      </w:pPr>
+      <w:r>
+        <w:rPr>
+          <w:highlight w:val="yellow"/>
+        </w:rPr>
+        <w:t xml:space="preserve">  text-overflow: </w:t>
+      </w:r>
+      <w:proofErr w:type="gramStart"/>
+      <w:r>
+        <w:rPr>
+          <w:highlight w:val="yellow"/>
+        </w:rPr>
+        <w:t>ellipsis;</w:t>
+      </w:r>
+      <w:proofErr w:type="gramEnd"/>
+    </w:p>
+    <w:p>
+      <w:pPr>
+        <w:rPr>
+          <w:highlight w:val="yellow"/>
+        </w:rPr>
+      </w:pPr>
+      <w:r>
+        <w:rPr>
+          <w:highlight w:val="yellow"/>
+        </w:rPr>
+        <w:t xml:space="preserve">  </w:t>
+      </w:r>
+      <w:proofErr w:type="gramStart"/>
+      <w:r>
+        <w:rPr>
+          <w:highlight w:val="yellow"/>
+        </w:rPr>
+        <w:t>white-space</w:t>
+      </w:r>
+      <w:proofErr w:type="gramEnd"/>
+      <w:r>
+        <w:rPr>
+          <w:highlight w:val="yellow"/>
+        </w:rPr>
+        <w:t xml:space="preserve">: </w:t>
+      </w:r>
+      <w:proofErr w:type="spellStart"/>
+      <w:proofErr w:type="gramStart"/>
+      <w:r>
+        <w:rPr>
+          <w:highlight w:val="yellow"/>
+        </w:rPr>
+        <w:t>nowrap</w:t>
+      </w:r>
+      <w:proofErr w:type="spellEnd"/>
+      <w:r>
+        <w:rPr>
+          <w:highlight w:val="yellow"/>
+        </w:rPr>
+        <w:t>;</w:t>
+      </w:r>
+      <w:proofErr w:type="gramEnd"/>
     </w:p>
     <w:p>
       <w:pPr>
@@ -3460,8 +4811,30 @@
           <w:highlight w:val="yellow"/>
         </w:rPr>
         <w:lastRenderedPageBreak/>
-        <w:t xml:space="preserve">  max-width: 60%;</w:t>
-      </w:r>
+        <w:t xml:space="preserve">  </w:t>
+      </w:r>
+      <w:proofErr w:type="gramStart"/>
+      <w:r>
+        <w:rPr>
+          <w:highlight w:val="yellow"/>
+        </w:rPr>
+        <w:t>max-width</w:t>
+      </w:r>
+      <w:proofErr w:type="gramEnd"/>
+      <w:r>
+        <w:rPr>
+          <w:highlight w:val="yellow"/>
+        </w:rPr>
+        <w:t xml:space="preserve">: </w:t>
+      </w:r>
+      <w:proofErr w:type="gramStart"/>
+      <w:r>
+        <w:rPr>
+          <w:highlight w:val="yellow"/>
+        </w:rPr>
+        <w:t>60%;</w:t>
+      </w:r>
+      <w:proofErr w:type="gramEnd"/>
     </w:p>
     <w:p>
       <w:pPr>
@@ -3489,90 +4862,146 @@
           <w:highlight w:val="yellow"/>
         </w:rPr>
       </w:pPr>
-      <w:r>
-        <w:rPr>
-          <w:highlight w:val="yellow"/>
-        </w:rPr>
-        <w:t>.clinical-notes {</w:t>
-      </w:r>
-    </w:p>
-    <w:p>
-      <w:pPr>
-        <w:rPr>
-          <w:highlight w:val="yellow"/>
-        </w:rPr>
-      </w:pPr>
-      <w:r>
-        <w:rPr>
-          <w:highlight w:val="yellow"/>
-        </w:rPr>
-        <w:t xml:space="preserve">  margin-top: 0.5rem;</w:t>
-      </w:r>
-    </w:p>
-    <w:p>
-      <w:pPr>
-        <w:rPr>
-          <w:highlight w:val="yellow"/>
-        </w:rPr>
-      </w:pPr>
-      <w:r>
-        <w:rPr>
-          <w:highlight w:val="yellow"/>
-        </w:rPr>
-        <w:t xml:space="preserve">  padding-top: 0.75rem;</w:t>
-      </w:r>
-    </w:p>
-    <w:p>
-      <w:pPr>
-        <w:rPr>
-          <w:highlight w:val="yellow"/>
-        </w:rPr>
-      </w:pPr>
-      <w:r>
-        <w:rPr>
-          <w:highlight w:val="yellow"/>
-        </w:rPr>
-        <w:t xml:space="preserve">  border-top: 1px solid #f1f5f9;</w:t>
-      </w:r>
-    </w:p>
-    <w:p>
-      <w:pPr>
-        <w:rPr>
-          <w:highlight w:val="yellow"/>
-        </w:rPr>
-      </w:pPr>
-      <w:r>
-        <w:rPr>
-          <w:highlight w:val="yellow"/>
-        </w:rPr>
-        <w:t xml:space="preserve">  display: flex;</w:t>
-      </w:r>
-    </w:p>
-    <w:p>
-      <w:pPr>
-        <w:rPr>
-          <w:highlight w:val="yellow"/>
-        </w:rPr>
-      </w:pPr>
-      <w:r>
-        <w:rPr>
-          <w:highlight w:val="yellow"/>
-        </w:rPr>
-        <w:t xml:space="preserve">  flex-direction: column;</w:t>
-      </w:r>
-    </w:p>
-    <w:p>
-      <w:pPr>
-        <w:rPr>
-          <w:highlight w:val="yellow"/>
-        </w:rPr>
-      </w:pPr>
-      <w:r>
-        <w:rPr>
-          <w:highlight w:val="yellow"/>
-        </w:rPr>
-        <w:t xml:space="preserve">  gap: 0.3rem;</w:t>
-      </w:r>
+      <w:proofErr w:type="gramStart"/>
+      <w:r>
+        <w:rPr>
+          <w:highlight w:val="yellow"/>
+        </w:rPr>
+        <w:t>.clinical</w:t>
+      </w:r>
+      <w:proofErr w:type="gramEnd"/>
+      <w:r>
+        <w:rPr>
+          <w:highlight w:val="yellow"/>
+        </w:rPr>
+        <w:t>-notes {</w:t>
+      </w:r>
+    </w:p>
+    <w:p>
+      <w:pPr>
+        <w:rPr>
+          <w:highlight w:val="yellow"/>
+        </w:rPr>
+      </w:pPr>
+      <w:r>
+        <w:rPr>
+          <w:highlight w:val="yellow"/>
+        </w:rPr>
+        <w:t xml:space="preserve">  margin-top: 0.</w:t>
+      </w:r>
+      <w:proofErr w:type="gramStart"/>
+      <w:r>
+        <w:rPr>
+          <w:highlight w:val="yellow"/>
+        </w:rPr>
+        <w:t>5rem;</w:t>
+      </w:r>
+      <w:proofErr w:type="gramEnd"/>
+    </w:p>
+    <w:p>
+      <w:pPr>
+        <w:rPr>
+          <w:highlight w:val="yellow"/>
+        </w:rPr>
+      </w:pPr>
+      <w:r>
+        <w:rPr>
+          <w:highlight w:val="yellow"/>
+        </w:rPr>
+        <w:t xml:space="preserve">  padding-top: 0.</w:t>
+      </w:r>
+      <w:proofErr w:type="gramStart"/>
+      <w:r>
+        <w:rPr>
+          <w:highlight w:val="yellow"/>
+        </w:rPr>
+        <w:t>75rem;</w:t>
+      </w:r>
+      <w:proofErr w:type="gramEnd"/>
+    </w:p>
+    <w:p>
+      <w:pPr>
+        <w:rPr>
+          <w:highlight w:val="yellow"/>
+        </w:rPr>
+      </w:pPr>
+      <w:r>
+        <w:rPr>
+          <w:highlight w:val="yellow"/>
+        </w:rPr>
+        <w:t xml:space="preserve">  border-top: 1px solid #</w:t>
+      </w:r>
+      <w:proofErr w:type="gramStart"/>
+      <w:r>
+        <w:rPr>
+          <w:highlight w:val="yellow"/>
+        </w:rPr>
+        <w:t>f1f5f9;</w:t>
+      </w:r>
+      <w:proofErr w:type="gramEnd"/>
+    </w:p>
+    <w:p>
+      <w:pPr>
+        <w:rPr>
+          <w:highlight w:val="yellow"/>
+        </w:rPr>
+      </w:pPr>
+      <w:r>
+        <w:rPr>
+          <w:highlight w:val="yellow"/>
+        </w:rPr>
+        <w:t xml:space="preserve">  display: </w:t>
+      </w:r>
+      <w:proofErr w:type="gramStart"/>
+      <w:r>
+        <w:rPr>
+          <w:highlight w:val="yellow"/>
+        </w:rPr>
+        <w:t>flex;</w:t>
+      </w:r>
+      <w:proofErr w:type="gramEnd"/>
+    </w:p>
+    <w:p>
+      <w:pPr>
+        <w:rPr>
+          <w:highlight w:val="yellow"/>
+        </w:rPr>
+      </w:pPr>
+      <w:r>
+        <w:rPr>
+          <w:highlight w:val="yellow"/>
+        </w:rPr>
+        <w:t xml:space="preserve">  flex-direction: </w:t>
+      </w:r>
+      <w:proofErr w:type="gramStart"/>
+      <w:r>
+        <w:rPr>
+          <w:highlight w:val="yellow"/>
+        </w:rPr>
+        <w:t>column;</w:t>
+      </w:r>
+      <w:proofErr w:type="gramEnd"/>
+    </w:p>
+    <w:p>
+      <w:pPr>
+        <w:rPr>
+          <w:highlight w:val="yellow"/>
+        </w:rPr>
+      </w:pPr>
+      <w:r>
+        <w:rPr>
+          <w:highlight w:val="yellow"/>
+        </w:rPr>
+        <w:t xml:space="preserve">  gap: 0.</w:t>
+      </w:r>
+      <w:proofErr w:type="gramStart"/>
+      <w:r>
+        <w:rPr>
+          <w:highlight w:val="yellow"/>
+        </w:rPr>
+        <w:t>3rem;</w:t>
+      </w:r>
+      <w:proofErr w:type="gramEnd"/>
     </w:p>
     <w:p>
       <w:pPr>
@@ -3600,103 +5029,223 @@
           <w:highlight w:val="yellow"/>
         </w:rPr>
       </w:pPr>
-      <w:r>
-        <w:rPr>
-          <w:highlight w:val="yellow"/>
-        </w:rPr>
-        <w:t>.notes-text {</w:t>
-      </w:r>
-    </w:p>
-    <w:p>
-      <w:pPr>
-        <w:rPr>
-          <w:highlight w:val="yellow"/>
-        </w:rPr>
-      </w:pPr>
-      <w:r>
-        <w:rPr>
-          <w:highlight w:val="yellow"/>
-        </w:rPr>
-        <w:t xml:space="preserve">  font-size: 0.8rem;</w:t>
-      </w:r>
-    </w:p>
-    <w:p>
-      <w:pPr>
-        <w:rPr>
-          <w:highlight w:val="yellow"/>
-        </w:rPr>
-      </w:pPr>
-      <w:r>
-        <w:rPr>
-          <w:highlight w:val="yellow"/>
-        </w:rPr>
-        <w:t xml:space="preserve">  color: #64748b;</w:t>
-      </w:r>
-    </w:p>
-    <w:p>
-      <w:pPr>
-        <w:rPr>
-          <w:highlight w:val="yellow"/>
-        </w:rPr>
-      </w:pPr>
-      <w:r>
-        <w:rPr>
-          <w:highlight w:val="yellow"/>
-        </w:rPr>
-        <w:t xml:space="preserve">  line-height: 1.5;</w:t>
-      </w:r>
-    </w:p>
-    <w:p>
-      <w:pPr>
-        <w:rPr>
-          <w:highlight w:val="yellow"/>
-        </w:rPr>
-      </w:pPr>
-      <w:r>
-        <w:rPr>
-          <w:highlight w:val="yellow"/>
-        </w:rPr>
-        <w:t xml:space="preserve">  display: -webkit-box;</w:t>
-      </w:r>
-    </w:p>
-    <w:p>
-      <w:pPr>
-        <w:rPr>
-          <w:highlight w:val="yellow"/>
-        </w:rPr>
-      </w:pPr>
-      <w:r>
-        <w:rPr>
-          <w:highlight w:val="yellow"/>
-        </w:rPr>
-        <w:t xml:space="preserve">  -webkit-line-clamp: 3;</w:t>
-      </w:r>
-    </w:p>
-    <w:p>
-      <w:pPr>
-        <w:rPr>
-          <w:highlight w:val="yellow"/>
-        </w:rPr>
-      </w:pPr>
-      <w:r>
-        <w:rPr>
-          <w:highlight w:val="yellow"/>
-        </w:rPr>
-        <w:t xml:space="preserve">  -webkit-box-orient: vertical;</w:t>
-      </w:r>
-    </w:p>
-    <w:p>
-      <w:pPr>
-        <w:rPr>
-          <w:highlight w:val="yellow"/>
-        </w:rPr>
-      </w:pPr>
-      <w:r>
-        <w:rPr>
-          <w:highlight w:val="yellow"/>
-        </w:rPr>
-        <w:t xml:space="preserve">  overflow: hidden;</w:t>
-      </w:r>
+      <w:proofErr w:type="gramStart"/>
+      <w:r>
+        <w:rPr>
+          <w:highlight w:val="yellow"/>
+        </w:rPr>
+        <w:t>.notes</w:t>
+      </w:r>
+      <w:proofErr w:type="gramEnd"/>
+      <w:r>
+        <w:rPr>
+          <w:highlight w:val="yellow"/>
+        </w:rPr>
+        <w:t>-text {</w:t>
+      </w:r>
+    </w:p>
+    <w:p>
+      <w:pPr>
+        <w:rPr>
+          <w:highlight w:val="yellow"/>
+        </w:rPr>
+      </w:pPr>
+      <w:r>
+        <w:rPr>
+          <w:highlight w:val="yellow"/>
+        </w:rPr>
+        <w:t xml:space="preserve">  font-size: 0.</w:t>
+      </w:r>
+      <w:proofErr w:type="gramStart"/>
+      <w:r>
+        <w:rPr>
+          <w:highlight w:val="yellow"/>
+        </w:rPr>
+        <w:t>8rem;</w:t>
+      </w:r>
+      <w:proofErr w:type="gramEnd"/>
+    </w:p>
+    <w:p>
+      <w:pPr>
+        <w:rPr>
+          <w:highlight w:val="yellow"/>
+        </w:rPr>
+      </w:pPr>
+      <w:r>
+        <w:rPr>
+          <w:highlight w:val="yellow"/>
+        </w:rPr>
+        <w:t xml:space="preserve">  </w:t>
+      </w:r>
+      <w:proofErr w:type="spellStart"/>
+      <w:r>
+        <w:rPr>
+          <w:highlight w:val="yellow"/>
+        </w:rPr>
+        <w:t>color</w:t>
+      </w:r>
+      <w:proofErr w:type="spellEnd"/>
+      <w:r>
+        <w:rPr>
+          <w:highlight w:val="yellow"/>
+        </w:rPr>
+        <w:t>: #</w:t>
+      </w:r>
+      <w:proofErr w:type="gramStart"/>
+      <w:r>
+        <w:rPr>
+          <w:highlight w:val="yellow"/>
+        </w:rPr>
+        <w:t>64748b;</w:t>
+      </w:r>
+      <w:proofErr w:type="gramEnd"/>
+    </w:p>
+    <w:p>
+      <w:pPr>
+        <w:rPr>
+          <w:highlight w:val="yellow"/>
+        </w:rPr>
+      </w:pPr>
+      <w:r>
+        <w:rPr>
+          <w:highlight w:val="yellow"/>
+        </w:rPr>
+        <w:t xml:space="preserve">  line-height: </w:t>
+      </w:r>
+      <w:proofErr w:type="gramStart"/>
+      <w:r>
+        <w:rPr>
+          <w:highlight w:val="yellow"/>
+        </w:rPr>
+        <w:t>1.5;</w:t>
+      </w:r>
+      <w:proofErr w:type="gramEnd"/>
+    </w:p>
+    <w:p>
+      <w:pPr>
+        <w:rPr>
+          <w:highlight w:val="yellow"/>
+        </w:rPr>
+      </w:pPr>
+      <w:r>
+        <w:rPr>
+          <w:highlight w:val="yellow"/>
+        </w:rPr>
+        <w:t xml:space="preserve">  display: -</w:t>
+      </w:r>
+      <w:proofErr w:type="spellStart"/>
+      <w:r>
+        <w:rPr>
+          <w:highlight w:val="yellow"/>
+        </w:rPr>
+        <w:t>webkit</w:t>
+      </w:r>
+      <w:proofErr w:type="spellEnd"/>
+      <w:r>
+        <w:rPr>
+          <w:highlight w:val="yellow"/>
+        </w:rPr>
+        <w:t>-</w:t>
+      </w:r>
+      <w:proofErr w:type="gramStart"/>
+      <w:r>
+        <w:rPr>
+          <w:highlight w:val="yellow"/>
+        </w:rPr>
+        <w:t>box;</w:t>
+      </w:r>
+      <w:proofErr w:type="gramEnd"/>
+    </w:p>
+    <w:p>
+      <w:pPr>
+        <w:rPr>
+          <w:highlight w:val="yellow"/>
+        </w:rPr>
+      </w:pPr>
+      <w:r>
+        <w:rPr>
+          <w:highlight w:val="yellow"/>
+        </w:rPr>
+        <w:t xml:space="preserve">  -</w:t>
+      </w:r>
+      <w:proofErr w:type="spellStart"/>
+      <w:r>
+        <w:rPr>
+          <w:highlight w:val="yellow"/>
+        </w:rPr>
+        <w:t>webkit</w:t>
+      </w:r>
+      <w:proofErr w:type="spellEnd"/>
+      <w:r>
+        <w:rPr>
+          <w:highlight w:val="yellow"/>
+        </w:rPr>
+        <w:t xml:space="preserve">-line-clamp: </w:t>
+      </w:r>
+      <w:proofErr w:type="gramStart"/>
+      <w:r>
+        <w:rPr>
+          <w:highlight w:val="yellow"/>
+        </w:rPr>
+        <w:t>3;</w:t>
+      </w:r>
+      <w:proofErr w:type="gramEnd"/>
+    </w:p>
+    <w:p>
+      <w:pPr>
+        <w:rPr>
+          <w:highlight w:val="yellow"/>
+        </w:rPr>
+      </w:pPr>
+      <w:r>
+        <w:rPr>
+          <w:highlight w:val="yellow"/>
+        </w:rPr>
+        <w:t xml:space="preserve">  -</w:t>
+      </w:r>
+      <w:proofErr w:type="spellStart"/>
+      <w:r>
+        <w:rPr>
+          <w:highlight w:val="yellow"/>
+        </w:rPr>
+        <w:t>webkit</w:t>
+      </w:r>
+      <w:proofErr w:type="spellEnd"/>
+      <w:r>
+        <w:rPr>
+          <w:highlight w:val="yellow"/>
+        </w:rPr>
+        <w:t xml:space="preserve">-box-orient: </w:t>
+      </w:r>
+      <w:proofErr w:type="gramStart"/>
+      <w:r>
+        <w:rPr>
+          <w:highlight w:val="yellow"/>
+        </w:rPr>
+        <w:t>vertical;</w:t>
+      </w:r>
+      <w:proofErr w:type="gramEnd"/>
+    </w:p>
+    <w:p>
+      <w:pPr>
+        <w:rPr>
+          <w:highlight w:val="yellow"/>
+        </w:rPr>
+      </w:pPr>
+      <w:r>
+        <w:rPr>
+          <w:highlight w:val="yellow"/>
+        </w:rPr>
+        <w:t xml:space="preserve">  overflow: </w:t>
+      </w:r>
+      <w:proofErr w:type="gramStart"/>
+      <w:r>
+        <w:rPr>
+          <w:highlight w:val="yellow"/>
+        </w:rPr>
+        <w:t>hidden;</w:t>
+      </w:r>
+      <w:proofErr w:type="gramEnd"/>
     </w:p>
     <w:p>
       <w:pPr>
@@ -3737,103 +5286,197 @@
           <w:highlight w:val="yellow"/>
         </w:rPr>
       </w:pPr>
-      <w:r>
-        <w:rPr>
-          <w:highlight w:val="yellow"/>
-        </w:rPr>
-        <w:t>.state-message {</w:t>
-      </w:r>
-    </w:p>
-    <w:p>
-      <w:pPr>
-        <w:rPr>
-          <w:highlight w:val="yellow"/>
-        </w:rPr>
-      </w:pPr>
-      <w:r>
-        <w:rPr>
-          <w:highlight w:val="yellow"/>
-        </w:rPr>
-        <w:t xml:space="preserve">  display: flex;</w:t>
-      </w:r>
-    </w:p>
-    <w:p>
-      <w:pPr>
-        <w:rPr>
-          <w:highlight w:val="yellow"/>
-        </w:rPr>
-      </w:pPr>
-      <w:r>
-        <w:rPr>
-          <w:highlight w:val="yellow"/>
-        </w:rPr>
-        <w:t xml:space="preserve">  flex-direction: column;</w:t>
-      </w:r>
-    </w:p>
-    <w:p>
-      <w:pPr>
-        <w:rPr>
-          <w:highlight w:val="yellow"/>
-        </w:rPr>
-      </w:pPr>
-      <w:r>
-        <w:rPr>
-          <w:highlight w:val="yellow"/>
-        </w:rPr>
-        <w:t xml:space="preserve">  align-items: center;</w:t>
-      </w:r>
-    </w:p>
-    <w:p>
-      <w:pPr>
-        <w:rPr>
-          <w:highlight w:val="yellow"/>
-        </w:rPr>
-      </w:pPr>
-      <w:r>
-        <w:rPr>
-          <w:highlight w:val="yellow"/>
-        </w:rPr>
-        <w:t xml:space="preserve">  justify-content: center;</w:t>
-      </w:r>
-    </w:p>
-    <w:p>
-      <w:pPr>
-        <w:rPr>
-          <w:highlight w:val="yellow"/>
-        </w:rPr>
-      </w:pPr>
-      <w:r>
-        <w:rPr>
-          <w:highlight w:val="yellow"/>
-        </w:rPr>
-        <w:t xml:space="preserve">  padding: 4rem 2rem;</w:t>
-      </w:r>
-    </w:p>
-    <w:p>
-      <w:pPr>
-        <w:rPr>
-          <w:highlight w:val="yellow"/>
-        </w:rPr>
-      </w:pPr>
-      <w:r>
-        <w:rPr>
-          <w:highlight w:val="yellow"/>
-        </w:rPr>
-        <w:t xml:space="preserve">  gap: 1rem;</w:t>
-      </w:r>
-    </w:p>
-    <w:p>
-      <w:pPr>
-        <w:rPr>
-          <w:highlight w:val="yellow"/>
-        </w:rPr>
-      </w:pPr>
-      <w:r>
-        <w:rPr>
-          <w:highlight w:val="yellow"/>
-        </w:rPr>
-        <w:t xml:space="preserve">  color: #64748b;</w:t>
-      </w:r>
+      <w:proofErr w:type="gramStart"/>
+      <w:r>
+        <w:rPr>
+          <w:highlight w:val="yellow"/>
+        </w:rPr>
+        <w:t>.state</w:t>
+      </w:r>
+      <w:proofErr w:type="gramEnd"/>
+      <w:r>
+        <w:rPr>
+          <w:highlight w:val="yellow"/>
+        </w:rPr>
+        <w:t>-message {</w:t>
+      </w:r>
+    </w:p>
+    <w:p>
+      <w:pPr>
+        <w:rPr>
+          <w:highlight w:val="yellow"/>
+        </w:rPr>
+      </w:pPr>
+      <w:r>
+        <w:rPr>
+          <w:highlight w:val="yellow"/>
+        </w:rPr>
+        <w:t xml:space="preserve">  display: </w:t>
+      </w:r>
+      <w:proofErr w:type="gramStart"/>
+      <w:r>
+        <w:rPr>
+          <w:highlight w:val="yellow"/>
+        </w:rPr>
+        <w:t>flex;</w:t>
+      </w:r>
+      <w:proofErr w:type="gramEnd"/>
+    </w:p>
+    <w:p>
+      <w:pPr>
+        <w:rPr>
+          <w:highlight w:val="yellow"/>
+        </w:rPr>
+      </w:pPr>
+      <w:r>
+        <w:rPr>
+          <w:highlight w:val="yellow"/>
+        </w:rPr>
+        <w:t xml:space="preserve">  flex-direction: </w:t>
+      </w:r>
+      <w:proofErr w:type="gramStart"/>
+      <w:r>
+        <w:rPr>
+          <w:highlight w:val="yellow"/>
+        </w:rPr>
+        <w:t>column;</w:t>
+      </w:r>
+      <w:proofErr w:type="gramEnd"/>
+    </w:p>
+    <w:p>
+      <w:pPr>
+        <w:rPr>
+          <w:highlight w:val="yellow"/>
+        </w:rPr>
+      </w:pPr>
+      <w:r>
+        <w:rPr>
+          <w:highlight w:val="yellow"/>
+        </w:rPr>
+        <w:t xml:space="preserve">  align-items: </w:t>
+      </w:r>
+      <w:proofErr w:type="spellStart"/>
+      <w:proofErr w:type="gramStart"/>
+      <w:r>
+        <w:rPr>
+          <w:highlight w:val="yellow"/>
+        </w:rPr>
+        <w:t>center</w:t>
+      </w:r>
+      <w:proofErr w:type="spellEnd"/>
+      <w:r>
+        <w:rPr>
+          <w:highlight w:val="yellow"/>
+        </w:rPr>
+        <w:t>;</w:t>
+      </w:r>
+      <w:proofErr w:type="gramEnd"/>
+    </w:p>
+    <w:p>
+      <w:pPr>
+        <w:rPr>
+          <w:highlight w:val="yellow"/>
+        </w:rPr>
+      </w:pPr>
+      <w:r>
+        <w:rPr>
+          <w:highlight w:val="yellow"/>
+        </w:rPr>
+        <w:t xml:space="preserve">  justify-content: </w:t>
+      </w:r>
+      <w:proofErr w:type="spellStart"/>
+      <w:proofErr w:type="gramStart"/>
+      <w:r>
+        <w:rPr>
+          <w:highlight w:val="yellow"/>
+        </w:rPr>
+        <w:t>center</w:t>
+      </w:r>
+      <w:proofErr w:type="spellEnd"/>
+      <w:r>
+        <w:rPr>
+          <w:highlight w:val="yellow"/>
+        </w:rPr>
+        <w:t>;</w:t>
+      </w:r>
+      <w:proofErr w:type="gramEnd"/>
+    </w:p>
+    <w:p>
+      <w:pPr>
+        <w:rPr>
+          <w:highlight w:val="yellow"/>
+        </w:rPr>
+      </w:pPr>
+      <w:r>
+        <w:rPr>
+          <w:highlight w:val="yellow"/>
+        </w:rPr>
+        <w:t xml:space="preserve">  padding: 4rem </w:t>
+      </w:r>
+      <w:proofErr w:type="gramStart"/>
+      <w:r>
+        <w:rPr>
+          <w:highlight w:val="yellow"/>
+        </w:rPr>
+        <w:t>2rem;</w:t>
+      </w:r>
+      <w:proofErr w:type="gramEnd"/>
+    </w:p>
+    <w:p>
+      <w:pPr>
+        <w:rPr>
+          <w:highlight w:val="yellow"/>
+        </w:rPr>
+      </w:pPr>
+      <w:r>
+        <w:rPr>
+          <w:highlight w:val="yellow"/>
+        </w:rPr>
+        <w:t xml:space="preserve">  gap: </w:t>
+      </w:r>
+      <w:proofErr w:type="gramStart"/>
+      <w:r>
+        <w:rPr>
+          <w:highlight w:val="yellow"/>
+        </w:rPr>
+        <w:t>1rem;</w:t>
+      </w:r>
+      <w:proofErr w:type="gramEnd"/>
+    </w:p>
+    <w:p>
+      <w:pPr>
+        <w:rPr>
+          <w:highlight w:val="yellow"/>
+        </w:rPr>
+      </w:pPr>
+      <w:r>
+        <w:rPr>
+          <w:highlight w:val="yellow"/>
+        </w:rPr>
+        <w:t xml:space="preserve">  </w:t>
+      </w:r>
+      <w:proofErr w:type="spellStart"/>
+      <w:r>
+        <w:rPr>
+          <w:highlight w:val="yellow"/>
+        </w:rPr>
+        <w:t>color</w:t>
+      </w:r>
+      <w:proofErr w:type="spellEnd"/>
+      <w:r>
+        <w:rPr>
+          <w:highlight w:val="yellow"/>
+        </w:rPr>
+        <w:t>: #</w:t>
+      </w:r>
+      <w:proofErr w:type="gramStart"/>
+      <w:r>
+        <w:rPr>
+          <w:highlight w:val="yellow"/>
+        </w:rPr>
+        <w:t>64748b;</w:t>
+      </w:r>
+      <w:proofErr w:type="gramEnd"/>
     </w:p>
     <w:p>
       <w:pPr>
@@ -3846,8 +5489,16 @@
           <w:highlight w:val="yellow"/>
         </w:rPr>
         <w:lastRenderedPageBreak/>
-        <w:t xml:space="preserve">  font-size: 0.95rem;</w:t>
-      </w:r>
+        <w:t xml:space="preserve">  font-size: 0.</w:t>
+      </w:r>
+      <w:proofErr w:type="gramStart"/>
+      <w:r>
+        <w:rPr>
+          <w:highlight w:val="yellow"/>
+        </w:rPr>
+        <w:t>95rem;</w:t>
+      </w:r>
+      <w:proofErr w:type="gramEnd"/>
     </w:p>
     <w:p>
       <w:pPr>
@@ -3875,25 +5526,71 @@
           <w:highlight w:val="yellow"/>
         </w:rPr>
       </w:pPr>
-      <w:r>
-        <w:rPr>
-          <w:highlight w:val="yellow"/>
-        </w:rPr>
-        <w:t>.state-message.error {</w:t>
-      </w:r>
-    </w:p>
-    <w:p>
-      <w:pPr>
-        <w:rPr>
-          <w:highlight w:val="yellow"/>
-        </w:rPr>
-      </w:pPr>
-      <w:r>
-        <w:rPr>
-          <w:highlight w:val="yellow"/>
-        </w:rPr>
-        <w:t xml:space="preserve">  color: #dc2626;</w:t>
-      </w:r>
+      <w:proofErr w:type="gramStart"/>
+      <w:r>
+        <w:rPr>
+          <w:highlight w:val="yellow"/>
+        </w:rPr>
+        <w:t>.state</w:t>
+      </w:r>
+      <w:proofErr w:type="gramEnd"/>
+      <w:r>
+        <w:rPr>
+          <w:highlight w:val="yellow"/>
+        </w:rPr>
+        <w:t>-</w:t>
+      </w:r>
+      <w:proofErr w:type="spellStart"/>
+      <w:proofErr w:type="gramStart"/>
+      <w:r>
+        <w:rPr>
+          <w:highlight w:val="yellow"/>
+        </w:rPr>
+        <w:t>message.error</w:t>
+      </w:r>
+      <w:proofErr w:type="spellEnd"/>
+      <w:proofErr w:type="gramEnd"/>
+      <w:r>
+        <w:rPr>
+          <w:highlight w:val="yellow"/>
+        </w:rPr>
+        <w:t xml:space="preserve"> {</w:t>
+      </w:r>
+    </w:p>
+    <w:p>
+      <w:pPr>
+        <w:rPr>
+          <w:highlight w:val="yellow"/>
+        </w:rPr>
+      </w:pPr>
+      <w:r>
+        <w:rPr>
+          <w:highlight w:val="yellow"/>
+        </w:rPr>
+        <w:t xml:space="preserve">  </w:t>
+      </w:r>
+      <w:proofErr w:type="spellStart"/>
+      <w:r>
+        <w:rPr>
+          <w:highlight w:val="yellow"/>
+        </w:rPr>
+        <w:t>color</w:t>
+      </w:r>
+      <w:proofErr w:type="spellEnd"/>
+      <w:r>
+        <w:rPr>
+          <w:highlight w:val="yellow"/>
+        </w:rPr>
+        <w:t>: #</w:t>
+      </w:r>
+      <w:proofErr w:type="gramStart"/>
+      <w:r>
+        <w:rPr>
+          <w:highlight w:val="yellow"/>
+        </w:rPr>
+        <w:t>dc2626;</w:t>
+      </w:r>
+      <w:proofErr w:type="gramEnd"/>
     </w:p>
     <w:p>
       <w:pPr>
@@ -3921,90 +5618,160 @@
           <w:highlight w:val="yellow"/>
         </w:rPr>
       </w:pPr>
-      <w:r>
-        <w:rPr>
-          <w:highlight w:val="yellow"/>
-        </w:rPr>
-        <w:t>.spinner {</w:t>
-      </w:r>
-    </w:p>
-    <w:p>
-      <w:pPr>
-        <w:rPr>
-          <w:highlight w:val="yellow"/>
-        </w:rPr>
-      </w:pPr>
-      <w:r>
-        <w:rPr>
-          <w:highlight w:val="yellow"/>
-        </w:rPr>
-        <w:t xml:space="preserve">  width: 36px;</w:t>
-      </w:r>
-    </w:p>
-    <w:p>
-      <w:pPr>
-        <w:rPr>
-          <w:highlight w:val="yellow"/>
-        </w:rPr>
-      </w:pPr>
-      <w:r>
-        <w:rPr>
-          <w:highlight w:val="yellow"/>
-        </w:rPr>
-        <w:t xml:space="preserve">  height: 36px;</w:t>
-      </w:r>
-    </w:p>
-    <w:p>
-      <w:pPr>
-        <w:rPr>
-          <w:highlight w:val="yellow"/>
-        </w:rPr>
-      </w:pPr>
-      <w:r>
-        <w:rPr>
-          <w:highlight w:val="yellow"/>
-        </w:rPr>
-        <w:t xml:space="preserve">  border: 3px solid #e2e8f0;</w:t>
-      </w:r>
-    </w:p>
-    <w:p>
-      <w:pPr>
-        <w:rPr>
-          <w:highlight w:val="yellow"/>
-        </w:rPr>
-      </w:pPr>
-      <w:r>
-        <w:rPr>
-          <w:highlight w:val="yellow"/>
-        </w:rPr>
-        <w:t xml:space="preserve">  border-top-color: #3b82f6;</w:t>
-      </w:r>
-    </w:p>
-    <w:p>
-      <w:pPr>
-        <w:rPr>
-          <w:highlight w:val="yellow"/>
-        </w:rPr>
-      </w:pPr>
-      <w:r>
-        <w:rPr>
-          <w:highlight w:val="yellow"/>
-        </w:rPr>
-        <w:t xml:space="preserve">  border-radius: 50%;</w:t>
-      </w:r>
-    </w:p>
-    <w:p>
-      <w:pPr>
-        <w:rPr>
-          <w:highlight w:val="yellow"/>
-        </w:rPr>
-      </w:pPr>
-      <w:r>
-        <w:rPr>
-          <w:highlight w:val="yellow"/>
-        </w:rPr>
-        <w:t xml:space="preserve">  animation: spin 0.8s linear infinite;</w:t>
-      </w:r>
+      <w:proofErr w:type="gramStart"/>
+      <w:r>
+        <w:rPr>
+          <w:highlight w:val="yellow"/>
+        </w:rPr>
+        <w:t>.spinner</w:t>
+      </w:r>
+      <w:proofErr w:type="gramEnd"/>
+      <w:r>
+        <w:rPr>
+          <w:highlight w:val="yellow"/>
+        </w:rPr>
+        <w:t xml:space="preserve"> {</w:t>
+      </w:r>
+    </w:p>
+    <w:p>
+      <w:pPr>
+        <w:rPr>
+          <w:highlight w:val="yellow"/>
+        </w:rPr>
+      </w:pPr>
+      <w:r>
+        <w:rPr>
+          <w:highlight w:val="yellow"/>
+        </w:rPr>
+        <w:t xml:space="preserve">  width: </w:t>
+      </w:r>
+      <w:proofErr w:type="gramStart"/>
+      <w:r>
+        <w:rPr>
+          <w:highlight w:val="yellow"/>
+        </w:rPr>
+        <w:t>36px;</w:t>
+      </w:r>
+      <w:proofErr w:type="gramEnd"/>
+    </w:p>
+    <w:p>
+      <w:pPr>
+        <w:rPr>
+          <w:highlight w:val="yellow"/>
+        </w:rPr>
+      </w:pPr>
+      <w:r>
+        <w:rPr>
+          <w:highlight w:val="yellow"/>
+        </w:rPr>
+        <w:t xml:space="preserve">  height: </w:t>
+      </w:r>
+      <w:proofErr w:type="gramStart"/>
+      <w:r>
+        <w:rPr>
+          <w:highlight w:val="yellow"/>
+        </w:rPr>
+        <w:t>36px;</w:t>
+      </w:r>
+      <w:proofErr w:type="gramEnd"/>
+    </w:p>
+    <w:p>
+      <w:pPr>
+        <w:rPr>
+          <w:highlight w:val="yellow"/>
+        </w:rPr>
+      </w:pPr>
+      <w:r>
+        <w:rPr>
+          <w:highlight w:val="yellow"/>
+        </w:rPr>
+        <w:t xml:space="preserve">  border: 3px solid #</w:t>
+      </w:r>
+      <w:proofErr w:type="gramStart"/>
+      <w:r>
+        <w:rPr>
+          <w:highlight w:val="yellow"/>
+        </w:rPr>
+        <w:t>e2e8f0;</w:t>
+      </w:r>
+      <w:proofErr w:type="gramEnd"/>
+    </w:p>
+    <w:p>
+      <w:pPr>
+        <w:rPr>
+          <w:highlight w:val="yellow"/>
+        </w:rPr>
+      </w:pPr>
+      <w:r>
+        <w:rPr>
+          <w:highlight w:val="yellow"/>
+        </w:rPr>
+        <w:t xml:space="preserve">  border-top-</w:t>
+      </w:r>
+      <w:proofErr w:type="spellStart"/>
+      <w:r>
+        <w:rPr>
+          <w:highlight w:val="yellow"/>
+        </w:rPr>
+        <w:t>color</w:t>
+      </w:r>
+      <w:proofErr w:type="spellEnd"/>
+      <w:r>
+        <w:rPr>
+          <w:highlight w:val="yellow"/>
+        </w:rPr>
+        <w:t>: #</w:t>
+      </w:r>
+      <w:proofErr w:type="gramStart"/>
+      <w:r>
+        <w:rPr>
+          <w:highlight w:val="yellow"/>
+        </w:rPr>
+        <w:t>3b82f6;</w:t>
+      </w:r>
+      <w:proofErr w:type="gramEnd"/>
+    </w:p>
+    <w:p>
+      <w:pPr>
+        <w:rPr>
+          <w:highlight w:val="yellow"/>
+        </w:rPr>
+      </w:pPr>
+      <w:r>
+        <w:rPr>
+          <w:highlight w:val="yellow"/>
+        </w:rPr>
+        <w:t xml:space="preserve">  border-radius: </w:t>
+      </w:r>
+      <w:proofErr w:type="gramStart"/>
+      <w:r>
+        <w:rPr>
+          <w:highlight w:val="yellow"/>
+        </w:rPr>
+        <w:t>50%;</w:t>
+      </w:r>
+      <w:proofErr w:type="gramEnd"/>
+    </w:p>
+    <w:p>
+      <w:pPr>
+        <w:rPr>
+          <w:highlight w:val="yellow"/>
+        </w:rPr>
+      </w:pPr>
+      <w:r>
+        <w:rPr>
+          <w:highlight w:val="yellow"/>
+        </w:rPr>
+        <w:t xml:space="preserve">  animation: spin 0.8s linear </w:t>
+      </w:r>
+      <w:proofErr w:type="gramStart"/>
+      <w:r>
+        <w:rPr>
+          <w:highlight w:val="yellow"/>
+        </w:rPr>
+        <w:t>infinite;</w:t>
+      </w:r>
+      <w:proofErr w:type="gramEnd"/>
     </w:p>
     <w:p>
       <w:pPr>
@@ -4049,8 +5816,30 @@
         <w:rPr>
           <w:highlight w:val="yellow"/>
         </w:rPr>
-        <w:t xml:space="preserve">  to { transform: rotate(360deg); }</w:t>
-      </w:r>
+        <w:t xml:space="preserve">  to </w:t>
+      </w:r>
+      <w:proofErr w:type="gramStart"/>
+      <w:r>
+        <w:rPr>
+          <w:highlight w:val="yellow"/>
+        </w:rPr>
+        <w:t>{ transform</w:t>
+      </w:r>
+      <w:proofErr w:type="gramEnd"/>
+      <w:r>
+        <w:rPr>
+          <w:highlight w:val="yellow"/>
+        </w:rPr>
+        <w:t>: rotate(360deg)</w:t>
+      </w:r>
+      <w:proofErr w:type="gramStart"/>
+      <w:r>
+        <w:rPr>
+          <w:highlight w:val="yellow"/>
+        </w:rPr>
+        <w:t>; }</w:t>
+      </w:r>
+      <w:proofErr w:type="gramEnd"/>
     </w:p>
     <w:p>
       <w:r>
@@ -4076,8 +5865,19 @@
           <w:sz w:val="28"/>
           <w:szCs w:val="28"/>
         </w:rPr>
-        <w:t>Then open App.tsx</w:t>
-      </w:r>
+        <w:t xml:space="preserve">Then open </w:t>
+      </w:r>
+      <w:proofErr w:type="spellStart"/>
+      <w:r>
+        <w:rPr>
+          <w:b/>
+          <w:bCs/>
+          <w:sz w:val="28"/>
+          <w:szCs w:val="28"/>
+        </w:rPr>
+        <w:t>App.tsx</w:t>
+      </w:r>
+      <w:proofErr w:type="spellEnd"/>
     </w:p>
     <w:p>
       <w:r>
@@ -4094,33 +5894,177 @@
         <w:rPr>
           <w:highlight w:val="green"/>
         </w:rPr>
-        <w:t>import { useState, useEffect } from 'react'</w:t>
-      </w:r>
-    </w:p>
-    <w:p>
-      <w:pPr>
-        <w:rPr>
-          <w:highlight w:val="green"/>
-        </w:rPr>
-      </w:pPr>
-      <w:r>
-        <w:rPr>
-          <w:highlight w:val="green"/>
-        </w:rPr>
-        <w:t>import { PatientTrackerService } from './generated/services/PatientTrackerService'</w:t>
-      </w:r>
-    </w:p>
-    <w:p>
-      <w:pPr>
-        <w:rPr>
-          <w:highlight w:val="green"/>
-        </w:rPr>
-      </w:pPr>
-      <w:r>
-        <w:rPr>
-          <w:highlight w:val="green"/>
-        </w:rPr>
-        <w:t>import type { PatientTrackerRead } from './generated/models/PatientTrackerModel'</w:t>
+        <w:t xml:space="preserve">import </w:t>
+      </w:r>
+      <w:proofErr w:type="gramStart"/>
+      <w:r>
+        <w:rPr>
+          <w:highlight w:val="green"/>
+        </w:rPr>
+        <w:t xml:space="preserve">{ </w:t>
+      </w:r>
+      <w:proofErr w:type="spellStart"/>
+      <w:r>
+        <w:rPr>
+          <w:highlight w:val="green"/>
+        </w:rPr>
+        <w:t>useState</w:t>
+      </w:r>
+      <w:proofErr w:type="spellEnd"/>
+      <w:proofErr w:type="gramEnd"/>
+      <w:r>
+        <w:rPr>
+          <w:highlight w:val="green"/>
+        </w:rPr>
+        <w:t xml:space="preserve">, </w:t>
+      </w:r>
+      <w:proofErr w:type="spellStart"/>
+      <w:proofErr w:type="gramStart"/>
+      <w:r>
+        <w:rPr>
+          <w:highlight w:val="green"/>
+        </w:rPr>
+        <w:t>useEffect</w:t>
+      </w:r>
+      <w:proofErr w:type="spellEnd"/>
+      <w:r>
+        <w:rPr>
+          <w:highlight w:val="green"/>
+        </w:rPr>
+        <w:t xml:space="preserve"> }</w:t>
+      </w:r>
+      <w:proofErr w:type="gramEnd"/>
+      <w:r>
+        <w:rPr>
+          <w:highlight w:val="green"/>
+        </w:rPr>
+        <w:t xml:space="preserve"> from 'react'</w:t>
+      </w:r>
+    </w:p>
+    <w:p>
+      <w:pPr>
+        <w:rPr>
+          <w:highlight w:val="green"/>
+        </w:rPr>
+      </w:pPr>
+      <w:r>
+        <w:rPr>
+          <w:highlight w:val="green"/>
+        </w:rPr>
+        <w:t xml:space="preserve">import </w:t>
+      </w:r>
+      <w:proofErr w:type="gramStart"/>
+      <w:r>
+        <w:rPr>
+          <w:highlight w:val="green"/>
+        </w:rPr>
+        <w:t xml:space="preserve">{ </w:t>
+      </w:r>
+      <w:proofErr w:type="spellStart"/>
+      <w:r>
+        <w:rPr>
+          <w:highlight w:val="green"/>
+        </w:rPr>
+        <w:t>PatientTrackerService</w:t>
+      </w:r>
+      <w:proofErr w:type="spellEnd"/>
+      <w:proofErr w:type="gramEnd"/>
+      <w:r>
+        <w:rPr>
+          <w:highlight w:val="green"/>
+        </w:rPr>
+        <w:t xml:space="preserve"> } from </w:t>
+      </w:r>
+      <w:proofErr w:type="gramStart"/>
+      <w:r>
+        <w:rPr>
+          <w:highlight w:val="green"/>
+        </w:rPr>
+        <w:t>'./</w:t>
+      </w:r>
+      <w:proofErr w:type="gramEnd"/>
+      <w:r>
+        <w:rPr>
+          <w:highlight w:val="green"/>
+        </w:rPr>
+        <w:t>generated/services/</w:t>
+      </w:r>
+      <w:proofErr w:type="spellStart"/>
+      <w:r>
+        <w:rPr>
+          <w:highlight w:val="green"/>
+        </w:rPr>
+        <w:t>PatientTrackerService</w:t>
+      </w:r>
+      <w:proofErr w:type="spellEnd"/>
+      <w:r>
+        <w:rPr>
+          <w:highlight w:val="green"/>
+        </w:rPr>
+        <w:t>'</w:t>
+      </w:r>
+    </w:p>
+    <w:p>
+      <w:pPr>
+        <w:rPr>
+          <w:highlight w:val="green"/>
+        </w:rPr>
+      </w:pPr>
+      <w:r>
+        <w:rPr>
+          <w:highlight w:val="green"/>
+        </w:rPr>
+        <w:t xml:space="preserve">import type </w:t>
+      </w:r>
+      <w:proofErr w:type="gramStart"/>
+      <w:r>
+        <w:rPr>
+          <w:highlight w:val="green"/>
+        </w:rPr>
+        <w:t xml:space="preserve">{ </w:t>
+      </w:r>
+      <w:proofErr w:type="spellStart"/>
+      <w:r>
+        <w:rPr>
+          <w:highlight w:val="green"/>
+        </w:rPr>
+        <w:t>PatientTrackerRead</w:t>
+      </w:r>
+      <w:proofErr w:type="spellEnd"/>
+      <w:proofErr w:type="gramEnd"/>
+      <w:r>
+        <w:rPr>
+          <w:highlight w:val="green"/>
+        </w:rPr>
+        <w:t xml:space="preserve"> } from </w:t>
+      </w:r>
+      <w:proofErr w:type="gramStart"/>
+      <w:r>
+        <w:rPr>
+          <w:highlight w:val="green"/>
+        </w:rPr>
+        <w:t>'./</w:t>
+      </w:r>
+      <w:proofErr w:type="gramEnd"/>
+      <w:r>
+        <w:rPr>
+          <w:highlight w:val="green"/>
+        </w:rPr>
+        <w:t>generated/models/</w:t>
+      </w:r>
+      <w:proofErr w:type="spellStart"/>
+      <w:r>
+        <w:rPr>
+          <w:highlight w:val="green"/>
+        </w:rPr>
+        <w:t>PatientTrackerModel</w:t>
+      </w:r>
+      <w:proofErr w:type="spellEnd"/>
+      <w:r>
+        <w:rPr>
+          <w:highlight w:val="green"/>
+        </w:rPr>
+        <w:t>'</w:t>
       </w:r>
     </w:p>
     <w:p>
@@ -4153,20 +6097,70 @@
         <w:rPr>
           <w:highlight w:val="green"/>
         </w:rPr>
-        <w:t>function statusColor(status?: string): string {</w:t>
-      </w:r>
-    </w:p>
-    <w:p>
-      <w:pPr>
-        <w:rPr>
-          <w:highlight w:val="green"/>
-        </w:rPr>
-      </w:pPr>
-      <w:r>
-        <w:rPr>
-          <w:highlight w:val="green"/>
-        </w:rPr>
-        <w:t>  switch (status?.toLowerCase()) {</w:t>
+        <w:t xml:space="preserve">function </w:t>
+      </w:r>
+      <w:proofErr w:type="spellStart"/>
+      <w:proofErr w:type="gramStart"/>
+      <w:r>
+        <w:rPr>
+          <w:highlight w:val="green"/>
+        </w:rPr>
+        <w:t>statusColor</w:t>
+      </w:r>
+      <w:proofErr w:type="spellEnd"/>
+      <w:r>
+        <w:rPr>
+          <w:highlight w:val="green"/>
+        </w:rPr>
+        <w:t>(status?:</w:t>
+      </w:r>
+      <w:proofErr w:type="gramEnd"/>
+      <w:r>
+        <w:rPr>
+          <w:highlight w:val="green"/>
+        </w:rPr>
+        <w:t xml:space="preserve"> string): string {</w:t>
+      </w:r>
+    </w:p>
+    <w:p>
+      <w:pPr>
+        <w:rPr>
+          <w:highlight w:val="green"/>
+        </w:rPr>
+      </w:pPr>
+      <w:r>
+        <w:rPr>
+          <w:highlight w:val="green"/>
+        </w:rPr>
+        <w:t>  switch (</w:t>
+      </w:r>
+      <w:proofErr w:type="gramStart"/>
+      <w:r>
+        <w:rPr>
+          <w:highlight w:val="green"/>
+        </w:rPr>
+        <w:t>status?.</w:t>
+      </w:r>
+      <w:proofErr w:type="spellStart"/>
+      <w:r>
+        <w:rPr>
+          <w:highlight w:val="green"/>
+        </w:rPr>
+        <w:t>toLowerCase</w:t>
+      </w:r>
+      <w:proofErr w:type="spellEnd"/>
+      <w:r>
+        <w:rPr>
+          <w:highlight w:val="green"/>
+        </w:rPr>
+        <w:t>(</w:t>
+      </w:r>
+      <w:proofErr w:type="gramEnd"/>
+      <w:r>
+        <w:rPr>
+          <w:highlight w:val="green"/>
+        </w:rPr>
+        <w:t>)) {</w:t>
       </w:r>
     </w:p>
     <w:p>
@@ -4278,33 +6272,163 @@
         <w:rPr>
           <w:highlight w:val="green"/>
         </w:rPr>
-        <w:t>function formatDate(dateStr?: string): string {</w:t>
-      </w:r>
-    </w:p>
-    <w:p>
-      <w:pPr>
-        <w:rPr>
-          <w:highlight w:val="green"/>
-        </w:rPr>
-      </w:pPr>
-      <w:r>
-        <w:rPr>
-          <w:highlight w:val="green"/>
-        </w:rPr>
-        <w:t>  if (!dateStr) return '—'</w:t>
-      </w:r>
-    </w:p>
-    <w:p>
-      <w:pPr>
-        <w:rPr>
-          <w:highlight w:val="green"/>
-        </w:rPr>
-      </w:pPr>
-      <w:r>
-        <w:rPr>
-          <w:highlight w:val="green"/>
-        </w:rPr>
-        <w:t>  return new Date(dateStr).toLocaleDateString('en-US', { year: 'numeric', month: 'short', day: 'numeric' })</w:t>
+        <w:t xml:space="preserve">function </w:t>
+      </w:r>
+      <w:proofErr w:type="spellStart"/>
+      <w:proofErr w:type="gramStart"/>
+      <w:r>
+        <w:rPr>
+          <w:highlight w:val="green"/>
+        </w:rPr>
+        <w:t>formatDate</w:t>
+      </w:r>
+      <w:proofErr w:type="spellEnd"/>
+      <w:r>
+        <w:rPr>
+          <w:highlight w:val="green"/>
+        </w:rPr>
+        <w:t>(</w:t>
+      </w:r>
+      <w:proofErr w:type="spellStart"/>
+      <w:r>
+        <w:rPr>
+          <w:highlight w:val="green"/>
+        </w:rPr>
+        <w:t>dateStr</w:t>
+      </w:r>
+      <w:proofErr w:type="spellEnd"/>
+      <w:r>
+        <w:rPr>
+          <w:highlight w:val="green"/>
+        </w:rPr>
+        <w:t>?:</w:t>
+      </w:r>
+      <w:proofErr w:type="gramEnd"/>
+      <w:r>
+        <w:rPr>
+          <w:highlight w:val="green"/>
+        </w:rPr>
+        <w:t xml:space="preserve"> string): string {</w:t>
+      </w:r>
+    </w:p>
+    <w:p>
+      <w:pPr>
+        <w:rPr>
+          <w:highlight w:val="green"/>
+        </w:rPr>
+      </w:pPr>
+      <w:r>
+        <w:rPr>
+          <w:highlight w:val="green"/>
+        </w:rPr>
+        <w:t xml:space="preserve">  if </w:t>
+      </w:r>
+      <w:proofErr w:type="gramStart"/>
+      <w:r>
+        <w:rPr>
+          <w:highlight w:val="green"/>
+        </w:rPr>
+        <w:t>(!</w:t>
+      </w:r>
+      <w:proofErr w:type="spellStart"/>
+      <w:r>
+        <w:rPr>
+          <w:highlight w:val="green"/>
+        </w:rPr>
+        <w:t>dateStr</w:t>
+      </w:r>
+      <w:proofErr w:type="spellEnd"/>
+      <w:proofErr w:type="gramEnd"/>
+      <w:r>
+        <w:rPr>
+          <w:highlight w:val="green"/>
+        </w:rPr>
+        <w:t>) return '—'</w:t>
+      </w:r>
+    </w:p>
+    <w:p>
+      <w:pPr>
+        <w:rPr>
+          <w:highlight w:val="green"/>
+        </w:rPr>
+      </w:pPr>
+      <w:r>
+        <w:rPr>
+          <w:highlight w:val="green"/>
+        </w:rPr>
+        <w:t>  return new Date(</w:t>
+      </w:r>
+      <w:proofErr w:type="spellStart"/>
+      <w:r>
+        <w:rPr>
+          <w:highlight w:val="green"/>
+        </w:rPr>
+        <w:t>dateStr</w:t>
+      </w:r>
+      <w:proofErr w:type="spellEnd"/>
+      <w:proofErr w:type="gramStart"/>
+      <w:r>
+        <w:rPr>
+          <w:highlight w:val="green"/>
+        </w:rPr>
+        <w:t>).</w:t>
+      </w:r>
+      <w:proofErr w:type="spellStart"/>
+      <w:r>
+        <w:rPr>
+          <w:highlight w:val="green"/>
+        </w:rPr>
+        <w:t>toLocaleDateString</w:t>
+      </w:r>
+      <w:proofErr w:type="spellEnd"/>
+      <w:proofErr w:type="gramEnd"/>
+      <w:r>
+        <w:rPr>
+          <w:highlight w:val="green"/>
+        </w:rPr>
+        <w:t>('</w:t>
+      </w:r>
+      <w:proofErr w:type="spellStart"/>
+      <w:r>
+        <w:rPr>
+          <w:highlight w:val="green"/>
+        </w:rPr>
+        <w:t>en</w:t>
+      </w:r>
+      <w:proofErr w:type="spellEnd"/>
+      <w:r>
+        <w:rPr>
+          <w:highlight w:val="green"/>
+        </w:rPr>
+        <w:t xml:space="preserve">-US', </w:t>
+      </w:r>
+      <w:proofErr w:type="gramStart"/>
+      <w:r>
+        <w:rPr>
+          <w:highlight w:val="green"/>
+        </w:rPr>
+        <w:t>{ year</w:t>
+      </w:r>
+      <w:proofErr w:type="gramEnd"/>
+      <w:r>
+        <w:rPr>
+          <w:highlight w:val="green"/>
+        </w:rPr>
+        <w:t>: 'numeric', month: 'short', day: 'numeric</w:t>
+      </w:r>
+      <w:proofErr w:type="gramStart"/>
+      <w:r>
+        <w:rPr>
+          <w:highlight w:val="green"/>
+        </w:rPr>
+        <w:t>' }</w:t>
+      </w:r>
+      <w:proofErr w:type="gramEnd"/>
+      <w:r>
+        <w:rPr>
+          <w:highlight w:val="green"/>
+        </w:rPr>
+        <w:t>)</w:t>
       </w:r>
     </w:p>
     <w:p>
@@ -4337,33 +6461,175 @@
         <w:rPr>
           <w:highlight w:val="green"/>
         </w:rPr>
-        <w:t>function PatientCard({ patient }: { patient: PatientTrackerRead }) {</w:t>
-      </w:r>
-    </w:p>
-    <w:p>
-      <w:pPr>
-        <w:rPr>
-          <w:highlight w:val="green"/>
-        </w:rPr>
-      </w:pPr>
-      <w:r>
-        <w:rPr>
-          <w:highlight w:val="green"/>
-        </w:rPr>
-        <w:t>  const status = patient.Visit_x0020_Type?.Value</w:t>
-      </w:r>
-    </w:p>
-    <w:p>
-      <w:pPr>
-        <w:rPr>
-          <w:highlight w:val="green"/>
-        </w:rPr>
-      </w:pPr>
-      <w:r>
-        <w:rPr>
-          <w:highlight w:val="green"/>
-        </w:rPr>
-        <w:t>  const doctor = patient.Doctor_x0020_Assigned?.DisplayName</w:t>
+        <w:t xml:space="preserve">function </w:t>
+      </w:r>
+      <w:proofErr w:type="spellStart"/>
+      <w:proofErr w:type="gramStart"/>
+      <w:r>
+        <w:rPr>
+          <w:highlight w:val="green"/>
+        </w:rPr>
+        <w:t>PatientCard</w:t>
+      </w:r>
+      <w:proofErr w:type="spellEnd"/>
+      <w:r>
+        <w:rPr>
+          <w:highlight w:val="green"/>
+        </w:rPr>
+        <w:t>({ patient</w:t>
+      </w:r>
+      <w:proofErr w:type="gramEnd"/>
+      <w:r>
+        <w:rPr>
+          <w:highlight w:val="green"/>
+        </w:rPr>
+        <w:t xml:space="preserve"> }: </w:t>
+      </w:r>
+      <w:proofErr w:type="gramStart"/>
+      <w:r>
+        <w:rPr>
+          <w:highlight w:val="green"/>
+        </w:rPr>
+        <w:t>{ patient</w:t>
+      </w:r>
+      <w:proofErr w:type="gramEnd"/>
+      <w:r>
+        <w:rPr>
+          <w:highlight w:val="green"/>
+        </w:rPr>
+        <w:t xml:space="preserve">: </w:t>
+      </w:r>
+      <w:proofErr w:type="spellStart"/>
+      <w:proofErr w:type="gramStart"/>
+      <w:r>
+        <w:rPr>
+          <w:highlight w:val="green"/>
+        </w:rPr>
+        <w:t>PatientTrackerRead</w:t>
+      </w:r>
+      <w:proofErr w:type="spellEnd"/>
+      <w:r>
+        <w:rPr>
+          <w:highlight w:val="green"/>
+        </w:rPr>
+        <w:t xml:space="preserve"> }</w:t>
+      </w:r>
+      <w:proofErr w:type="gramEnd"/>
+      <w:r>
+        <w:rPr>
+          <w:highlight w:val="green"/>
+        </w:rPr>
+        <w:t>) {</w:t>
+      </w:r>
+    </w:p>
+    <w:p>
+      <w:pPr>
+        <w:rPr>
+          <w:highlight w:val="green"/>
+        </w:rPr>
+      </w:pPr>
+      <w:r>
+        <w:rPr>
+          <w:highlight w:val="green"/>
+        </w:rPr>
+        <w:t xml:space="preserve">  </w:t>
+      </w:r>
+      <w:proofErr w:type="spellStart"/>
+      <w:r>
+        <w:rPr>
+          <w:highlight w:val="green"/>
+        </w:rPr>
+        <w:t>const</w:t>
+      </w:r>
+      <w:proofErr w:type="spellEnd"/>
+      <w:r>
+        <w:rPr>
+          <w:highlight w:val="green"/>
+        </w:rPr>
+        <w:t xml:space="preserve"> status = </w:t>
+      </w:r>
+      <w:proofErr w:type="gramStart"/>
+      <w:r>
+        <w:rPr>
+          <w:highlight w:val="green"/>
+        </w:rPr>
+        <w:t>patient.Visit</w:t>
+      </w:r>
+      <w:proofErr w:type="gramEnd"/>
+      <w:r>
+        <w:rPr>
+          <w:highlight w:val="green"/>
+        </w:rPr>
+        <w:t>_x0020_</w:t>
+      </w:r>
+      <w:proofErr w:type="gramStart"/>
+      <w:r>
+        <w:rPr>
+          <w:highlight w:val="green"/>
+        </w:rPr>
+        <w:t>Type?.</w:t>
+      </w:r>
+      <w:proofErr w:type="gramEnd"/>
+      <w:r>
+        <w:rPr>
+          <w:highlight w:val="green"/>
+        </w:rPr>
+        <w:t>Value</w:t>
+      </w:r>
+    </w:p>
+    <w:p>
+      <w:pPr>
+        <w:rPr>
+          <w:highlight w:val="green"/>
+        </w:rPr>
+      </w:pPr>
+      <w:r>
+        <w:rPr>
+          <w:highlight w:val="green"/>
+        </w:rPr>
+        <w:t xml:space="preserve">  </w:t>
+      </w:r>
+      <w:proofErr w:type="spellStart"/>
+      <w:r>
+        <w:rPr>
+          <w:highlight w:val="green"/>
+        </w:rPr>
+        <w:t>const</w:t>
+      </w:r>
+      <w:proofErr w:type="spellEnd"/>
+      <w:r>
+        <w:rPr>
+          <w:highlight w:val="green"/>
+        </w:rPr>
+        <w:t xml:space="preserve"> doctor = </w:t>
+      </w:r>
+      <w:proofErr w:type="gramStart"/>
+      <w:r>
+        <w:rPr>
+          <w:highlight w:val="green"/>
+        </w:rPr>
+        <w:t>patient.Doctor</w:t>
+      </w:r>
+      <w:proofErr w:type="gramEnd"/>
+      <w:r>
+        <w:rPr>
+          <w:highlight w:val="green"/>
+        </w:rPr>
+        <w:t>_x0020_</w:t>
+      </w:r>
+      <w:proofErr w:type="gramStart"/>
+      <w:r>
+        <w:rPr>
+          <w:highlight w:val="green"/>
+        </w:rPr>
+        <w:t>Assigned?.</w:t>
+      </w:r>
+      <w:proofErr w:type="gramEnd"/>
+      <w:r>
+        <w:rPr>
+          <w:highlight w:val="green"/>
+        </w:rPr>
+        <w:t>DisplayName</w:t>
       </w:r>
     </w:p>
     <w:p>
@@ -4396,72 +6662,278 @@
         <w:rPr>
           <w:highlight w:val="green"/>
         </w:rPr>
-        <w:t>    &lt;div className="patient-card"&gt;</w:t>
-      </w:r>
-    </w:p>
-    <w:p>
-      <w:pPr>
-        <w:rPr>
-          <w:highlight w:val="green"/>
-        </w:rPr>
-      </w:pPr>
-      <w:r>
-        <w:rPr>
-          <w:highlight w:val="green"/>
-        </w:rPr>
-        <w:t>      &lt;div className="card-header"&gt;</w:t>
-      </w:r>
-    </w:p>
-    <w:p>
-      <w:pPr>
-        <w:rPr>
-          <w:highlight w:val="green"/>
-        </w:rPr>
-      </w:pPr>
-      <w:r>
-        <w:rPr>
-          <w:highlight w:val="green"/>
-        </w:rPr>
-        <w:t>        &lt;div className="patient-avatar"&gt;{patient.Title?.charAt(0) ?? '?'}&lt;/div&gt;</w:t>
-      </w:r>
-    </w:p>
-    <w:p>
-      <w:pPr>
-        <w:rPr>
-          <w:highlight w:val="green"/>
-        </w:rPr>
-      </w:pPr>
-      <w:r>
-        <w:rPr>
-          <w:highlight w:val="green"/>
-        </w:rPr>
-        <w:t>        &lt;div className="card-header-info"&gt;</w:t>
-      </w:r>
-    </w:p>
-    <w:p>
-      <w:pPr>
-        <w:rPr>
-          <w:highlight w:val="green"/>
-        </w:rPr>
-      </w:pPr>
-      <w:r>
-        <w:rPr>
-          <w:highlight w:val="green"/>
-        </w:rPr>
-        <w:t>          &lt;h3 className="patient-name"&gt;{patient.Title ?? 'Unknown Patient'}&lt;/h3&gt;</w:t>
-      </w:r>
-    </w:p>
-    <w:p>
-      <w:pPr>
-        <w:rPr>
-          <w:highlight w:val="green"/>
-        </w:rPr>
-      </w:pPr>
-      <w:r>
-        <w:rPr>
-          <w:highlight w:val="green"/>
-        </w:rPr>
-        <w:t>          &lt;p className="patient-email"&gt;{patient.Email ?? '—'}&lt;/p&gt;</w:t>
+        <w:t xml:space="preserve">    &lt;div </w:t>
+      </w:r>
+      <w:proofErr w:type="spellStart"/>
+      <w:r>
+        <w:rPr>
+          <w:highlight w:val="green"/>
+        </w:rPr>
+        <w:t>className</w:t>
+      </w:r>
+      <w:proofErr w:type="spellEnd"/>
+      <w:r>
+        <w:rPr>
+          <w:highlight w:val="green"/>
+        </w:rPr>
+        <w:t>="patient-card"&gt;</w:t>
+      </w:r>
+    </w:p>
+    <w:p>
+      <w:pPr>
+        <w:rPr>
+          <w:highlight w:val="green"/>
+        </w:rPr>
+      </w:pPr>
+      <w:r>
+        <w:rPr>
+          <w:highlight w:val="green"/>
+        </w:rPr>
+        <w:t xml:space="preserve">      &lt;div </w:t>
+      </w:r>
+      <w:proofErr w:type="spellStart"/>
+      <w:r>
+        <w:rPr>
+          <w:highlight w:val="green"/>
+        </w:rPr>
+        <w:t>className</w:t>
+      </w:r>
+      <w:proofErr w:type="spellEnd"/>
+      <w:r>
+        <w:rPr>
+          <w:highlight w:val="green"/>
+        </w:rPr>
+        <w:t>="card-header"&gt;</w:t>
+      </w:r>
+    </w:p>
+    <w:p>
+      <w:pPr>
+        <w:rPr>
+          <w:highlight w:val="green"/>
+        </w:rPr>
+      </w:pPr>
+      <w:r>
+        <w:rPr>
+          <w:highlight w:val="green"/>
+        </w:rPr>
+        <w:t xml:space="preserve">        &lt;div </w:t>
+      </w:r>
+      <w:proofErr w:type="spellStart"/>
+      <w:r>
+        <w:rPr>
+          <w:highlight w:val="green"/>
+        </w:rPr>
+        <w:t>className</w:t>
+      </w:r>
+      <w:proofErr w:type="spellEnd"/>
+      <w:r>
+        <w:rPr>
+          <w:highlight w:val="green"/>
+        </w:rPr>
+        <w:t>="patient-avatar"&gt;{</w:t>
+      </w:r>
+      <w:proofErr w:type="gramStart"/>
+      <w:r>
+        <w:rPr>
+          <w:highlight w:val="green"/>
+        </w:rPr>
+        <w:t>patient.Title?.</w:t>
+      </w:r>
+      <w:proofErr w:type="spellStart"/>
+      <w:r>
+        <w:rPr>
+          <w:highlight w:val="green"/>
+        </w:rPr>
+        <w:t>charAt</w:t>
+      </w:r>
+      <w:proofErr w:type="spellEnd"/>
+      <w:proofErr w:type="gramEnd"/>
+      <w:r>
+        <w:rPr>
+          <w:highlight w:val="green"/>
+        </w:rPr>
+        <w:t>(0</w:t>
+      </w:r>
+      <w:proofErr w:type="gramStart"/>
+      <w:r>
+        <w:rPr>
+          <w:highlight w:val="green"/>
+        </w:rPr>
+        <w:t>) ??</w:t>
+      </w:r>
+      <w:proofErr w:type="gramEnd"/>
+      <w:r>
+        <w:rPr>
+          <w:highlight w:val="green"/>
+        </w:rPr>
+        <w:t xml:space="preserve"> </w:t>
+      </w:r>
+      <w:proofErr w:type="gramStart"/>
+      <w:r>
+        <w:rPr>
+          <w:highlight w:val="green"/>
+        </w:rPr>
+        <w:t>'?'}&lt;</w:t>
+      </w:r>
+      <w:proofErr w:type="gramEnd"/>
+      <w:r>
+        <w:rPr>
+          <w:highlight w:val="green"/>
+        </w:rPr>
+        <w:t>/div&gt;</w:t>
+      </w:r>
+    </w:p>
+    <w:p>
+      <w:pPr>
+        <w:rPr>
+          <w:highlight w:val="green"/>
+        </w:rPr>
+      </w:pPr>
+      <w:r>
+        <w:rPr>
+          <w:highlight w:val="green"/>
+        </w:rPr>
+        <w:t xml:space="preserve">        &lt;div </w:t>
+      </w:r>
+      <w:proofErr w:type="spellStart"/>
+      <w:r>
+        <w:rPr>
+          <w:highlight w:val="green"/>
+        </w:rPr>
+        <w:t>className</w:t>
+      </w:r>
+      <w:proofErr w:type="spellEnd"/>
+      <w:r>
+        <w:rPr>
+          <w:highlight w:val="green"/>
+        </w:rPr>
+        <w:t>="card-header-info"&gt;</w:t>
+      </w:r>
+    </w:p>
+    <w:p>
+      <w:pPr>
+        <w:rPr>
+          <w:highlight w:val="green"/>
+        </w:rPr>
+      </w:pPr>
+      <w:r>
+        <w:rPr>
+          <w:highlight w:val="green"/>
+        </w:rPr>
+        <w:t xml:space="preserve">          &lt;h3 </w:t>
+      </w:r>
+      <w:proofErr w:type="spellStart"/>
+      <w:r>
+        <w:rPr>
+          <w:highlight w:val="green"/>
+        </w:rPr>
+        <w:t>className</w:t>
+      </w:r>
+      <w:proofErr w:type="spellEnd"/>
+      <w:r>
+        <w:rPr>
+          <w:highlight w:val="green"/>
+        </w:rPr>
+        <w:t>="patient-name"</w:t>
+      </w:r>
+      <w:proofErr w:type="gramStart"/>
+      <w:r>
+        <w:rPr>
+          <w:highlight w:val="green"/>
+        </w:rPr>
+        <w:t>&gt;{</w:t>
+      </w:r>
+      <w:proofErr w:type="spellStart"/>
+      <w:r>
+        <w:rPr>
+          <w:highlight w:val="green"/>
+        </w:rPr>
+        <w:t>patient.Title</w:t>
+      </w:r>
+      <w:proofErr w:type="spellEnd"/>
+      <w:proofErr w:type="gramEnd"/>
+      <w:r>
+        <w:rPr>
+          <w:highlight w:val="green"/>
+        </w:rPr>
+        <w:t xml:space="preserve"> ?? 'Unknown Patient</w:t>
+      </w:r>
+      <w:proofErr w:type="gramStart"/>
+      <w:r>
+        <w:rPr>
+          <w:highlight w:val="green"/>
+        </w:rPr>
+        <w:t>'}&lt;</w:t>
+      </w:r>
+      <w:proofErr w:type="gramEnd"/>
+      <w:r>
+        <w:rPr>
+          <w:highlight w:val="green"/>
+        </w:rPr>
+        <w:t>/h3&gt;</w:t>
+      </w:r>
+    </w:p>
+    <w:p>
+      <w:pPr>
+        <w:rPr>
+          <w:highlight w:val="green"/>
+        </w:rPr>
+      </w:pPr>
+      <w:r>
+        <w:rPr>
+          <w:highlight w:val="green"/>
+        </w:rPr>
+        <w:t xml:space="preserve">          &lt;p </w:t>
+      </w:r>
+      <w:proofErr w:type="spellStart"/>
+      <w:r>
+        <w:rPr>
+          <w:highlight w:val="green"/>
+        </w:rPr>
+        <w:t>className</w:t>
+      </w:r>
+      <w:proofErr w:type="spellEnd"/>
+      <w:r>
+        <w:rPr>
+          <w:highlight w:val="green"/>
+        </w:rPr>
+        <w:t>="patient-email"</w:t>
+      </w:r>
+      <w:proofErr w:type="gramStart"/>
+      <w:r>
+        <w:rPr>
+          <w:highlight w:val="green"/>
+        </w:rPr>
+        <w:t>&gt;{</w:t>
+      </w:r>
+      <w:proofErr w:type="spellStart"/>
+      <w:r>
+        <w:rPr>
+          <w:highlight w:val="green"/>
+        </w:rPr>
+        <w:t>patient.Email</w:t>
+      </w:r>
+      <w:proofErr w:type="spellEnd"/>
+      <w:proofErr w:type="gramEnd"/>
+      <w:r>
+        <w:rPr>
+          <w:highlight w:val="green"/>
+        </w:rPr>
+        <w:t xml:space="preserve"> ?? '—</w:t>
+      </w:r>
+      <w:proofErr w:type="gramStart"/>
+      <w:r>
+        <w:rPr>
+          <w:highlight w:val="green"/>
+        </w:rPr>
+        <w:t>'}&lt;</w:t>
+      </w:r>
+      <w:proofErr w:type="gramEnd"/>
+      <w:r>
+        <w:rPr>
+          <w:highlight w:val="green"/>
+        </w:rPr>
+        <w:t>/p&gt;</w:t>
       </w:r>
     </w:p>
     <w:p>
@@ -4500,8 +6972,66 @@
         <w:rPr>
           <w:highlight w:val="green"/>
         </w:rPr>
-        <w:t>          &lt;span className="status-badge" style={{ backgroundColor: statusColor(status) }}&gt;</w:t>
-      </w:r>
+        <w:t xml:space="preserve">          &lt;span </w:t>
+      </w:r>
+      <w:proofErr w:type="spellStart"/>
+      <w:r>
+        <w:rPr>
+          <w:highlight w:val="green"/>
+        </w:rPr>
+        <w:t>className</w:t>
+      </w:r>
+      <w:proofErr w:type="spellEnd"/>
+      <w:r>
+        <w:rPr>
+          <w:highlight w:val="green"/>
+        </w:rPr>
+        <w:t>="status-badge" style</w:t>
+      </w:r>
+      <w:proofErr w:type="gramStart"/>
+      <w:r>
+        <w:rPr>
+          <w:highlight w:val="green"/>
+        </w:rPr>
+        <w:t xml:space="preserve">={{ </w:t>
+      </w:r>
+      <w:proofErr w:type="spellStart"/>
+      <w:r>
+        <w:rPr>
+          <w:highlight w:val="green"/>
+        </w:rPr>
+        <w:t>backgroundColor</w:t>
+      </w:r>
+      <w:proofErr w:type="spellEnd"/>
+      <w:proofErr w:type="gramEnd"/>
+      <w:r>
+        <w:rPr>
+          <w:highlight w:val="green"/>
+        </w:rPr>
+        <w:t xml:space="preserve">: </w:t>
+      </w:r>
+      <w:proofErr w:type="spellStart"/>
+      <w:r>
+        <w:rPr>
+          <w:highlight w:val="green"/>
+        </w:rPr>
+        <w:t>statusColor</w:t>
+      </w:r>
+      <w:proofErr w:type="spellEnd"/>
+      <w:r>
+        <w:rPr>
+          <w:highlight w:val="green"/>
+        </w:rPr>
+        <w:t>(status</w:t>
+      </w:r>
+      <w:proofErr w:type="gramStart"/>
+      <w:r>
+        <w:rPr>
+          <w:highlight w:val="green"/>
+        </w:rPr>
+        <w:t>) }}&gt;</w:t>
+      </w:r>
+      <w:proofErr w:type="gramEnd"/>
     </w:p>
     <w:p>
       <w:pPr>
@@ -4572,7 +7102,21 @@
         <w:rPr>
           <w:highlight w:val="green"/>
         </w:rPr>
-        <w:t>      &lt;div className="card-body"&gt;</w:t>
+        <w:t xml:space="preserve">      &lt;div </w:t>
+      </w:r>
+      <w:proofErr w:type="spellStart"/>
+      <w:r>
+        <w:rPr>
+          <w:highlight w:val="green"/>
+        </w:rPr>
+        <w:t>className</w:t>
+      </w:r>
+      <w:proofErr w:type="spellEnd"/>
+      <w:r>
+        <w:rPr>
+          <w:highlight w:val="green"/>
+        </w:rPr>
+        <w:t>="card-body"&gt;</w:t>
       </w:r>
     </w:p>
     <w:p>
@@ -4586,33 +7130,89 @@
           <w:highlight w:val="green"/>
         </w:rPr>
         <w:lastRenderedPageBreak/>
-        <w:t>        &lt;div className="info-row"&gt;</w:t>
-      </w:r>
-    </w:p>
-    <w:p>
-      <w:pPr>
-        <w:rPr>
-          <w:highlight w:val="green"/>
-        </w:rPr>
-      </w:pPr>
-      <w:r>
-        <w:rPr>
-          <w:highlight w:val="green"/>
-        </w:rPr>
-        <w:t>          &lt;span className="info-label"&gt;Date of Birth&lt;/span&gt;</w:t>
-      </w:r>
-    </w:p>
-    <w:p>
-      <w:pPr>
-        <w:rPr>
-          <w:highlight w:val="green"/>
-        </w:rPr>
-      </w:pPr>
-      <w:r>
-        <w:rPr>
-          <w:highlight w:val="green"/>
-        </w:rPr>
-        <w:t>          &lt;span className="info-value"&gt;{formatDate(patient.Date_x0020_of_x0020_Birth)}&lt;/span&gt;</w:t>
+        <w:t xml:space="preserve">        &lt;div </w:t>
+      </w:r>
+      <w:proofErr w:type="spellStart"/>
+      <w:r>
+        <w:rPr>
+          <w:highlight w:val="green"/>
+        </w:rPr>
+        <w:t>className</w:t>
+      </w:r>
+      <w:proofErr w:type="spellEnd"/>
+      <w:r>
+        <w:rPr>
+          <w:highlight w:val="green"/>
+        </w:rPr>
+        <w:t>="info-row"&gt;</w:t>
+      </w:r>
+    </w:p>
+    <w:p>
+      <w:pPr>
+        <w:rPr>
+          <w:highlight w:val="green"/>
+        </w:rPr>
+      </w:pPr>
+      <w:r>
+        <w:rPr>
+          <w:highlight w:val="green"/>
+        </w:rPr>
+        <w:t xml:space="preserve">          &lt;span </w:t>
+      </w:r>
+      <w:proofErr w:type="spellStart"/>
+      <w:r>
+        <w:rPr>
+          <w:highlight w:val="green"/>
+        </w:rPr>
+        <w:t>className</w:t>
+      </w:r>
+      <w:proofErr w:type="spellEnd"/>
+      <w:r>
+        <w:rPr>
+          <w:highlight w:val="green"/>
+        </w:rPr>
+        <w:t>="info-label"&gt;Date of Birth&lt;/span&gt;</w:t>
+      </w:r>
+    </w:p>
+    <w:p>
+      <w:pPr>
+        <w:rPr>
+          <w:highlight w:val="green"/>
+        </w:rPr>
+      </w:pPr>
+      <w:r>
+        <w:rPr>
+          <w:highlight w:val="green"/>
+        </w:rPr>
+        <w:t>          &lt;span className="info-value"&gt;{formatDate(</w:t>
+      </w:r>
+      <w:proofErr w:type="gramStart"/>
+      <w:r>
+        <w:rPr>
+          <w:highlight w:val="green"/>
+        </w:rPr>
+        <w:t>patient.Date</w:t>
+      </w:r>
+      <w:proofErr w:type="gramEnd"/>
+      <w:r>
+        <w:rPr>
+          <w:highlight w:val="green"/>
+        </w:rPr>
+        <w:t>_x0020_of_x0020_Birth</w:t>
+      </w:r>
+      <w:proofErr w:type="gramStart"/>
+      <w:r>
+        <w:rPr>
+          <w:highlight w:val="green"/>
+        </w:rPr>
+        <w:t>)}&lt;</w:t>
+      </w:r>
+      <w:proofErr w:type="gramEnd"/>
+      <w:r>
+        <w:rPr>
+          <w:highlight w:val="green"/>
+        </w:rPr>
+        <w:t>/span&gt;</w:t>
       </w:r>
     </w:p>
     <w:p>
@@ -4638,33 +7238,117 @@
         <w:rPr>
           <w:highlight w:val="green"/>
         </w:rPr>
-        <w:t>        &lt;div className="info-row"&gt;</w:t>
-      </w:r>
-    </w:p>
-    <w:p>
-      <w:pPr>
-        <w:rPr>
-          <w:highlight w:val="green"/>
-        </w:rPr>
-      </w:pPr>
-      <w:r>
-        <w:rPr>
-          <w:highlight w:val="green"/>
-        </w:rPr>
-        <w:t>          &lt;span className="info-label"&gt;Gender&lt;/span&gt;</w:t>
-      </w:r>
-    </w:p>
-    <w:p>
-      <w:pPr>
-        <w:rPr>
-          <w:highlight w:val="green"/>
-        </w:rPr>
-      </w:pPr>
-      <w:r>
-        <w:rPr>
-          <w:highlight w:val="green"/>
-        </w:rPr>
-        <w:t>          &lt;span className="info-value"&gt;{patient.Gender?.Value ?? '—'}&lt;/span&gt;</w:t>
+        <w:t xml:space="preserve">        &lt;div </w:t>
+      </w:r>
+      <w:proofErr w:type="spellStart"/>
+      <w:r>
+        <w:rPr>
+          <w:highlight w:val="green"/>
+        </w:rPr>
+        <w:t>className</w:t>
+      </w:r>
+      <w:proofErr w:type="spellEnd"/>
+      <w:r>
+        <w:rPr>
+          <w:highlight w:val="green"/>
+        </w:rPr>
+        <w:t>="info-row"&gt;</w:t>
+      </w:r>
+    </w:p>
+    <w:p>
+      <w:pPr>
+        <w:rPr>
+          <w:highlight w:val="green"/>
+        </w:rPr>
+      </w:pPr>
+      <w:r>
+        <w:rPr>
+          <w:highlight w:val="green"/>
+        </w:rPr>
+        <w:t xml:space="preserve">          &lt;span </w:t>
+      </w:r>
+      <w:proofErr w:type="spellStart"/>
+      <w:r>
+        <w:rPr>
+          <w:highlight w:val="green"/>
+        </w:rPr>
+        <w:t>className</w:t>
+      </w:r>
+      <w:proofErr w:type="spellEnd"/>
+      <w:r>
+        <w:rPr>
+          <w:highlight w:val="green"/>
+        </w:rPr>
+        <w:t>="info-label"&gt;Gender&lt;/span&gt;</w:t>
+      </w:r>
+    </w:p>
+    <w:p>
+      <w:pPr>
+        <w:rPr>
+          <w:highlight w:val="green"/>
+        </w:rPr>
+      </w:pPr>
+      <w:r>
+        <w:rPr>
+          <w:highlight w:val="green"/>
+        </w:rPr>
+        <w:t xml:space="preserve">          &lt;span </w:t>
+      </w:r>
+      <w:proofErr w:type="spellStart"/>
+      <w:r>
+        <w:rPr>
+          <w:highlight w:val="green"/>
+        </w:rPr>
+        <w:t>className</w:t>
+      </w:r>
+      <w:proofErr w:type="spellEnd"/>
+      <w:r>
+        <w:rPr>
+          <w:highlight w:val="green"/>
+        </w:rPr>
+        <w:t>="info-value"</w:t>
+      </w:r>
+      <w:proofErr w:type="gramStart"/>
+      <w:r>
+        <w:rPr>
+          <w:highlight w:val="green"/>
+        </w:rPr>
+        <w:t>&gt;{</w:t>
+      </w:r>
+      <w:proofErr w:type="spellStart"/>
+      <w:r>
+        <w:rPr>
+          <w:highlight w:val="green"/>
+        </w:rPr>
+        <w:t>patient.Gender?.Value</w:t>
+      </w:r>
+      <w:proofErr w:type="spellEnd"/>
+      <w:r>
+        <w:rPr>
+          <w:highlight w:val="green"/>
+        </w:rPr>
+        <w:t xml:space="preserve"> ??</w:t>
+      </w:r>
+      <w:proofErr w:type="gramEnd"/>
+      <w:r>
+        <w:rPr>
+          <w:highlight w:val="green"/>
+        </w:rPr>
+        <w:t xml:space="preserve"> '—</w:t>
+      </w:r>
+      <w:proofErr w:type="gramStart"/>
+      <w:r>
+        <w:rPr>
+          <w:highlight w:val="green"/>
+        </w:rPr>
+        <w:t>'}&lt;</w:t>
+      </w:r>
+      <w:proofErr w:type="gramEnd"/>
+      <w:r>
+        <w:rPr>
+          <w:highlight w:val="green"/>
+        </w:rPr>
+        <w:t>/span&gt;</w:t>
       </w:r>
     </w:p>
     <w:p>
@@ -4690,33 +7374,103 @@
         <w:rPr>
           <w:highlight w:val="green"/>
         </w:rPr>
-        <w:t>        &lt;div className="info-row"&gt;</w:t>
-      </w:r>
-    </w:p>
-    <w:p>
-      <w:pPr>
-        <w:rPr>
-          <w:highlight w:val="green"/>
-        </w:rPr>
-      </w:pPr>
-      <w:r>
-        <w:rPr>
-          <w:highlight w:val="green"/>
-        </w:rPr>
-        <w:t>          &lt;span className="info-label"&gt;Assigned Doctor&lt;/span&gt;</w:t>
-      </w:r>
-    </w:p>
-    <w:p>
-      <w:pPr>
-        <w:rPr>
-          <w:highlight w:val="green"/>
-        </w:rPr>
-      </w:pPr>
-      <w:r>
-        <w:rPr>
-          <w:highlight w:val="green"/>
-        </w:rPr>
-        <w:t>          &lt;span className="info-value"&gt;{doctor ?? '—'}&lt;/span&gt;</w:t>
+        <w:t xml:space="preserve">        &lt;div </w:t>
+      </w:r>
+      <w:proofErr w:type="spellStart"/>
+      <w:r>
+        <w:rPr>
+          <w:highlight w:val="green"/>
+        </w:rPr>
+        <w:t>className</w:t>
+      </w:r>
+      <w:proofErr w:type="spellEnd"/>
+      <w:r>
+        <w:rPr>
+          <w:highlight w:val="green"/>
+        </w:rPr>
+        <w:t>="info-row"&gt;</w:t>
+      </w:r>
+    </w:p>
+    <w:p>
+      <w:pPr>
+        <w:rPr>
+          <w:highlight w:val="green"/>
+        </w:rPr>
+      </w:pPr>
+      <w:r>
+        <w:rPr>
+          <w:highlight w:val="green"/>
+        </w:rPr>
+        <w:t xml:space="preserve">          &lt;span </w:t>
+      </w:r>
+      <w:proofErr w:type="spellStart"/>
+      <w:r>
+        <w:rPr>
+          <w:highlight w:val="green"/>
+        </w:rPr>
+        <w:t>className</w:t>
+      </w:r>
+      <w:proofErr w:type="spellEnd"/>
+      <w:r>
+        <w:rPr>
+          <w:highlight w:val="green"/>
+        </w:rPr>
+        <w:t>="info-label"&gt;Assigned Doctor&lt;/span&gt;</w:t>
+      </w:r>
+    </w:p>
+    <w:p>
+      <w:pPr>
+        <w:rPr>
+          <w:highlight w:val="green"/>
+        </w:rPr>
+      </w:pPr>
+      <w:r>
+        <w:rPr>
+          <w:highlight w:val="green"/>
+        </w:rPr>
+        <w:t xml:space="preserve">          &lt;span </w:t>
+      </w:r>
+      <w:proofErr w:type="spellStart"/>
+      <w:r>
+        <w:rPr>
+          <w:highlight w:val="green"/>
+        </w:rPr>
+        <w:t>className</w:t>
+      </w:r>
+      <w:proofErr w:type="spellEnd"/>
+      <w:r>
+        <w:rPr>
+          <w:highlight w:val="green"/>
+        </w:rPr>
+        <w:t>="info-value"</w:t>
+      </w:r>
+      <w:proofErr w:type="gramStart"/>
+      <w:r>
+        <w:rPr>
+          <w:highlight w:val="green"/>
+        </w:rPr>
+        <w:t>&gt;{doctor ??</w:t>
+      </w:r>
+      <w:proofErr w:type="gramEnd"/>
+      <w:r>
+        <w:rPr>
+          <w:highlight w:val="green"/>
+        </w:rPr>
+        <w:t xml:space="preserve"> '—</w:t>
+      </w:r>
+      <w:proofErr w:type="gramStart"/>
+      <w:r>
+        <w:rPr>
+          <w:highlight w:val="green"/>
+        </w:rPr>
+        <w:t>'}&lt;</w:t>
+      </w:r>
+      <w:proofErr w:type="gramEnd"/>
+      <w:r>
+        <w:rPr>
+          <w:highlight w:val="green"/>
+        </w:rPr>
+        <w:t>/span&gt;</w:t>
       </w:r>
     </w:p>
     <w:p>
@@ -4742,33 +7496,111 @@
         <w:rPr>
           <w:highlight w:val="green"/>
         </w:rPr>
-        <w:t>        &lt;div className="info-row"&gt;</w:t>
-      </w:r>
-    </w:p>
-    <w:p>
-      <w:pPr>
-        <w:rPr>
-          <w:highlight w:val="green"/>
-        </w:rPr>
-      </w:pPr>
-      <w:r>
-        <w:rPr>
-          <w:highlight w:val="green"/>
-        </w:rPr>
-        <w:t>          &lt;span className="info-label"&gt;Primary Diagnosis&lt;/span&gt;</w:t>
-      </w:r>
-    </w:p>
-    <w:p>
-      <w:pPr>
-        <w:rPr>
-          <w:highlight w:val="green"/>
-        </w:rPr>
-      </w:pPr>
-      <w:r>
-        <w:rPr>
-          <w:highlight w:val="green"/>
-        </w:rPr>
-        <w:t>          &lt;span className="info-value"&gt;{patient.Notes ?? '—'}&lt;/span&gt;</w:t>
+        <w:t xml:space="preserve">        &lt;div </w:t>
+      </w:r>
+      <w:proofErr w:type="spellStart"/>
+      <w:r>
+        <w:rPr>
+          <w:highlight w:val="green"/>
+        </w:rPr>
+        <w:t>className</w:t>
+      </w:r>
+      <w:proofErr w:type="spellEnd"/>
+      <w:r>
+        <w:rPr>
+          <w:highlight w:val="green"/>
+        </w:rPr>
+        <w:t>="info-row"&gt;</w:t>
+      </w:r>
+    </w:p>
+    <w:p>
+      <w:pPr>
+        <w:rPr>
+          <w:highlight w:val="green"/>
+        </w:rPr>
+      </w:pPr>
+      <w:r>
+        <w:rPr>
+          <w:highlight w:val="green"/>
+        </w:rPr>
+        <w:t xml:space="preserve">          &lt;span </w:t>
+      </w:r>
+      <w:proofErr w:type="spellStart"/>
+      <w:r>
+        <w:rPr>
+          <w:highlight w:val="green"/>
+        </w:rPr>
+        <w:t>className</w:t>
+      </w:r>
+      <w:proofErr w:type="spellEnd"/>
+      <w:r>
+        <w:rPr>
+          <w:highlight w:val="green"/>
+        </w:rPr>
+        <w:t>="info-label"&gt;Primary Diagnosis&lt;/span&gt;</w:t>
+      </w:r>
+    </w:p>
+    <w:p>
+      <w:pPr>
+        <w:rPr>
+          <w:highlight w:val="green"/>
+        </w:rPr>
+      </w:pPr>
+      <w:r>
+        <w:rPr>
+          <w:highlight w:val="green"/>
+        </w:rPr>
+        <w:t xml:space="preserve">          &lt;span </w:t>
+      </w:r>
+      <w:proofErr w:type="spellStart"/>
+      <w:r>
+        <w:rPr>
+          <w:highlight w:val="green"/>
+        </w:rPr>
+        <w:t>className</w:t>
+      </w:r>
+      <w:proofErr w:type="spellEnd"/>
+      <w:r>
+        <w:rPr>
+          <w:highlight w:val="green"/>
+        </w:rPr>
+        <w:t>="info-value"</w:t>
+      </w:r>
+      <w:proofErr w:type="gramStart"/>
+      <w:r>
+        <w:rPr>
+          <w:highlight w:val="green"/>
+        </w:rPr>
+        <w:t>&gt;{</w:t>
+      </w:r>
+      <w:proofErr w:type="spellStart"/>
+      <w:r>
+        <w:rPr>
+          <w:highlight w:val="green"/>
+        </w:rPr>
+        <w:t>patient.Notes</w:t>
+      </w:r>
+      <w:proofErr w:type="spellEnd"/>
+      <w:proofErr w:type="gramEnd"/>
+      <w:r>
+        <w:rPr>
+          <w:highlight w:val="green"/>
+        </w:rPr>
+        <w:t xml:space="preserve"> ?? '—</w:t>
+      </w:r>
+      <w:proofErr w:type="gramStart"/>
+      <w:r>
+        <w:rPr>
+          <w:highlight w:val="green"/>
+        </w:rPr>
+        <w:t>'}&lt;</w:t>
+      </w:r>
+      <w:proofErr w:type="gramEnd"/>
+      <w:r>
+        <w:rPr>
+          <w:highlight w:val="green"/>
+        </w:rPr>
+        <w:t>/span&gt;</w:t>
       </w:r>
     </w:p>
     <w:p>
@@ -4794,33 +7626,111 @@
         <w:rPr>
           <w:highlight w:val="green"/>
         </w:rPr>
-        <w:t>        &lt;div className="info-row"&gt;</w:t>
-      </w:r>
-    </w:p>
-    <w:p>
-      <w:pPr>
-        <w:rPr>
-          <w:highlight w:val="green"/>
-        </w:rPr>
-      </w:pPr>
-      <w:r>
-        <w:rPr>
-          <w:highlight w:val="green"/>
-        </w:rPr>
-        <w:t>          &lt;span className="info-label"&gt;Admission Date&lt;/span&gt;</w:t>
-      </w:r>
-    </w:p>
-    <w:p>
-      <w:pPr>
-        <w:rPr>
-          <w:highlight w:val="green"/>
-        </w:rPr>
-      </w:pPr>
-      <w:r>
-        <w:rPr>
-          <w:highlight w:val="green"/>
-        </w:rPr>
-        <w:t>          &lt;span className="info-value"&gt;{formatDate(patient.Date)}&lt;/span&gt;</w:t>
+        <w:t xml:space="preserve">        &lt;div </w:t>
+      </w:r>
+      <w:proofErr w:type="spellStart"/>
+      <w:r>
+        <w:rPr>
+          <w:highlight w:val="green"/>
+        </w:rPr>
+        <w:t>className</w:t>
+      </w:r>
+      <w:proofErr w:type="spellEnd"/>
+      <w:r>
+        <w:rPr>
+          <w:highlight w:val="green"/>
+        </w:rPr>
+        <w:t>="info-row"&gt;</w:t>
+      </w:r>
+    </w:p>
+    <w:p>
+      <w:pPr>
+        <w:rPr>
+          <w:highlight w:val="green"/>
+        </w:rPr>
+      </w:pPr>
+      <w:r>
+        <w:rPr>
+          <w:highlight w:val="green"/>
+        </w:rPr>
+        <w:t xml:space="preserve">          &lt;span </w:t>
+      </w:r>
+      <w:proofErr w:type="spellStart"/>
+      <w:r>
+        <w:rPr>
+          <w:highlight w:val="green"/>
+        </w:rPr>
+        <w:t>className</w:t>
+      </w:r>
+      <w:proofErr w:type="spellEnd"/>
+      <w:r>
+        <w:rPr>
+          <w:highlight w:val="green"/>
+        </w:rPr>
+        <w:t>="info-label"&gt;Admission Date&lt;/span&gt;</w:t>
+      </w:r>
+    </w:p>
+    <w:p>
+      <w:pPr>
+        <w:rPr>
+          <w:highlight w:val="green"/>
+        </w:rPr>
+      </w:pPr>
+      <w:r>
+        <w:rPr>
+          <w:highlight w:val="green"/>
+        </w:rPr>
+        <w:t xml:space="preserve">          &lt;span </w:t>
+      </w:r>
+      <w:proofErr w:type="spellStart"/>
+      <w:r>
+        <w:rPr>
+          <w:highlight w:val="green"/>
+        </w:rPr>
+        <w:t>className</w:t>
+      </w:r>
+      <w:proofErr w:type="spellEnd"/>
+      <w:r>
+        <w:rPr>
+          <w:highlight w:val="green"/>
+        </w:rPr>
+        <w:t>="info-value"&gt;{</w:t>
+      </w:r>
+      <w:proofErr w:type="spellStart"/>
+      <w:r>
+        <w:rPr>
+          <w:highlight w:val="green"/>
+        </w:rPr>
+        <w:t>formatDate</w:t>
+      </w:r>
+      <w:proofErr w:type="spellEnd"/>
+      <w:r>
+        <w:rPr>
+          <w:highlight w:val="green"/>
+        </w:rPr>
+        <w:t>(</w:t>
+      </w:r>
+      <w:proofErr w:type="spellStart"/>
+      <w:proofErr w:type="gramStart"/>
+      <w:r>
+        <w:rPr>
+          <w:highlight w:val="green"/>
+        </w:rPr>
+        <w:t>patient.Date</w:t>
+      </w:r>
+      <w:proofErr w:type="spellEnd"/>
+      <w:r>
+        <w:rPr>
+          <w:highlight w:val="green"/>
+        </w:rPr>
+        <w:t>)}&lt;</w:t>
+      </w:r>
+      <w:proofErr w:type="gramEnd"/>
+      <w:r>
+        <w:rPr>
+          <w:highlight w:val="green"/>
+        </w:rPr>
+        <w:t>/span&gt;</w:t>
       </w:r>
     </w:p>
     <w:p>
@@ -4846,33 +7756,89 @@
         <w:rPr>
           <w:highlight w:val="green"/>
         </w:rPr>
-        <w:t>        &lt;div className="info-row"&gt;</w:t>
-      </w:r>
-    </w:p>
-    <w:p>
-      <w:pPr>
-        <w:rPr>
-          <w:highlight w:val="green"/>
-        </w:rPr>
-      </w:pPr>
-      <w:r>
-        <w:rPr>
-          <w:highlight w:val="green"/>
-        </w:rPr>
-        <w:t>          &lt;span className="info-label"&gt;Discharge Date&lt;/span&gt;</w:t>
-      </w:r>
-    </w:p>
-    <w:p>
-      <w:pPr>
-        <w:rPr>
-          <w:highlight w:val="green"/>
-        </w:rPr>
-      </w:pPr>
-      <w:r>
-        <w:rPr>
-          <w:highlight w:val="green"/>
-        </w:rPr>
-        <w:t>          &lt;span className="info-value"&gt;{formatDate(patient.Discharge_x0020_Date)}&lt;/span&gt;</w:t>
+        <w:t xml:space="preserve">        &lt;div </w:t>
+      </w:r>
+      <w:proofErr w:type="spellStart"/>
+      <w:r>
+        <w:rPr>
+          <w:highlight w:val="green"/>
+        </w:rPr>
+        <w:t>className</w:t>
+      </w:r>
+      <w:proofErr w:type="spellEnd"/>
+      <w:r>
+        <w:rPr>
+          <w:highlight w:val="green"/>
+        </w:rPr>
+        <w:t>="info-row"&gt;</w:t>
+      </w:r>
+    </w:p>
+    <w:p>
+      <w:pPr>
+        <w:rPr>
+          <w:highlight w:val="green"/>
+        </w:rPr>
+      </w:pPr>
+      <w:r>
+        <w:rPr>
+          <w:highlight w:val="green"/>
+        </w:rPr>
+        <w:t xml:space="preserve">          &lt;span </w:t>
+      </w:r>
+      <w:proofErr w:type="spellStart"/>
+      <w:r>
+        <w:rPr>
+          <w:highlight w:val="green"/>
+        </w:rPr>
+        <w:t>className</w:t>
+      </w:r>
+      <w:proofErr w:type="spellEnd"/>
+      <w:r>
+        <w:rPr>
+          <w:highlight w:val="green"/>
+        </w:rPr>
+        <w:t>="info-label"&gt;Discharge Date&lt;/span&gt;</w:t>
+      </w:r>
+    </w:p>
+    <w:p>
+      <w:pPr>
+        <w:rPr>
+          <w:highlight w:val="green"/>
+        </w:rPr>
+      </w:pPr>
+      <w:r>
+        <w:rPr>
+          <w:highlight w:val="green"/>
+        </w:rPr>
+        <w:t>          &lt;span className="info-value"&gt;{formatDate(</w:t>
+      </w:r>
+      <w:proofErr w:type="gramStart"/>
+      <w:r>
+        <w:rPr>
+          <w:highlight w:val="green"/>
+        </w:rPr>
+        <w:t>patient.Discharge</w:t>
+      </w:r>
+      <w:proofErr w:type="gramEnd"/>
+      <w:r>
+        <w:rPr>
+          <w:highlight w:val="green"/>
+        </w:rPr>
+        <w:t>_x0020_Date</w:t>
+      </w:r>
+      <w:proofErr w:type="gramStart"/>
+      <w:r>
+        <w:rPr>
+          <w:highlight w:val="green"/>
+        </w:rPr>
+        <w:t>)}&lt;</w:t>
+      </w:r>
+      <w:proofErr w:type="gramEnd"/>
+      <w:r>
+        <w:rPr>
+          <w:highlight w:val="green"/>
+        </w:rPr>
+        <w:t>/span&gt;</w:t>
       </w:r>
     </w:p>
     <w:p>
@@ -4898,46 +7864,134 @@
         <w:rPr>
           <w:highlight w:val="green"/>
         </w:rPr>
-        <w:t>        {patient.Notes &amp;&amp; (</w:t>
-      </w:r>
-    </w:p>
-    <w:p>
-      <w:pPr>
-        <w:rPr>
-          <w:highlight w:val="green"/>
-        </w:rPr>
-      </w:pPr>
-      <w:r>
-        <w:rPr>
-          <w:highlight w:val="green"/>
-        </w:rPr>
-        <w:t>          &lt;div className="clinical-notes"&gt;</w:t>
-      </w:r>
-    </w:p>
-    <w:p>
-      <w:pPr>
-        <w:rPr>
-          <w:highlight w:val="green"/>
-        </w:rPr>
-      </w:pPr>
-      <w:r>
-        <w:rPr>
-          <w:highlight w:val="green"/>
-        </w:rPr>
-        <w:t>            &lt;span className="info-label"&gt;Clinical Notes&lt;/span&gt;</w:t>
-      </w:r>
-    </w:p>
-    <w:p>
-      <w:pPr>
-        <w:rPr>
-          <w:highlight w:val="green"/>
-        </w:rPr>
-      </w:pPr>
-      <w:r>
-        <w:rPr>
-          <w:highlight w:val="green"/>
-        </w:rPr>
-        <w:t>            &lt;p className="notes-text"&gt;{patient.Notes}&lt;/p&gt;</w:t>
+        <w:t>        {</w:t>
+      </w:r>
+      <w:proofErr w:type="spellStart"/>
+      <w:proofErr w:type="gramStart"/>
+      <w:r>
+        <w:rPr>
+          <w:highlight w:val="green"/>
+        </w:rPr>
+        <w:t>patient.Notes</w:t>
+      </w:r>
+      <w:proofErr w:type="spellEnd"/>
+      <w:proofErr w:type="gramEnd"/>
+      <w:r>
+        <w:rPr>
+          <w:highlight w:val="green"/>
+        </w:rPr>
+        <w:t xml:space="preserve"> &amp;&amp; (</w:t>
+      </w:r>
+    </w:p>
+    <w:p>
+      <w:pPr>
+        <w:rPr>
+          <w:highlight w:val="green"/>
+        </w:rPr>
+      </w:pPr>
+      <w:r>
+        <w:rPr>
+          <w:highlight w:val="green"/>
+        </w:rPr>
+        <w:t xml:space="preserve">          &lt;div </w:t>
+      </w:r>
+      <w:proofErr w:type="spellStart"/>
+      <w:r>
+        <w:rPr>
+          <w:highlight w:val="green"/>
+        </w:rPr>
+        <w:t>className</w:t>
+      </w:r>
+      <w:proofErr w:type="spellEnd"/>
+      <w:r>
+        <w:rPr>
+          <w:highlight w:val="green"/>
+        </w:rPr>
+        <w:t>="</w:t>
+      </w:r>
+      <w:proofErr w:type="gramStart"/>
+      <w:r>
+        <w:rPr>
+          <w:highlight w:val="green"/>
+        </w:rPr>
+        <w:t>clinical-notes</w:t>
+      </w:r>
+      <w:proofErr w:type="gramEnd"/>
+      <w:r>
+        <w:rPr>
+          <w:highlight w:val="green"/>
+        </w:rPr>
+        <w:t>"&gt;</w:t>
+      </w:r>
+    </w:p>
+    <w:p>
+      <w:pPr>
+        <w:rPr>
+          <w:highlight w:val="green"/>
+        </w:rPr>
+      </w:pPr>
+      <w:r>
+        <w:rPr>
+          <w:highlight w:val="green"/>
+        </w:rPr>
+        <w:t xml:space="preserve">            &lt;span </w:t>
+      </w:r>
+      <w:proofErr w:type="spellStart"/>
+      <w:r>
+        <w:rPr>
+          <w:highlight w:val="green"/>
+        </w:rPr>
+        <w:t>className</w:t>
+      </w:r>
+      <w:proofErr w:type="spellEnd"/>
+      <w:r>
+        <w:rPr>
+          <w:highlight w:val="green"/>
+        </w:rPr>
+        <w:t>="info-label"&gt;Clinical Notes&lt;/span&gt;</w:t>
+      </w:r>
+    </w:p>
+    <w:p>
+      <w:pPr>
+        <w:rPr>
+          <w:highlight w:val="green"/>
+        </w:rPr>
+      </w:pPr>
+      <w:r>
+        <w:rPr>
+          <w:highlight w:val="green"/>
+        </w:rPr>
+        <w:t xml:space="preserve">            &lt;p </w:t>
+      </w:r>
+      <w:proofErr w:type="spellStart"/>
+      <w:r>
+        <w:rPr>
+          <w:highlight w:val="green"/>
+        </w:rPr>
+        <w:t>className</w:t>
+      </w:r>
+      <w:proofErr w:type="spellEnd"/>
+      <w:r>
+        <w:rPr>
+          <w:highlight w:val="green"/>
+        </w:rPr>
+        <w:t>="notes-text"&gt;{</w:t>
+      </w:r>
+      <w:proofErr w:type="spellStart"/>
+      <w:proofErr w:type="gramStart"/>
+      <w:r>
+        <w:rPr>
+          <w:highlight w:val="green"/>
+        </w:rPr>
+        <w:t>patient.Notes</w:t>
+      </w:r>
+      <w:proofErr w:type="spellEnd"/>
+      <w:proofErr w:type="gramEnd"/>
+      <w:r>
+        <w:rPr>
+          <w:highlight w:val="green"/>
+        </w:rPr>
+        <w:t>}&lt;/p&gt;</w:t>
       </w:r>
     </w:p>
     <w:p>
@@ -5036,105 +8090,375 @@
         <w:rPr>
           <w:highlight w:val="green"/>
         </w:rPr>
-        <w:t>function App() {</w:t>
-      </w:r>
-    </w:p>
-    <w:p>
-      <w:pPr>
-        <w:rPr>
-          <w:highlight w:val="green"/>
-        </w:rPr>
-      </w:pPr>
-      <w:r>
-        <w:rPr>
-          <w:highlight w:val="green"/>
-        </w:rPr>
-        <w:t>  const [patients, setPatients] = useState&lt;PatientTrackerRead[]&gt;([])</w:t>
-      </w:r>
-    </w:p>
-    <w:p>
-      <w:pPr>
-        <w:rPr>
-          <w:highlight w:val="green"/>
-        </w:rPr>
-      </w:pPr>
-      <w:r>
-        <w:rPr>
-          <w:highlight w:val="green"/>
-        </w:rPr>
-        <w:t>  const [loading, setLoading] = useState(true)</w:t>
-      </w:r>
-    </w:p>
-    <w:p>
-      <w:pPr>
-        <w:rPr>
-          <w:highlight w:val="green"/>
-        </w:rPr>
-      </w:pPr>
-      <w:r>
-        <w:rPr>
-          <w:highlight w:val="green"/>
-        </w:rPr>
-        <w:t>  const [error, setError] = useState&lt;string | null&gt;(null)</w:t>
-      </w:r>
-    </w:p>
-    <w:p>
-      <w:pPr>
-        <w:rPr>
-          <w:highlight w:val="green"/>
-        </w:rPr>
-      </w:pPr>
-    </w:p>
-    <w:p>
-      <w:pPr>
-        <w:rPr>
-          <w:highlight w:val="green"/>
-        </w:rPr>
-      </w:pPr>
-      <w:r>
-        <w:rPr>
-          <w:highlight w:val="green"/>
-        </w:rPr>
-        <w:t>  useEffect(() =&gt; {</w:t>
-      </w:r>
-    </w:p>
-    <w:p>
-      <w:pPr>
-        <w:rPr>
-          <w:highlight w:val="green"/>
-        </w:rPr>
-      </w:pPr>
-      <w:r>
-        <w:rPr>
-          <w:highlight w:val="green"/>
-        </w:rPr>
-        <w:t>    PatientTrackerService.getAll()</w:t>
-      </w:r>
-    </w:p>
-    <w:p>
-      <w:pPr>
-        <w:rPr>
-          <w:highlight w:val="green"/>
-        </w:rPr>
-      </w:pPr>
-      <w:r>
-        <w:rPr>
-          <w:highlight w:val="green"/>
-        </w:rPr>
-        <w:t>      .then((result) =&gt; {</w:t>
-      </w:r>
-    </w:p>
-    <w:p>
-      <w:pPr>
-        <w:rPr>
-          <w:highlight w:val="green"/>
-        </w:rPr>
-      </w:pPr>
-      <w:r>
-        <w:rPr>
-          <w:highlight w:val="green"/>
-        </w:rPr>
-        <w:t>        setPatients(result.data ?? [])</w:t>
+        <w:t xml:space="preserve">function </w:t>
+      </w:r>
+      <w:proofErr w:type="gramStart"/>
+      <w:r>
+        <w:rPr>
+          <w:highlight w:val="green"/>
+        </w:rPr>
+        <w:t>App(</w:t>
+      </w:r>
+      <w:proofErr w:type="gramEnd"/>
+      <w:r>
+        <w:rPr>
+          <w:highlight w:val="green"/>
+        </w:rPr>
+        <w:t>) {</w:t>
+      </w:r>
+    </w:p>
+    <w:p>
+      <w:pPr>
+        <w:rPr>
+          <w:highlight w:val="green"/>
+        </w:rPr>
+      </w:pPr>
+      <w:r>
+        <w:rPr>
+          <w:highlight w:val="green"/>
+        </w:rPr>
+        <w:t xml:space="preserve">  </w:t>
+      </w:r>
+      <w:proofErr w:type="spellStart"/>
+      <w:r>
+        <w:rPr>
+          <w:highlight w:val="green"/>
+        </w:rPr>
+        <w:t>const</w:t>
+      </w:r>
+      <w:proofErr w:type="spellEnd"/>
+      <w:r>
+        <w:rPr>
+          <w:highlight w:val="green"/>
+        </w:rPr>
+        <w:t xml:space="preserve"> [patients, </w:t>
+      </w:r>
+      <w:proofErr w:type="spellStart"/>
+      <w:r>
+        <w:rPr>
+          <w:highlight w:val="green"/>
+        </w:rPr>
+        <w:t>setPatients</w:t>
+      </w:r>
+      <w:proofErr w:type="spellEnd"/>
+      <w:r>
+        <w:rPr>
+          <w:highlight w:val="green"/>
+        </w:rPr>
+        <w:t xml:space="preserve">] = </w:t>
+      </w:r>
+      <w:proofErr w:type="spellStart"/>
+      <w:r>
+        <w:rPr>
+          <w:highlight w:val="green"/>
+        </w:rPr>
+        <w:t>useState</w:t>
+      </w:r>
+      <w:proofErr w:type="spellEnd"/>
+      <w:r>
+        <w:rPr>
+          <w:highlight w:val="green"/>
+        </w:rPr>
+        <w:t>&lt;</w:t>
+      </w:r>
+      <w:proofErr w:type="spellStart"/>
+      <w:proofErr w:type="gramStart"/>
+      <w:r>
+        <w:rPr>
+          <w:highlight w:val="green"/>
+        </w:rPr>
+        <w:t>PatientTrackerRead</w:t>
+      </w:r>
+      <w:proofErr w:type="spellEnd"/>
+      <w:r>
+        <w:rPr>
+          <w:highlight w:val="green"/>
+        </w:rPr>
+        <w:t>[</w:t>
+      </w:r>
+      <w:proofErr w:type="gramEnd"/>
+      <w:r>
+        <w:rPr>
+          <w:highlight w:val="green"/>
+        </w:rPr>
+        <w:t>]</w:t>
+      </w:r>
+      <w:proofErr w:type="gramStart"/>
+      <w:r>
+        <w:rPr>
+          <w:highlight w:val="green"/>
+        </w:rPr>
+        <w:t>&gt;(</w:t>
+      </w:r>
+      <w:proofErr w:type="gramEnd"/>
+      <w:r>
+        <w:rPr>
+          <w:highlight w:val="green"/>
+        </w:rPr>
+        <w:t>[])</w:t>
+      </w:r>
+    </w:p>
+    <w:p>
+      <w:pPr>
+        <w:rPr>
+          <w:highlight w:val="green"/>
+        </w:rPr>
+      </w:pPr>
+      <w:r>
+        <w:rPr>
+          <w:highlight w:val="green"/>
+        </w:rPr>
+        <w:t xml:space="preserve">  </w:t>
+      </w:r>
+      <w:proofErr w:type="spellStart"/>
+      <w:r>
+        <w:rPr>
+          <w:highlight w:val="green"/>
+        </w:rPr>
+        <w:t>const</w:t>
+      </w:r>
+      <w:proofErr w:type="spellEnd"/>
+      <w:r>
+        <w:rPr>
+          <w:highlight w:val="green"/>
+        </w:rPr>
+        <w:t xml:space="preserve"> [loading, </w:t>
+      </w:r>
+      <w:proofErr w:type="spellStart"/>
+      <w:r>
+        <w:rPr>
+          <w:highlight w:val="green"/>
+        </w:rPr>
+        <w:t>setLoading</w:t>
+      </w:r>
+      <w:proofErr w:type="spellEnd"/>
+      <w:r>
+        <w:rPr>
+          <w:highlight w:val="green"/>
+        </w:rPr>
+        <w:t xml:space="preserve">] = </w:t>
+      </w:r>
+      <w:proofErr w:type="spellStart"/>
+      <w:r>
+        <w:rPr>
+          <w:highlight w:val="green"/>
+        </w:rPr>
+        <w:t>useState</w:t>
+      </w:r>
+      <w:proofErr w:type="spellEnd"/>
+      <w:r>
+        <w:rPr>
+          <w:highlight w:val="green"/>
+        </w:rPr>
+        <w:t>(true)</w:t>
+      </w:r>
+    </w:p>
+    <w:p>
+      <w:pPr>
+        <w:rPr>
+          <w:highlight w:val="green"/>
+        </w:rPr>
+      </w:pPr>
+      <w:r>
+        <w:rPr>
+          <w:highlight w:val="green"/>
+        </w:rPr>
+        <w:t xml:space="preserve">  </w:t>
+      </w:r>
+      <w:proofErr w:type="spellStart"/>
+      <w:r>
+        <w:rPr>
+          <w:highlight w:val="green"/>
+        </w:rPr>
+        <w:t>const</w:t>
+      </w:r>
+      <w:proofErr w:type="spellEnd"/>
+      <w:r>
+        <w:rPr>
+          <w:highlight w:val="green"/>
+        </w:rPr>
+        <w:t xml:space="preserve"> [error, </w:t>
+      </w:r>
+      <w:proofErr w:type="spellStart"/>
+      <w:r>
+        <w:rPr>
+          <w:highlight w:val="green"/>
+        </w:rPr>
+        <w:t>setError</w:t>
+      </w:r>
+      <w:proofErr w:type="spellEnd"/>
+      <w:r>
+        <w:rPr>
+          <w:highlight w:val="green"/>
+        </w:rPr>
+        <w:t xml:space="preserve">] = </w:t>
+      </w:r>
+      <w:proofErr w:type="spellStart"/>
+      <w:r>
+        <w:rPr>
+          <w:highlight w:val="green"/>
+        </w:rPr>
+        <w:t>useState</w:t>
+      </w:r>
+      <w:proofErr w:type="spellEnd"/>
+      <w:r>
+        <w:rPr>
+          <w:highlight w:val="green"/>
+        </w:rPr>
+        <w:t>&lt;string | null&gt;(null)</w:t>
+      </w:r>
+    </w:p>
+    <w:p>
+      <w:pPr>
+        <w:rPr>
+          <w:highlight w:val="green"/>
+        </w:rPr>
+      </w:pPr>
+    </w:p>
+    <w:p>
+      <w:pPr>
+        <w:rPr>
+          <w:highlight w:val="green"/>
+        </w:rPr>
+      </w:pPr>
+      <w:r>
+        <w:rPr>
+          <w:highlight w:val="green"/>
+        </w:rPr>
+        <w:t xml:space="preserve">  </w:t>
+      </w:r>
+      <w:proofErr w:type="spellStart"/>
+      <w:proofErr w:type="gramStart"/>
+      <w:r>
+        <w:rPr>
+          <w:highlight w:val="green"/>
+        </w:rPr>
+        <w:t>useEffect</w:t>
+      </w:r>
+      <w:proofErr w:type="spellEnd"/>
+      <w:r>
+        <w:rPr>
+          <w:highlight w:val="green"/>
+        </w:rPr>
+        <w:t>(</w:t>
+      </w:r>
+      <w:proofErr w:type="gramEnd"/>
+      <w:r>
+        <w:rPr>
+          <w:highlight w:val="green"/>
+        </w:rPr>
+        <w:t>() =&gt; {</w:t>
+      </w:r>
+    </w:p>
+    <w:p>
+      <w:pPr>
+        <w:rPr>
+          <w:highlight w:val="green"/>
+        </w:rPr>
+      </w:pPr>
+      <w:r>
+        <w:rPr>
+          <w:highlight w:val="green"/>
+        </w:rPr>
+        <w:t xml:space="preserve">    </w:t>
+      </w:r>
+      <w:proofErr w:type="spellStart"/>
+      <w:r>
+        <w:rPr>
+          <w:highlight w:val="green"/>
+        </w:rPr>
+        <w:t>PatientTrackerService.getAll</w:t>
+      </w:r>
+      <w:proofErr w:type="spellEnd"/>
+      <w:r>
+        <w:rPr>
+          <w:highlight w:val="green"/>
+        </w:rPr>
+        <w:t>()</w:t>
+      </w:r>
+    </w:p>
+    <w:p>
+      <w:pPr>
+        <w:rPr>
+          <w:highlight w:val="green"/>
+        </w:rPr>
+      </w:pPr>
+      <w:r>
+        <w:rPr>
+          <w:highlight w:val="green"/>
+        </w:rPr>
+        <w:t xml:space="preserve">      </w:t>
+      </w:r>
+      <w:proofErr w:type="gramStart"/>
+      <w:r>
+        <w:rPr>
+          <w:highlight w:val="green"/>
+        </w:rPr>
+        <w:t>.then</w:t>
+      </w:r>
+      <w:proofErr w:type="gramEnd"/>
+      <w:r>
+        <w:rPr>
+          <w:highlight w:val="green"/>
+        </w:rPr>
+        <w:t>((result) =&gt; {</w:t>
+      </w:r>
+    </w:p>
+    <w:p>
+      <w:pPr>
+        <w:rPr>
+          <w:highlight w:val="green"/>
+        </w:rPr>
+      </w:pPr>
+      <w:r>
+        <w:rPr>
+          <w:highlight w:val="green"/>
+        </w:rPr>
+        <w:t xml:space="preserve">        </w:t>
+      </w:r>
+      <w:proofErr w:type="spellStart"/>
+      <w:proofErr w:type="gramStart"/>
+      <w:r>
+        <w:rPr>
+          <w:highlight w:val="green"/>
+        </w:rPr>
+        <w:t>setPatients</w:t>
+      </w:r>
+      <w:proofErr w:type="spellEnd"/>
+      <w:r>
+        <w:rPr>
+          <w:highlight w:val="green"/>
+        </w:rPr>
+        <w:t>(</w:t>
+      </w:r>
+      <w:proofErr w:type="spellStart"/>
+      <w:proofErr w:type="gramEnd"/>
+      <w:r>
+        <w:rPr>
+          <w:highlight w:val="green"/>
+        </w:rPr>
+        <w:t>result.</w:t>
+      </w:r>
+      <w:proofErr w:type="gramStart"/>
+      <w:r>
+        <w:rPr>
+          <w:highlight w:val="green"/>
+        </w:rPr>
+        <w:t>data</w:t>
+      </w:r>
+      <w:proofErr w:type="spellEnd"/>
+      <w:r>
+        <w:rPr>
+          <w:highlight w:val="green"/>
+        </w:rPr>
+        <w:t xml:space="preserve"> ??</w:t>
+      </w:r>
+      <w:proofErr w:type="gramEnd"/>
+      <w:r>
+        <w:rPr>
+          <w:highlight w:val="green"/>
+        </w:rPr>
+        <w:t xml:space="preserve"> [])</w:t>
       </w:r>
     </w:p>
     <w:p>
@@ -5160,20 +8484,70 @@
         <w:rPr>
           <w:highlight w:val="green"/>
         </w:rPr>
-        <w:t>      .catch((err) =&gt; {</w:t>
-      </w:r>
-    </w:p>
-    <w:p>
-      <w:pPr>
-        <w:rPr>
-          <w:highlight w:val="green"/>
-        </w:rPr>
-      </w:pPr>
-      <w:r>
-        <w:rPr>
-          <w:highlight w:val="green"/>
-        </w:rPr>
-        <w:t>        setError(err?.message ?? 'Failed to load patient data.')</w:t>
+        <w:t xml:space="preserve">      </w:t>
+      </w:r>
+      <w:proofErr w:type="gramStart"/>
+      <w:r>
+        <w:rPr>
+          <w:highlight w:val="green"/>
+        </w:rPr>
+        <w:t>.catch</w:t>
+      </w:r>
+      <w:proofErr w:type="gramEnd"/>
+      <w:r>
+        <w:rPr>
+          <w:highlight w:val="green"/>
+        </w:rPr>
+        <w:t>((err) =&gt; {</w:t>
+      </w:r>
+    </w:p>
+    <w:p>
+      <w:pPr>
+        <w:rPr>
+          <w:highlight w:val="green"/>
+        </w:rPr>
+      </w:pPr>
+      <w:r>
+        <w:rPr>
+          <w:highlight w:val="green"/>
+        </w:rPr>
+        <w:t xml:space="preserve">        </w:t>
+      </w:r>
+      <w:proofErr w:type="spellStart"/>
+      <w:proofErr w:type="gramStart"/>
+      <w:r>
+        <w:rPr>
+          <w:highlight w:val="green"/>
+        </w:rPr>
+        <w:t>setError</w:t>
+      </w:r>
+      <w:proofErr w:type="spellEnd"/>
+      <w:r>
+        <w:rPr>
+          <w:highlight w:val="green"/>
+        </w:rPr>
+        <w:t>(</w:t>
+      </w:r>
+      <w:proofErr w:type="spellStart"/>
+      <w:r>
+        <w:rPr>
+          <w:highlight w:val="green"/>
+        </w:rPr>
+        <w:t>err?.message</w:t>
+      </w:r>
+      <w:proofErr w:type="spellEnd"/>
+      <w:r>
+        <w:rPr>
+          <w:highlight w:val="green"/>
+        </w:rPr>
+        <w:t xml:space="preserve"> ??</w:t>
+      </w:r>
+      <w:proofErr w:type="gramEnd"/>
+      <w:r>
+        <w:rPr>
+          <w:highlight w:val="green"/>
+        </w:rPr>
+        <w:t xml:space="preserve"> 'Failed to load patient data.')</w:t>
       </w:r>
     </w:p>
     <w:p>
@@ -5199,20 +8573,48 @@
         <w:rPr>
           <w:highlight w:val="green"/>
         </w:rPr>
-        <w:t>      .finally(() =&gt; {</w:t>
-      </w:r>
-    </w:p>
-    <w:p>
-      <w:pPr>
-        <w:rPr>
-          <w:highlight w:val="green"/>
-        </w:rPr>
-      </w:pPr>
-      <w:r>
-        <w:rPr>
-          <w:highlight w:val="green"/>
-        </w:rPr>
-        <w:t>        setLoading(false)</w:t>
+        <w:t xml:space="preserve">      </w:t>
+      </w:r>
+      <w:proofErr w:type="gramStart"/>
+      <w:r>
+        <w:rPr>
+          <w:highlight w:val="green"/>
+        </w:rPr>
+        <w:t>.finally</w:t>
+      </w:r>
+      <w:proofErr w:type="gramEnd"/>
+      <w:r>
+        <w:rPr>
+          <w:highlight w:val="green"/>
+        </w:rPr>
+        <w:t>(() =&gt; {</w:t>
+      </w:r>
+    </w:p>
+    <w:p>
+      <w:pPr>
+        <w:rPr>
+          <w:highlight w:val="green"/>
+        </w:rPr>
+      </w:pPr>
+      <w:r>
+        <w:rPr>
+          <w:highlight w:val="green"/>
+        </w:rPr>
+        <w:t xml:space="preserve">        </w:t>
+      </w:r>
+      <w:proofErr w:type="spellStart"/>
+      <w:r>
+        <w:rPr>
+          <w:highlight w:val="green"/>
+        </w:rPr>
+        <w:t>setLoading</w:t>
+      </w:r>
+      <w:proofErr w:type="spellEnd"/>
+      <w:r>
+        <w:rPr>
+          <w:highlight w:val="green"/>
+        </w:rPr>
+        <w:t>(false)</w:t>
       </w:r>
     </w:p>
     <w:p>
@@ -5271,46 +8673,224 @@
         <w:rPr>
           <w:highlight w:val="green"/>
         </w:rPr>
-        <w:t>    &lt;div className="app-container"&gt;</w:t>
-      </w:r>
-    </w:p>
-    <w:p>
-      <w:pPr>
-        <w:rPr>
-          <w:highlight w:val="green"/>
-        </w:rPr>
-      </w:pPr>
-      <w:r>
-        <w:rPr>
-          <w:highlight w:val="green"/>
-        </w:rPr>
-        <w:t>      &lt;header className="app-header"&gt;</w:t>
-      </w:r>
-    </w:p>
-    <w:p>
-      <w:pPr>
-        <w:rPr>
-          <w:highlight w:val="green"/>
-        </w:rPr>
-      </w:pPr>
-      <w:r>
-        <w:rPr>
-          <w:highlight w:val="green"/>
-        </w:rPr>
-        <w:t>        &lt;h1 className="app-title"&gt;Patient Tracker&lt;/h1&gt;</w:t>
-      </w:r>
-    </w:p>
-    <w:p>
-      <w:pPr>
-        <w:rPr>
-          <w:highlight w:val="green"/>
-        </w:rPr>
-      </w:pPr>
-      <w:r>
-        <w:rPr>
-          <w:highlight w:val="green"/>
-        </w:rPr>
-        <w:t>        &lt;p className="app-subtitle"&gt;{!loading &amp;&amp; !error ? `${patients.length} patient${patients.length !== 1 ? 's' : ''}` : ''}&lt;/p&gt;</w:t>
+        <w:t xml:space="preserve">    &lt;div </w:t>
+      </w:r>
+      <w:proofErr w:type="spellStart"/>
+      <w:r>
+        <w:rPr>
+          <w:highlight w:val="green"/>
+        </w:rPr>
+        <w:t>className</w:t>
+      </w:r>
+      <w:proofErr w:type="spellEnd"/>
+      <w:r>
+        <w:rPr>
+          <w:highlight w:val="green"/>
+        </w:rPr>
+        <w:t>="app-container"&gt;</w:t>
+      </w:r>
+    </w:p>
+    <w:p>
+      <w:pPr>
+        <w:rPr>
+          <w:highlight w:val="green"/>
+        </w:rPr>
+      </w:pPr>
+      <w:r>
+        <w:rPr>
+          <w:highlight w:val="green"/>
+        </w:rPr>
+        <w:t xml:space="preserve">      &lt;header </w:t>
+      </w:r>
+      <w:proofErr w:type="spellStart"/>
+      <w:r>
+        <w:rPr>
+          <w:highlight w:val="green"/>
+        </w:rPr>
+        <w:t>className</w:t>
+      </w:r>
+      <w:proofErr w:type="spellEnd"/>
+      <w:r>
+        <w:rPr>
+          <w:highlight w:val="green"/>
+        </w:rPr>
+        <w:t>="app-header"&gt;</w:t>
+      </w:r>
+    </w:p>
+    <w:p>
+      <w:pPr>
+        <w:rPr>
+          <w:highlight w:val="green"/>
+        </w:rPr>
+      </w:pPr>
+      <w:r>
+        <w:rPr>
+          <w:highlight w:val="green"/>
+        </w:rPr>
+        <w:t xml:space="preserve">        &lt;h1 </w:t>
+      </w:r>
+      <w:proofErr w:type="spellStart"/>
+      <w:r>
+        <w:rPr>
+          <w:highlight w:val="green"/>
+        </w:rPr>
+        <w:t>className</w:t>
+      </w:r>
+      <w:proofErr w:type="spellEnd"/>
+      <w:r>
+        <w:rPr>
+          <w:highlight w:val="green"/>
+        </w:rPr>
+        <w:t>="app-title"&gt;Patient Tracker&lt;/h1&gt;</w:t>
+      </w:r>
+    </w:p>
+    <w:p>
+      <w:pPr>
+        <w:rPr>
+          <w:highlight w:val="green"/>
+        </w:rPr>
+      </w:pPr>
+      <w:r>
+        <w:rPr>
+          <w:highlight w:val="green"/>
+        </w:rPr>
+        <w:t xml:space="preserve">        &lt;p </w:t>
+      </w:r>
+      <w:proofErr w:type="spellStart"/>
+      <w:r>
+        <w:rPr>
+          <w:highlight w:val="green"/>
+        </w:rPr>
+        <w:t>className</w:t>
+      </w:r>
+      <w:proofErr w:type="spellEnd"/>
+      <w:r>
+        <w:rPr>
+          <w:highlight w:val="green"/>
+        </w:rPr>
+        <w:t>="app-subtitle"</w:t>
+      </w:r>
+      <w:proofErr w:type="gramStart"/>
+      <w:r>
+        <w:rPr>
+          <w:highlight w:val="green"/>
+        </w:rPr>
+        <w:t>&gt;{</w:t>
+      </w:r>
+      <w:proofErr w:type="gramEnd"/>
+      <w:r>
+        <w:rPr>
+          <w:highlight w:val="green"/>
+        </w:rPr>
+        <w:t>!loading &amp;</w:t>
+      </w:r>
+      <w:proofErr w:type="gramStart"/>
+      <w:r>
+        <w:rPr>
+          <w:highlight w:val="green"/>
+        </w:rPr>
+        <w:t>&amp; !error</w:t>
+      </w:r>
+      <w:proofErr w:type="gramEnd"/>
+      <w:r>
+        <w:rPr>
+          <w:highlight w:val="green"/>
+        </w:rPr>
+        <w:t xml:space="preserve"> ? `${</w:t>
+      </w:r>
+      <w:proofErr w:type="spellStart"/>
+      <w:proofErr w:type="gramStart"/>
+      <w:r>
+        <w:rPr>
+          <w:highlight w:val="green"/>
+        </w:rPr>
+        <w:t>patients.length</w:t>
+      </w:r>
+      <w:proofErr w:type="spellEnd"/>
+      <w:proofErr w:type="gramEnd"/>
+      <w:r>
+        <w:rPr>
+          <w:highlight w:val="green"/>
+        </w:rPr>
+        <w:t>} patient${</w:t>
+      </w:r>
+      <w:proofErr w:type="spellStart"/>
+      <w:proofErr w:type="gramStart"/>
+      <w:r>
+        <w:rPr>
+          <w:highlight w:val="green"/>
+        </w:rPr>
+        <w:t>patients.length</w:t>
+      </w:r>
+      <w:proofErr w:type="spellEnd"/>
+      <w:r>
+        <w:rPr>
+          <w:highlight w:val="green"/>
+        </w:rPr>
+        <w:t xml:space="preserve"> !=</w:t>
+      </w:r>
+      <w:proofErr w:type="gramEnd"/>
+      <w:r>
+        <w:rPr>
+          <w:highlight w:val="green"/>
+        </w:rPr>
+        <w:t xml:space="preserve">= </w:t>
+      </w:r>
+      <w:proofErr w:type="gramStart"/>
+      <w:r>
+        <w:rPr>
+          <w:highlight w:val="green"/>
+        </w:rPr>
+        <w:t>1 ?</w:t>
+      </w:r>
+      <w:proofErr w:type="gramEnd"/>
+      <w:r>
+        <w:rPr>
+          <w:highlight w:val="green"/>
+        </w:rPr>
+        <w:t xml:space="preserve"> 's</w:t>
+      </w:r>
+      <w:proofErr w:type="gramStart"/>
+      <w:r>
+        <w:rPr>
+          <w:highlight w:val="green"/>
+        </w:rPr>
+        <w:t>' :</w:t>
+      </w:r>
+      <w:proofErr w:type="gramEnd"/>
+      <w:r>
+        <w:rPr>
+          <w:highlight w:val="green"/>
+        </w:rPr>
+        <w:t xml:space="preserve"> '</w:t>
+      </w:r>
+      <w:proofErr w:type="gramStart"/>
+      <w:r>
+        <w:rPr>
+          <w:highlight w:val="green"/>
+        </w:rPr>
+        <w:t>'}`</w:t>
+      </w:r>
+      <w:proofErr w:type="gramEnd"/>
+      <w:r>
+        <w:rPr>
+          <w:highlight w:val="green"/>
+        </w:rPr>
+        <w:t xml:space="preserve"> : '</w:t>
+      </w:r>
+      <w:proofErr w:type="gramStart"/>
+      <w:r>
+        <w:rPr>
+          <w:highlight w:val="green"/>
+        </w:rPr>
+        <w:t>'}&lt;</w:t>
+      </w:r>
+      <w:proofErr w:type="gramEnd"/>
+      <w:r>
+        <w:rPr>
+          <w:highlight w:val="green"/>
+        </w:rPr>
+        <w:t>/p&gt;</w:t>
       </w:r>
     </w:p>
     <w:p>
@@ -5357,20 +8937,48 @@
           <w:highlight w:val="green"/>
         </w:rPr>
         <w:lastRenderedPageBreak/>
-        <w:t>        &lt;div className="state-message"&gt;</w:t>
-      </w:r>
-    </w:p>
-    <w:p>
-      <w:pPr>
-        <w:rPr>
-          <w:highlight w:val="green"/>
-        </w:rPr>
-      </w:pPr>
-      <w:r>
-        <w:rPr>
-          <w:highlight w:val="green"/>
-        </w:rPr>
-        <w:t>          &lt;div className="spinner" /&gt;</w:t>
+        <w:t xml:space="preserve">        &lt;div </w:t>
+      </w:r>
+      <w:proofErr w:type="spellStart"/>
+      <w:r>
+        <w:rPr>
+          <w:highlight w:val="green"/>
+        </w:rPr>
+        <w:t>className</w:t>
+      </w:r>
+      <w:proofErr w:type="spellEnd"/>
+      <w:r>
+        <w:rPr>
+          <w:highlight w:val="green"/>
+        </w:rPr>
+        <w:t>="state-message"&gt;</w:t>
+      </w:r>
+    </w:p>
+    <w:p>
+      <w:pPr>
+        <w:rPr>
+          <w:highlight w:val="green"/>
+        </w:rPr>
+      </w:pPr>
+      <w:r>
+        <w:rPr>
+          <w:highlight w:val="green"/>
+        </w:rPr>
+        <w:t xml:space="preserve">          &lt;div </w:t>
+      </w:r>
+      <w:proofErr w:type="spellStart"/>
+      <w:r>
+        <w:rPr>
+          <w:highlight w:val="green"/>
+        </w:rPr>
+        <w:t>className</w:t>
+      </w:r>
+      <w:proofErr w:type="spellEnd"/>
+      <w:r>
+        <w:rPr>
+          <w:highlight w:val="green"/>
+        </w:rPr>
+        <w:t>="spinner" /&gt;</w:t>
       </w:r>
     </w:p>
     <w:p>
@@ -5442,7 +9050,21 @@
         <w:rPr>
           <w:highlight w:val="green"/>
         </w:rPr>
-        <w:t>        &lt;div className="state-message error"&gt;</w:t>
+        <w:t xml:space="preserve">        &lt;div </w:t>
+      </w:r>
+      <w:proofErr w:type="spellStart"/>
+      <w:r>
+        <w:rPr>
+          <w:highlight w:val="green"/>
+        </w:rPr>
+        <w:t>className</w:t>
+      </w:r>
+      <w:proofErr w:type="spellEnd"/>
+      <w:r>
+        <w:rPr>
+          <w:highlight w:val="green"/>
+        </w:rPr>
+        <w:t>="state-message error"&gt;</w:t>
       </w:r>
     </w:p>
     <w:p>
@@ -5501,33 +9123,105 @@
         <w:rPr>
           <w:highlight w:val="green"/>
         </w:rPr>
-        <w:t>      {!loading &amp;&amp; !error &amp;&amp; patients.length === 0 &amp;&amp; (</w:t>
-      </w:r>
-    </w:p>
-    <w:p>
-      <w:pPr>
-        <w:rPr>
-          <w:highlight w:val="green"/>
-        </w:rPr>
-      </w:pPr>
-      <w:r>
-        <w:rPr>
-          <w:highlight w:val="green"/>
-        </w:rPr>
-        <w:t>        &lt;div className="state-message"&gt;</w:t>
-      </w:r>
-    </w:p>
-    <w:p>
-      <w:pPr>
-        <w:rPr>
-          <w:highlight w:val="green"/>
-        </w:rPr>
-      </w:pPr>
-      <w:r>
-        <w:rPr>
-          <w:highlight w:val="green"/>
-        </w:rPr>
-        <w:t>          &lt;p&gt;No patients found.&lt;/p&gt;</w:t>
+        <w:t xml:space="preserve">      </w:t>
+      </w:r>
+      <w:proofErr w:type="gramStart"/>
+      <w:r>
+        <w:rPr>
+          <w:highlight w:val="green"/>
+        </w:rPr>
+        <w:t>{!loading</w:t>
+      </w:r>
+      <w:proofErr w:type="gramEnd"/>
+      <w:r>
+        <w:rPr>
+          <w:highlight w:val="green"/>
+        </w:rPr>
+        <w:t xml:space="preserve"> &amp;</w:t>
+      </w:r>
+      <w:proofErr w:type="gramStart"/>
+      <w:r>
+        <w:rPr>
+          <w:highlight w:val="green"/>
+        </w:rPr>
+        <w:t>&amp; !error</w:t>
+      </w:r>
+      <w:proofErr w:type="gramEnd"/>
+      <w:r>
+        <w:rPr>
+          <w:highlight w:val="green"/>
+        </w:rPr>
+        <w:t xml:space="preserve"> &amp;&amp; </w:t>
+      </w:r>
+      <w:proofErr w:type="spellStart"/>
+      <w:proofErr w:type="gramStart"/>
+      <w:r>
+        <w:rPr>
+          <w:highlight w:val="green"/>
+        </w:rPr>
+        <w:t>patients.length</w:t>
+      </w:r>
+      <w:proofErr w:type="spellEnd"/>
+      <w:proofErr w:type="gramEnd"/>
+      <w:r>
+        <w:rPr>
+          <w:highlight w:val="green"/>
+        </w:rPr>
+        <w:t xml:space="preserve"> === 0 &amp;&amp; (</w:t>
+      </w:r>
+    </w:p>
+    <w:p>
+      <w:pPr>
+        <w:rPr>
+          <w:highlight w:val="green"/>
+        </w:rPr>
+      </w:pPr>
+      <w:r>
+        <w:rPr>
+          <w:highlight w:val="green"/>
+        </w:rPr>
+        <w:t xml:space="preserve">        &lt;div </w:t>
+      </w:r>
+      <w:proofErr w:type="spellStart"/>
+      <w:r>
+        <w:rPr>
+          <w:highlight w:val="green"/>
+        </w:rPr>
+        <w:t>className</w:t>
+      </w:r>
+      <w:proofErr w:type="spellEnd"/>
+      <w:r>
+        <w:rPr>
+          <w:highlight w:val="green"/>
+        </w:rPr>
+        <w:t>="state-message"&gt;</w:t>
+      </w:r>
+    </w:p>
+    <w:p>
+      <w:pPr>
+        <w:rPr>
+          <w:highlight w:val="green"/>
+        </w:rPr>
+      </w:pPr>
+      <w:r>
+        <w:rPr>
+          <w:highlight w:val="green"/>
+        </w:rPr>
+        <w:t xml:space="preserve">          &lt;p&gt;No patients </w:t>
+      </w:r>
+      <w:proofErr w:type="gramStart"/>
+      <w:r>
+        <w:rPr>
+          <w:highlight w:val="green"/>
+        </w:rPr>
+        <w:t>found.&lt;</w:t>
+      </w:r>
+      <w:proofErr w:type="gramEnd"/>
+      <w:r>
+        <w:rPr>
+          <w:highlight w:val="green"/>
+        </w:rPr>
+        <w:t>/p&gt;</w:t>
       </w:r>
     </w:p>
     <w:p>
@@ -5573,46 +9267,146 @@
         <w:rPr>
           <w:highlight w:val="green"/>
         </w:rPr>
-        <w:t>      {!loading &amp;&amp; !error &amp;&amp; patients.length &gt; 0 &amp;&amp; (</w:t>
-      </w:r>
-    </w:p>
-    <w:p>
-      <w:pPr>
-        <w:rPr>
-          <w:highlight w:val="green"/>
-        </w:rPr>
-      </w:pPr>
-      <w:r>
-        <w:rPr>
-          <w:highlight w:val="green"/>
-        </w:rPr>
-        <w:t>        &lt;div className="cards-grid"&gt;</w:t>
-      </w:r>
-    </w:p>
-    <w:p>
-      <w:pPr>
-        <w:rPr>
-          <w:highlight w:val="green"/>
-        </w:rPr>
-      </w:pPr>
-      <w:r>
-        <w:rPr>
-          <w:highlight w:val="green"/>
-        </w:rPr>
-        <w:t>          {patients.map((patient) =&gt; (</w:t>
-      </w:r>
-    </w:p>
-    <w:p>
-      <w:pPr>
-        <w:rPr>
-          <w:highlight w:val="green"/>
-        </w:rPr>
-      </w:pPr>
-      <w:r>
-        <w:rPr>
-          <w:highlight w:val="green"/>
-        </w:rPr>
-        <w:t>            &lt;PatientCard key={patient.ID ?? patient['{Identifier}']} patient={patient} /&gt;</w:t>
+        <w:t xml:space="preserve">      </w:t>
+      </w:r>
+      <w:proofErr w:type="gramStart"/>
+      <w:r>
+        <w:rPr>
+          <w:highlight w:val="green"/>
+        </w:rPr>
+        <w:t>{!loading</w:t>
+      </w:r>
+      <w:proofErr w:type="gramEnd"/>
+      <w:r>
+        <w:rPr>
+          <w:highlight w:val="green"/>
+        </w:rPr>
+        <w:t xml:space="preserve"> &amp;</w:t>
+      </w:r>
+      <w:proofErr w:type="gramStart"/>
+      <w:r>
+        <w:rPr>
+          <w:highlight w:val="green"/>
+        </w:rPr>
+        <w:t>&amp; !error</w:t>
+      </w:r>
+      <w:proofErr w:type="gramEnd"/>
+      <w:r>
+        <w:rPr>
+          <w:highlight w:val="green"/>
+        </w:rPr>
+        <w:t xml:space="preserve"> &amp;&amp; </w:t>
+      </w:r>
+      <w:proofErr w:type="spellStart"/>
+      <w:proofErr w:type="gramStart"/>
+      <w:r>
+        <w:rPr>
+          <w:highlight w:val="green"/>
+        </w:rPr>
+        <w:t>patients.length</w:t>
+      </w:r>
+      <w:proofErr w:type="spellEnd"/>
+      <w:proofErr w:type="gramEnd"/>
+      <w:r>
+        <w:rPr>
+          <w:highlight w:val="green"/>
+        </w:rPr>
+        <w:t xml:space="preserve"> &gt; 0 &amp;&amp; (</w:t>
+      </w:r>
+    </w:p>
+    <w:p>
+      <w:pPr>
+        <w:rPr>
+          <w:highlight w:val="green"/>
+        </w:rPr>
+      </w:pPr>
+      <w:r>
+        <w:rPr>
+          <w:highlight w:val="green"/>
+        </w:rPr>
+        <w:t xml:space="preserve">        &lt;div </w:t>
+      </w:r>
+      <w:proofErr w:type="spellStart"/>
+      <w:r>
+        <w:rPr>
+          <w:highlight w:val="green"/>
+        </w:rPr>
+        <w:t>className</w:t>
+      </w:r>
+      <w:proofErr w:type="spellEnd"/>
+      <w:r>
+        <w:rPr>
+          <w:highlight w:val="green"/>
+        </w:rPr>
+        <w:t>="cards-grid"&gt;</w:t>
+      </w:r>
+    </w:p>
+    <w:p>
+      <w:pPr>
+        <w:rPr>
+          <w:highlight w:val="green"/>
+        </w:rPr>
+      </w:pPr>
+      <w:r>
+        <w:rPr>
+          <w:highlight w:val="green"/>
+        </w:rPr>
+        <w:t>          {</w:t>
+      </w:r>
+      <w:proofErr w:type="spellStart"/>
+      <w:r>
+        <w:rPr>
+          <w:highlight w:val="green"/>
+        </w:rPr>
+        <w:t>patients.map</w:t>
+      </w:r>
+      <w:proofErr w:type="spellEnd"/>
+      <w:r>
+        <w:rPr>
+          <w:highlight w:val="green"/>
+        </w:rPr>
+        <w:t>((patient) =&gt; (</w:t>
+      </w:r>
+    </w:p>
+    <w:p>
+      <w:pPr>
+        <w:rPr>
+          <w:highlight w:val="green"/>
+        </w:rPr>
+      </w:pPr>
+      <w:r>
+        <w:rPr>
+          <w:highlight w:val="green"/>
+        </w:rPr>
+        <w:t>            &lt;</w:t>
+      </w:r>
+      <w:proofErr w:type="spellStart"/>
+      <w:r>
+        <w:rPr>
+          <w:highlight w:val="green"/>
+        </w:rPr>
+        <w:t>PatientCard</w:t>
+      </w:r>
+      <w:proofErr w:type="spellEnd"/>
+      <w:r>
+        <w:rPr>
+          <w:highlight w:val="green"/>
+        </w:rPr>
+        <w:t xml:space="preserve"> key</w:t>
+      </w:r>
+      <w:proofErr w:type="gramStart"/>
+      <w:r>
+        <w:rPr>
+          <w:highlight w:val="green"/>
+        </w:rPr>
+        <w:t>={</w:t>
+      </w:r>
+      <w:proofErr w:type="gramEnd"/>
+      <w:r>
+        <w:rPr>
+          <w:highlight w:val="green"/>
+        </w:rPr>
+        <w:t>patient.ID ?? patient['{Identifier}']} patient={patient} /&gt;</w:t>
       </w:r>
     </w:p>
     <w:p>
@@ -5742,7 +9536,15 @@
         <w:t xml:space="preserve"> </w:t>
       </w:r>
       <w:r>
-        <w:t>in new browser and list all patient information.</w:t>
+        <w:t xml:space="preserve">in new browser and </w:t>
+      </w:r>
+      <w:proofErr w:type="gramStart"/>
+      <w:r>
+        <w:t>list</w:t>
+      </w:r>
+      <w:proofErr w:type="gramEnd"/>
+      <w:r>
+        <w:t xml:space="preserve"> all patient information.</w:t>
       </w:r>
     </w:p>
     <w:p>
